--- a/A.4.12.docx
+++ b/A.4.12.docx
@@ -7,7 +7,6 @@
         <w:pStyle w:val="Rubrik3"/>
       </w:pPr>
       <w:bookmarkStart w:id="0" w:name="_Toc114820859"/>
-      <w:proofErr w:type="spellStart"/>
       <w:r>
         <w:t>A.4</w:t>
       </w:r>
@@ -17,7 +16,6 @@
       <w:r>
         <w:t>2</w:t>
       </w:r>
-      <w:proofErr w:type="spellEnd"/>
       <w:r>
         <w:tab/>
         <w:t xml:space="preserve">SMS/CBS 7-bit </w:t>
@@ -30,16 +28,11 @@
       </w:r>
       <w:bookmarkEnd w:id="0"/>
       <w:r>
-        <w:t xml:space="preserve"> (</w:t>
-      </w:r>
-      <w:proofErr w:type="spellStart"/>
-      <w:r>
-        <w:t>0x1</w:t>
+        <w:t xml:space="preserve"> (0x1</w:t>
       </w:r>
       <w:r>
         <w:t>2</w:t>
       </w:r>
-      <w:proofErr w:type="spellEnd"/>
       <w:r>
         <w:t>)</w:t>
       </w:r>
@@ -48,22 +41,12 @@
       <w:pPr>
         <w:pStyle w:val="Rubrik4"/>
       </w:pPr>
-      <w:proofErr w:type="spellStart"/>
       <w:r>
         <w:t>A.4.12.1</w:t>
       </w:r>
-      <w:proofErr w:type="spellEnd"/>
       <w:r>
         <w:tab/>
-        <w:t>SMS/CBS 7-bit Hebrew Alphabet (</w:t>
-      </w:r>
-      <w:proofErr w:type="spellStart"/>
-      <w:r>
-        <w:t>0x12</w:t>
-      </w:r>
-      <w:proofErr w:type="spellEnd"/>
-      <w:r>
-        <w:t>) base table</w:t>
+        <w:t>SMS/CBS 7-bit Hebrew Alphabet (0x12) base table</w:t>
       </w:r>
     </w:p>
     <w:tbl>
@@ -73,19 +56,19 @@
         <w:tblLook w:val="0000" w:firstRow="0" w:lastRow="0" w:firstColumn="0" w:lastColumn="0" w:noHBand="0" w:noVBand="0"/>
       </w:tblPr>
       <w:tblGrid>
-        <w:gridCol w:w="574"/>
-        <w:gridCol w:w="574"/>
-        <w:gridCol w:w="574"/>
-        <w:gridCol w:w="574"/>
+        <w:gridCol w:w="576"/>
+        <w:gridCol w:w="576"/>
         <w:gridCol w:w="575"/>
-        <w:gridCol w:w="779"/>
-        <w:gridCol w:w="779"/>
-        <w:gridCol w:w="779"/>
-        <w:gridCol w:w="754"/>
-        <w:gridCol w:w="791"/>
+        <w:gridCol w:w="575"/>
+        <w:gridCol w:w="575"/>
+        <w:gridCol w:w="780"/>
+        <w:gridCol w:w="780"/>
+        <w:gridCol w:w="780"/>
+        <w:gridCol w:w="755"/>
+        <w:gridCol w:w="792"/>
+        <w:gridCol w:w="767"/>
         <w:gridCol w:w="766"/>
-        <w:gridCol w:w="754"/>
-        <w:gridCol w:w="791"/>
+        <w:gridCol w:w="767"/>
       </w:tblGrid>
       <w:tr>
         <w:trPr>
@@ -178,7 +161,6 @@
                 <w:sz w:val="24"/>
               </w:rPr>
             </w:pPr>
-            <w:proofErr w:type="spellStart"/>
             <w:r>
               <w:rPr>
                 <w:rFonts w:ascii="Courier" w:hAnsi="Courier"/>
@@ -190,7 +172,6 @@
               </w:rPr>
               <w:t>b7</w:t>
             </w:r>
-            <w:proofErr w:type="spellEnd"/>
           </w:p>
         </w:tc>
         <w:tc>
@@ -536,7 +517,6 @@
                 <w:sz w:val="24"/>
               </w:rPr>
             </w:pPr>
-            <w:proofErr w:type="spellStart"/>
             <w:r>
               <w:rPr>
                 <w:rFonts w:ascii="Courier" w:hAnsi="Courier"/>
@@ -548,7 +528,6 @@
               </w:rPr>
               <w:t>b6</w:t>
             </w:r>
-            <w:proofErr w:type="spellEnd"/>
           </w:p>
         </w:tc>
         <w:tc>
@@ -894,7 +873,6 @@
                 <w:sz w:val="24"/>
               </w:rPr>
             </w:pPr>
-            <w:proofErr w:type="spellStart"/>
             <w:r>
               <w:rPr>
                 <w:rFonts w:ascii="Courier" w:hAnsi="Courier"/>
@@ -906,7 +884,6 @@
               </w:rPr>
               <w:t>b5</w:t>
             </w:r>
-            <w:proofErr w:type="spellEnd"/>
           </w:p>
         </w:tc>
         <w:tc>
@@ -1179,7 +1156,6 @@
             </w:pPr>
             <w:bookmarkStart w:id="7" w:name="_MCCTEMPBM_CRPT01490010___4" w:colFirst="0" w:colLast="11"/>
             <w:bookmarkEnd w:id="5"/>
-            <w:proofErr w:type="spellStart"/>
             <w:r>
               <w:rPr>
                 <w:rFonts w:ascii="Courier" w:hAnsi="Courier"/>
@@ -1191,29 +1167,27 @@
               </w:rPr>
               <w:t>b4</w:t>
             </w:r>
-            <w:proofErr w:type="spellEnd"/>
-          </w:p>
-        </w:tc>
-        <w:tc>
-          <w:tcPr>
-            <w:tcW w:w="0" w:type="auto"/>
-            <w:tcBorders>
-              <w:top w:val="single" w:sz="6" w:space="0" w:color="auto"/>
-              <w:left w:val="single" w:sz="6" w:space="0" w:color="auto"/>
-              <w:bottom w:val="single" w:sz="6" w:space="0" w:color="auto"/>
-              <w:right w:val="single" w:sz="6" w:space="0" w:color="auto"/>
-            </w:tcBorders>
-          </w:tcPr>
-          <w:p>
-            <w:pPr>
-              <w:spacing w:before="120" w:line="240" w:lineRule="exact"/>
-              <w:jc w:val="center"/>
-              <w:rPr>
-                <w:rFonts w:ascii="Courier" w:hAnsi="Courier"/>
-                <w:sz w:val="24"/>
-              </w:rPr>
-            </w:pPr>
-            <w:proofErr w:type="spellStart"/>
+          </w:p>
+        </w:tc>
+        <w:tc>
+          <w:tcPr>
+            <w:tcW w:w="0" w:type="auto"/>
+            <w:tcBorders>
+              <w:top w:val="single" w:sz="6" w:space="0" w:color="auto"/>
+              <w:left w:val="single" w:sz="6" w:space="0" w:color="auto"/>
+              <w:bottom w:val="single" w:sz="6" w:space="0" w:color="auto"/>
+              <w:right w:val="single" w:sz="6" w:space="0" w:color="auto"/>
+            </w:tcBorders>
+          </w:tcPr>
+          <w:p>
+            <w:pPr>
+              <w:spacing w:before="120" w:line="240" w:lineRule="exact"/>
+              <w:jc w:val="center"/>
+              <w:rPr>
+                <w:rFonts w:ascii="Courier" w:hAnsi="Courier"/>
+                <w:sz w:val="24"/>
+              </w:rPr>
+            </w:pPr>
             <w:r>
               <w:rPr>
                 <w:rFonts w:ascii="Courier" w:hAnsi="Courier"/>
@@ -1225,29 +1199,27 @@
               </w:rPr>
               <w:t>b3</w:t>
             </w:r>
-            <w:proofErr w:type="spellEnd"/>
-          </w:p>
-        </w:tc>
-        <w:tc>
-          <w:tcPr>
-            <w:tcW w:w="0" w:type="auto"/>
-            <w:tcBorders>
-              <w:top w:val="single" w:sz="6" w:space="0" w:color="auto"/>
-              <w:left w:val="single" w:sz="6" w:space="0" w:color="auto"/>
-              <w:bottom w:val="single" w:sz="6" w:space="0" w:color="auto"/>
-              <w:right w:val="single" w:sz="6" w:space="0" w:color="auto"/>
-            </w:tcBorders>
-          </w:tcPr>
-          <w:p>
-            <w:pPr>
-              <w:spacing w:before="120" w:line="240" w:lineRule="exact"/>
-              <w:jc w:val="center"/>
-              <w:rPr>
-                <w:rFonts w:ascii="Courier" w:hAnsi="Courier"/>
-                <w:sz w:val="24"/>
-              </w:rPr>
-            </w:pPr>
-            <w:proofErr w:type="spellStart"/>
+          </w:p>
+        </w:tc>
+        <w:tc>
+          <w:tcPr>
+            <w:tcW w:w="0" w:type="auto"/>
+            <w:tcBorders>
+              <w:top w:val="single" w:sz="6" w:space="0" w:color="auto"/>
+              <w:left w:val="single" w:sz="6" w:space="0" w:color="auto"/>
+              <w:bottom w:val="single" w:sz="6" w:space="0" w:color="auto"/>
+              <w:right w:val="single" w:sz="6" w:space="0" w:color="auto"/>
+            </w:tcBorders>
+          </w:tcPr>
+          <w:p>
+            <w:pPr>
+              <w:spacing w:before="120" w:line="240" w:lineRule="exact"/>
+              <w:jc w:val="center"/>
+              <w:rPr>
+                <w:rFonts w:ascii="Courier" w:hAnsi="Courier"/>
+                <w:sz w:val="24"/>
+              </w:rPr>
+            </w:pPr>
             <w:r>
               <w:rPr>
                 <w:rFonts w:ascii="Courier" w:hAnsi="Courier"/>
@@ -1259,29 +1231,27 @@
               </w:rPr>
               <w:t>b2</w:t>
             </w:r>
-            <w:proofErr w:type="spellEnd"/>
-          </w:p>
-        </w:tc>
-        <w:tc>
-          <w:tcPr>
-            <w:tcW w:w="0" w:type="auto"/>
-            <w:tcBorders>
-              <w:top w:val="single" w:sz="6" w:space="0" w:color="auto"/>
-              <w:left w:val="single" w:sz="6" w:space="0" w:color="auto"/>
-              <w:bottom w:val="single" w:sz="6" w:space="0" w:color="auto"/>
-              <w:right w:val="single" w:sz="6" w:space="0" w:color="auto"/>
-            </w:tcBorders>
-          </w:tcPr>
-          <w:p>
-            <w:pPr>
-              <w:spacing w:before="120" w:line="240" w:lineRule="exact"/>
-              <w:jc w:val="center"/>
-              <w:rPr>
-                <w:rFonts w:ascii="Courier" w:hAnsi="Courier"/>
-                <w:sz w:val="24"/>
-              </w:rPr>
-            </w:pPr>
-            <w:proofErr w:type="spellStart"/>
+          </w:p>
+        </w:tc>
+        <w:tc>
+          <w:tcPr>
+            <w:tcW w:w="0" w:type="auto"/>
+            <w:tcBorders>
+              <w:top w:val="single" w:sz="6" w:space="0" w:color="auto"/>
+              <w:left w:val="single" w:sz="6" w:space="0" w:color="auto"/>
+              <w:bottom w:val="single" w:sz="6" w:space="0" w:color="auto"/>
+              <w:right w:val="single" w:sz="6" w:space="0" w:color="auto"/>
+            </w:tcBorders>
+          </w:tcPr>
+          <w:p>
+            <w:pPr>
+              <w:spacing w:before="120" w:line="240" w:lineRule="exact"/>
+              <w:jc w:val="center"/>
+              <w:rPr>
+                <w:rFonts w:ascii="Courier" w:hAnsi="Courier"/>
+                <w:sz w:val="24"/>
+              </w:rPr>
+            </w:pPr>
             <w:r>
               <w:rPr>
                 <w:rFonts w:ascii="Courier" w:hAnsi="Courier"/>
@@ -1293,7 +1263,6 @@
               </w:rPr>
               <w:t>b1</w:t>
             </w:r>
-            <w:proofErr w:type="spellEnd"/>
           </w:p>
         </w:tc>
         <w:tc>
@@ -1873,7 +1842,6 @@
               <w:bottom w:val="single" w:sz="12" w:space="0" w:color="000000"/>
               <w:right w:val="single" w:sz="12" w:space="0" w:color="000000"/>
             </w:tcBorders>
-            <w:shd w:val="clear" w:color="auto" w:fill="DDA0DD"/>
             <w:vAlign w:val="center"/>
           </w:tcPr>
           <w:p>
@@ -1890,7 +1858,14 @@
               <w:rPr>
                 <w:rFonts w:ascii="Arial" w:hAnsi="Arial" w:cs="Arial"/>
               </w:rPr>
-              <w:t> </w:t>
+              <w:t>יִ</w:t>
+            </w:r>
+            <w:r>
+              <w:rPr>
+                <w:rFonts w:ascii="Arial" w:hAnsi="Arial" w:cs="Arial"/>
+              </w:rPr>
+              <w:br/>
+              <w:t>FB1D</w:t>
             </w:r>
           </w:p>
         </w:tc>
@@ -1926,27 +1901,19 @@
                 <w:rFonts w:ascii="Arial" w:hAnsi="Arial" w:cs="Arial"/>
               </w:rPr>
               <w:br/>
-            </w:r>
-            <w:proofErr w:type="spellStart"/>
-            <w:r>
-              <w:rPr>
-                <w:rFonts w:ascii="Arial" w:hAnsi="Arial" w:cs="Arial"/>
-              </w:rPr>
               <w:t>05DF</w:t>
             </w:r>
-            <w:proofErr w:type="spellEnd"/>
-          </w:p>
-        </w:tc>
-        <w:tc>
-          <w:tcPr>
-            <w:tcW w:w="0" w:type="auto"/>
-            <w:tcBorders>
-              <w:top w:val="single" w:sz="12" w:space="0" w:color="000000"/>
-              <w:left w:val="single" w:sz="12" w:space="0" w:color="000000"/>
-              <w:bottom w:val="single" w:sz="12" w:space="0" w:color="000000"/>
-              <w:right w:val="single" w:sz="12" w:space="0" w:color="000000"/>
-            </w:tcBorders>
-            <w:shd w:val="clear" w:color="auto" w:fill="DDA0DD"/>
+          </w:p>
+        </w:tc>
+        <w:tc>
+          <w:tcPr>
+            <w:tcW w:w="0" w:type="auto"/>
+            <w:tcBorders>
+              <w:top w:val="single" w:sz="12" w:space="0" w:color="000000"/>
+              <w:left w:val="single" w:sz="12" w:space="0" w:color="000000"/>
+              <w:bottom w:val="single" w:sz="12" w:space="0" w:color="000000"/>
+              <w:right w:val="single" w:sz="12" w:space="0" w:color="000000"/>
+            </w:tcBorders>
             <w:vAlign w:val="center"/>
           </w:tcPr>
           <w:p>
@@ -1963,7 +1930,14 @@
               <w:rPr>
                 <w:rFonts w:ascii="Arial" w:hAnsi="Arial" w:cs="Arial"/>
               </w:rPr>
-              <w:t> </w:t>
+              <w:t>ײַ</w:t>
+            </w:r>
+            <w:r>
+              <w:rPr>
+                <w:rFonts w:ascii="Arial" w:hAnsi="Arial" w:cs="Arial"/>
+              </w:rPr>
+              <w:br/>
+              <w:t>FB1F</w:t>
             </w:r>
           </w:p>
         </w:tc>
@@ -2196,15 +2170,8 @@
                 <w:rFonts w:ascii="Arial" w:hAnsi="Arial" w:cs="Arial"/>
               </w:rPr>
               <w:br/>
-            </w:r>
-            <w:proofErr w:type="spellStart"/>
-            <w:r>
-              <w:rPr>
-                <w:rFonts w:ascii="Arial" w:hAnsi="Arial" w:cs="Arial"/>
-              </w:rPr>
               <w:t>00A3</w:t>
             </w:r>
-            <w:proofErr w:type="spellEnd"/>
           </w:p>
         </w:tc>
         <w:tc>
@@ -2239,15 +2206,8 @@
                 <w:rFonts w:ascii="Arial" w:hAnsi="Arial" w:cs="Arial"/>
               </w:rPr>
               <w:br/>
-            </w:r>
-            <w:proofErr w:type="spellStart"/>
-            <w:r>
-              <w:rPr>
-                <w:rFonts w:ascii="Arial" w:hAnsi="Arial" w:cs="Arial"/>
-              </w:rPr>
               <w:t>005F</w:t>
             </w:r>
-            <w:proofErr w:type="spellEnd"/>
           </w:p>
         </w:tc>
         <w:tc>
@@ -2354,15 +2314,8 @@
                 <w:rFonts w:ascii="Arial" w:hAnsi="Arial" w:cs="Arial"/>
               </w:rPr>
               <w:br/>
-            </w:r>
-            <w:proofErr w:type="spellStart"/>
-            <w:r>
-              <w:rPr>
-                <w:rFonts w:ascii="Arial" w:hAnsi="Arial" w:cs="Arial"/>
-              </w:rPr>
               <w:t>05D0</w:t>
             </w:r>
-            <w:proofErr w:type="spellEnd"/>
           </w:p>
         </w:tc>
         <w:tc>
@@ -2397,15 +2350,8 @@
                 <w:rFonts w:ascii="Arial" w:hAnsi="Arial" w:cs="Arial"/>
               </w:rPr>
               <w:br/>
-            </w:r>
-            <w:proofErr w:type="spellStart"/>
-            <w:r>
-              <w:rPr>
-                <w:rFonts w:ascii="Arial" w:hAnsi="Arial" w:cs="Arial"/>
-              </w:rPr>
               <w:t>05E0</w:t>
             </w:r>
-            <w:proofErr w:type="spellEnd"/>
           </w:p>
         </w:tc>
         <w:tc>
@@ -2723,15 +2669,8 @@
                 <w:rFonts w:ascii="Arial" w:hAnsi="Arial" w:cs="Arial"/>
               </w:rPr>
               <w:br/>
-            </w:r>
-            <w:proofErr w:type="spellStart"/>
-            <w:r>
-              <w:rPr>
-                <w:rFonts w:ascii="Arial" w:hAnsi="Arial" w:cs="Arial"/>
-              </w:rPr>
               <w:t>05B4</w:t>
             </w:r>
-            <w:proofErr w:type="spellEnd"/>
           </w:p>
         </w:tc>
         <w:tc>
@@ -2841,15 +2780,8 @@
                 <w:rFonts w:ascii="Arial" w:hAnsi="Arial" w:cs="Arial"/>
               </w:rPr>
               <w:br/>
-            </w:r>
-            <w:proofErr w:type="spellStart"/>
-            <w:r>
-              <w:rPr>
-                <w:rFonts w:ascii="Arial" w:hAnsi="Arial" w:cs="Arial"/>
-              </w:rPr>
               <w:t>05D1</w:t>
             </w:r>
-            <w:proofErr w:type="spellEnd"/>
           </w:p>
         </w:tc>
         <w:tc>
@@ -2885,15 +2817,8 @@
                 <w:rFonts w:ascii="Arial" w:hAnsi="Arial" w:cs="Arial"/>
               </w:rPr>
               <w:br/>
-            </w:r>
-            <w:proofErr w:type="spellStart"/>
-            <w:r>
-              <w:rPr>
-                <w:rFonts w:ascii="Arial" w:hAnsi="Arial" w:cs="Arial"/>
-              </w:rPr>
               <w:t>05E1</w:t>
             </w:r>
-            <w:proofErr w:type="spellEnd"/>
           </w:p>
         </w:tc>
         <w:tc>
@@ -3198,15 +3123,8 @@
                 <w:rFonts w:ascii="Arial" w:hAnsi="Arial" w:cs="Arial"/>
               </w:rPr>
               <w:br/>
-            </w:r>
-            <w:proofErr w:type="spellStart"/>
-            <w:r>
-              <w:rPr>
-                <w:rFonts w:ascii="Arial" w:hAnsi="Arial" w:cs="Arial"/>
-              </w:rPr>
               <w:t>05B9</w:t>
             </w:r>
-            <w:proofErr w:type="spellEnd"/>
           </w:p>
         </w:tc>
         <w:tc>
@@ -3313,15 +3231,8 @@
                 <w:rFonts w:ascii="Arial" w:hAnsi="Arial" w:cs="Arial"/>
               </w:rPr>
               <w:br/>
-            </w:r>
-            <w:proofErr w:type="spellStart"/>
-            <w:r>
-              <w:rPr>
-                <w:rFonts w:ascii="Arial" w:hAnsi="Arial" w:cs="Arial"/>
-              </w:rPr>
               <w:t>05D2</w:t>
             </w:r>
-            <w:proofErr w:type="spellEnd"/>
           </w:p>
         </w:tc>
         <w:tc>
@@ -3356,15 +3267,8 @@
                 <w:rFonts w:ascii="Arial" w:hAnsi="Arial" w:cs="Arial"/>
               </w:rPr>
               <w:br/>
-            </w:r>
-            <w:proofErr w:type="spellStart"/>
-            <w:r>
-              <w:rPr>
-                <w:rFonts w:ascii="Arial" w:hAnsi="Arial" w:cs="Arial"/>
-              </w:rPr>
               <w:t>05E2</w:t>
             </w:r>
-            <w:proofErr w:type="spellEnd"/>
           </w:p>
         </w:tc>
         <w:tc>
@@ -3643,15 +3547,8 @@
                 <w:rFonts w:ascii="Arial" w:hAnsi="Arial" w:cs="Arial"/>
               </w:rPr>
               <w:br/>
-            </w:r>
-            <w:proofErr w:type="spellStart"/>
-            <w:r>
-              <w:rPr>
-                <w:rFonts w:ascii="Arial" w:hAnsi="Arial" w:cs="Arial"/>
-              </w:rPr>
               <w:t>00A7</w:t>
             </w:r>
-            <w:proofErr w:type="spellEnd"/>
           </w:p>
         </w:tc>
         <w:tc>
@@ -3688,15 +3585,8 @@
                 <w:rFonts w:ascii="Arial" w:hAnsi="Arial" w:cs="Arial"/>
               </w:rPr>
               <w:br/>
-            </w:r>
-            <w:proofErr w:type="spellStart"/>
-            <w:r>
-              <w:rPr>
-                <w:rFonts w:ascii="Arial" w:hAnsi="Arial" w:cs="Arial"/>
-              </w:rPr>
               <w:t>05BA</w:t>
             </w:r>
-            <w:proofErr w:type="spellEnd"/>
           </w:p>
         </w:tc>
         <w:tc>
@@ -3732,15 +3622,8 @@
                 <w:rFonts w:ascii="Arial" w:hAnsi="Arial" w:cs="Arial"/>
               </w:rPr>
               <w:br/>
-            </w:r>
-            <w:proofErr w:type="spellStart"/>
-            <w:r>
-              <w:rPr>
-                <w:rFonts w:ascii="Arial" w:hAnsi="Arial" w:cs="Arial"/>
-              </w:rPr>
               <w:t>20AC</w:t>
             </w:r>
-            <w:proofErr w:type="spellEnd"/>
           </w:p>
         </w:tc>
         <w:tc>
@@ -3813,15 +3696,8 @@
                 <w:rFonts w:ascii="Arial" w:hAnsi="Arial" w:cs="Arial"/>
               </w:rPr>
               <w:br/>
-            </w:r>
-            <w:proofErr w:type="spellStart"/>
-            <w:r>
-              <w:rPr>
-                <w:rFonts w:ascii="Arial" w:hAnsi="Arial" w:cs="Arial"/>
-              </w:rPr>
               <w:t>05D3</w:t>
             </w:r>
-            <w:proofErr w:type="spellEnd"/>
           </w:p>
         </w:tc>
         <w:tc>
@@ -3857,15 +3733,8 @@
                 <w:rFonts w:ascii="Arial" w:hAnsi="Arial" w:cs="Arial"/>
               </w:rPr>
               <w:br/>
-            </w:r>
-            <w:proofErr w:type="spellStart"/>
-            <w:r>
-              <w:rPr>
-                <w:rFonts w:ascii="Arial" w:hAnsi="Arial" w:cs="Arial"/>
-              </w:rPr>
               <w:t>FB20</w:t>
             </w:r>
-            <w:proofErr w:type="spellEnd"/>
           </w:p>
         </w:tc>
         <w:tc>
@@ -4146,15 +4015,8 @@
                 <w:rFonts w:ascii="Arial" w:hAnsi="Arial" w:cs="Arial"/>
               </w:rPr>
               <w:br/>
-            </w:r>
-            <w:proofErr w:type="spellStart"/>
-            <w:r>
-              <w:rPr>
-                <w:rFonts w:ascii="Arial" w:hAnsi="Arial" w:cs="Arial"/>
-              </w:rPr>
               <w:t>20AA</w:t>
             </w:r>
-            <w:proofErr w:type="spellEnd"/>
           </w:p>
         </w:tc>
         <w:tc>
@@ -4190,15 +4052,8 @@
                 <w:rFonts w:ascii="Arial" w:hAnsi="Arial" w:cs="Arial"/>
               </w:rPr>
               <w:br/>
-            </w:r>
-            <w:proofErr w:type="spellStart"/>
-            <w:r>
-              <w:rPr>
-                <w:rFonts w:ascii="Arial" w:hAnsi="Arial" w:cs="Arial"/>
-              </w:rPr>
               <w:t>05BC</w:t>
             </w:r>
-            <w:proofErr w:type="spellEnd"/>
           </w:p>
         </w:tc>
         <w:tc>
@@ -4308,15 +4163,8 @@
                 <w:rFonts w:ascii="Arial" w:hAnsi="Arial" w:cs="Arial"/>
               </w:rPr>
               <w:br/>
-            </w:r>
-            <w:proofErr w:type="spellStart"/>
-            <w:r>
-              <w:rPr>
-                <w:rFonts w:ascii="Arial" w:hAnsi="Arial" w:cs="Arial"/>
-              </w:rPr>
               <w:t>05D4</w:t>
             </w:r>
-            <w:proofErr w:type="spellEnd"/>
           </w:p>
         </w:tc>
         <w:tc>
@@ -4352,15 +4200,8 @@
                 <w:rFonts w:ascii="Arial" w:hAnsi="Arial" w:cs="Arial"/>
               </w:rPr>
               <w:br/>
-            </w:r>
-            <w:proofErr w:type="spellStart"/>
-            <w:r>
-              <w:rPr>
-                <w:rFonts w:ascii="Arial" w:hAnsi="Arial" w:cs="Arial"/>
-              </w:rPr>
               <w:t>05E3</w:t>
             </w:r>
-            <w:proofErr w:type="spellEnd"/>
           </w:p>
         </w:tc>
         <w:tc>
@@ -4642,15 +4483,8 @@
                 <w:rFonts w:ascii="Arial" w:hAnsi="Arial" w:cs="Arial"/>
               </w:rPr>
               <w:br/>
-            </w:r>
-            <w:proofErr w:type="spellStart"/>
-            <w:r>
-              <w:rPr>
-                <w:rFonts w:ascii="Arial" w:hAnsi="Arial" w:cs="Arial"/>
-              </w:rPr>
               <w:t>05BD</w:t>
             </w:r>
-            <w:proofErr w:type="spellEnd"/>
           </w:p>
         </w:tc>
         <w:tc>
@@ -4687,15 +4521,8 @@
                 <w:rFonts w:ascii="Arial" w:hAnsi="Arial" w:cs="Arial"/>
               </w:rPr>
               <w:br/>
-            </w:r>
-            <w:proofErr w:type="spellStart"/>
-            <w:r>
-              <w:rPr>
-                <w:rFonts w:ascii="Arial" w:hAnsi="Arial" w:cs="Arial"/>
-              </w:rPr>
               <w:t>05C1</w:t>
             </w:r>
-            <w:proofErr w:type="spellEnd"/>
           </w:p>
         </w:tc>
         <w:tc>
@@ -4805,15 +4632,8 @@
                 <w:rFonts w:ascii="Arial" w:hAnsi="Arial" w:cs="Arial"/>
               </w:rPr>
               <w:br/>
-            </w:r>
-            <w:proofErr w:type="spellStart"/>
-            <w:r>
-              <w:rPr>
-                <w:rFonts w:ascii="Arial" w:hAnsi="Arial" w:cs="Arial"/>
-              </w:rPr>
               <w:t>05D5</w:t>
             </w:r>
-            <w:proofErr w:type="spellEnd"/>
           </w:p>
         </w:tc>
         <w:tc>
@@ -4848,15 +4668,8 @@
                 <w:rFonts w:ascii="Arial" w:hAnsi="Arial" w:cs="Arial"/>
               </w:rPr>
               <w:br/>
-            </w:r>
-            <w:proofErr w:type="spellStart"/>
-            <w:r>
-              <w:rPr>
-                <w:rFonts w:ascii="Arial" w:hAnsi="Arial" w:cs="Arial"/>
-              </w:rPr>
               <w:t>05E4</w:t>
             </w:r>
-            <w:proofErr w:type="spellEnd"/>
           </w:p>
         </w:tc>
         <w:tc>
@@ -5125,15 +4938,8 @@
                 <w:rFonts w:ascii="Arial" w:hAnsi="Arial" w:cs="Arial"/>
               </w:rPr>
               <w:br/>
-            </w:r>
-            <w:proofErr w:type="spellStart"/>
-            <w:r>
-              <w:rPr>
-                <w:rFonts w:ascii="Arial" w:hAnsi="Arial" w:cs="Arial"/>
-              </w:rPr>
               <w:t>05B0</w:t>
             </w:r>
-            <w:proofErr w:type="spellEnd"/>
           </w:p>
         </w:tc>
         <w:tc>
@@ -5169,15 +4975,8 @@
                 <w:rFonts w:ascii="Arial" w:hAnsi="Arial" w:cs="Arial"/>
               </w:rPr>
               <w:br/>
-            </w:r>
-            <w:proofErr w:type="spellStart"/>
-            <w:r>
-              <w:rPr>
-                <w:rFonts w:ascii="Arial" w:hAnsi="Arial" w:cs="Arial"/>
-              </w:rPr>
               <w:t>05C2</w:t>
             </w:r>
-            <w:proofErr w:type="spellEnd"/>
           </w:p>
         </w:tc>
         <w:tc>
@@ -5284,15 +5083,8 @@
                 <w:rFonts w:ascii="Arial" w:hAnsi="Arial" w:cs="Arial"/>
               </w:rPr>
               <w:br/>
-            </w:r>
-            <w:proofErr w:type="spellStart"/>
-            <w:r>
-              <w:rPr>
-                <w:rFonts w:ascii="Arial" w:hAnsi="Arial" w:cs="Arial"/>
-              </w:rPr>
               <w:t>05D6</w:t>
             </w:r>
-            <w:proofErr w:type="spellEnd"/>
           </w:p>
         </w:tc>
         <w:tc>
@@ -5327,15 +5119,8 @@
                 <w:rFonts w:ascii="Arial" w:hAnsi="Arial" w:cs="Arial"/>
               </w:rPr>
               <w:br/>
-            </w:r>
-            <w:proofErr w:type="spellStart"/>
-            <w:r>
-              <w:rPr>
-                <w:rFonts w:ascii="Arial" w:hAnsi="Arial" w:cs="Arial"/>
-              </w:rPr>
               <w:t>05E5</w:t>
             </w:r>
-            <w:proofErr w:type="spellEnd"/>
           </w:p>
         </w:tc>
         <w:tc>
@@ -5604,15 +5389,8 @@
                 <w:rFonts w:ascii="Arial" w:hAnsi="Arial" w:cs="Arial"/>
               </w:rPr>
               <w:br/>
-            </w:r>
-            <w:proofErr w:type="spellStart"/>
-            <w:r>
-              <w:rPr>
-                <w:rFonts w:ascii="Arial" w:hAnsi="Arial" w:cs="Arial"/>
-              </w:rPr>
               <w:t>05B5</w:t>
             </w:r>
-            <w:proofErr w:type="spellEnd"/>
           </w:p>
         </w:tc>
         <w:tc>
@@ -5648,15 +5426,8 @@
                 <w:rFonts w:ascii="Arial" w:hAnsi="Arial" w:cs="Arial"/>
               </w:rPr>
               <w:br/>
-            </w:r>
-            <w:proofErr w:type="spellStart"/>
-            <w:r>
-              <w:rPr>
-                <w:rFonts w:ascii="Arial" w:hAnsi="Arial" w:cs="Arial"/>
-              </w:rPr>
               <w:t>05B7</w:t>
             </w:r>
-            <w:proofErr w:type="spellEnd"/>
           </w:p>
         </w:tc>
         <w:tc>
@@ -5763,15 +5534,8 @@
                 <w:rFonts w:ascii="Arial" w:hAnsi="Arial" w:cs="Arial"/>
               </w:rPr>
               <w:br/>
-            </w:r>
-            <w:proofErr w:type="spellStart"/>
-            <w:r>
-              <w:rPr>
-                <w:rFonts w:ascii="Arial" w:hAnsi="Arial" w:cs="Arial"/>
-              </w:rPr>
               <w:t>05D7</w:t>
             </w:r>
-            <w:proofErr w:type="spellEnd"/>
           </w:p>
         </w:tc>
         <w:tc>
@@ -5806,15 +5570,8 @@
                 <w:rFonts w:ascii="Arial" w:hAnsi="Arial" w:cs="Arial"/>
               </w:rPr>
               <w:br/>
-            </w:r>
-            <w:proofErr w:type="spellStart"/>
-            <w:r>
-              <w:rPr>
-                <w:rFonts w:ascii="Arial" w:hAnsi="Arial" w:cs="Arial"/>
-              </w:rPr>
               <w:t>05E6</w:t>
             </w:r>
-            <w:proofErr w:type="spellEnd"/>
           </w:p>
         </w:tc>
         <w:tc>
@@ -6083,15 +5840,8 @@
                 <w:rFonts w:ascii="Arial" w:hAnsi="Arial" w:cs="Arial"/>
               </w:rPr>
               <w:br/>
-            </w:r>
-            <w:proofErr w:type="spellStart"/>
-            <w:r>
-              <w:rPr>
-                <w:rFonts w:ascii="Arial" w:hAnsi="Arial" w:cs="Arial"/>
-              </w:rPr>
               <w:t>05BB</w:t>
             </w:r>
-            <w:proofErr w:type="spellEnd"/>
           </w:p>
         </w:tc>
         <w:tc>
@@ -6127,15 +5877,8 @@
                 <w:rFonts w:ascii="Arial" w:hAnsi="Arial" w:cs="Arial"/>
               </w:rPr>
               <w:br/>
-            </w:r>
-            <w:proofErr w:type="spellStart"/>
-            <w:r>
-              <w:rPr>
-                <w:rFonts w:ascii="Arial" w:hAnsi="Arial" w:cs="Arial"/>
-              </w:rPr>
               <w:t>05BF</w:t>
             </w:r>
-            <w:proofErr w:type="spellEnd"/>
           </w:p>
         </w:tc>
         <w:tc>
@@ -6242,15 +5985,8 @@
                 <w:rFonts w:ascii="Arial" w:hAnsi="Arial" w:cs="Arial"/>
               </w:rPr>
               <w:br/>
-            </w:r>
-            <w:proofErr w:type="spellStart"/>
-            <w:r>
-              <w:rPr>
-                <w:rFonts w:ascii="Arial" w:hAnsi="Arial" w:cs="Arial"/>
-              </w:rPr>
               <w:t>05D8</w:t>
             </w:r>
-            <w:proofErr w:type="spellEnd"/>
           </w:p>
         </w:tc>
         <w:tc>
@@ -6286,15 +6022,8 @@
                 <w:rFonts w:ascii="Arial" w:hAnsi="Arial" w:cs="Arial"/>
               </w:rPr>
               <w:br/>
-            </w:r>
-            <w:proofErr w:type="spellStart"/>
-            <w:r>
-              <w:rPr>
-                <w:rFonts w:ascii="Arial" w:hAnsi="Arial" w:cs="Arial"/>
-              </w:rPr>
               <w:t>05E7</w:t>
             </w:r>
-            <w:proofErr w:type="spellEnd"/>
           </w:p>
         </w:tc>
         <w:tc>
@@ -6319,14 +6048,12 @@
                 <w:lang w:val="fr-FR"/>
               </w:rPr>
             </w:pPr>
-            <w:proofErr w:type="spellStart"/>
             <w:r>
               <w:rPr>
                 <w:rFonts w:ascii="Arial" w:hAnsi="Arial" w:cs="Arial"/>
               </w:rPr>
               <w:t>i</w:t>
             </w:r>
-            <w:proofErr w:type="spellEnd"/>
             <w:r>
               <w:rPr>
                 <w:rFonts w:ascii="Arial" w:hAnsi="Arial" w:cs="Arial"/>
@@ -6569,15 +6296,8 @@
                 <w:rFonts w:ascii="Arial" w:hAnsi="Arial" w:cs="Arial"/>
               </w:rPr>
               <w:br/>
-            </w:r>
-            <w:proofErr w:type="spellStart"/>
-            <w:r>
-              <w:rPr>
-                <w:rFonts w:ascii="Arial" w:hAnsi="Arial" w:cs="Arial"/>
-              </w:rPr>
               <w:t>000A</w:t>
             </w:r>
-            <w:proofErr w:type="spellEnd"/>
           </w:p>
         </w:tc>
         <w:tc>
@@ -6613,15 +6333,8 @@
                 <w:rFonts w:ascii="Arial" w:hAnsi="Arial" w:cs="Arial"/>
               </w:rPr>
               <w:br/>
-            </w:r>
-            <w:proofErr w:type="spellStart"/>
-            <w:r>
-              <w:rPr>
-                <w:rFonts w:ascii="Arial" w:hAnsi="Arial" w:cs="Arial"/>
-              </w:rPr>
               <w:t>FB1E</w:t>
             </w:r>
-            <w:proofErr w:type="spellEnd"/>
           </w:p>
         </w:tc>
         <w:tc>
@@ -6656,15 +6369,8 @@
                 <w:rFonts w:ascii="Arial" w:hAnsi="Arial" w:cs="Arial"/>
               </w:rPr>
               <w:br/>
-            </w:r>
-            <w:proofErr w:type="spellStart"/>
-            <w:r>
-              <w:rPr>
-                <w:rFonts w:ascii="Arial" w:hAnsi="Arial" w:cs="Arial"/>
-              </w:rPr>
               <w:t>002A</w:t>
             </w:r>
-            <w:proofErr w:type="spellEnd"/>
           </w:p>
         </w:tc>
         <w:tc>
@@ -6699,15 +6405,8 @@
                 <w:rFonts w:ascii="Arial" w:hAnsi="Arial" w:cs="Arial"/>
               </w:rPr>
               <w:br/>
-            </w:r>
-            <w:proofErr w:type="spellStart"/>
-            <w:r>
-              <w:rPr>
-                <w:rFonts w:ascii="Arial" w:hAnsi="Arial" w:cs="Arial"/>
-              </w:rPr>
               <w:t>003A</w:t>
             </w:r>
-            <w:proofErr w:type="spellEnd"/>
           </w:p>
         </w:tc>
         <w:tc>
@@ -6742,15 +6441,8 @@
                 <w:rFonts w:ascii="Arial" w:hAnsi="Arial" w:cs="Arial"/>
               </w:rPr>
               <w:br/>
-            </w:r>
-            <w:proofErr w:type="spellStart"/>
-            <w:r>
-              <w:rPr>
-                <w:rFonts w:ascii="Arial" w:hAnsi="Arial" w:cs="Arial"/>
-              </w:rPr>
               <w:t>05D9</w:t>
             </w:r>
-            <w:proofErr w:type="spellEnd"/>
           </w:p>
         </w:tc>
         <w:tc>
@@ -6785,15 +6477,8 @@
                 <w:rFonts w:ascii="Arial" w:hAnsi="Arial" w:cs="Arial"/>
               </w:rPr>
               <w:br/>
-            </w:r>
-            <w:proofErr w:type="spellStart"/>
-            <w:r>
-              <w:rPr>
-                <w:rFonts w:ascii="Arial" w:hAnsi="Arial" w:cs="Arial"/>
-              </w:rPr>
               <w:t>05E8</w:t>
             </w:r>
-            <w:proofErr w:type="spellEnd"/>
           </w:p>
         </w:tc>
         <w:tc>
@@ -6829,15 +6514,8 @@
                 <w:rFonts w:ascii="Arial" w:hAnsi="Arial" w:cs="Arial"/>
               </w:rPr>
               <w:br/>
-            </w:r>
-            <w:proofErr w:type="spellStart"/>
-            <w:r>
-              <w:rPr>
-                <w:rFonts w:ascii="Arial" w:hAnsi="Arial" w:cs="Arial"/>
-              </w:rPr>
               <w:t>006A</w:t>
             </w:r>
-            <w:proofErr w:type="spellEnd"/>
           </w:p>
         </w:tc>
         <w:tc>
@@ -6873,15 +6551,8 @@
                 <w:rFonts w:ascii="Arial" w:hAnsi="Arial" w:cs="Arial"/>
               </w:rPr>
               <w:br/>
-            </w:r>
-            <w:proofErr w:type="spellStart"/>
-            <w:r>
-              <w:rPr>
-                <w:rFonts w:ascii="Arial" w:hAnsi="Arial" w:cs="Arial"/>
-              </w:rPr>
               <w:t>007A</w:t>
             </w:r>
-            <w:proofErr w:type="spellEnd"/>
           </w:p>
         </w:tc>
         <w:bookmarkStart w:id="30" w:name="_MCCTEMPBM_CRPT01490033___7"/>
@@ -7089,15 +6760,8 @@
                 <w:rFonts w:ascii="Arial" w:hAnsi="Arial" w:cs="Arial"/>
               </w:rPr>
               <w:br/>
-            </w:r>
-            <w:proofErr w:type="spellStart"/>
-            <w:r>
-              <w:rPr>
-                <w:rFonts w:ascii="Arial" w:hAnsi="Arial" w:cs="Arial"/>
-              </w:rPr>
               <w:t>05B6</w:t>
             </w:r>
-            <w:proofErr w:type="spellEnd"/>
           </w:p>
         </w:tc>
         <w:tc>
@@ -7122,7 +6786,6 @@
                 <w:sz w:val="24"/>
               </w:rPr>
             </w:pPr>
-            <w:proofErr w:type="spellStart"/>
             <w:r>
               <w:rPr>
                 <w:rFonts w:ascii="Arial" w:hAnsi="Arial" w:cs="Arial"/>
@@ -7131,7 +6794,6 @@
               </w:rPr>
               <w:t>SS2</w:t>
             </w:r>
-            <w:proofErr w:type="spellEnd"/>
             <w:r>
               <w:rPr>
                 <w:rFonts w:ascii="Arial" w:hAnsi="Arial" w:cs="Arial"/>
@@ -7173,15 +6835,8 @@
                 <w:rFonts w:ascii="Arial" w:hAnsi="Arial" w:cs="Arial"/>
               </w:rPr>
               <w:br/>
-            </w:r>
-            <w:proofErr w:type="spellStart"/>
-            <w:r>
-              <w:rPr>
-                <w:rFonts w:ascii="Arial" w:hAnsi="Arial" w:cs="Arial"/>
-              </w:rPr>
               <w:t>002B</w:t>
             </w:r>
-            <w:proofErr w:type="spellEnd"/>
           </w:p>
         </w:tc>
         <w:tc>
@@ -7216,15 +6871,8 @@
                 <w:rFonts w:ascii="Arial" w:hAnsi="Arial" w:cs="Arial"/>
               </w:rPr>
               <w:br/>
-            </w:r>
-            <w:proofErr w:type="spellStart"/>
-            <w:r>
-              <w:rPr>
-                <w:rFonts w:ascii="Arial" w:hAnsi="Arial" w:cs="Arial"/>
-              </w:rPr>
               <w:t>003B</w:t>
             </w:r>
-            <w:proofErr w:type="spellEnd"/>
           </w:p>
         </w:tc>
         <w:tc>
@@ -7259,15 +6907,8 @@
                 <w:rFonts w:ascii="Arial" w:hAnsi="Arial" w:cs="Arial"/>
               </w:rPr>
               <w:br/>
-            </w:r>
-            <w:proofErr w:type="spellStart"/>
-            <w:r>
-              <w:rPr>
-                <w:rFonts w:ascii="Arial" w:hAnsi="Arial" w:cs="Arial"/>
-              </w:rPr>
               <w:t>05DA</w:t>
             </w:r>
-            <w:proofErr w:type="spellEnd"/>
           </w:p>
         </w:tc>
         <w:tc>
@@ -7302,15 +6943,8 @@
                 <w:rFonts w:ascii="Arial" w:hAnsi="Arial" w:cs="Arial"/>
               </w:rPr>
               <w:br/>
-            </w:r>
-            <w:proofErr w:type="spellStart"/>
-            <w:r>
-              <w:rPr>
-                <w:rFonts w:ascii="Arial" w:hAnsi="Arial" w:cs="Arial"/>
-              </w:rPr>
               <w:t>05E9</w:t>
             </w:r>
-            <w:proofErr w:type="spellEnd"/>
           </w:p>
         </w:tc>
         <w:tc>
@@ -7345,15 +6979,8 @@
                 <w:rFonts w:ascii="Arial" w:hAnsi="Arial" w:cs="Arial"/>
               </w:rPr>
               <w:br/>
-            </w:r>
-            <w:proofErr w:type="spellStart"/>
-            <w:r>
-              <w:rPr>
-                <w:rFonts w:ascii="Arial" w:hAnsi="Arial" w:cs="Arial"/>
-              </w:rPr>
               <w:t>006B</w:t>
             </w:r>
-            <w:proofErr w:type="spellEnd"/>
           </w:p>
         </w:tc>
         <w:tc>
@@ -7381,22 +7008,15 @@
               <w:rPr>
                 <w:rFonts w:ascii="Arial" w:hAnsi="Arial" w:cs="Arial"/>
               </w:rPr>
-              <w:t>יִ</w:t>
-            </w:r>
-            <w:r>
-              <w:rPr>
-                <w:rFonts w:ascii="Arial" w:hAnsi="Arial" w:cs="Arial"/>
-              </w:rPr>
-              <w:br/>
-            </w:r>
-            <w:proofErr w:type="spellStart"/>
-            <w:r>
-              <w:rPr>
-                <w:rFonts w:ascii="Arial" w:hAnsi="Arial" w:cs="Arial"/>
-              </w:rPr>
-              <w:t>FB1D</w:t>
-            </w:r>
-            <w:proofErr w:type="spellEnd"/>
+              <w:t>،</w:t>
+            </w:r>
+            <w:r>
+              <w:rPr>
+                <w:rFonts w:ascii="Arial" w:hAnsi="Arial" w:cs="Arial"/>
+              </w:rPr>
+              <w:br/>
+              <w:t>060C</w:t>
+            </w:r>
           </w:p>
         </w:tc>
         <w:bookmarkStart w:id="32" w:name="_MCCTEMPBM_CRPT01490035___7"/>
@@ -7593,15 +7213,8 @@
                 <w:rFonts w:ascii="Arial" w:hAnsi="Arial" w:cs="Arial"/>
               </w:rPr>
               <w:br/>
-            </w:r>
-            <w:proofErr w:type="spellStart"/>
-            <w:r>
-              <w:rPr>
-                <w:rFonts w:ascii="Arial" w:hAnsi="Arial" w:cs="Arial"/>
-              </w:rPr>
               <w:t>05B1</w:t>
             </w:r>
-            <w:proofErr w:type="spellEnd"/>
           </w:p>
         </w:tc>
         <w:tc>
@@ -7637,15 +7250,8 @@
                 <w:rFonts w:ascii="Arial" w:hAnsi="Arial" w:cs="Arial"/>
               </w:rPr>
               <w:br/>
-            </w:r>
-            <w:proofErr w:type="spellStart"/>
-            <w:r>
-              <w:rPr>
-                <w:rFonts w:ascii="Arial" w:hAnsi="Arial" w:cs="Arial"/>
-              </w:rPr>
               <w:t>05B8</w:t>
             </w:r>
-            <w:proofErr w:type="spellEnd"/>
           </w:p>
         </w:tc>
         <w:tc>
@@ -7680,15 +7286,8 @@
                 <w:rFonts w:ascii="Arial" w:hAnsi="Arial" w:cs="Arial"/>
               </w:rPr>
               <w:br/>
-            </w:r>
-            <w:proofErr w:type="spellStart"/>
-            <w:r>
-              <w:rPr>
-                <w:rFonts w:ascii="Arial" w:hAnsi="Arial" w:cs="Arial"/>
-              </w:rPr>
               <w:t>002C</w:t>
             </w:r>
-            <w:proofErr w:type="spellEnd"/>
           </w:p>
         </w:tc>
         <w:tc>
@@ -7723,15 +7322,8 @@
                 <w:rFonts w:ascii="Arial" w:hAnsi="Arial" w:cs="Arial"/>
               </w:rPr>
               <w:br/>
-            </w:r>
-            <w:proofErr w:type="spellStart"/>
-            <w:r>
-              <w:rPr>
-                <w:rFonts w:ascii="Arial" w:hAnsi="Arial" w:cs="Arial"/>
-              </w:rPr>
               <w:t>003C</w:t>
             </w:r>
-            <w:proofErr w:type="spellEnd"/>
           </w:p>
         </w:tc>
         <w:tc>
@@ -7766,15 +7358,8 @@
                 <w:rFonts w:ascii="Arial" w:hAnsi="Arial" w:cs="Arial"/>
               </w:rPr>
               <w:br/>
-            </w:r>
-            <w:proofErr w:type="spellStart"/>
-            <w:r>
-              <w:rPr>
-                <w:rFonts w:ascii="Arial" w:hAnsi="Arial" w:cs="Arial"/>
-              </w:rPr>
               <w:t>05DB</w:t>
             </w:r>
-            <w:proofErr w:type="spellEnd"/>
           </w:p>
         </w:tc>
         <w:tc>
@@ -7809,15 +7394,8 @@
                 <w:rFonts w:ascii="Arial" w:hAnsi="Arial" w:cs="Arial"/>
               </w:rPr>
               <w:br/>
-            </w:r>
-            <w:proofErr w:type="spellStart"/>
-            <w:r>
-              <w:rPr>
-                <w:rFonts w:ascii="Arial" w:hAnsi="Arial" w:cs="Arial"/>
-              </w:rPr>
               <w:t>05EA</w:t>
             </w:r>
-            <w:proofErr w:type="spellEnd"/>
           </w:p>
         </w:tc>
         <w:tc>
@@ -7852,15 +7430,8 @@
                 <w:rFonts w:ascii="Arial" w:hAnsi="Arial" w:cs="Arial"/>
               </w:rPr>
               <w:br/>
-            </w:r>
-            <w:proofErr w:type="spellStart"/>
-            <w:r>
-              <w:rPr>
-                <w:rFonts w:ascii="Arial" w:hAnsi="Arial" w:cs="Arial"/>
-              </w:rPr>
               <w:t>006C</w:t>
             </w:r>
-            <w:proofErr w:type="spellEnd"/>
           </w:p>
         </w:tc>
         <w:tc>
@@ -7888,22 +7459,15 @@
               <w:rPr>
                 <w:rFonts w:ascii="Arial" w:hAnsi="Arial" w:cs="Arial"/>
               </w:rPr>
-              <w:t>ײַ</w:t>
-            </w:r>
-            <w:r>
-              <w:rPr>
-                <w:rFonts w:ascii="Arial" w:hAnsi="Arial" w:cs="Arial"/>
-              </w:rPr>
-              <w:br/>
-            </w:r>
-            <w:proofErr w:type="spellStart"/>
-            <w:r>
-              <w:rPr>
-                <w:rFonts w:ascii="Arial" w:hAnsi="Arial" w:cs="Arial"/>
-              </w:rPr>
-              <w:t>FB1F</w:t>
-            </w:r>
-            <w:proofErr w:type="spellEnd"/>
+              <w:t>۔</w:t>
+            </w:r>
+            <w:r>
+              <w:rPr>
+                <w:rFonts w:ascii="Arial" w:hAnsi="Arial" w:cs="Arial"/>
+              </w:rPr>
+              <w:br/>
+              <w:t>06D4</w:t>
+            </w:r>
           </w:p>
         </w:tc>
         <w:bookmarkStart w:id="34" w:name="_MCCTEMPBM_CRPT01490037___7"/>
@@ -8102,15 +7666,8 @@
                 <w:rFonts w:ascii="Arial" w:hAnsi="Arial" w:cs="Arial"/>
               </w:rPr>
               <w:br/>
-            </w:r>
-            <w:proofErr w:type="spellStart"/>
-            <w:r>
-              <w:rPr>
-                <w:rFonts w:ascii="Arial" w:hAnsi="Arial" w:cs="Arial"/>
-              </w:rPr>
               <w:t>000D</w:t>
             </w:r>
-            <w:proofErr w:type="spellEnd"/>
           </w:p>
         </w:tc>
         <w:tc>
@@ -8146,15 +7703,8 @@
                 <w:rFonts w:ascii="Arial" w:hAnsi="Arial" w:cs="Arial"/>
               </w:rPr>
               <w:br/>
-            </w:r>
-            <w:proofErr w:type="spellStart"/>
-            <w:r>
-              <w:rPr>
-                <w:rFonts w:ascii="Arial" w:hAnsi="Arial" w:cs="Arial"/>
-              </w:rPr>
               <w:t>05C7</w:t>
             </w:r>
-            <w:proofErr w:type="spellEnd"/>
           </w:p>
         </w:tc>
         <w:tc>
@@ -8189,15 +7739,8 @@
                 <w:rFonts w:ascii="Arial" w:hAnsi="Arial" w:cs="Arial"/>
               </w:rPr>
               <w:br/>
-            </w:r>
-            <w:proofErr w:type="spellStart"/>
-            <w:r>
-              <w:rPr>
-                <w:rFonts w:ascii="Arial" w:hAnsi="Arial" w:cs="Arial"/>
-              </w:rPr>
               <w:t>002D</w:t>
             </w:r>
-            <w:proofErr w:type="spellEnd"/>
           </w:p>
         </w:tc>
         <w:tc>
@@ -8232,15 +7775,8 @@
                 <w:rFonts w:ascii="Arial" w:hAnsi="Arial" w:cs="Arial"/>
               </w:rPr>
               <w:br/>
-            </w:r>
-            <w:proofErr w:type="spellStart"/>
-            <w:r>
-              <w:rPr>
-                <w:rFonts w:ascii="Arial" w:hAnsi="Arial" w:cs="Arial"/>
-              </w:rPr>
               <w:t>003D</w:t>
             </w:r>
-            <w:proofErr w:type="spellEnd"/>
           </w:p>
         </w:tc>
         <w:tc>
@@ -8275,15 +7811,8 @@
                 <w:rFonts w:ascii="Arial" w:hAnsi="Arial" w:cs="Arial"/>
               </w:rPr>
               <w:br/>
-            </w:r>
-            <w:proofErr w:type="spellStart"/>
-            <w:r>
-              <w:rPr>
-                <w:rFonts w:ascii="Arial" w:hAnsi="Arial" w:cs="Arial"/>
-              </w:rPr>
               <w:t>05DC</w:t>
             </w:r>
-            <w:proofErr w:type="spellEnd"/>
           </w:p>
         </w:tc>
         <w:tc>
@@ -8318,15 +7847,8 @@
                 <w:rFonts w:ascii="Arial" w:hAnsi="Arial" w:cs="Arial"/>
               </w:rPr>
               <w:br/>
-            </w:r>
-            <w:proofErr w:type="spellStart"/>
-            <w:r>
-              <w:rPr>
-                <w:rFonts w:ascii="Arial" w:hAnsi="Arial" w:cs="Arial"/>
-              </w:rPr>
               <w:t>05F0</w:t>
             </w:r>
-            <w:proofErr w:type="spellEnd"/>
           </w:p>
         </w:tc>
         <w:tc>
@@ -8397,15 +7919,8 @@
                 <w:rFonts w:ascii="Arial" w:hAnsi="Arial" w:cs="Arial"/>
               </w:rPr>
               <w:br/>
-            </w:r>
-            <w:proofErr w:type="spellStart"/>
-            <w:r>
-              <w:rPr>
-                <w:rFonts w:ascii="Arial" w:hAnsi="Arial" w:cs="Arial"/>
-              </w:rPr>
               <w:t>05BE</w:t>
             </w:r>
-            <w:proofErr w:type="spellEnd"/>
           </w:p>
         </w:tc>
         <w:bookmarkStart w:id="36" w:name="_MCCTEMPBM_CRPT01490039___7"/>
@@ -8602,15 +8117,8 @@
                 <w:rFonts w:ascii="Arial" w:hAnsi="Arial" w:cs="Arial"/>
               </w:rPr>
               <w:br/>
-            </w:r>
-            <w:proofErr w:type="spellStart"/>
-            <w:r>
-              <w:rPr>
-                <w:rFonts w:ascii="Arial" w:hAnsi="Arial" w:cs="Arial"/>
-              </w:rPr>
               <w:t>05B2</w:t>
             </w:r>
-            <w:proofErr w:type="spellEnd"/>
           </w:p>
         </w:tc>
         <w:tc>
@@ -8645,15 +8153,8 @@
                 <w:rFonts w:ascii="Arial" w:hAnsi="Arial" w:cs="Arial"/>
               </w:rPr>
               <w:br/>
-            </w:r>
-            <w:proofErr w:type="spellStart"/>
-            <w:r>
-              <w:rPr>
-                <w:rFonts w:ascii="Arial" w:hAnsi="Arial" w:cs="Arial"/>
-              </w:rPr>
               <w:t>05F3</w:t>
             </w:r>
-            <w:proofErr w:type="spellEnd"/>
           </w:p>
         </w:tc>
         <w:tc>
@@ -8688,15 +8189,8 @@
                 <w:rFonts w:ascii="Arial" w:hAnsi="Arial" w:cs="Arial"/>
               </w:rPr>
               <w:br/>
-            </w:r>
-            <w:proofErr w:type="spellStart"/>
-            <w:r>
-              <w:rPr>
-                <w:rFonts w:ascii="Arial" w:hAnsi="Arial" w:cs="Arial"/>
-              </w:rPr>
               <w:t>002E</w:t>
             </w:r>
-            <w:proofErr w:type="spellEnd"/>
           </w:p>
         </w:tc>
         <w:tc>
@@ -8731,15 +8225,8 @@
                 <w:rFonts w:ascii="Arial" w:hAnsi="Arial" w:cs="Arial"/>
               </w:rPr>
               <w:br/>
-            </w:r>
-            <w:proofErr w:type="spellStart"/>
-            <w:r>
-              <w:rPr>
-                <w:rFonts w:ascii="Arial" w:hAnsi="Arial" w:cs="Arial"/>
-              </w:rPr>
               <w:t>003E</w:t>
             </w:r>
-            <w:proofErr w:type="spellEnd"/>
           </w:p>
         </w:tc>
         <w:tc>
@@ -8774,15 +8261,8 @@
                 <w:rFonts w:ascii="Arial" w:hAnsi="Arial" w:cs="Arial"/>
               </w:rPr>
               <w:br/>
-            </w:r>
-            <w:proofErr w:type="spellStart"/>
-            <w:r>
-              <w:rPr>
-                <w:rFonts w:ascii="Arial" w:hAnsi="Arial" w:cs="Arial"/>
-              </w:rPr>
               <w:t>05DD</w:t>
             </w:r>
-            <w:proofErr w:type="spellEnd"/>
           </w:p>
         </w:tc>
         <w:tc>
@@ -8817,15 +8297,8 @@
                 <w:rFonts w:ascii="Arial" w:hAnsi="Arial" w:cs="Arial"/>
               </w:rPr>
               <w:br/>
-            </w:r>
-            <w:proofErr w:type="spellStart"/>
-            <w:r>
-              <w:rPr>
-                <w:rFonts w:ascii="Arial" w:hAnsi="Arial" w:cs="Arial"/>
-              </w:rPr>
               <w:t>05F1</w:t>
             </w:r>
-            <w:proofErr w:type="spellEnd"/>
           </w:p>
         </w:tc>
         <w:tc>
@@ -8892,7 +8365,6 @@
               </w:rPr>
               <w:t>‎</w:t>
             </w:r>
-            <w:proofErr w:type="spellStart"/>
             <w:r>
               <w:rPr>
                 <w:rFonts w:ascii="Arial" w:hAnsi="Arial" w:cs="Arial"/>
@@ -8901,7 +8373,6 @@
               </w:rPr>
               <w:t>LRM</w:t>
             </w:r>
-            <w:proofErr w:type="spellEnd"/>
             <w:r>
               <w:rPr>
                 <w:rFonts w:ascii="Arial" w:hAnsi="Arial" w:cs="Arial"/>
@@ -8910,14 +8381,12 @@
               </w:rPr>
               <w:br/>
             </w:r>
-            <w:proofErr w:type="spellStart"/>
             <w:r>
               <w:rPr>
                 <w:rFonts w:ascii="Arial" w:hAnsi="Arial" w:cs="Arial"/>
               </w:rPr>
               <w:t>200E</w:t>
             </w:r>
-            <w:proofErr w:type="spellEnd"/>
           </w:p>
         </w:tc>
         <w:bookmarkStart w:id="38" w:name="_MCCTEMPBM_CRPT01490041___7"/>
@@ -9114,15 +8583,8 @@
                 <w:rFonts w:ascii="Arial" w:hAnsi="Arial" w:cs="Arial"/>
               </w:rPr>
               <w:br/>
-            </w:r>
-            <w:proofErr w:type="spellStart"/>
-            <w:r>
-              <w:rPr>
-                <w:rFonts w:ascii="Arial" w:hAnsi="Arial" w:cs="Arial"/>
-              </w:rPr>
               <w:t>05B3</w:t>
             </w:r>
-            <w:proofErr w:type="spellEnd"/>
           </w:p>
         </w:tc>
         <w:tc>
@@ -9158,15 +8620,8 @@
                 <w:rFonts w:ascii="Arial" w:hAnsi="Arial" w:cs="Arial"/>
               </w:rPr>
               <w:br/>
-            </w:r>
-            <w:proofErr w:type="spellStart"/>
-            <w:r>
-              <w:rPr>
-                <w:rFonts w:ascii="Arial" w:hAnsi="Arial" w:cs="Arial"/>
-              </w:rPr>
               <w:t>05F4</w:t>
             </w:r>
-            <w:proofErr w:type="spellEnd"/>
           </w:p>
         </w:tc>
         <w:tc>
@@ -9202,15 +8657,8 @@
                 <w:rFonts w:ascii="Arial" w:hAnsi="Arial" w:cs="Arial"/>
               </w:rPr>
               <w:br/>
-            </w:r>
-            <w:proofErr w:type="spellStart"/>
-            <w:r>
-              <w:rPr>
-                <w:rFonts w:ascii="Arial" w:hAnsi="Arial" w:cs="Arial"/>
-              </w:rPr>
               <w:t>002F</w:t>
             </w:r>
-            <w:proofErr w:type="spellEnd"/>
           </w:p>
         </w:tc>
         <w:tc>
@@ -9246,15 +8694,8 @@
                 <w:rFonts w:ascii="Arial" w:hAnsi="Arial" w:cs="Arial"/>
               </w:rPr>
               <w:br/>
-            </w:r>
-            <w:proofErr w:type="spellStart"/>
-            <w:r>
-              <w:rPr>
-                <w:rFonts w:ascii="Arial" w:hAnsi="Arial" w:cs="Arial"/>
-              </w:rPr>
               <w:t>003F</w:t>
             </w:r>
-            <w:proofErr w:type="spellEnd"/>
           </w:p>
         </w:tc>
         <w:tc>
@@ -9290,15 +8731,8 @@
                 <w:rFonts w:ascii="Arial" w:hAnsi="Arial" w:cs="Arial"/>
               </w:rPr>
               <w:br/>
-            </w:r>
-            <w:proofErr w:type="spellStart"/>
-            <w:r>
-              <w:rPr>
-                <w:rFonts w:ascii="Arial" w:hAnsi="Arial" w:cs="Arial"/>
-              </w:rPr>
               <w:t>05DE</w:t>
             </w:r>
-            <w:proofErr w:type="spellEnd"/>
           </w:p>
         </w:tc>
         <w:tc>
@@ -9371,15 +8805,8 @@
                 <w:rFonts w:ascii="Arial" w:hAnsi="Arial" w:cs="Arial"/>
               </w:rPr>
               <w:br/>
-            </w:r>
-            <w:proofErr w:type="spellStart"/>
-            <w:r>
-              <w:rPr>
-                <w:rFonts w:ascii="Arial" w:hAnsi="Arial" w:cs="Arial"/>
-              </w:rPr>
               <w:t>006F</w:t>
             </w:r>
-            <w:proofErr w:type="spellEnd"/>
           </w:p>
         </w:tc>
         <w:tc>
@@ -9423,15 +8850,8 @@
                 <w:rFonts w:ascii="Arial" w:hAnsi="Arial" w:cs="Arial"/>
               </w:rPr>
               <w:br/>
-            </w:r>
-            <w:proofErr w:type="spellStart"/>
-            <w:r>
-              <w:rPr>
-                <w:rFonts w:ascii="Arial" w:hAnsi="Arial" w:cs="Arial"/>
-              </w:rPr>
               <w:t>200F</w:t>
             </w:r>
-            <w:proofErr w:type="spellEnd"/>
           </w:p>
         </w:tc>
         <w:bookmarkStart w:id="40" w:name="_MCCTEMPBM_CRPT01490043___7"/>
@@ -9459,15 +8879,7 @@
               <w:pStyle w:val="TAL"/>
             </w:pPr>
             <w:r>
-              <w:t>In the event that an MS receives a code where a symbol is not represented in the above table then the MS shall display the REPLACEMENT CHARACTER (</w:t>
-            </w:r>
-            <w:proofErr w:type="spellStart"/>
-            <w:r>
-              <w:t>U+FFFD</w:t>
-            </w:r>
-            <w:proofErr w:type="spellEnd"/>
-            <w:r>
-              <w:t>).</w:t>
+              <w:t>In the event that an MS receives a code where a symbol is not represented in the above table then the MS shall display the REPLACEMENT CHARACTER (U+FFFD).</w:t>
             </w:r>
             <w:r>
               <w:t xml:space="preserve"> </w:t>
@@ -9562,28 +8974,15 @@
             </w:r>
             <w:r>
               <w:br/>
-              <w:t>Note though that &lt;</w:t>
-            </w:r>
-            <w:proofErr w:type="spellStart"/>
-            <w:r>
-              <w:t>SS2,CR</w:t>
-            </w:r>
-            <w:proofErr w:type="spellEnd"/>
-            <w:r>
-              <w:t>&gt; is actually CSI (se next table), and that “CR” is not a filler, nor LF.</w:t>
+              <w:t>Note though that &lt;SS2,CR&gt; is actually CSI (se next table), and that “CR” is not a filler, nor LF.</w:t>
             </w:r>
           </w:p>
           <w:p>
             <w:pPr>
               <w:pStyle w:val="TAN"/>
             </w:pPr>
-            <w:proofErr w:type="spellStart"/>
-            <w:r>
-              <w:t>SS2</w:t>
-            </w:r>
-            <w:proofErr w:type="spellEnd"/>
-            <w:r>
-              <w:t>:</w:t>
+            <w:r>
+              <w:t>SS2:</w:t>
             </w:r>
             <w:r>
               <w:tab/>
@@ -9591,49 +8990,23 @@
             <w:r>
               <w:t xml:space="preserve">SINGLE SHIFT TWO; This code shifts the next 7-bit code unit to refer to an extension of this table (subclause </w:t>
             </w:r>
-            <w:proofErr w:type="spellStart"/>
             <w:r>
               <w:t>A.4.</w:t>
             </w:r>
             <w:r>
-              <w:t>11.2</w:t>
-            </w:r>
-            <w:proofErr w:type="spellEnd"/>
-            <w:r>
-              <w:t xml:space="preserve">). </w:t>
-            </w:r>
-            <w:r>
-              <w:br/>
-              <w:t xml:space="preserve">When splitting a message text into </w:t>
-            </w:r>
-            <w:proofErr w:type="spellStart"/>
-            <w:r>
-              <w:t>submessages</w:t>
-            </w:r>
-            <w:proofErr w:type="spellEnd"/>
-            <w:r>
-              <w:t xml:space="preserve">, there must be no cut right after an </w:t>
-            </w:r>
-            <w:proofErr w:type="spellStart"/>
-            <w:r>
-              <w:t>SS2</w:t>
-            </w:r>
-            <w:proofErr w:type="spellEnd"/>
-            <w:r>
-              <w:t>.</w:t>
+              <w:t xml:space="preserve">11.2). </w:t>
+            </w:r>
+            <w:r>
+              <w:br/>
+              <w:t>When splitting a message text into submessages, there must be no cut right after an SS2.</w:t>
             </w:r>
           </w:p>
           <w:p>
             <w:pPr>
               <w:pStyle w:val="TAN"/>
             </w:pPr>
-            <w:proofErr w:type="spellStart"/>
-            <w:r>
-              <w:t>LRM,RLM</w:t>
-            </w:r>
-            <w:proofErr w:type="spellEnd"/>
-            <w:r>
-              <w:t xml:space="preserve"> These should only be used to get the desired ‘bidi directionality’ of initially ‘bidi neutral’ symbols </w:t>
+            <w:r>
+              <w:t xml:space="preserve">LRM,RLM These should only be used to get the desired ‘bidi directionality’ of initially ‘bidi neutral’ symbols </w:t>
             </w:r>
             <w:r>
               <w:t xml:space="preserve">in case of </w:t>
@@ -9682,7 +9055,6 @@
         <w:pStyle w:val="Rubrik4"/>
       </w:pPr>
       <w:bookmarkStart w:id="42" w:name="_Toc114820860"/>
-      <w:proofErr w:type="spellStart"/>
       <w:r>
         <w:lastRenderedPageBreak/>
         <w:t>A.4</w:t>
@@ -9699,7 +9071,6 @@
       <w:r>
         <w:t>2</w:t>
       </w:r>
-      <w:proofErr w:type="spellEnd"/>
       <w:r>
         <w:tab/>
         <w:t>SMS/CBS 7</w:t>
@@ -9714,26 +9085,13 @@
         <w:t>Hebrew</w:t>
       </w:r>
       <w:r>
-        <w:t xml:space="preserve"> Alphabet (</w:t>
-      </w:r>
-      <w:proofErr w:type="spellStart"/>
-      <w:r>
-        <w:t>0x1</w:t>
+        <w:t xml:space="preserve"> Alphabet (0x1</w:t>
       </w:r>
       <w:r>
         <w:t>2</w:t>
       </w:r>
-      <w:proofErr w:type="spellEnd"/>
       <w:r>
-        <w:t>) extension (</w:t>
-      </w:r>
-      <w:proofErr w:type="spellStart"/>
-      <w:r>
-        <w:t>SS2</w:t>
-      </w:r>
-      <w:proofErr w:type="spellEnd"/>
-      <w:r>
-        <w:t>) table</w:t>
+        <w:t>) extension (SS2) table</w:t>
       </w:r>
       <w:bookmarkEnd w:id="42"/>
     </w:p>
@@ -9852,7 +9210,6 @@
                 <w:sz w:val="24"/>
               </w:rPr>
             </w:pPr>
-            <w:proofErr w:type="spellStart"/>
             <w:r>
               <w:rPr>
                 <w:rFonts w:ascii="Courier" w:hAnsi="Courier"/>
@@ -9864,7 +9221,6 @@
               </w:rPr>
               <w:t>b7</w:t>
             </w:r>
-            <w:proofErr w:type="spellEnd"/>
           </w:p>
         </w:tc>
         <w:tc>
@@ -10209,7 +9565,6 @@
                 <w:sz w:val="24"/>
               </w:rPr>
             </w:pPr>
-            <w:proofErr w:type="spellStart"/>
             <w:r>
               <w:rPr>
                 <w:rFonts w:ascii="Courier" w:hAnsi="Courier"/>
@@ -10221,7 +9576,6 @@
               </w:rPr>
               <w:t>b6</w:t>
             </w:r>
-            <w:proofErr w:type="spellEnd"/>
           </w:p>
         </w:tc>
         <w:tc>
@@ -10566,7 +9920,6 @@
                 <w:sz w:val="24"/>
               </w:rPr>
             </w:pPr>
-            <w:proofErr w:type="spellStart"/>
             <w:r>
               <w:rPr>
                 <w:rFonts w:ascii="Courier" w:hAnsi="Courier"/>
@@ -10578,7 +9931,6 @@
               </w:rPr>
               <w:t>b5</w:t>
             </w:r>
-            <w:proofErr w:type="spellEnd"/>
           </w:p>
         </w:tc>
         <w:tc>
@@ -10851,7 +10203,6 @@
             </w:pPr>
             <w:bookmarkStart w:id="49" w:name="_MCCTEMPBM_CRPT01490051___4" w:colFirst="0" w:colLast="11"/>
             <w:bookmarkEnd w:id="47"/>
-            <w:proofErr w:type="spellStart"/>
             <w:r>
               <w:rPr>
                 <w:rFonts w:ascii="Courier" w:hAnsi="Courier"/>
@@ -10863,30 +10214,28 @@
               </w:rPr>
               <w:t>b4</w:t>
             </w:r>
-            <w:proofErr w:type="spellEnd"/>
-          </w:p>
-        </w:tc>
-        <w:tc>
-          <w:tcPr>
-            <w:tcW w:w="0" w:type="auto"/>
-            <w:tcBorders>
-              <w:top w:val="single" w:sz="6" w:space="0" w:color="auto"/>
-              <w:left w:val="single" w:sz="6" w:space="0" w:color="auto"/>
-              <w:bottom w:val="single" w:sz="6" w:space="0" w:color="auto"/>
-              <w:right w:val="single" w:sz="6" w:space="0" w:color="auto"/>
-            </w:tcBorders>
-          </w:tcPr>
-          <w:p>
-            <w:pPr>
-              <w:keepNext/>
-              <w:spacing w:before="120" w:line="240" w:lineRule="exact"/>
-              <w:jc w:val="center"/>
-              <w:rPr>
-                <w:rFonts w:ascii="Courier" w:hAnsi="Courier"/>
-                <w:sz w:val="24"/>
-              </w:rPr>
-            </w:pPr>
-            <w:proofErr w:type="spellStart"/>
+          </w:p>
+        </w:tc>
+        <w:tc>
+          <w:tcPr>
+            <w:tcW w:w="0" w:type="auto"/>
+            <w:tcBorders>
+              <w:top w:val="single" w:sz="6" w:space="0" w:color="auto"/>
+              <w:left w:val="single" w:sz="6" w:space="0" w:color="auto"/>
+              <w:bottom w:val="single" w:sz="6" w:space="0" w:color="auto"/>
+              <w:right w:val="single" w:sz="6" w:space="0" w:color="auto"/>
+            </w:tcBorders>
+          </w:tcPr>
+          <w:p>
+            <w:pPr>
+              <w:keepNext/>
+              <w:spacing w:before="120" w:line="240" w:lineRule="exact"/>
+              <w:jc w:val="center"/>
+              <w:rPr>
+                <w:rFonts w:ascii="Courier" w:hAnsi="Courier"/>
+                <w:sz w:val="24"/>
+              </w:rPr>
+            </w:pPr>
             <w:r>
               <w:rPr>
                 <w:rFonts w:ascii="Courier" w:hAnsi="Courier"/>
@@ -10898,30 +10247,28 @@
               </w:rPr>
               <w:t>b3</w:t>
             </w:r>
-            <w:proofErr w:type="spellEnd"/>
-          </w:p>
-        </w:tc>
-        <w:tc>
-          <w:tcPr>
-            <w:tcW w:w="0" w:type="auto"/>
-            <w:tcBorders>
-              <w:top w:val="single" w:sz="6" w:space="0" w:color="auto"/>
-              <w:left w:val="single" w:sz="6" w:space="0" w:color="auto"/>
-              <w:bottom w:val="single" w:sz="6" w:space="0" w:color="auto"/>
-              <w:right w:val="single" w:sz="6" w:space="0" w:color="auto"/>
-            </w:tcBorders>
-          </w:tcPr>
-          <w:p>
-            <w:pPr>
-              <w:keepNext/>
-              <w:spacing w:before="120" w:line="240" w:lineRule="exact"/>
-              <w:jc w:val="center"/>
-              <w:rPr>
-                <w:rFonts w:ascii="Courier" w:hAnsi="Courier"/>
-                <w:sz w:val="24"/>
-              </w:rPr>
-            </w:pPr>
-            <w:proofErr w:type="spellStart"/>
+          </w:p>
+        </w:tc>
+        <w:tc>
+          <w:tcPr>
+            <w:tcW w:w="0" w:type="auto"/>
+            <w:tcBorders>
+              <w:top w:val="single" w:sz="6" w:space="0" w:color="auto"/>
+              <w:left w:val="single" w:sz="6" w:space="0" w:color="auto"/>
+              <w:bottom w:val="single" w:sz="6" w:space="0" w:color="auto"/>
+              <w:right w:val="single" w:sz="6" w:space="0" w:color="auto"/>
+            </w:tcBorders>
+          </w:tcPr>
+          <w:p>
+            <w:pPr>
+              <w:keepNext/>
+              <w:spacing w:before="120" w:line="240" w:lineRule="exact"/>
+              <w:jc w:val="center"/>
+              <w:rPr>
+                <w:rFonts w:ascii="Courier" w:hAnsi="Courier"/>
+                <w:sz w:val="24"/>
+              </w:rPr>
+            </w:pPr>
             <w:r>
               <w:rPr>
                 <w:rFonts w:ascii="Courier" w:hAnsi="Courier"/>
@@ -10933,30 +10280,28 @@
               </w:rPr>
               <w:t>b2</w:t>
             </w:r>
-            <w:proofErr w:type="spellEnd"/>
-          </w:p>
-        </w:tc>
-        <w:tc>
-          <w:tcPr>
-            <w:tcW w:w="0" w:type="auto"/>
-            <w:tcBorders>
-              <w:top w:val="single" w:sz="6" w:space="0" w:color="auto"/>
-              <w:left w:val="single" w:sz="6" w:space="0" w:color="auto"/>
-              <w:bottom w:val="single" w:sz="6" w:space="0" w:color="auto"/>
-              <w:right w:val="single" w:sz="6" w:space="0" w:color="auto"/>
-            </w:tcBorders>
-          </w:tcPr>
-          <w:p>
-            <w:pPr>
-              <w:keepNext/>
-              <w:spacing w:before="120" w:line="240" w:lineRule="exact"/>
-              <w:jc w:val="center"/>
-              <w:rPr>
-                <w:rFonts w:ascii="Courier" w:hAnsi="Courier"/>
-                <w:sz w:val="24"/>
-              </w:rPr>
-            </w:pPr>
-            <w:proofErr w:type="spellStart"/>
+          </w:p>
+        </w:tc>
+        <w:tc>
+          <w:tcPr>
+            <w:tcW w:w="0" w:type="auto"/>
+            <w:tcBorders>
+              <w:top w:val="single" w:sz="6" w:space="0" w:color="auto"/>
+              <w:left w:val="single" w:sz="6" w:space="0" w:color="auto"/>
+              <w:bottom w:val="single" w:sz="6" w:space="0" w:color="auto"/>
+              <w:right w:val="single" w:sz="6" w:space="0" w:color="auto"/>
+            </w:tcBorders>
+          </w:tcPr>
+          <w:p>
+            <w:pPr>
+              <w:keepNext/>
+              <w:spacing w:before="120" w:line="240" w:lineRule="exact"/>
+              <w:jc w:val="center"/>
+              <w:rPr>
+                <w:rFonts w:ascii="Courier" w:hAnsi="Courier"/>
+                <w:sz w:val="24"/>
+              </w:rPr>
+            </w:pPr>
             <w:r>
               <w:rPr>
                 <w:rFonts w:ascii="Courier" w:hAnsi="Courier"/>
@@ -10968,7 +10313,6 @@
               </w:rPr>
               <w:t>b1</w:t>
             </w:r>
-            <w:proofErr w:type="spellEnd"/>
           </w:p>
         </w:tc>
         <w:tc>
@@ -10992,7 +10336,6 @@
                 <w:sz w:val="24"/>
               </w:rPr>
             </w:pPr>
-            <w:proofErr w:type="spellStart"/>
             <w:r>
               <w:rPr>
                 <w:rFonts w:ascii="Courier" w:hAnsi="Courier"/>
@@ -11002,7 +10345,6 @@
               </w:rPr>
               <w:t>1B</w:t>
             </w:r>
-            <w:proofErr w:type="spellEnd"/>
           </w:p>
         </w:tc>
         <w:tc>
@@ -11450,15 +10792,8 @@
                 <w:rFonts w:ascii="Arial" w:hAnsi="Arial" w:cs="Arial"/>
               </w:rPr>
               <w:br/>
-            </w:r>
-            <w:proofErr w:type="spellStart"/>
-            <w:r>
-              <w:rPr>
-                <w:rFonts w:ascii="Arial" w:hAnsi="Arial" w:cs="Arial"/>
-              </w:rPr>
               <w:t>FB21</w:t>
             </w:r>
-            <w:proofErr w:type="spellEnd"/>
           </w:p>
         </w:tc>
         <w:tc>
@@ -11493,15 +10828,8 @@
                 <w:rFonts w:ascii="Arial" w:hAnsi="Arial" w:cs="Arial"/>
               </w:rPr>
               <w:br/>
-            </w:r>
-            <w:proofErr w:type="spellStart"/>
-            <w:r>
-              <w:rPr>
-                <w:rFonts w:ascii="Arial" w:hAnsi="Arial" w:cs="Arial"/>
-              </w:rPr>
               <w:t>FB2A</w:t>
             </w:r>
-            <w:proofErr w:type="spellEnd"/>
           </w:p>
         </w:tc>
         <w:tc>
@@ -11536,15 +10864,8 @@
                 <w:rFonts w:ascii="Arial" w:hAnsi="Arial" w:cs="Arial"/>
               </w:rPr>
               <w:br/>
-            </w:r>
-            <w:proofErr w:type="spellStart"/>
-            <w:r>
-              <w:rPr>
-                <w:rFonts w:ascii="Arial" w:hAnsi="Arial" w:cs="Arial"/>
-              </w:rPr>
               <w:t>FB39</w:t>
             </w:r>
-            <w:proofErr w:type="spellEnd"/>
           </w:p>
         </w:tc>
         <w:tc>
@@ -11579,15 +10900,8 @@
                 <w:rFonts w:ascii="Arial" w:hAnsi="Arial" w:cs="Arial"/>
               </w:rPr>
               <w:br/>
-            </w:r>
-            <w:proofErr w:type="spellStart"/>
-            <w:r>
-              <w:rPr>
-                <w:rFonts w:ascii="Arial" w:hAnsi="Arial" w:cs="Arial"/>
-              </w:rPr>
               <w:t>FB44</w:t>
             </w:r>
-            <w:proofErr w:type="spellEnd"/>
           </w:p>
         </w:tc>
         <w:tc>
@@ -11622,15 +10936,8 @@
                 <w:rFonts w:ascii="Arial" w:hAnsi="Arial" w:cs="Arial"/>
               </w:rPr>
               <w:br/>
-            </w:r>
-            <w:proofErr w:type="spellStart"/>
-            <w:r>
-              <w:rPr>
-                <w:rFonts w:ascii="Arial" w:hAnsi="Arial" w:cs="Arial"/>
-              </w:rPr>
               <w:t>007C</w:t>
             </w:r>
-            <w:proofErr w:type="spellEnd"/>
           </w:p>
         </w:tc>
         <w:tc>
@@ -11701,15 +11008,8 @@
                 <w:rFonts w:ascii="Arial" w:hAnsi="Arial" w:cs="Arial"/>
               </w:rPr>
               <w:br/>
-            </w:r>
-            <w:proofErr w:type="spellStart"/>
-            <w:r>
-              <w:rPr>
-                <w:rFonts w:ascii="Arial" w:hAnsi="Arial" w:cs="Arial"/>
-              </w:rPr>
               <w:t>00BC</w:t>
             </w:r>
-            <w:proofErr w:type="spellEnd"/>
           </w:p>
         </w:tc>
         <w:tc>
@@ -11744,15 +11044,8 @@
                 <w:rFonts w:ascii="Arial" w:hAnsi="Arial" w:cs="Arial"/>
               </w:rPr>
               <w:br/>
-            </w:r>
-            <w:proofErr w:type="spellStart"/>
-            <w:r>
-              <w:rPr>
-                <w:rFonts w:ascii="Arial" w:hAnsi="Arial" w:cs="Arial"/>
-              </w:rPr>
               <w:t>26A0</w:t>
             </w:r>
-            <w:proofErr w:type="spellEnd"/>
           </w:p>
         </w:tc>
         <w:bookmarkStart w:id="52" w:name="_MCCTEMPBM_CRPT01490054___7"/>
@@ -11952,15 +11245,8 @@
                 <w:rFonts w:ascii="Arial" w:hAnsi="Arial" w:cs="Arial"/>
               </w:rPr>
               <w:br/>
-            </w:r>
-            <w:proofErr w:type="spellStart"/>
-            <w:r>
-              <w:rPr>
-                <w:rFonts w:ascii="Arial" w:hAnsi="Arial" w:cs="Arial"/>
-              </w:rPr>
               <w:t>FB22</w:t>
             </w:r>
-            <w:proofErr w:type="spellEnd"/>
           </w:p>
         </w:tc>
         <w:tc>
@@ -11995,15 +11281,8 @@
                 <w:rFonts w:ascii="Arial" w:hAnsi="Arial" w:cs="Arial"/>
               </w:rPr>
               <w:br/>
-            </w:r>
-            <w:proofErr w:type="spellStart"/>
-            <w:r>
-              <w:rPr>
-                <w:rFonts w:ascii="Arial" w:hAnsi="Arial" w:cs="Arial"/>
-              </w:rPr>
               <w:t>FB2B</w:t>
             </w:r>
-            <w:proofErr w:type="spellEnd"/>
           </w:p>
         </w:tc>
         <w:tc>
@@ -12038,15 +11317,8 @@
                 <w:rFonts w:ascii="Arial" w:hAnsi="Arial" w:cs="Arial"/>
               </w:rPr>
               <w:br/>
-            </w:r>
-            <w:proofErr w:type="spellStart"/>
-            <w:r>
-              <w:rPr>
-                <w:rFonts w:ascii="Arial" w:hAnsi="Arial" w:cs="Arial"/>
-              </w:rPr>
               <w:t>FB3A</w:t>
             </w:r>
-            <w:proofErr w:type="spellEnd"/>
           </w:p>
         </w:tc>
         <w:tc>
@@ -12081,15 +11353,8 @@
                 <w:rFonts w:ascii="Arial" w:hAnsi="Arial" w:cs="Arial"/>
               </w:rPr>
               <w:br/>
-            </w:r>
-            <w:proofErr w:type="spellStart"/>
-            <w:r>
-              <w:rPr>
-                <w:rFonts w:ascii="Arial" w:hAnsi="Arial" w:cs="Arial"/>
-              </w:rPr>
               <w:t>FB46</w:t>
             </w:r>
-            <w:proofErr w:type="spellEnd"/>
           </w:p>
         </w:tc>
         <w:tc>
@@ -12196,15 +11461,8 @@
                 <w:rFonts w:ascii="Arial" w:hAnsi="Arial" w:cs="Arial"/>
               </w:rPr>
               <w:br/>
-            </w:r>
-            <w:proofErr w:type="spellStart"/>
-            <w:r>
-              <w:rPr>
-                <w:rFonts w:ascii="Arial" w:hAnsi="Arial" w:cs="Arial"/>
-              </w:rPr>
               <w:t>00BD</w:t>
             </w:r>
-            <w:proofErr w:type="spellEnd"/>
           </w:p>
         </w:tc>
         <w:tc>
@@ -12239,15 +11497,8 @@
                 <w:rFonts w:ascii="Arial" w:hAnsi="Arial" w:cs="Arial"/>
               </w:rPr>
               <w:br/>
-            </w:r>
-            <w:proofErr w:type="spellStart"/>
-            <w:r>
-              <w:rPr>
-                <w:rFonts w:ascii="Arial" w:hAnsi="Arial" w:cs="Arial"/>
-              </w:rPr>
               <w:t>221E</w:t>
             </w:r>
-            <w:proofErr w:type="spellEnd"/>
           </w:p>
         </w:tc>
         <w:bookmarkStart w:id="54" w:name="_MCCTEMPBM_CRPT01490056___7"/>
@@ -12452,15 +11703,8 @@
                 <w:rFonts w:ascii="Arial" w:hAnsi="Arial" w:cs="Arial"/>
               </w:rPr>
               <w:br/>
-            </w:r>
-            <w:proofErr w:type="spellStart"/>
-            <w:r>
-              <w:rPr>
-                <w:rFonts w:ascii="Arial" w:hAnsi="Arial" w:cs="Arial"/>
-              </w:rPr>
               <w:t>FB23</w:t>
             </w:r>
-            <w:proofErr w:type="spellEnd"/>
           </w:p>
         </w:tc>
         <w:tc>
@@ -12495,15 +11739,8 @@
                 <w:rFonts w:ascii="Arial" w:hAnsi="Arial" w:cs="Arial"/>
               </w:rPr>
               <w:br/>
-            </w:r>
-            <w:proofErr w:type="spellStart"/>
-            <w:r>
-              <w:rPr>
-                <w:rFonts w:ascii="Arial" w:hAnsi="Arial" w:cs="Arial"/>
-              </w:rPr>
               <w:t>FB2C</w:t>
             </w:r>
-            <w:proofErr w:type="spellEnd"/>
           </w:p>
         </w:tc>
         <w:tc>
@@ -12538,15 +11775,8 @@
                 <w:rFonts w:ascii="Arial" w:hAnsi="Arial" w:cs="Arial"/>
               </w:rPr>
               <w:br/>
-            </w:r>
-            <w:proofErr w:type="spellStart"/>
-            <w:r>
-              <w:rPr>
-                <w:rFonts w:ascii="Arial" w:hAnsi="Arial" w:cs="Arial"/>
-              </w:rPr>
               <w:t>FB3B</w:t>
             </w:r>
-            <w:proofErr w:type="spellEnd"/>
           </w:p>
         </w:tc>
         <w:tc>
@@ -12581,15 +11811,8 @@
                 <w:rFonts w:ascii="Arial" w:hAnsi="Arial" w:cs="Arial"/>
               </w:rPr>
               <w:br/>
-            </w:r>
-            <w:proofErr w:type="spellStart"/>
-            <w:r>
-              <w:rPr>
-                <w:rFonts w:ascii="Arial" w:hAnsi="Arial" w:cs="Arial"/>
-              </w:rPr>
               <w:t>FB47</w:t>
             </w:r>
-            <w:proofErr w:type="spellEnd"/>
           </w:p>
         </w:tc>
         <w:tc>
@@ -12696,15 +11919,8 @@
                 <w:rFonts w:ascii="Arial" w:hAnsi="Arial" w:cs="Arial"/>
               </w:rPr>
               <w:br/>
-            </w:r>
-            <w:proofErr w:type="spellStart"/>
-            <w:r>
-              <w:rPr>
-                <w:rFonts w:ascii="Arial" w:hAnsi="Arial" w:cs="Arial"/>
-              </w:rPr>
               <w:t>00BE</w:t>
             </w:r>
-            <w:proofErr w:type="spellEnd"/>
           </w:p>
         </w:tc>
         <w:tc>
@@ -12739,15 +11955,8 @@
                 <w:rFonts w:ascii="Arial" w:hAnsi="Arial" w:cs="Arial"/>
               </w:rPr>
               <w:br/>
-            </w:r>
-            <w:proofErr w:type="spellStart"/>
-            <w:r>
-              <w:rPr>
-                <w:rFonts w:ascii="Arial" w:hAnsi="Arial" w:cs="Arial"/>
-              </w:rPr>
               <w:t>00B2</w:t>
             </w:r>
-            <w:proofErr w:type="spellEnd"/>
           </w:p>
         </w:tc>
         <w:bookmarkStart w:id="56" w:name="_MCCTEMPBM_CRPT01490058___7"/>
@@ -12947,15 +12156,8 @@
                 <w:rFonts w:ascii="Arial" w:hAnsi="Arial" w:cs="Arial"/>
               </w:rPr>
               <w:br/>
-            </w:r>
-            <w:proofErr w:type="spellStart"/>
-            <w:r>
-              <w:rPr>
-                <w:rFonts w:ascii="Arial" w:hAnsi="Arial" w:cs="Arial"/>
-              </w:rPr>
               <w:t>FB24</w:t>
             </w:r>
-            <w:proofErr w:type="spellEnd"/>
           </w:p>
         </w:tc>
         <w:tc>
@@ -12990,15 +12192,8 @@
                 <w:rFonts w:ascii="Arial" w:hAnsi="Arial" w:cs="Arial"/>
               </w:rPr>
               <w:br/>
-            </w:r>
-            <w:proofErr w:type="spellStart"/>
-            <w:r>
-              <w:rPr>
-                <w:rFonts w:ascii="Arial" w:hAnsi="Arial" w:cs="Arial"/>
-              </w:rPr>
               <w:t>FB2D</w:t>
             </w:r>
-            <w:proofErr w:type="spellEnd"/>
           </w:p>
         </w:tc>
         <w:tc>
@@ -13033,15 +12228,8 @@
                 <w:rFonts w:ascii="Arial" w:hAnsi="Arial" w:cs="Arial"/>
               </w:rPr>
               <w:br/>
-            </w:r>
-            <w:proofErr w:type="spellStart"/>
-            <w:r>
-              <w:rPr>
-                <w:rFonts w:ascii="Arial" w:hAnsi="Arial" w:cs="Arial"/>
-              </w:rPr>
               <w:t>FB3C</w:t>
             </w:r>
-            <w:proofErr w:type="spellEnd"/>
           </w:p>
         </w:tc>
         <w:tc>
@@ -13076,15 +12264,8 @@
                 <w:rFonts w:ascii="Arial" w:hAnsi="Arial" w:cs="Arial"/>
               </w:rPr>
               <w:br/>
-            </w:r>
-            <w:proofErr w:type="spellStart"/>
-            <w:r>
-              <w:rPr>
-                <w:rFonts w:ascii="Arial" w:hAnsi="Arial" w:cs="Arial"/>
-              </w:rPr>
               <w:t>FB48</w:t>
             </w:r>
-            <w:proofErr w:type="spellEnd"/>
           </w:p>
         </w:tc>
         <w:tc>
@@ -13191,15 +12372,8 @@
                 <w:rFonts w:ascii="Arial" w:hAnsi="Arial" w:cs="Arial"/>
               </w:rPr>
               <w:br/>
-            </w:r>
-            <w:proofErr w:type="spellStart"/>
-            <w:r>
-              <w:rPr>
-                <w:rFonts w:ascii="Arial" w:hAnsi="Arial" w:cs="Arial"/>
-              </w:rPr>
               <w:t>201C</w:t>
             </w:r>
-            <w:proofErr w:type="spellEnd"/>
           </w:p>
         </w:tc>
         <w:tc>
@@ -13234,15 +12408,8 @@
                 <w:rFonts w:ascii="Arial" w:hAnsi="Arial" w:cs="Arial"/>
               </w:rPr>
               <w:br/>
-            </w:r>
-            <w:proofErr w:type="spellStart"/>
-            <w:r>
-              <w:rPr>
-                <w:rFonts w:ascii="Arial" w:hAnsi="Arial" w:cs="Arial"/>
-              </w:rPr>
               <w:t>00B3</w:t>
             </w:r>
-            <w:proofErr w:type="spellEnd"/>
           </w:p>
         </w:tc>
         <w:bookmarkStart w:id="58" w:name="_MCCTEMPBM_CRPT01490060___7"/>
@@ -13447,15 +12614,8 @@
                 <w:rFonts w:ascii="Arial" w:hAnsi="Arial" w:cs="Arial"/>
               </w:rPr>
               <w:br/>
-            </w:r>
-            <w:proofErr w:type="spellStart"/>
-            <w:r>
-              <w:rPr>
-                <w:rFonts w:ascii="Arial" w:hAnsi="Arial" w:cs="Arial"/>
-              </w:rPr>
               <w:t>FB25</w:t>
             </w:r>
-            <w:proofErr w:type="spellEnd"/>
           </w:p>
         </w:tc>
         <w:tc>
@@ -13490,15 +12650,8 @@
                 <w:rFonts w:ascii="Arial" w:hAnsi="Arial" w:cs="Arial"/>
               </w:rPr>
               <w:br/>
-            </w:r>
-            <w:proofErr w:type="spellStart"/>
-            <w:r>
-              <w:rPr>
-                <w:rFonts w:ascii="Arial" w:hAnsi="Arial" w:cs="Arial"/>
-              </w:rPr>
               <w:t>005E</w:t>
             </w:r>
-            <w:proofErr w:type="spellEnd"/>
           </w:p>
         </w:tc>
         <w:tc>
@@ -13533,15 +12686,8 @@
                 <w:rFonts w:ascii="Arial" w:hAnsi="Arial" w:cs="Arial"/>
               </w:rPr>
               <w:br/>
-            </w:r>
-            <w:proofErr w:type="spellStart"/>
-            <w:r>
-              <w:rPr>
-                <w:rFonts w:ascii="Arial" w:hAnsi="Arial" w:cs="Arial"/>
-              </w:rPr>
               <w:t>FB3E</w:t>
             </w:r>
-            <w:proofErr w:type="spellEnd"/>
           </w:p>
         </w:tc>
         <w:tc>
@@ -13576,15 +12722,8 @@
                 <w:rFonts w:ascii="Arial" w:hAnsi="Arial" w:cs="Arial"/>
               </w:rPr>
               <w:br/>
-            </w:r>
-            <w:proofErr w:type="spellStart"/>
-            <w:r>
-              <w:rPr>
-                <w:rFonts w:ascii="Arial" w:hAnsi="Arial" w:cs="Arial"/>
-              </w:rPr>
               <w:t>FB49</w:t>
             </w:r>
-            <w:proofErr w:type="spellEnd"/>
           </w:p>
         </w:tc>
         <w:tc>
@@ -13691,15 +12830,8 @@
                 <w:rFonts w:ascii="Arial" w:hAnsi="Arial" w:cs="Arial"/>
               </w:rPr>
               <w:br/>
-            </w:r>
-            <w:proofErr w:type="spellStart"/>
-            <w:r>
-              <w:rPr>
-                <w:rFonts w:ascii="Arial" w:hAnsi="Arial" w:cs="Arial"/>
-              </w:rPr>
               <w:t>201D</w:t>
             </w:r>
-            <w:proofErr w:type="spellEnd"/>
           </w:p>
         </w:tc>
         <w:tc>
@@ -13934,15 +13066,8 @@
                 <w:rFonts w:ascii="Arial" w:hAnsi="Arial" w:cs="Arial"/>
               </w:rPr>
               <w:br/>
-            </w:r>
-            <w:proofErr w:type="spellStart"/>
-            <w:r>
-              <w:rPr>
-                <w:rFonts w:ascii="Arial" w:hAnsi="Arial" w:cs="Arial"/>
-              </w:rPr>
               <w:t>FB26</w:t>
             </w:r>
-            <w:proofErr w:type="spellEnd"/>
           </w:p>
         </w:tc>
         <w:tc>
@@ -13977,15 +13102,8 @@
                 <w:rFonts w:ascii="Arial" w:hAnsi="Arial" w:cs="Arial"/>
               </w:rPr>
               <w:br/>
-            </w:r>
-            <w:proofErr w:type="spellStart"/>
-            <w:r>
-              <w:rPr>
-                <w:rFonts w:ascii="Arial" w:hAnsi="Arial" w:cs="Arial"/>
-              </w:rPr>
               <w:t>FB2E</w:t>
             </w:r>
-            <w:proofErr w:type="spellEnd"/>
           </w:p>
         </w:tc>
         <w:tc>
@@ -14056,15 +13174,8 @@
                 <w:rFonts w:ascii="Arial" w:hAnsi="Arial" w:cs="Arial"/>
               </w:rPr>
               <w:br/>
-            </w:r>
-            <w:proofErr w:type="spellStart"/>
-            <w:r>
-              <w:rPr>
-                <w:rFonts w:ascii="Arial" w:hAnsi="Arial" w:cs="Arial"/>
-              </w:rPr>
               <w:t>FB4A</w:t>
             </w:r>
-            <w:proofErr w:type="spellEnd"/>
           </w:p>
         </w:tc>
         <w:tc>
@@ -14171,15 +13282,8 @@
                 <w:rFonts w:ascii="Arial" w:hAnsi="Arial" w:cs="Arial"/>
               </w:rPr>
               <w:br/>
-            </w:r>
-            <w:proofErr w:type="spellStart"/>
-            <w:r>
-              <w:rPr>
-                <w:rFonts w:ascii="Arial" w:hAnsi="Arial" w:cs="Arial"/>
-              </w:rPr>
               <w:t>00A4</w:t>
             </w:r>
-            <w:proofErr w:type="spellEnd"/>
           </w:p>
         </w:tc>
         <w:tc>
@@ -14414,15 +13518,8 @@
                 <w:rFonts w:ascii="Arial" w:hAnsi="Arial" w:cs="Arial"/>
               </w:rPr>
               <w:br/>
-            </w:r>
-            <w:proofErr w:type="spellStart"/>
-            <w:r>
-              <w:rPr>
-                <w:rFonts w:ascii="Arial" w:hAnsi="Arial" w:cs="Arial"/>
-              </w:rPr>
               <w:t>FB27</w:t>
             </w:r>
-            <w:proofErr w:type="spellEnd"/>
           </w:p>
         </w:tc>
         <w:tc>
@@ -14457,15 +13554,8 @@
                 <w:rFonts w:ascii="Arial" w:hAnsi="Arial" w:cs="Arial"/>
               </w:rPr>
               <w:br/>
-            </w:r>
-            <w:proofErr w:type="spellStart"/>
-            <w:r>
-              <w:rPr>
-                <w:rFonts w:ascii="Arial" w:hAnsi="Arial" w:cs="Arial"/>
-              </w:rPr>
               <w:t>FB2F</w:t>
             </w:r>
-            <w:proofErr w:type="spellEnd"/>
           </w:p>
         </w:tc>
         <w:tc>
@@ -14500,15 +13590,8 @@
                 <w:rFonts w:ascii="Arial" w:hAnsi="Arial" w:cs="Arial"/>
               </w:rPr>
               <w:br/>
-            </w:r>
-            <w:proofErr w:type="spellStart"/>
-            <w:r>
-              <w:rPr>
-                <w:rFonts w:ascii="Arial" w:hAnsi="Arial" w:cs="Arial"/>
-              </w:rPr>
               <w:t>FB41</w:t>
             </w:r>
-            <w:proofErr w:type="spellEnd"/>
           </w:p>
         </w:tc>
         <w:tc>
@@ -14543,15 +13626,8 @@
                 <w:rFonts w:ascii="Arial" w:hAnsi="Arial" w:cs="Arial"/>
               </w:rPr>
               <w:br/>
-            </w:r>
-            <w:proofErr w:type="spellStart"/>
-            <w:r>
-              <w:rPr>
-                <w:rFonts w:ascii="Arial" w:hAnsi="Arial" w:cs="Arial"/>
-              </w:rPr>
               <w:t>FB4B</w:t>
             </w:r>
-            <w:proofErr w:type="spellEnd"/>
           </w:p>
         </w:tc>
         <w:tc>
@@ -14658,15 +13734,8 @@
                 <w:rFonts w:ascii="Arial" w:hAnsi="Arial" w:cs="Arial"/>
               </w:rPr>
               <w:br/>
-            </w:r>
-            <w:proofErr w:type="spellStart"/>
-            <w:r>
-              <w:rPr>
-                <w:rFonts w:ascii="Arial" w:hAnsi="Arial" w:cs="Arial"/>
-              </w:rPr>
               <w:t>03A9</w:t>
             </w:r>
-            <w:proofErr w:type="spellEnd"/>
           </w:p>
         </w:tc>
         <w:tc>
@@ -14896,15 +13965,8 @@
                 <w:rFonts w:ascii="Arial" w:hAnsi="Arial" w:cs="Arial"/>
               </w:rPr>
               <w:br/>
-            </w:r>
-            <w:proofErr w:type="spellStart"/>
-            <w:r>
-              <w:rPr>
-                <w:rFonts w:ascii="Arial" w:hAnsi="Arial" w:cs="Arial"/>
-              </w:rPr>
               <w:t>FB28</w:t>
             </w:r>
-            <w:proofErr w:type="spellEnd"/>
           </w:p>
         </w:tc>
         <w:tc>
@@ -14939,15 +14001,8 @@
                 <w:rFonts w:ascii="Arial" w:hAnsi="Arial" w:cs="Arial"/>
               </w:rPr>
               <w:br/>
-            </w:r>
-            <w:proofErr w:type="spellStart"/>
-            <w:r>
-              <w:rPr>
-                <w:rFonts w:ascii="Arial" w:hAnsi="Arial" w:cs="Arial"/>
-              </w:rPr>
               <w:t>FB30</w:t>
             </w:r>
-            <w:proofErr w:type="spellEnd"/>
           </w:p>
         </w:tc>
         <w:tc>
@@ -14982,15 +14037,8 @@
                 <w:rFonts w:ascii="Arial" w:hAnsi="Arial" w:cs="Arial"/>
               </w:rPr>
               <w:br/>
-            </w:r>
-            <w:proofErr w:type="spellStart"/>
-            <w:r>
-              <w:rPr>
-                <w:rFonts w:ascii="Arial" w:hAnsi="Arial" w:cs="Arial"/>
-              </w:rPr>
               <w:t>FB43</w:t>
             </w:r>
-            <w:proofErr w:type="spellEnd"/>
           </w:p>
         </w:tc>
         <w:tc>
@@ -15025,15 +14073,8 @@
                 <w:rFonts w:ascii="Arial" w:hAnsi="Arial" w:cs="Arial"/>
               </w:rPr>
               <w:br/>
-            </w:r>
-            <w:proofErr w:type="spellStart"/>
-            <w:r>
-              <w:rPr>
-                <w:rFonts w:ascii="Arial" w:hAnsi="Arial" w:cs="Arial"/>
-              </w:rPr>
               <w:t>FB4C</w:t>
             </w:r>
-            <w:proofErr w:type="spellEnd"/>
           </w:p>
         </w:tc>
         <w:tc>
@@ -15140,15 +14181,8 @@
                 <w:rFonts w:ascii="Arial" w:hAnsi="Arial" w:cs="Arial"/>
               </w:rPr>
               <w:br/>
-            </w:r>
-            <w:proofErr w:type="spellStart"/>
-            <w:r>
-              <w:rPr>
-                <w:rFonts w:ascii="Arial" w:hAnsi="Arial" w:cs="Arial"/>
-              </w:rPr>
               <w:t>03BC</w:t>
             </w:r>
-            <w:proofErr w:type="spellEnd"/>
           </w:p>
         </w:tc>
         <w:tc>
@@ -15378,15 +14412,8 @@
                 <w:rFonts w:ascii="Arial" w:hAnsi="Arial" w:cs="Arial"/>
               </w:rPr>
               <w:br/>
-            </w:r>
-            <w:proofErr w:type="spellStart"/>
-            <w:r>
-              <w:rPr>
-                <w:rFonts w:ascii="Arial" w:hAnsi="Arial" w:cs="Arial"/>
-              </w:rPr>
               <w:t>FB4F</w:t>
             </w:r>
-            <w:proofErr w:type="spellEnd"/>
           </w:p>
         </w:tc>
         <w:tc>
@@ -15421,15 +14448,8 @@
                 <w:rFonts w:ascii="Arial" w:hAnsi="Arial" w:cs="Arial"/>
               </w:rPr>
               <w:br/>
-            </w:r>
-            <w:proofErr w:type="spellStart"/>
-            <w:r>
-              <w:rPr>
-                <w:rFonts w:ascii="Arial" w:hAnsi="Arial" w:cs="Arial"/>
-              </w:rPr>
               <w:t>FB31</w:t>
             </w:r>
-            <w:proofErr w:type="spellEnd"/>
           </w:p>
         </w:tc>
         <w:tc>
@@ -15464,15 +14484,8 @@
                 <w:rFonts w:ascii="Arial" w:hAnsi="Arial" w:cs="Arial"/>
               </w:rPr>
               <w:br/>
-            </w:r>
-            <w:proofErr w:type="spellStart"/>
-            <w:r>
-              <w:rPr>
-                <w:rFonts w:ascii="Arial" w:hAnsi="Arial" w:cs="Arial"/>
-              </w:rPr>
               <w:t>007B</w:t>
             </w:r>
-            <w:proofErr w:type="spellEnd"/>
           </w:p>
         </w:tc>
         <w:tc>
@@ -15507,15 +14520,8 @@
                 <w:rFonts w:ascii="Arial" w:hAnsi="Arial" w:cs="Arial"/>
               </w:rPr>
               <w:br/>
-            </w:r>
-            <w:proofErr w:type="spellStart"/>
-            <w:r>
-              <w:rPr>
-                <w:rFonts w:ascii="Arial" w:hAnsi="Arial" w:cs="Arial"/>
-              </w:rPr>
               <w:t>FB4D</w:t>
             </w:r>
-            <w:proofErr w:type="spellEnd"/>
           </w:p>
         </w:tc>
         <w:tc>
@@ -15622,15 +14628,8 @@
                 <w:rFonts w:ascii="Arial" w:hAnsi="Arial" w:cs="Arial"/>
               </w:rPr>
               <w:br/>
-            </w:r>
-            <w:proofErr w:type="spellStart"/>
-            <w:r>
-              <w:rPr>
-                <w:rFonts w:ascii="Arial" w:hAnsi="Arial" w:cs="Arial"/>
-              </w:rPr>
               <w:t>00B0</w:t>
             </w:r>
-            <w:proofErr w:type="spellEnd"/>
           </w:p>
         </w:tc>
         <w:tc>
@@ -15890,15 +14889,8 @@
                 <w:rFonts w:ascii="Arial" w:hAnsi="Arial" w:cs="Arial"/>
               </w:rPr>
               <w:br/>
-            </w:r>
-            <w:proofErr w:type="spellStart"/>
-            <w:r>
-              <w:rPr>
-                <w:rFonts w:ascii="Arial" w:hAnsi="Arial" w:cs="Arial"/>
-              </w:rPr>
               <w:t>FB32</w:t>
             </w:r>
-            <w:proofErr w:type="spellEnd"/>
           </w:p>
         </w:tc>
         <w:tc>
@@ -15933,15 +14925,8 @@
                 <w:rFonts w:ascii="Arial" w:hAnsi="Arial" w:cs="Arial"/>
               </w:rPr>
               <w:br/>
-            </w:r>
-            <w:proofErr w:type="spellStart"/>
-            <w:r>
-              <w:rPr>
-                <w:rFonts w:ascii="Arial" w:hAnsi="Arial" w:cs="Arial"/>
-              </w:rPr>
               <w:t>007D</w:t>
             </w:r>
-            <w:proofErr w:type="spellEnd"/>
           </w:p>
         </w:tc>
         <w:tc>
@@ -15976,15 +14961,8 @@
                 <w:rFonts w:ascii="Arial" w:hAnsi="Arial" w:cs="Arial"/>
               </w:rPr>
               <w:br/>
-            </w:r>
-            <w:proofErr w:type="spellStart"/>
-            <w:r>
-              <w:rPr>
-                <w:rFonts w:ascii="Arial" w:hAnsi="Arial" w:cs="Arial"/>
-              </w:rPr>
               <w:t>FB4E</w:t>
             </w:r>
-            <w:proofErr w:type="spellEnd"/>
           </w:p>
         </w:tc>
         <w:tc>
@@ -16091,15 +15069,8 @@
                 <w:rFonts w:ascii="Arial" w:hAnsi="Arial" w:cs="Arial"/>
               </w:rPr>
               <w:br/>
-            </w:r>
-            <w:proofErr w:type="spellStart"/>
-            <w:r>
-              <w:rPr>
-                <w:rFonts w:ascii="Arial" w:hAnsi="Arial" w:cs="Arial"/>
-              </w:rPr>
               <w:t>00D7</w:t>
             </w:r>
-            <w:proofErr w:type="spellEnd"/>
           </w:p>
         </w:tc>
         <w:tc>
@@ -16332,15 +15303,8 @@
                 <w:rFonts w:ascii="Arial" w:hAnsi="Arial" w:cs="Arial"/>
               </w:rPr>
               <w:br/>
-            </w:r>
-            <w:proofErr w:type="spellStart"/>
-            <w:r>
-              <w:rPr>
-                <w:rFonts w:ascii="Arial" w:hAnsi="Arial" w:cs="Arial"/>
-              </w:rPr>
               <w:t>000C</w:t>
             </w:r>
-            <w:proofErr w:type="spellEnd"/>
           </w:p>
         </w:tc>
         <w:tc>
@@ -16375,15 +15339,8 @@
                 <w:rFonts w:ascii="Arial" w:hAnsi="Arial" w:cs="Arial"/>
               </w:rPr>
               <w:br/>
-            </w:r>
-            <w:proofErr w:type="spellStart"/>
-            <w:r>
-              <w:rPr>
-                <w:rFonts w:ascii="Arial" w:hAnsi="Arial" w:cs="Arial"/>
-              </w:rPr>
               <w:t>FB33</w:t>
             </w:r>
-            <w:proofErr w:type="spellEnd"/>
           </w:p>
         </w:tc>
         <w:tc>
@@ -16418,15 +15375,8 @@
                 <w:rFonts w:ascii="Arial" w:hAnsi="Arial" w:cs="Arial"/>
               </w:rPr>
               <w:br/>
-            </w:r>
-            <w:proofErr w:type="spellStart"/>
-            <w:r>
-              <w:rPr>
-                <w:rFonts w:ascii="Arial" w:hAnsi="Arial" w:cs="Arial"/>
-              </w:rPr>
               <w:t>FB29</w:t>
             </w:r>
-            <w:proofErr w:type="spellEnd"/>
           </w:p>
         </w:tc>
         <w:tc>
@@ -16497,15 +15447,8 @@
                 <w:rFonts w:ascii="Arial" w:hAnsi="Arial" w:cs="Arial"/>
               </w:rPr>
               <w:br/>
-            </w:r>
-            <w:proofErr w:type="spellStart"/>
-            <w:r>
-              <w:rPr>
-                <w:rFonts w:ascii="Arial" w:hAnsi="Arial" w:cs="Arial"/>
-              </w:rPr>
               <w:t>004A</w:t>
             </w:r>
-            <w:proofErr w:type="spellEnd"/>
           </w:p>
         </w:tc>
         <w:tc>
@@ -16540,15 +15483,8 @@
                 <w:rFonts w:ascii="Arial" w:hAnsi="Arial" w:cs="Arial"/>
               </w:rPr>
               <w:br/>
-            </w:r>
-            <w:proofErr w:type="spellStart"/>
-            <w:r>
-              <w:rPr>
-                <w:rFonts w:ascii="Arial" w:hAnsi="Arial" w:cs="Arial"/>
-              </w:rPr>
               <w:t>005A</w:t>
             </w:r>
-            <w:proofErr w:type="spellEnd"/>
           </w:p>
         </w:tc>
         <w:tc>
@@ -16839,7 +15775,6 @@
                 <w:sz w:val="24"/>
               </w:rPr>
             </w:pPr>
-            <w:proofErr w:type="spellStart"/>
             <w:r>
               <w:rPr>
                 <w:rFonts w:ascii="Arial" w:hAnsi="Arial" w:cs="Arial"/>
@@ -16848,7 +15783,6 @@
               </w:rPr>
               <w:t>SS3</w:t>
             </w:r>
-            <w:proofErr w:type="spellEnd"/>
             <w:r>
               <w:rPr>
                 <w:rFonts w:ascii="Arial" w:hAnsi="Arial" w:cs="Arial"/>
@@ -16956,15 +15890,8 @@
                 <w:rFonts w:ascii="Arial" w:hAnsi="Arial" w:cs="Arial"/>
               </w:rPr>
               <w:br/>
-            </w:r>
-            <w:proofErr w:type="spellStart"/>
-            <w:r>
-              <w:rPr>
-                <w:rFonts w:ascii="Arial" w:hAnsi="Arial" w:cs="Arial"/>
-              </w:rPr>
               <w:t>004B</w:t>
             </w:r>
-            <w:proofErr w:type="spellEnd"/>
           </w:p>
         </w:tc>
         <w:tc>
@@ -17029,15 +15956,8 @@
                 <w:rFonts w:ascii="Arial" w:hAnsi="Arial" w:cs="Arial"/>
               </w:rPr>
               <w:br/>
-            </w:r>
-            <w:proofErr w:type="spellStart"/>
-            <w:r>
-              <w:rPr>
-                <w:rFonts w:ascii="Arial" w:hAnsi="Arial" w:cs="Arial"/>
-              </w:rPr>
               <w:t>00B1</w:t>
             </w:r>
-            <w:proofErr w:type="spellEnd"/>
           </w:p>
         </w:tc>
         <w:tc>
@@ -17297,15 +16217,8 @@
                 <w:rFonts w:ascii="Arial" w:hAnsi="Arial" w:cs="Arial"/>
               </w:rPr>
               <w:br/>
-            </w:r>
-            <w:proofErr w:type="spellStart"/>
-            <w:r>
-              <w:rPr>
-                <w:rFonts w:ascii="Arial" w:hAnsi="Arial" w:cs="Arial"/>
-              </w:rPr>
               <w:t>FB34</w:t>
             </w:r>
-            <w:proofErr w:type="spellEnd"/>
           </w:p>
         </w:tc>
         <w:tc>
@@ -17370,15 +16283,8 @@
                 <w:rFonts w:ascii="Arial" w:hAnsi="Arial" w:cs="Arial"/>
               </w:rPr>
               <w:br/>
-            </w:r>
-            <w:proofErr w:type="spellStart"/>
-            <w:r>
-              <w:rPr>
-                <w:rFonts w:ascii="Arial" w:hAnsi="Arial" w:cs="Arial"/>
-              </w:rPr>
               <w:t>005B</w:t>
             </w:r>
-            <w:proofErr w:type="spellEnd"/>
           </w:p>
         </w:tc>
         <w:tc>
@@ -17413,15 +16319,8 @@
                 <w:rFonts w:ascii="Arial" w:hAnsi="Arial" w:cs="Arial"/>
               </w:rPr>
               <w:br/>
-            </w:r>
-            <w:proofErr w:type="spellStart"/>
-            <w:r>
-              <w:rPr>
-                <w:rFonts w:ascii="Arial" w:hAnsi="Arial" w:cs="Arial"/>
-              </w:rPr>
               <w:t>004C</w:t>
             </w:r>
-            <w:proofErr w:type="spellEnd"/>
           </w:p>
         </w:tc>
         <w:tc>
@@ -17720,15 +16619,8 @@
                 <w:rFonts w:ascii="Arial" w:hAnsi="Arial" w:cs="Arial"/>
               </w:rPr>
               <w:br/>
-            </w:r>
-            <w:proofErr w:type="spellStart"/>
-            <w:r>
-              <w:rPr>
-                <w:rFonts w:ascii="Arial" w:hAnsi="Arial" w:cs="Arial"/>
-              </w:rPr>
               <w:t>009B</w:t>
             </w:r>
-            <w:proofErr w:type="spellEnd"/>
           </w:p>
         </w:tc>
         <w:tc>
@@ -17763,15 +16655,8 @@
                 <w:rFonts w:ascii="Arial" w:hAnsi="Arial" w:cs="Arial"/>
               </w:rPr>
               <w:br/>
-            </w:r>
-            <w:proofErr w:type="spellStart"/>
-            <w:r>
-              <w:rPr>
-                <w:rFonts w:ascii="Arial" w:hAnsi="Arial" w:cs="Arial"/>
-              </w:rPr>
               <w:t>FB35</w:t>
             </w:r>
-            <w:proofErr w:type="spellEnd"/>
           </w:p>
         </w:tc>
         <w:tc>
@@ -17806,15 +16691,8 @@
                 <w:rFonts w:ascii="Arial" w:hAnsi="Arial" w:cs="Arial"/>
               </w:rPr>
               <w:br/>
-            </w:r>
-            <w:proofErr w:type="spellStart"/>
-            <w:r>
-              <w:rPr>
-                <w:rFonts w:ascii="Arial" w:hAnsi="Arial" w:cs="Arial"/>
-              </w:rPr>
               <w:t>2A7D</w:t>
             </w:r>
-            <w:proofErr w:type="spellEnd"/>
           </w:p>
         </w:tc>
         <w:tc>
@@ -17849,15 +16727,8 @@
                 <w:rFonts w:ascii="Arial" w:hAnsi="Arial" w:cs="Arial"/>
               </w:rPr>
               <w:br/>
-            </w:r>
-            <w:proofErr w:type="spellStart"/>
-            <w:r>
-              <w:rPr>
-                <w:rFonts w:ascii="Arial" w:hAnsi="Arial" w:cs="Arial"/>
-              </w:rPr>
               <w:t>007E</w:t>
             </w:r>
-            <w:proofErr w:type="spellEnd"/>
           </w:p>
         </w:tc>
         <w:tc>
@@ -17892,15 +16763,8 @@
                 <w:rFonts w:ascii="Arial" w:hAnsi="Arial" w:cs="Arial"/>
               </w:rPr>
               <w:br/>
-            </w:r>
-            <w:proofErr w:type="spellStart"/>
-            <w:r>
-              <w:rPr>
-                <w:rFonts w:ascii="Arial" w:hAnsi="Arial" w:cs="Arial"/>
-              </w:rPr>
               <w:t>004D</w:t>
             </w:r>
-            <w:proofErr w:type="spellEnd"/>
           </w:p>
         </w:tc>
         <w:tc>
@@ -17971,15 +16835,8 @@
                 <w:rFonts w:ascii="Arial" w:hAnsi="Arial" w:cs="Arial"/>
               </w:rPr>
               <w:br/>
-            </w:r>
-            <w:proofErr w:type="spellStart"/>
-            <w:r>
-              <w:rPr>
-                <w:rFonts w:ascii="Arial" w:hAnsi="Arial" w:cs="Arial"/>
-              </w:rPr>
               <w:t>00AB</w:t>
             </w:r>
-            <w:proofErr w:type="spellEnd"/>
           </w:p>
         </w:tc>
         <w:tc>
@@ -18209,15 +17066,8 @@
                 <w:rFonts w:ascii="Arial" w:hAnsi="Arial" w:cs="Arial"/>
               </w:rPr>
               <w:br/>
-            </w:r>
-            <w:proofErr w:type="spellStart"/>
-            <w:r>
-              <w:rPr>
-                <w:rFonts w:ascii="Arial" w:hAnsi="Arial" w:cs="Arial"/>
-              </w:rPr>
               <w:t>05EF</w:t>
             </w:r>
-            <w:proofErr w:type="spellEnd"/>
           </w:p>
         </w:tc>
         <w:tc>
@@ -18252,15 +17102,8 @@
                 <w:rFonts w:ascii="Arial" w:hAnsi="Arial" w:cs="Arial"/>
               </w:rPr>
               <w:br/>
-            </w:r>
-            <w:proofErr w:type="spellStart"/>
-            <w:r>
-              <w:rPr>
-                <w:rFonts w:ascii="Arial" w:hAnsi="Arial" w:cs="Arial"/>
-              </w:rPr>
               <w:t>FB36</w:t>
             </w:r>
-            <w:proofErr w:type="spellEnd"/>
           </w:p>
         </w:tc>
         <w:tc>
@@ -18295,15 +17138,8 @@
                 <w:rFonts w:ascii="Arial" w:hAnsi="Arial" w:cs="Arial"/>
               </w:rPr>
               <w:br/>
-            </w:r>
-            <w:proofErr w:type="spellStart"/>
-            <w:r>
-              <w:rPr>
-                <w:rFonts w:ascii="Arial" w:hAnsi="Arial" w:cs="Arial"/>
-              </w:rPr>
               <w:t>2A7E</w:t>
             </w:r>
-            <w:proofErr w:type="spellEnd"/>
           </w:p>
         </w:tc>
         <w:tc>
@@ -18338,15 +17174,8 @@
                 <w:rFonts w:ascii="Arial" w:hAnsi="Arial" w:cs="Arial"/>
               </w:rPr>
               <w:br/>
-            </w:r>
-            <w:proofErr w:type="spellStart"/>
-            <w:r>
-              <w:rPr>
-                <w:rFonts w:ascii="Arial" w:hAnsi="Arial" w:cs="Arial"/>
-              </w:rPr>
               <w:t>005D</w:t>
             </w:r>
-            <w:proofErr w:type="spellEnd"/>
           </w:p>
         </w:tc>
         <w:tc>
@@ -18381,15 +17210,8 @@
                 <w:rFonts w:ascii="Arial" w:hAnsi="Arial" w:cs="Arial"/>
               </w:rPr>
               <w:br/>
-            </w:r>
-            <w:proofErr w:type="spellStart"/>
-            <w:r>
-              <w:rPr>
-                <w:rFonts w:ascii="Arial" w:hAnsi="Arial" w:cs="Arial"/>
-              </w:rPr>
               <w:t>004E</w:t>
             </w:r>
-            <w:proofErr w:type="spellEnd"/>
           </w:p>
         </w:tc>
         <w:tc>
@@ -18424,15 +17246,8 @@
                 <w:rFonts w:ascii="Arial" w:hAnsi="Arial" w:cs="Arial"/>
               </w:rPr>
               <w:br/>
-            </w:r>
-            <w:proofErr w:type="spellStart"/>
-            <w:r>
-              <w:rPr>
-                <w:rFonts w:ascii="Arial" w:hAnsi="Arial" w:cs="Arial"/>
-              </w:rPr>
               <w:t>05C0</w:t>
             </w:r>
-            <w:proofErr w:type="spellEnd"/>
           </w:p>
         </w:tc>
         <w:tc>
@@ -18467,15 +17282,8 @@
                 <w:rFonts w:ascii="Arial" w:hAnsi="Arial" w:cs="Arial"/>
               </w:rPr>
               <w:br/>
-            </w:r>
-            <w:proofErr w:type="spellStart"/>
-            <w:r>
-              <w:rPr>
-                <w:rFonts w:ascii="Arial" w:hAnsi="Arial" w:cs="Arial"/>
-              </w:rPr>
               <w:t>00BB</w:t>
             </w:r>
-            <w:proofErr w:type="spellEnd"/>
           </w:p>
         </w:tc>
         <w:tc>
@@ -18735,15 +17543,8 @@
                 <w:rFonts w:ascii="Arial" w:hAnsi="Arial" w:cs="Arial"/>
               </w:rPr>
               <w:br/>
-            </w:r>
-            <w:proofErr w:type="spellStart"/>
-            <w:r>
-              <w:rPr>
-                <w:rFonts w:ascii="Arial" w:hAnsi="Arial" w:cs="Arial"/>
-              </w:rPr>
               <w:t>FB38</w:t>
             </w:r>
-            <w:proofErr w:type="spellEnd"/>
           </w:p>
         </w:tc>
         <w:tc>
@@ -18778,15 +17579,8 @@
                 <w:rFonts w:ascii="Arial" w:hAnsi="Arial" w:cs="Arial"/>
               </w:rPr>
               <w:br/>
-            </w:r>
-            <w:proofErr w:type="spellStart"/>
-            <w:r>
-              <w:rPr>
-                <w:rFonts w:ascii="Arial" w:hAnsi="Arial" w:cs="Arial"/>
-              </w:rPr>
               <w:t>005C</w:t>
             </w:r>
-            <w:proofErr w:type="spellEnd"/>
           </w:p>
         </w:tc>
         <w:tc>
@@ -18857,15 +17651,8 @@
                 <w:rFonts w:ascii="Arial" w:hAnsi="Arial" w:cs="Arial"/>
               </w:rPr>
               <w:br/>
-            </w:r>
-            <w:proofErr w:type="spellStart"/>
-            <w:r>
-              <w:rPr>
-                <w:rFonts w:ascii="Arial" w:hAnsi="Arial" w:cs="Arial"/>
-              </w:rPr>
               <w:t>004F</w:t>
             </w:r>
-            <w:proofErr w:type="spellEnd"/>
           </w:p>
         </w:tc>
         <w:tc>
@@ -18900,15 +17687,8 @@
                 <w:rFonts w:ascii="Arial" w:hAnsi="Arial" w:cs="Arial"/>
               </w:rPr>
               <w:br/>
-            </w:r>
-            <w:proofErr w:type="spellStart"/>
-            <w:r>
-              <w:rPr>
-                <w:rFonts w:ascii="Arial" w:hAnsi="Arial" w:cs="Arial"/>
-              </w:rPr>
               <w:t>05C6</w:t>
             </w:r>
-            <w:proofErr w:type="spellEnd"/>
           </w:p>
         </w:tc>
         <w:tc>
@@ -19002,15 +17782,7 @@
               <w:pStyle w:val="TAL"/>
             </w:pPr>
             <w:r>
-              <w:t>In the event that an MS receives a code where a symbol is not represented in the above table then the MS shall display the REPLACEMENT CHARACTER (</w:t>
-            </w:r>
-            <w:proofErr w:type="spellStart"/>
-            <w:r>
-              <w:t>U+FFFD</w:t>
-            </w:r>
-            <w:proofErr w:type="spellEnd"/>
-            <w:r>
-              <w:t>).</w:t>
+              <w:t>In the event that an MS receives a code where a symbol is not represented in the above table then the MS shall display the REPLACEMENT CHARACTER (U+FFFD).</w:t>
             </w:r>
             <w:r>
               <w:t xml:space="preserve"> </w:t>
@@ -19059,36 +17831,15 @@
             <w:pPr>
               <w:pStyle w:val="TAN"/>
             </w:pPr>
-            <w:proofErr w:type="spellStart"/>
-            <w:r>
-              <w:t>SS3</w:t>
-            </w:r>
-            <w:proofErr w:type="spellEnd"/>
-            <w:r>
-              <w:t>:</w:t>
+            <w:r>
+              <w:t>SS3:</w:t>
             </w:r>
             <w:r>
               <w:tab/>
               <w:t xml:space="preserve">SINGLE SHIFT THREE; This code is reserved for the extension to another extension table. </w:t>
             </w:r>
             <w:r>
-              <w:t xml:space="preserve">When splitting a message text into </w:t>
-            </w:r>
-            <w:proofErr w:type="spellStart"/>
-            <w:r>
-              <w:t>submessages</w:t>
-            </w:r>
-            <w:proofErr w:type="spellEnd"/>
-            <w:r>
-              <w:t xml:space="preserve">, there must be no cut right after an </w:t>
-            </w:r>
-            <w:proofErr w:type="spellStart"/>
-            <w:r>
-              <w:t>SS3</w:t>
-            </w:r>
-            <w:proofErr w:type="spellEnd"/>
-            <w:r>
-              <w:t>.</w:t>
+              <w:t>When splitting a message text into submessages, there must be no cut right after an SS3.</w:t>
             </w:r>
           </w:p>
         </w:tc>

--- a/A.4.12.docx
+++ b/A.4.12.docx
@@ -7,6 +7,7 @@
         <w:pStyle w:val="Rubrik3"/>
       </w:pPr>
       <w:bookmarkStart w:id="0" w:name="_Toc114820859"/>
+      <w:proofErr w:type="spellStart"/>
       <w:r>
         <w:t>A.4</w:t>
       </w:r>
@@ -16,6 +17,7 @@
       <w:r>
         <w:t>2</w:t>
       </w:r>
+      <w:proofErr w:type="spellEnd"/>
       <w:r>
         <w:tab/>
         <w:t xml:space="preserve">SMS/CBS 7-bit </w:t>
@@ -28,11 +30,16 @@
       </w:r>
       <w:bookmarkEnd w:id="0"/>
       <w:r>
-        <w:t xml:space="preserve"> (0x1</w:t>
+        <w:t xml:space="preserve"> (</w:t>
+      </w:r>
+      <w:proofErr w:type="spellStart"/>
+      <w:r>
+        <w:t>0x1</w:t>
       </w:r>
       <w:r>
         <w:t>2</w:t>
       </w:r>
+      <w:proofErr w:type="spellEnd"/>
       <w:r>
         <w:t>)</w:t>
       </w:r>
@@ -41,12 +48,22 @@
       <w:pPr>
         <w:pStyle w:val="Rubrik4"/>
       </w:pPr>
+      <w:proofErr w:type="spellStart"/>
       <w:r>
         <w:t>A.4.12.1</w:t>
       </w:r>
+      <w:proofErr w:type="spellEnd"/>
       <w:r>
         <w:tab/>
-        <w:t>SMS/CBS 7-bit Hebrew Alphabet (0x12) base table</w:t>
+        <w:t>SMS/CBS 7-bit Hebrew Alphabet (</w:t>
+      </w:r>
+      <w:proofErr w:type="spellStart"/>
+      <w:r>
+        <w:t>0x12</w:t>
+      </w:r>
+      <w:proofErr w:type="spellEnd"/>
+      <w:r>
+        <w:t>) base table</w:t>
       </w:r>
     </w:p>
     <w:tbl>
@@ -161,6 +178,7 @@
                 <w:sz w:val="24"/>
               </w:rPr>
             </w:pPr>
+            <w:proofErr w:type="spellStart"/>
             <w:r>
               <w:rPr>
                 <w:rFonts w:ascii="Courier" w:hAnsi="Courier"/>
@@ -172,6 +190,7 @@
               </w:rPr>
               <w:t>b7</w:t>
             </w:r>
+            <w:proofErr w:type="spellEnd"/>
           </w:p>
         </w:tc>
         <w:tc>
@@ -517,6 +536,7 @@
                 <w:sz w:val="24"/>
               </w:rPr>
             </w:pPr>
+            <w:proofErr w:type="spellStart"/>
             <w:r>
               <w:rPr>
                 <w:rFonts w:ascii="Courier" w:hAnsi="Courier"/>
@@ -528,6 +548,7 @@
               </w:rPr>
               <w:t>b6</w:t>
             </w:r>
+            <w:proofErr w:type="spellEnd"/>
           </w:p>
         </w:tc>
         <w:tc>
@@ -873,6 +894,7 @@
                 <w:sz w:val="24"/>
               </w:rPr>
             </w:pPr>
+            <w:proofErr w:type="spellStart"/>
             <w:r>
               <w:rPr>
                 <w:rFonts w:ascii="Courier" w:hAnsi="Courier"/>
@@ -884,6 +906,7 @@
               </w:rPr>
               <w:t>b5</w:t>
             </w:r>
+            <w:proofErr w:type="spellEnd"/>
           </w:p>
         </w:tc>
         <w:tc>
@@ -1156,6 +1179,7 @@
             </w:pPr>
             <w:bookmarkStart w:id="7" w:name="_MCCTEMPBM_CRPT01490010___4" w:colFirst="0" w:colLast="11"/>
             <w:bookmarkEnd w:id="5"/>
+            <w:proofErr w:type="spellStart"/>
             <w:r>
               <w:rPr>
                 <w:rFonts w:ascii="Courier" w:hAnsi="Courier"/>
@@ -1167,27 +1191,29 @@
               </w:rPr>
               <w:t>b4</w:t>
             </w:r>
-          </w:p>
-        </w:tc>
-        <w:tc>
-          <w:tcPr>
-            <w:tcW w:w="0" w:type="auto"/>
-            <w:tcBorders>
-              <w:top w:val="single" w:sz="6" w:space="0" w:color="auto"/>
-              <w:left w:val="single" w:sz="6" w:space="0" w:color="auto"/>
-              <w:bottom w:val="single" w:sz="6" w:space="0" w:color="auto"/>
-              <w:right w:val="single" w:sz="6" w:space="0" w:color="auto"/>
-            </w:tcBorders>
-          </w:tcPr>
-          <w:p>
-            <w:pPr>
-              <w:spacing w:before="120" w:line="240" w:lineRule="exact"/>
-              <w:jc w:val="center"/>
-              <w:rPr>
-                <w:rFonts w:ascii="Courier" w:hAnsi="Courier"/>
-                <w:sz w:val="24"/>
-              </w:rPr>
-            </w:pPr>
+            <w:proofErr w:type="spellEnd"/>
+          </w:p>
+        </w:tc>
+        <w:tc>
+          <w:tcPr>
+            <w:tcW w:w="0" w:type="auto"/>
+            <w:tcBorders>
+              <w:top w:val="single" w:sz="6" w:space="0" w:color="auto"/>
+              <w:left w:val="single" w:sz="6" w:space="0" w:color="auto"/>
+              <w:bottom w:val="single" w:sz="6" w:space="0" w:color="auto"/>
+              <w:right w:val="single" w:sz="6" w:space="0" w:color="auto"/>
+            </w:tcBorders>
+          </w:tcPr>
+          <w:p>
+            <w:pPr>
+              <w:spacing w:before="120" w:line="240" w:lineRule="exact"/>
+              <w:jc w:val="center"/>
+              <w:rPr>
+                <w:rFonts w:ascii="Courier" w:hAnsi="Courier"/>
+                <w:sz w:val="24"/>
+              </w:rPr>
+            </w:pPr>
+            <w:proofErr w:type="spellStart"/>
             <w:r>
               <w:rPr>
                 <w:rFonts w:ascii="Courier" w:hAnsi="Courier"/>
@@ -1199,27 +1225,29 @@
               </w:rPr>
               <w:t>b3</w:t>
             </w:r>
-          </w:p>
-        </w:tc>
-        <w:tc>
-          <w:tcPr>
-            <w:tcW w:w="0" w:type="auto"/>
-            <w:tcBorders>
-              <w:top w:val="single" w:sz="6" w:space="0" w:color="auto"/>
-              <w:left w:val="single" w:sz="6" w:space="0" w:color="auto"/>
-              <w:bottom w:val="single" w:sz="6" w:space="0" w:color="auto"/>
-              <w:right w:val="single" w:sz="6" w:space="0" w:color="auto"/>
-            </w:tcBorders>
-          </w:tcPr>
-          <w:p>
-            <w:pPr>
-              <w:spacing w:before="120" w:line="240" w:lineRule="exact"/>
-              <w:jc w:val="center"/>
-              <w:rPr>
-                <w:rFonts w:ascii="Courier" w:hAnsi="Courier"/>
-                <w:sz w:val="24"/>
-              </w:rPr>
-            </w:pPr>
+            <w:proofErr w:type="spellEnd"/>
+          </w:p>
+        </w:tc>
+        <w:tc>
+          <w:tcPr>
+            <w:tcW w:w="0" w:type="auto"/>
+            <w:tcBorders>
+              <w:top w:val="single" w:sz="6" w:space="0" w:color="auto"/>
+              <w:left w:val="single" w:sz="6" w:space="0" w:color="auto"/>
+              <w:bottom w:val="single" w:sz="6" w:space="0" w:color="auto"/>
+              <w:right w:val="single" w:sz="6" w:space="0" w:color="auto"/>
+            </w:tcBorders>
+          </w:tcPr>
+          <w:p>
+            <w:pPr>
+              <w:spacing w:before="120" w:line="240" w:lineRule="exact"/>
+              <w:jc w:val="center"/>
+              <w:rPr>
+                <w:rFonts w:ascii="Courier" w:hAnsi="Courier"/>
+                <w:sz w:val="24"/>
+              </w:rPr>
+            </w:pPr>
+            <w:proofErr w:type="spellStart"/>
             <w:r>
               <w:rPr>
                 <w:rFonts w:ascii="Courier" w:hAnsi="Courier"/>
@@ -1231,27 +1259,29 @@
               </w:rPr>
               <w:t>b2</w:t>
             </w:r>
-          </w:p>
-        </w:tc>
-        <w:tc>
-          <w:tcPr>
-            <w:tcW w:w="0" w:type="auto"/>
-            <w:tcBorders>
-              <w:top w:val="single" w:sz="6" w:space="0" w:color="auto"/>
-              <w:left w:val="single" w:sz="6" w:space="0" w:color="auto"/>
-              <w:bottom w:val="single" w:sz="6" w:space="0" w:color="auto"/>
-              <w:right w:val="single" w:sz="6" w:space="0" w:color="auto"/>
-            </w:tcBorders>
-          </w:tcPr>
-          <w:p>
-            <w:pPr>
-              <w:spacing w:before="120" w:line="240" w:lineRule="exact"/>
-              <w:jc w:val="center"/>
-              <w:rPr>
-                <w:rFonts w:ascii="Courier" w:hAnsi="Courier"/>
-                <w:sz w:val="24"/>
-              </w:rPr>
-            </w:pPr>
+            <w:proofErr w:type="spellEnd"/>
+          </w:p>
+        </w:tc>
+        <w:tc>
+          <w:tcPr>
+            <w:tcW w:w="0" w:type="auto"/>
+            <w:tcBorders>
+              <w:top w:val="single" w:sz="6" w:space="0" w:color="auto"/>
+              <w:left w:val="single" w:sz="6" w:space="0" w:color="auto"/>
+              <w:bottom w:val="single" w:sz="6" w:space="0" w:color="auto"/>
+              <w:right w:val="single" w:sz="6" w:space="0" w:color="auto"/>
+            </w:tcBorders>
+          </w:tcPr>
+          <w:p>
+            <w:pPr>
+              <w:spacing w:before="120" w:line="240" w:lineRule="exact"/>
+              <w:jc w:val="center"/>
+              <w:rPr>
+                <w:rFonts w:ascii="Courier" w:hAnsi="Courier"/>
+                <w:sz w:val="24"/>
+              </w:rPr>
+            </w:pPr>
+            <w:proofErr w:type="spellStart"/>
             <w:r>
               <w:rPr>
                 <w:rFonts w:ascii="Courier" w:hAnsi="Courier"/>
@@ -1263,6 +1293,7 @@
               </w:rPr>
               <w:t>b1</w:t>
             </w:r>
+            <w:proofErr w:type="spellEnd"/>
           </w:p>
         </w:tc>
         <w:tc>
@@ -1865,8 +1896,15 @@
                 <w:rFonts w:ascii="Arial" w:hAnsi="Arial" w:cs="Arial"/>
               </w:rPr>
               <w:br/>
+            </w:r>
+            <w:proofErr w:type="spellStart"/>
+            <w:r>
+              <w:rPr>
+                <w:rFonts w:ascii="Arial" w:hAnsi="Arial" w:cs="Arial"/>
+              </w:rPr>
               <w:t>FB1D</w:t>
             </w:r>
+            <w:proofErr w:type="spellEnd"/>
           </w:p>
         </w:tc>
         <w:tc>
@@ -1901,8 +1939,15 @@
                 <w:rFonts w:ascii="Arial" w:hAnsi="Arial" w:cs="Arial"/>
               </w:rPr>
               <w:br/>
+            </w:r>
+            <w:proofErr w:type="spellStart"/>
+            <w:r>
+              <w:rPr>
+                <w:rFonts w:ascii="Arial" w:hAnsi="Arial" w:cs="Arial"/>
+              </w:rPr>
               <w:t>05DF</w:t>
             </w:r>
+            <w:proofErr w:type="spellEnd"/>
           </w:p>
         </w:tc>
         <w:tc>
@@ -1937,8 +1982,15 @@
                 <w:rFonts w:ascii="Arial" w:hAnsi="Arial" w:cs="Arial"/>
               </w:rPr>
               <w:br/>
+            </w:r>
+            <w:proofErr w:type="spellStart"/>
+            <w:r>
+              <w:rPr>
+                <w:rFonts w:ascii="Arial" w:hAnsi="Arial" w:cs="Arial"/>
+              </w:rPr>
               <w:t>FB1F</w:t>
             </w:r>
+            <w:proofErr w:type="spellEnd"/>
           </w:p>
         </w:tc>
         <w:tc>
@@ -2170,8 +2222,15 @@
                 <w:rFonts w:ascii="Arial" w:hAnsi="Arial" w:cs="Arial"/>
               </w:rPr>
               <w:br/>
+            </w:r>
+            <w:proofErr w:type="spellStart"/>
+            <w:r>
+              <w:rPr>
+                <w:rFonts w:ascii="Arial" w:hAnsi="Arial" w:cs="Arial"/>
+              </w:rPr>
               <w:t>00A3</w:t>
             </w:r>
+            <w:proofErr w:type="spellEnd"/>
           </w:p>
         </w:tc>
         <w:tc>
@@ -2206,8 +2265,15 @@
                 <w:rFonts w:ascii="Arial" w:hAnsi="Arial" w:cs="Arial"/>
               </w:rPr>
               <w:br/>
+            </w:r>
+            <w:proofErr w:type="spellStart"/>
+            <w:r>
+              <w:rPr>
+                <w:rFonts w:ascii="Arial" w:hAnsi="Arial" w:cs="Arial"/>
+              </w:rPr>
               <w:t>005F</w:t>
             </w:r>
+            <w:proofErr w:type="spellEnd"/>
           </w:p>
         </w:tc>
         <w:tc>
@@ -2314,8 +2380,15 @@
                 <w:rFonts w:ascii="Arial" w:hAnsi="Arial" w:cs="Arial"/>
               </w:rPr>
               <w:br/>
+            </w:r>
+            <w:proofErr w:type="spellStart"/>
+            <w:r>
+              <w:rPr>
+                <w:rFonts w:ascii="Arial" w:hAnsi="Arial" w:cs="Arial"/>
+              </w:rPr>
               <w:t>05D0</w:t>
             </w:r>
+            <w:proofErr w:type="spellEnd"/>
           </w:p>
         </w:tc>
         <w:tc>
@@ -2350,8 +2423,15 @@
                 <w:rFonts w:ascii="Arial" w:hAnsi="Arial" w:cs="Arial"/>
               </w:rPr>
               <w:br/>
+            </w:r>
+            <w:proofErr w:type="spellStart"/>
+            <w:r>
+              <w:rPr>
+                <w:rFonts w:ascii="Arial" w:hAnsi="Arial" w:cs="Arial"/>
+              </w:rPr>
               <w:t>05E0</w:t>
             </w:r>
+            <w:proofErr w:type="spellEnd"/>
           </w:p>
         </w:tc>
         <w:tc>
@@ -2669,8 +2749,15 @@
                 <w:rFonts w:ascii="Arial" w:hAnsi="Arial" w:cs="Arial"/>
               </w:rPr>
               <w:br/>
+            </w:r>
+            <w:proofErr w:type="spellStart"/>
+            <w:r>
+              <w:rPr>
+                <w:rFonts w:ascii="Arial" w:hAnsi="Arial" w:cs="Arial"/>
+              </w:rPr>
               <w:t>05B4</w:t>
             </w:r>
+            <w:proofErr w:type="spellEnd"/>
           </w:p>
         </w:tc>
         <w:tc>
@@ -2780,8 +2867,15 @@
                 <w:rFonts w:ascii="Arial" w:hAnsi="Arial" w:cs="Arial"/>
               </w:rPr>
               <w:br/>
+            </w:r>
+            <w:proofErr w:type="spellStart"/>
+            <w:r>
+              <w:rPr>
+                <w:rFonts w:ascii="Arial" w:hAnsi="Arial" w:cs="Arial"/>
+              </w:rPr>
               <w:t>05D1</w:t>
             </w:r>
+            <w:proofErr w:type="spellEnd"/>
           </w:p>
         </w:tc>
         <w:tc>
@@ -2817,8 +2911,15 @@
                 <w:rFonts w:ascii="Arial" w:hAnsi="Arial" w:cs="Arial"/>
               </w:rPr>
               <w:br/>
+            </w:r>
+            <w:proofErr w:type="spellStart"/>
+            <w:r>
+              <w:rPr>
+                <w:rFonts w:ascii="Arial" w:hAnsi="Arial" w:cs="Arial"/>
+              </w:rPr>
               <w:t>05E1</w:t>
             </w:r>
+            <w:proofErr w:type="spellEnd"/>
           </w:p>
         </w:tc>
         <w:tc>
@@ -3086,8 +3187,15 @@
                 <w:rFonts w:ascii="Arial" w:hAnsi="Arial" w:cs="Arial"/>
               </w:rPr>
               <w:br/>
+            </w:r>
+            <w:proofErr w:type="spellStart"/>
+            <w:r>
+              <w:rPr>
+                <w:rFonts w:ascii="Arial" w:hAnsi="Arial" w:cs="Arial"/>
+              </w:rPr>
               <w:t>00A5</w:t>
             </w:r>
+            <w:proofErr w:type="spellEnd"/>
           </w:p>
         </w:tc>
         <w:tc>
@@ -3123,8 +3231,15 @@
                 <w:rFonts w:ascii="Arial" w:hAnsi="Arial" w:cs="Arial"/>
               </w:rPr>
               <w:br/>
+            </w:r>
+            <w:proofErr w:type="spellStart"/>
+            <w:r>
+              <w:rPr>
+                <w:rFonts w:ascii="Arial" w:hAnsi="Arial" w:cs="Arial"/>
+              </w:rPr>
               <w:t>05B9</w:t>
             </w:r>
+            <w:proofErr w:type="spellEnd"/>
           </w:p>
         </w:tc>
         <w:tc>
@@ -3231,8 +3346,15 @@
                 <w:rFonts w:ascii="Arial" w:hAnsi="Arial" w:cs="Arial"/>
               </w:rPr>
               <w:br/>
+            </w:r>
+            <w:proofErr w:type="spellStart"/>
+            <w:r>
+              <w:rPr>
+                <w:rFonts w:ascii="Arial" w:hAnsi="Arial" w:cs="Arial"/>
+              </w:rPr>
               <w:t>05D2</w:t>
             </w:r>
+            <w:proofErr w:type="spellEnd"/>
           </w:p>
         </w:tc>
         <w:tc>
@@ -3267,8 +3389,15 @@
                 <w:rFonts w:ascii="Arial" w:hAnsi="Arial" w:cs="Arial"/>
               </w:rPr>
               <w:br/>
+            </w:r>
+            <w:proofErr w:type="spellStart"/>
+            <w:r>
+              <w:rPr>
+                <w:rFonts w:ascii="Arial" w:hAnsi="Arial" w:cs="Arial"/>
+              </w:rPr>
               <w:t>05E2</w:t>
             </w:r>
+            <w:proofErr w:type="spellEnd"/>
           </w:p>
         </w:tc>
         <w:tc>
@@ -3547,8 +3676,15 @@
                 <w:rFonts w:ascii="Arial" w:hAnsi="Arial" w:cs="Arial"/>
               </w:rPr>
               <w:br/>
+            </w:r>
+            <w:proofErr w:type="spellStart"/>
+            <w:r>
+              <w:rPr>
+                <w:rFonts w:ascii="Arial" w:hAnsi="Arial" w:cs="Arial"/>
+              </w:rPr>
               <w:t>00A7</w:t>
             </w:r>
+            <w:proofErr w:type="spellEnd"/>
           </w:p>
         </w:tc>
         <w:tc>
@@ -3585,8 +3721,15 @@
                 <w:rFonts w:ascii="Arial" w:hAnsi="Arial" w:cs="Arial"/>
               </w:rPr>
               <w:br/>
+            </w:r>
+            <w:proofErr w:type="spellStart"/>
+            <w:r>
+              <w:rPr>
+                <w:rFonts w:ascii="Arial" w:hAnsi="Arial" w:cs="Arial"/>
+              </w:rPr>
               <w:t>05BA</w:t>
             </w:r>
+            <w:proofErr w:type="spellEnd"/>
           </w:p>
         </w:tc>
         <w:tc>
@@ -3622,8 +3765,15 @@
                 <w:rFonts w:ascii="Arial" w:hAnsi="Arial" w:cs="Arial"/>
               </w:rPr>
               <w:br/>
+            </w:r>
+            <w:proofErr w:type="spellStart"/>
+            <w:r>
+              <w:rPr>
+                <w:rFonts w:ascii="Arial" w:hAnsi="Arial" w:cs="Arial"/>
+              </w:rPr>
               <w:t>20AC</w:t>
             </w:r>
+            <w:proofErr w:type="spellEnd"/>
           </w:p>
         </w:tc>
         <w:tc>
@@ -3696,8 +3846,15 @@
                 <w:rFonts w:ascii="Arial" w:hAnsi="Arial" w:cs="Arial"/>
               </w:rPr>
               <w:br/>
+            </w:r>
+            <w:proofErr w:type="spellStart"/>
+            <w:r>
+              <w:rPr>
+                <w:rFonts w:ascii="Arial" w:hAnsi="Arial" w:cs="Arial"/>
+              </w:rPr>
               <w:t>05D3</w:t>
             </w:r>
+            <w:proofErr w:type="spellEnd"/>
           </w:p>
         </w:tc>
         <w:tc>
@@ -3733,8 +3890,15 @@
                 <w:rFonts w:ascii="Arial" w:hAnsi="Arial" w:cs="Arial"/>
               </w:rPr>
               <w:br/>
+            </w:r>
+            <w:proofErr w:type="spellStart"/>
+            <w:r>
+              <w:rPr>
+                <w:rFonts w:ascii="Arial" w:hAnsi="Arial" w:cs="Arial"/>
+              </w:rPr>
               <w:t>FB20</w:t>
             </w:r>
+            <w:proofErr w:type="spellEnd"/>
           </w:p>
         </w:tc>
         <w:tc>
@@ -4015,8 +4179,15 @@
                 <w:rFonts w:ascii="Arial" w:hAnsi="Arial" w:cs="Arial"/>
               </w:rPr>
               <w:br/>
+            </w:r>
+            <w:proofErr w:type="spellStart"/>
+            <w:r>
+              <w:rPr>
+                <w:rFonts w:ascii="Arial" w:hAnsi="Arial" w:cs="Arial"/>
+              </w:rPr>
               <w:t>20AA</w:t>
             </w:r>
+            <w:proofErr w:type="spellEnd"/>
           </w:p>
         </w:tc>
         <w:tc>
@@ -4052,8 +4223,15 @@
                 <w:rFonts w:ascii="Arial" w:hAnsi="Arial" w:cs="Arial"/>
               </w:rPr>
               <w:br/>
+            </w:r>
+            <w:proofErr w:type="spellStart"/>
+            <w:r>
+              <w:rPr>
+                <w:rFonts w:ascii="Arial" w:hAnsi="Arial" w:cs="Arial"/>
+              </w:rPr>
               <w:t>05BC</w:t>
             </w:r>
+            <w:proofErr w:type="spellEnd"/>
           </w:p>
         </w:tc>
         <w:tc>
@@ -4163,8 +4341,15 @@
                 <w:rFonts w:ascii="Arial" w:hAnsi="Arial" w:cs="Arial"/>
               </w:rPr>
               <w:br/>
+            </w:r>
+            <w:proofErr w:type="spellStart"/>
+            <w:r>
+              <w:rPr>
+                <w:rFonts w:ascii="Arial" w:hAnsi="Arial" w:cs="Arial"/>
+              </w:rPr>
               <w:t>05D4</w:t>
             </w:r>
+            <w:proofErr w:type="spellEnd"/>
           </w:p>
         </w:tc>
         <w:tc>
@@ -4200,8 +4385,15 @@
                 <w:rFonts w:ascii="Arial" w:hAnsi="Arial" w:cs="Arial"/>
               </w:rPr>
               <w:br/>
+            </w:r>
+            <w:proofErr w:type="spellStart"/>
+            <w:r>
+              <w:rPr>
+                <w:rFonts w:ascii="Arial" w:hAnsi="Arial" w:cs="Arial"/>
+              </w:rPr>
               <w:t>05E3</w:t>
             </w:r>
+            <w:proofErr w:type="spellEnd"/>
           </w:p>
         </w:tc>
         <w:tc>
@@ -4483,8 +4675,15 @@
                 <w:rFonts w:ascii="Arial" w:hAnsi="Arial" w:cs="Arial"/>
               </w:rPr>
               <w:br/>
+            </w:r>
+            <w:proofErr w:type="spellStart"/>
+            <w:r>
+              <w:rPr>
+                <w:rFonts w:ascii="Arial" w:hAnsi="Arial" w:cs="Arial"/>
+              </w:rPr>
               <w:t>05BD</w:t>
             </w:r>
+            <w:proofErr w:type="spellEnd"/>
           </w:p>
         </w:tc>
         <w:tc>
@@ -4521,8 +4720,15 @@
                 <w:rFonts w:ascii="Arial" w:hAnsi="Arial" w:cs="Arial"/>
               </w:rPr>
               <w:br/>
+            </w:r>
+            <w:proofErr w:type="spellStart"/>
+            <w:r>
+              <w:rPr>
+                <w:rFonts w:ascii="Arial" w:hAnsi="Arial" w:cs="Arial"/>
+              </w:rPr>
               <w:t>05C1</w:t>
             </w:r>
+            <w:proofErr w:type="spellEnd"/>
           </w:p>
         </w:tc>
         <w:tc>
@@ -4632,8 +4838,15 @@
                 <w:rFonts w:ascii="Arial" w:hAnsi="Arial" w:cs="Arial"/>
               </w:rPr>
               <w:br/>
+            </w:r>
+            <w:proofErr w:type="spellStart"/>
+            <w:r>
+              <w:rPr>
+                <w:rFonts w:ascii="Arial" w:hAnsi="Arial" w:cs="Arial"/>
+              </w:rPr>
               <w:t>05D5</w:t>
             </w:r>
+            <w:proofErr w:type="spellEnd"/>
           </w:p>
         </w:tc>
         <w:tc>
@@ -4668,8 +4881,15 @@
                 <w:rFonts w:ascii="Arial" w:hAnsi="Arial" w:cs="Arial"/>
               </w:rPr>
               <w:br/>
+            </w:r>
+            <w:proofErr w:type="spellStart"/>
+            <w:r>
+              <w:rPr>
+                <w:rFonts w:ascii="Arial" w:hAnsi="Arial" w:cs="Arial"/>
+              </w:rPr>
               <w:t>05E4</w:t>
             </w:r>
+            <w:proofErr w:type="spellEnd"/>
           </w:p>
         </w:tc>
         <w:tc>
@@ -4938,8 +5158,15 @@
                 <w:rFonts w:ascii="Arial" w:hAnsi="Arial" w:cs="Arial"/>
               </w:rPr>
               <w:br/>
+            </w:r>
+            <w:proofErr w:type="spellStart"/>
+            <w:r>
+              <w:rPr>
+                <w:rFonts w:ascii="Arial" w:hAnsi="Arial" w:cs="Arial"/>
+              </w:rPr>
               <w:t>05B0</w:t>
             </w:r>
+            <w:proofErr w:type="spellEnd"/>
           </w:p>
         </w:tc>
         <w:tc>
@@ -4975,8 +5202,15 @@
                 <w:rFonts w:ascii="Arial" w:hAnsi="Arial" w:cs="Arial"/>
               </w:rPr>
               <w:br/>
+            </w:r>
+            <w:proofErr w:type="spellStart"/>
+            <w:r>
+              <w:rPr>
+                <w:rFonts w:ascii="Arial" w:hAnsi="Arial" w:cs="Arial"/>
+              </w:rPr>
               <w:t>05C2</w:t>
             </w:r>
+            <w:proofErr w:type="spellEnd"/>
           </w:p>
         </w:tc>
         <w:tc>
@@ -5083,8 +5317,15 @@
                 <w:rFonts w:ascii="Arial" w:hAnsi="Arial" w:cs="Arial"/>
               </w:rPr>
               <w:br/>
+            </w:r>
+            <w:proofErr w:type="spellStart"/>
+            <w:r>
+              <w:rPr>
+                <w:rFonts w:ascii="Arial" w:hAnsi="Arial" w:cs="Arial"/>
+              </w:rPr>
               <w:t>05D6</w:t>
             </w:r>
+            <w:proofErr w:type="spellEnd"/>
           </w:p>
         </w:tc>
         <w:tc>
@@ -5119,8 +5360,15 @@
                 <w:rFonts w:ascii="Arial" w:hAnsi="Arial" w:cs="Arial"/>
               </w:rPr>
               <w:br/>
+            </w:r>
+            <w:proofErr w:type="spellStart"/>
+            <w:r>
+              <w:rPr>
+                <w:rFonts w:ascii="Arial" w:hAnsi="Arial" w:cs="Arial"/>
+              </w:rPr>
               <w:t>05E5</w:t>
             </w:r>
+            <w:proofErr w:type="spellEnd"/>
           </w:p>
         </w:tc>
         <w:tc>
@@ -5389,8 +5637,15 @@
                 <w:rFonts w:ascii="Arial" w:hAnsi="Arial" w:cs="Arial"/>
               </w:rPr>
               <w:br/>
+            </w:r>
+            <w:proofErr w:type="spellStart"/>
+            <w:r>
+              <w:rPr>
+                <w:rFonts w:ascii="Arial" w:hAnsi="Arial" w:cs="Arial"/>
+              </w:rPr>
               <w:t>05B5</w:t>
             </w:r>
+            <w:proofErr w:type="spellEnd"/>
           </w:p>
         </w:tc>
         <w:tc>
@@ -5426,8 +5681,15 @@
                 <w:rFonts w:ascii="Arial" w:hAnsi="Arial" w:cs="Arial"/>
               </w:rPr>
               <w:br/>
+            </w:r>
+            <w:proofErr w:type="spellStart"/>
+            <w:r>
+              <w:rPr>
+                <w:rFonts w:ascii="Arial" w:hAnsi="Arial" w:cs="Arial"/>
+              </w:rPr>
               <w:t>05B7</w:t>
             </w:r>
+            <w:proofErr w:type="spellEnd"/>
           </w:p>
         </w:tc>
         <w:tc>
@@ -5534,8 +5796,15 @@
                 <w:rFonts w:ascii="Arial" w:hAnsi="Arial" w:cs="Arial"/>
               </w:rPr>
               <w:br/>
+            </w:r>
+            <w:proofErr w:type="spellStart"/>
+            <w:r>
+              <w:rPr>
+                <w:rFonts w:ascii="Arial" w:hAnsi="Arial" w:cs="Arial"/>
+              </w:rPr>
               <w:t>05D7</w:t>
             </w:r>
+            <w:proofErr w:type="spellEnd"/>
           </w:p>
         </w:tc>
         <w:tc>
@@ -5570,8 +5839,15 @@
                 <w:rFonts w:ascii="Arial" w:hAnsi="Arial" w:cs="Arial"/>
               </w:rPr>
               <w:br/>
+            </w:r>
+            <w:proofErr w:type="spellStart"/>
+            <w:r>
+              <w:rPr>
+                <w:rFonts w:ascii="Arial" w:hAnsi="Arial" w:cs="Arial"/>
+              </w:rPr>
               <w:t>05E6</w:t>
             </w:r>
+            <w:proofErr w:type="spellEnd"/>
           </w:p>
         </w:tc>
         <w:tc>
@@ -5840,8 +6116,15 @@
                 <w:rFonts w:ascii="Arial" w:hAnsi="Arial" w:cs="Arial"/>
               </w:rPr>
               <w:br/>
+            </w:r>
+            <w:proofErr w:type="spellStart"/>
+            <w:r>
+              <w:rPr>
+                <w:rFonts w:ascii="Arial" w:hAnsi="Arial" w:cs="Arial"/>
+              </w:rPr>
               <w:t>05BB</w:t>
             </w:r>
+            <w:proofErr w:type="spellEnd"/>
           </w:p>
         </w:tc>
         <w:tc>
@@ -5877,8 +6160,15 @@
                 <w:rFonts w:ascii="Arial" w:hAnsi="Arial" w:cs="Arial"/>
               </w:rPr>
               <w:br/>
+            </w:r>
+            <w:proofErr w:type="spellStart"/>
+            <w:r>
+              <w:rPr>
+                <w:rFonts w:ascii="Arial" w:hAnsi="Arial" w:cs="Arial"/>
+              </w:rPr>
               <w:t>05BF</w:t>
             </w:r>
+            <w:proofErr w:type="spellEnd"/>
           </w:p>
         </w:tc>
         <w:tc>
@@ -5985,8 +6275,15 @@
                 <w:rFonts w:ascii="Arial" w:hAnsi="Arial" w:cs="Arial"/>
               </w:rPr>
               <w:br/>
+            </w:r>
+            <w:proofErr w:type="spellStart"/>
+            <w:r>
+              <w:rPr>
+                <w:rFonts w:ascii="Arial" w:hAnsi="Arial" w:cs="Arial"/>
+              </w:rPr>
               <w:t>05D8</w:t>
             </w:r>
+            <w:proofErr w:type="spellEnd"/>
           </w:p>
         </w:tc>
         <w:tc>
@@ -6022,8 +6319,15 @@
                 <w:rFonts w:ascii="Arial" w:hAnsi="Arial" w:cs="Arial"/>
               </w:rPr>
               <w:br/>
+            </w:r>
+            <w:proofErr w:type="spellStart"/>
+            <w:r>
+              <w:rPr>
+                <w:rFonts w:ascii="Arial" w:hAnsi="Arial" w:cs="Arial"/>
+              </w:rPr>
               <w:t>05E7</w:t>
             </w:r>
+            <w:proofErr w:type="spellEnd"/>
           </w:p>
         </w:tc>
         <w:tc>
@@ -6048,12 +6352,14 @@
                 <w:lang w:val="fr-FR"/>
               </w:rPr>
             </w:pPr>
+            <w:proofErr w:type="spellStart"/>
             <w:r>
               <w:rPr>
                 <w:rFonts w:ascii="Arial" w:hAnsi="Arial" w:cs="Arial"/>
               </w:rPr>
               <w:t>i</w:t>
             </w:r>
+            <w:proofErr w:type="spellEnd"/>
             <w:r>
               <w:rPr>
                 <w:rFonts w:ascii="Arial" w:hAnsi="Arial" w:cs="Arial"/>
@@ -6296,8 +6602,15 @@
                 <w:rFonts w:ascii="Arial" w:hAnsi="Arial" w:cs="Arial"/>
               </w:rPr>
               <w:br/>
+            </w:r>
+            <w:proofErr w:type="spellStart"/>
+            <w:r>
+              <w:rPr>
+                <w:rFonts w:ascii="Arial" w:hAnsi="Arial" w:cs="Arial"/>
+              </w:rPr>
               <w:t>000A</w:t>
             </w:r>
+            <w:proofErr w:type="spellEnd"/>
           </w:p>
         </w:tc>
         <w:tc>
@@ -6333,8 +6646,15 @@
                 <w:rFonts w:ascii="Arial" w:hAnsi="Arial" w:cs="Arial"/>
               </w:rPr>
               <w:br/>
+            </w:r>
+            <w:proofErr w:type="spellStart"/>
+            <w:r>
+              <w:rPr>
+                <w:rFonts w:ascii="Arial" w:hAnsi="Arial" w:cs="Arial"/>
+              </w:rPr>
               <w:t>FB1E</w:t>
             </w:r>
+            <w:proofErr w:type="spellEnd"/>
           </w:p>
         </w:tc>
         <w:tc>
@@ -6369,8 +6689,15 @@
                 <w:rFonts w:ascii="Arial" w:hAnsi="Arial" w:cs="Arial"/>
               </w:rPr>
               <w:br/>
+            </w:r>
+            <w:proofErr w:type="spellStart"/>
+            <w:r>
+              <w:rPr>
+                <w:rFonts w:ascii="Arial" w:hAnsi="Arial" w:cs="Arial"/>
+              </w:rPr>
               <w:t>002A</w:t>
             </w:r>
+            <w:proofErr w:type="spellEnd"/>
           </w:p>
         </w:tc>
         <w:tc>
@@ -6405,8 +6732,15 @@
                 <w:rFonts w:ascii="Arial" w:hAnsi="Arial" w:cs="Arial"/>
               </w:rPr>
               <w:br/>
+            </w:r>
+            <w:proofErr w:type="spellStart"/>
+            <w:r>
+              <w:rPr>
+                <w:rFonts w:ascii="Arial" w:hAnsi="Arial" w:cs="Arial"/>
+              </w:rPr>
               <w:t>003A</w:t>
             </w:r>
+            <w:proofErr w:type="spellEnd"/>
           </w:p>
         </w:tc>
         <w:tc>
@@ -6441,8 +6775,15 @@
                 <w:rFonts w:ascii="Arial" w:hAnsi="Arial" w:cs="Arial"/>
               </w:rPr>
               <w:br/>
+            </w:r>
+            <w:proofErr w:type="spellStart"/>
+            <w:r>
+              <w:rPr>
+                <w:rFonts w:ascii="Arial" w:hAnsi="Arial" w:cs="Arial"/>
+              </w:rPr>
               <w:t>05D9</w:t>
             </w:r>
+            <w:proofErr w:type="spellEnd"/>
           </w:p>
         </w:tc>
         <w:tc>
@@ -6477,8 +6818,15 @@
                 <w:rFonts w:ascii="Arial" w:hAnsi="Arial" w:cs="Arial"/>
               </w:rPr>
               <w:br/>
+            </w:r>
+            <w:proofErr w:type="spellStart"/>
+            <w:r>
+              <w:rPr>
+                <w:rFonts w:ascii="Arial" w:hAnsi="Arial" w:cs="Arial"/>
+              </w:rPr>
               <w:t>05E8</w:t>
             </w:r>
+            <w:proofErr w:type="spellEnd"/>
           </w:p>
         </w:tc>
         <w:tc>
@@ -6514,8 +6862,15 @@
                 <w:rFonts w:ascii="Arial" w:hAnsi="Arial" w:cs="Arial"/>
               </w:rPr>
               <w:br/>
+            </w:r>
+            <w:proofErr w:type="spellStart"/>
+            <w:r>
+              <w:rPr>
+                <w:rFonts w:ascii="Arial" w:hAnsi="Arial" w:cs="Arial"/>
+              </w:rPr>
               <w:t>006A</w:t>
             </w:r>
+            <w:proofErr w:type="spellEnd"/>
           </w:p>
         </w:tc>
         <w:tc>
@@ -6551,8 +6906,15 @@
                 <w:rFonts w:ascii="Arial" w:hAnsi="Arial" w:cs="Arial"/>
               </w:rPr>
               <w:br/>
+            </w:r>
+            <w:proofErr w:type="spellStart"/>
+            <w:r>
+              <w:rPr>
+                <w:rFonts w:ascii="Arial" w:hAnsi="Arial" w:cs="Arial"/>
+              </w:rPr>
               <w:t>007A</w:t>
             </w:r>
+            <w:proofErr w:type="spellEnd"/>
           </w:p>
         </w:tc>
         <w:bookmarkStart w:id="30" w:name="_MCCTEMPBM_CRPT01490033___7"/>
@@ -6760,8 +7122,15 @@
                 <w:rFonts w:ascii="Arial" w:hAnsi="Arial" w:cs="Arial"/>
               </w:rPr>
               <w:br/>
+            </w:r>
+            <w:proofErr w:type="spellStart"/>
+            <w:r>
+              <w:rPr>
+                <w:rFonts w:ascii="Arial" w:hAnsi="Arial" w:cs="Arial"/>
+              </w:rPr>
               <w:t>05B6</w:t>
             </w:r>
+            <w:proofErr w:type="spellEnd"/>
           </w:p>
         </w:tc>
         <w:tc>
@@ -6786,6 +7155,7 @@
                 <w:sz w:val="24"/>
               </w:rPr>
             </w:pPr>
+            <w:proofErr w:type="spellStart"/>
             <w:r>
               <w:rPr>
                 <w:rFonts w:ascii="Arial" w:hAnsi="Arial" w:cs="Arial"/>
@@ -6794,6 +7164,7 @@
               </w:rPr>
               <w:t>SS2</w:t>
             </w:r>
+            <w:proofErr w:type="spellEnd"/>
             <w:r>
               <w:rPr>
                 <w:rFonts w:ascii="Arial" w:hAnsi="Arial" w:cs="Arial"/>
@@ -6835,8 +7206,15 @@
                 <w:rFonts w:ascii="Arial" w:hAnsi="Arial" w:cs="Arial"/>
               </w:rPr>
               <w:br/>
+            </w:r>
+            <w:proofErr w:type="spellStart"/>
+            <w:r>
+              <w:rPr>
+                <w:rFonts w:ascii="Arial" w:hAnsi="Arial" w:cs="Arial"/>
+              </w:rPr>
               <w:t>002B</w:t>
             </w:r>
+            <w:proofErr w:type="spellEnd"/>
           </w:p>
         </w:tc>
         <w:tc>
@@ -6871,8 +7249,15 @@
                 <w:rFonts w:ascii="Arial" w:hAnsi="Arial" w:cs="Arial"/>
               </w:rPr>
               <w:br/>
+            </w:r>
+            <w:proofErr w:type="spellStart"/>
+            <w:r>
+              <w:rPr>
+                <w:rFonts w:ascii="Arial" w:hAnsi="Arial" w:cs="Arial"/>
+              </w:rPr>
               <w:t>003B</w:t>
             </w:r>
+            <w:proofErr w:type="spellEnd"/>
           </w:p>
         </w:tc>
         <w:tc>
@@ -6907,8 +7292,15 @@
                 <w:rFonts w:ascii="Arial" w:hAnsi="Arial" w:cs="Arial"/>
               </w:rPr>
               <w:br/>
+            </w:r>
+            <w:proofErr w:type="spellStart"/>
+            <w:r>
+              <w:rPr>
+                <w:rFonts w:ascii="Arial" w:hAnsi="Arial" w:cs="Arial"/>
+              </w:rPr>
               <w:t>05DA</w:t>
             </w:r>
+            <w:proofErr w:type="spellEnd"/>
           </w:p>
         </w:tc>
         <w:tc>
@@ -6943,8 +7335,15 @@
                 <w:rFonts w:ascii="Arial" w:hAnsi="Arial" w:cs="Arial"/>
               </w:rPr>
               <w:br/>
+            </w:r>
+            <w:proofErr w:type="spellStart"/>
+            <w:r>
+              <w:rPr>
+                <w:rFonts w:ascii="Arial" w:hAnsi="Arial" w:cs="Arial"/>
+              </w:rPr>
               <w:t>05E9</w:t>
             </w:r>
+            <w:proofErr w:type="spellEnd"/>
           </w:p>
         </w:tc>
         <w:tc>
@@ -6979,8 +7378,15 @@
                 <w:rFonts w:ascii="Arial" w:hAnsi="Arial" w:cs="Arial"/>
               </w:rPr>
               <w:br/>
+            </w:r>
+            <w:proofErr w:type="spellStart"/>
+            <w:r>
+              <w:rPr>
+                <w:rFonts w:ascii="Arial" w:hAnsi="Arial" w:cs="Arial"/>
+              </w:rPr>
               <w:t>006B</w:t>
             </w:r>
+            <w:proofErr w:type="spellEnd"/>
           </w:p>
         </w:tc>
         <w:tc>
@@ -7008,15 +7414,22 @@
               <w:rPr>
                 <w:rFonts w:ascii="Arial" w:hAnsi="Arial" w:cs="Arial"/>
               </w:rPr>
-              <w:t>،</w:t>
-            </w:r>
-            <w:r>
-              <w:rPr>
-                <w:rFonts w:ascii="Arial" w:hAnsi="Arial" w:cs="Arial"/>
-              </w:rPr>
-              <w:br/>
-              <w:t>060C</w:t>
-            </w:r>
+              <w:t>⹁</w:t>
+            </w:r>
+            <w:r>
+              <w:rPr>
+                <w:rFonts w:ascii="Arial" w:hAnsi="Arial" w:cs="Arial"/>
+              </w:rPr>
+              <w:br/>
+            </w:r>
+            <w:proofErr w:type="spellStart"/>
+            <w:r>
+              <w:rPr>
+                <w:rFonts w:ascii="Arial" w:hAnsi="Arial" w:cs="Arial"/>
+              </w:rPr>
+              <w:t>2E41</w:t>
+            </w:r>
+            <w:proofErr w:type="spellEnd"/>
           </w:p>
         </w:tc>
         <w:bookmarkStart w:id="32" w:name="_MCCTEMPBM_CRPT01490035___7"/>
@@ -7213,8 +7626,15 @@
                 <w:rFonts w:ascii="Arial" w:hAnsi="Arial" w:cs="Arial"/>
               </w:rPr>
               <w:br/>
+            </w:r>
+            <w:proofErr w:type="spellStart"/>
+            <w:r>
+              <w:rPr>
+                <w:rFonts w:ascii="Arial" w:hAnsi="Arial" w:cs="Arial"/>
+              </w:rPr>
               <w:t>05B1</w:t>
             </w:r>
+            <w:proofErr w:type="spellEnd"/>
           </w:p>
         </w:tc>
         <w:tc>
@@ -7250,8 +7670,15 @@
                 <w:rFonts w:ascii="Arial" w:hAnsi="Arial" w:cs="Arial"/>
               </w:rPr>
               <w:br/>
+            </w:r>
+            <w:proofErr w:type="spellStart"/>
+            <w:r>
+              <w:rPr>
+                <w:rFonts w:ascii="Arial" w:hAnsi="Arial" w:cs="Arial"/>
+              </w:rPr>
               <w:t>05B8</w:t>
             </w:r>
+            <w:proofErr w:type="spellEnd"/>
           </w:p>
         </w:tc>
         <w:tc>
@@ -7286,8 +7713,15 @@
                 <w:rFonts w:ascii="Arial" w:hAnsi="Arial" w:cs="Arial"/>
               </w:rPr>
               <w:br/>
+            </w:r>
+            <w:proofErr w:type="spellStart"/>
+            <w:r>
+              <w:rPr>
+                <w:rFonts w:ascii="Arial" w:hAnsi="Arial" w:cs="Arial"/>
+              </w:rPr>
               <w:t>002C</w:t>
             </w:r>
+            <w:proofErr w:type="spellEnd"/>
           </w:p>
         </w:tc>
         <w:tc>
@@ -7322,8 +7756,15 @@
                 <w:rFonts w:ascii="Arial" w:hAnsi="Arial" w:cs="Arial"/>
               </w:rPr>
               <w:br/>
+            </w:r>
+            <w:proofErr w:type="spellStart"/>
+            <w:r>
+              <w:rPr>
+                <w:rFonts w:ascii="Arial" w:hAnsi="Arial" w:cs="Arial"/>
+              </w:rPr>
               <w:t>003C</w:t>
             </w:r>
+            <w:proofErr w:type="spellEnd"/>
           </w:p>
         </w:tc>
         <w:tc>
@@ -7358,8 +7799,15 @@
                 <w:rFonts w:ascii="Arial" w:hAnsi="Arial" w:cs="Arial"/>
               </w:rPr>
               <w:br/>
+            </w:r>
+            <w:proofErr w:type="spellStart"/>
+            <w:r>
+              <w:rPr>
+                <w:rFonts w:ascii="Arial" w:hAnsi="Arial" w:cs="Arial"/>
+              </w:rPr>
               <w:t>05DB</w:t>
             </w:r>
+            <w:proofErr w:type="spellEnd"/>
           </w:p>
         </w:tc>
         <w:tc>
@@ -7394,8 +7842,15 @@
                 <w:rFonts w:ascii="Arial" w:hAnsi="Arial" w:cs="Arial"/>
               </w:rPr>
               <w:br/>
+            </w:r>
+            <w:proofErr w:type="spellStart"/>
+            <w:r>
+              <w:rPr>
+                <w:rFonts w:ascii="Arial" w:hAnsi="Arial" w:cs="Arial"/>
+              </w:rPr>
               <w:t>05EA</w:t>
             </w:r>
+            <w:proofErr w:type="spellEnd"/>
           </w:p>
         </w:tc>
         <w:tc>
@@ -7430,8 +7885,15 @@
                 <w:rFonts w:ascii="Arial" w:hAnsi="Arial" w:cs="Arial"/>
               </w:rPr>
               <w:br/>
+            </w:r>
+            <w:proofErr w:type="spellStart"/>
+            <w:r>
+              <w:rPr>
+                <w:rFonts w:ascii="Arial" w:hAnsi="Arial" w:cs="Arial"/>
+              </w:rPr>
               <w:t>006C</w:t>
             </w:r>
+            <w:proofErr w:type="spellEnd"/>
           </w:p>
         </w:tc>
         <w:tc>
@@ -7457,17 +7919,24 @@
             </w:pPr>
             <w:r>
               <w:rPr>
-                <w:rFonts w:ascii="Arial" w:hAnsi="Arial" w:cs="Arial"/>
-              </w:rPr>
-              <w:t>۔</w:t>
-            </w:r>
-            <w:r>
-              <w:rPr>
-                <w:rFonts w:ascii="Arial" w:hAnsi="Arial" w:cs="Arial"/>
-              </w:rPr>
-              <w:br/>
-              <w:t>06D4</w:t>
-            </w:r>
+                <w:rFonts w:ascii="Segoe UI Symbol" w:hAnsi="Segoe UI Symbol" w:cs="Segoe UI Symbol"/>
+              </w:rPr>
+              <w:t>⸲</w:t>
+            </w:r>
+            <w:r>
+              <w:rPr>
+                <w:rFonts w:ascii="Arial" w:hAnsi="Arial" w:cs="Arial"/>
+              </w:rPr>
+              <w:br/>
+            </w:r>
+            <w:proofErr w:type="spellStart"/>
+            <w:r>
+              <w:rPr>
+                <w:rFonts w:ascii="Arial" w:hAnsi="Arial" w:cs="Arial"/>
+              </w:rPr>
+              <w:t>2E32</w:t>
+            </w:r>
+            <w:proofErr w:type="spellEnd"/>
           </w:p>
         </w:tc>
         <w:bookmarkStart w:id="34" w:name="_MCCTEMPBM_CRPT01490037___7"/>
@@ -7666,8 +8135,15 @@
                 <w:rFonts w:ascii="Arial" w:hAnsi="Arial" w:cs="Arial"/>
               </w:rPr>
               <w:br/>
+            </w:r>
+            <w:proofErr w:type="spellStart"/>
+            <w:r>
+              <w:rPr>
+                <w:rFonts w:ascii="Arial" w:hAnsi="Arial" w:cs="Arial"/>
+              </w:rPr>
               <w:t>000D</w:t>
             </w:r>
+            <w:proofErr w:type="spellEnd"/>
           </w:p>
         </w:tc>
         <w:tc>
@@ -7703,8 +8179,15 @@
                 <w:rFonts w:ascii="Arial" w:hAnsi="Arial" w:cs="Arial"/>
               </w:rPr>
               <w:br/>
+            </w:r>
+            <w:proofErr w:type="spellStart"/>
+            <w:r>
+              <w:rPr>
+                <w:rFonts w:ascii="Arial" w:hAnsi="Arial" w:cs="Arial"/>
+              </w:rPr>
               <w:t>05C7</w:t>
             </w:r>
+            <w:proofErr w:type="spellEnd"/>
           </w:p>
         </w:tc>
         <w:tc>
@@ -7739,8 +8222,15 @@
                 <w:rFonts w:ascii="Arial" w:hAnsi="Arial" w:cs="Arial"/>
               </w:rPr>
               <w:br/>
+            </w:r>
+            <w:proofErr w:type="spellStart"/>
+            <w:r>
+              <w:rPr>
+                <w:rFonts w:ascii="Arial" w:hAnsi="Arial" w:cs="Arial"/>
+              </w:rPr>
               <w:t>002D</w:t>
             </w:r>
+            <w:proofErr w:type="spellEnd"/>
           </w:p>
         </w:tc>
         <w:tc>
@@ -7775,8 +8265,15 @@
                 <w:rFonts w:ascii="Arial" w:hAnsi="Arial" w:cs="Arial"/>
               </w:rPr>
               <w:br/>
+            </w:r>
+            <w:proofErr w:type="spellStart"/>
+            <w:r>
+              <w:rPr>
+                <w:rFonts w:ascii="Arial" w:hAnsi="Arial" w:cs="Arial"/>
+              </w:rPr>
               <w:t>003D</w:t>
             </w:r>
+            <w:proofErr w:type="spellEnd"/>
           </w:p>
         </w:tc>
         <w:tc>
@@ -7811,8 +8308,15 @@
                 <w:rFonts w:ascii="Arial" w:hAnsi="Arial" w:cs="Arial"/>
               </w:rPr>
               <w:br/>
+            </w:r>
+            <w:proofErr w:type="spellStart"/>
+            <w:r>
+              <w:rPr>
+                <w:rFonts w:ascii="Arial" w:hAnsi="Arial" w:cs="Arial"/>
+              </w:rPr>
               <w:t>05DC</w:t>
             </w:r>
+            <w:proofErr w:type="spellEnd"/>
           </w:p>
         </w:tc>
         <w:tc>
@@ -7847,8 +8351,15 @@
                 <w:rFonts w:ascii="Arial" w:hAnsi="Arial" w:cs="Arial"/>
               </w:rPr>
               <w:br/>
+            </w:r>
+            <w:proofErr w:type="spellStart"/>
+            <w:r>
+              <w:rPr>
+                <w:rFonts w:ascii="Arial" w:hAnsi="Arial" w:cs="Arial"/>
+              </w:rPr>
               <w:t>05F0</w:t>
             </w:r>
+            <w:proofErr w:type="spellEnd"/>
           </w:p>
         </w:tc>
         <w:tc>
@@ -7883,8 +8394,15 @@
                 <w:rFonts w:ascii="Arial" w:hAnsi="Arial" w:cs="Arial"/>
               </w:rPr>
               <w:br/>
+            </w:r>
+            <w:proofErr w:type="spellStart"/>
+            <w:r>
+              <w:rPr>
+                <w:rFonts w:ascii="Arial" w:hAnsi="Arial" w:cs="Arial"/>
+              </w:rPr>
               <w:t>006D</w:t>
             </w:r>
+            <w:proofErr w:type="spellEnd"/>
           </w:p>
         </w:tc>
         <w:tc>
@@ -7919,8 +8437,15 @@
                 <w:rFonts w:ascii="Arial" w:hAnsi="Arial" w:cs="Arial"/>
               </w:rPr>
               <w:br/>
+            </w:r>
+            <w:proofErr w:type="spellStart"/>
+            <w:r>
+              <w:rPr>
+                <w:rFonts w:ascii="Arial" w:hAnsi="Arial" w:cs="Arial"/>
+              </w:rPr>
               <w:t>05BE</w:t>
             </w:r>
+            <w:proofErr w:type="spellEnd"/>
           </w:p>
         </w:tc>
         <w:bookmarkStart w:id="36" w:name="_MCCTEMPBM_CRPT01490039___7"/>
@@ -8117,8 +8642,15 @@
                 <w:rFonts w:ascii="Arial" w:hAnsi="Arial" w:cs="Arial"/>
               </w:rPr>
               <w:br/>
+            </w:r>
+            <w:proofErr w:type="spellStart"/>
+            <w:r>
+              <w:rPr>
+                <w:rFonts w:ascii="Arial" w:hAnsi="Arial" w:cs="Arial"/>
+              </w:rPr>
               <w:t>05B2</w:t>
             </w:r>
+            <w:proofErr w:type="spellEnd"/>
           </w:p>
         </w:tc>
         <w:tc>
@@ -8153,8 +8685,15 @@
                 <w:rFonts w:ascii="Arial" w:hAnsi="Arial" w:cs="Arial"/>
               </w:rPr>
               <w:br/>
+            </w:r>
+            <w:proofErr w:type="spellStart"/>
+            <w:r>
+              <w:rPr>
+                <w:rFonts w:ascii="Arial" w:hAnsi="Arial" w:cs="Arial"/>
+              </w:rPr>
               <w:t>05F3</w:t>
             </w:r>
+            <w:proofErr w:type="spellEnd"/>
           </w:p>
         </w:tc>
         <w:tc>
@@ -8189,8 +8728,15 @@
                 <w:rFonts w:ascii="Arial" w:hAnsi="Arial" w:cs="Arial"/>
               </w:rPr>
               <w:br/>
+            </w:r>
+            <w:proofErr w:type="spellStart"/>
+            <w:r>
+              <w:rPr>
+                <w:rFonts w:ascii="Arial" w:hAnsi="Arial" w:cs="Arial"/>
+              </w:rPr>
               <w:t>002E</w:t>
             </w:r>
+            <w:proofErr w:type="spellEnd"/>
           </w:p>
         </w:tc>
         <w:tc>
@@ -8225,8 +8771,15 @@
                 <w:rFonts w:ascii="Arial" w:hAnsi="Arial" w:cs="Arial"/>
               </w:rPr>
               <w:br/>
+            </w:r>
+            <w:proofErr w:type="spellStart"/>
+            <w:r>
+              <w:rPr>
+                <w:rFonts w:ascii="Arial" w:hAnsi="Arial" w:cs="Arial"/>
+              </w:rPr>
               <w:t>003E</w:t>
             </w:r>
+            <w:proofErr w:type="spellEnd"/>
           </w:p>
         </w:tc>
         <w:tc>
@@ -8261,8 +8814,15 @@
                 <w:rFonts w:ascii="Arial" w:hAnsi="Arial" w:cs="Arial"/>
               </w:rPr>
               <w:br/>
+            </w:r>
+            <w:proofErr w:type="spellStart"/>
+            <w:r>
+              <w:rPr>
+                <w:rFonts w:ascii="Arial" w:hAnsi="Arial" w:cs="Arial"/>
+              </w:rPr>
               <w:t>05DD</w:t>
             </w:r>
+            <w:proofErr w:type="spellEnd"/>
           </w:p>
         </w:tc>
         <w:tc>
@@ -8297,8 +8857,15 @@
                 <w:rFonts w:ascii="Arial" w:hAnsi="Arial" w:cs="Arial"/>
               </w:rPr>
               <w:br/>
+            </w:r>
+            <w:proofErr w:type="spellStart"/>
+            <w:r>
+              <w:rPr>
+                <w:rFonts w:ascii="Arial" w:hAnsi="Arial" w:cs="Arial"/>
+              </w:rPr>
               <w:t>05F1</w:t>
             </w:r>
+            <w:proofErr w:type="spellEnd"/>
           </w:p>
         </w:tc>
         <w:tc>
@@ -8333,8 +8900,15 @@
                 <w:rFonts w:ascii="Arial" w:hAnsi="Arial" w:cs="Arial"/>
               </w:rPr>
               <w:br/>
+            </w:r>
+            <w:proofErr w:type="spellStart"/>
+            <w:r>
+              <w:rPr>
+                <w:rFonts w:ascii="Arial" w:hAnsi="Arial" w:cs="Arial"/>
+              </w:rPr>
               <w:t>006E</w:t>
             </w:r>
+            <w:proofErr w:type="spellEnd"/>
           </w:p>
         </w:tc>
         <w:tc>
@@ -8365,6 +8939,7 @@
               </w:rPr>
               <w:t>‎</w:t>
             </w:r>
+            <w:proofErr w:type="spellStart"/>
             <w:r>
               <w:rPr>
                 <w:rFonts w:ascii="Arial" w:hAnsi="Arial" w:cs="Arial"/>
@@ -8373,20 +8948,21 @@
               </w:rPr>
               <w:t>LRM</w:t>
             </w:r>
-            <w:r>
-              <w:rPr>
-                <w:rFonts w:ascii="Arial" w:hAnsi="Arial" w:cs="Arial"/>
-                <w:b/>
-                <w:bCs/>
-              </w:rPr>
-              <w:br/>
-            </w:r>
+            <w:proofErr w:type="spellEnd"/>
+            <w:r>
+              <w:rPr>
+                <w:rFonts w:ascii="Arial" w:hAnsi="Arial" w:cs="Arial"/>
+              </w:rPr>
+              <w:br/>
+            </w:r>
+            <w:proofErr w:type="spellStart"/>
             <w:r>
               <w:rPr>
                 <w:rFonts w:ascii="Arial" w:hAnsi="Arial" w:cs="Arial"/>
               </w:rPr>
               <w:t>200E</w:t>
             </w:r>
+            <w:proofErr w:type="spellEnd"/>
           </w:p>
         </w:tc>
         <w:bookmarkStart w:id="38" w:name="_MCCTEMPBM_CRPT01490041___7"/>
@@ -8583,8 +9159,15 @@
                 <w:rFonts w:ascii="Arial" w:hAnsi="Arial" w:cs="Arial"/>
               </w:rPr>
               <w:br/>
+            </w:r>
+            <w:proofErr w:type="spellStart"/>
+            <w:r>
+              <w:rPr>
+                <w:rFonts w:ascii="Arial" w:hAnsi="Arial" w:cs="Arial"/>
+              </w:rPr>
               <w:t>05B3</w:t>
             </w:r>
+            <w:proofErr w:type="spellEnd"/>
           </w:p>
         </w:tc>
         <w:tc>
@@ -8620,8 +9203,15 @@
                 <w:rFonts w:ascii="Arial" w:hAnsi="Arial" w:cs="Arial"/>
               </w:rPr>
               <w:br/>
+            </w:r>
+            <w:proofErr w:type="spellStart"/>
+            <w:r>
+              <w:rPr>
+                <w:rFonts w:ascii="Arial" w:hAnsi="Arial" w:cs="Arial"/>
+              </w:rPr>
               <w:t>05F4</w:t>
             </w:r>
+            <w:proofErr w:type="spellEnd"/>
           </w:p>
         </w:tc>
         <w:tc>
@@ -8657,8 +9247,15 @@
                 <w:rFonts w:ascii="Arial" w:hAnsi="Arial" w:cs="Arial"/>
               </w:rPr>
               <w:br/>
+            </w:r>
+            <w:proofErr w:type="spellStart"/>
+            <w:r>
+              <w:rPr>
+                <w:rFonts w:ascii="Arial" w:hAnsi="Arial" w:cs="Arial"/>
+              </w:rPr>
               <w:t>002F</w:t>
             </w:r>
+            <w:proofErr w:type="spellEnd"/>
           </w:p>
         </w:tc>
         <w:tc>
@@ -8694,8 +9291,15 @@
                 <w:rFonts w:ascii="Arial" w:hAnsi="Arial" w:cs="Arial"/>
               </w:rPr>
               <w:br/>
+            </w:r>
+            <w:proofErr w:type="spellStart"/>
+            <w:r>
+              <w:rPr>
+                <w:rFonts w:ascii="Arial" w:hAnsi="Arial" w:cs="Arial"/>
+              </w:rPr>
               <w:t>003F</w:t>
             </w:r>
+            <w:proofErr w:type="spellEnd"/>
           </w:p>
         </w:tc>
         <w:tc>
@@ -8731,8 +9335,15 @@
                 <w:rFonts w:ascii="Arial" w:hAnsi="Arial" w:cs="Arial"/>
               </w:rPr>
               <w:br/>
+            </w:r>
+            <w:proofErr w:type="spellStart"/>
+            <w:r>
+              <w:rPr>
+                <w:rFonts w:ascii="Arial" w:hAnsi="Arial" w:cs="Arial"/>
+              </w:rPr>
               <w:t>05DE</w:t>
             </w:r>
+            <w:proofErr w:type="spellEnd"/>
           </w:p>
         </w:tc>
         <w:tc>
@@ -8768,8 +9379,15 @@
                 <w:rFonts w:ascii="Arial" w:hAnsi="Arial" w:cs="Arial"/>
               </w:rPr>
               <w:br/>
+            </w:r>
+            <w:proofErr w:type="spellStart"/>
+            <w:r>
+              <w:rPr>
+                <w:rFonts w:ascii="Arial" w:hAnsi="Arial" w:cs="Arial"/>
+              </w:rPr>
               <w:t>05F2</w:t>
             </w:r>
+            <w:proofErr w:type="spellEnd"/>
           </w:p>
         </w:tc>
         <w:tc>
@@ -8805,8 +9423,15 @@
                 <w:rFonts w:ascii="Arial" w:hAnsi="Arial" w:cs="Arial"/>
               </w:rPr>
               <w:br/>
+            </w:r>
+            <w:proofErr w:type="spellStart"/>
+            <w:r>
+              <w:rPr>
+                <w:rFonts w:ascii="Arial" w:hAnsi="Arial" w:cs="Arial"/>
+              </w:rPr>
               <w:t>006F</w:t>
             </w:r>
+            <w:proofErr w:type="spellEnd"/>
           </w:p>
         </w:tc>
         <w:tc>
@@ -8850,8 +9475,15 @@
                 <w:rFonts w:ascii="Arial" w:hAnsi="Arial" w:cs="Arial"/>
               </w:rPr>
               <w:br/>
+            </w:r>
+            <w:proofErr w:type="spellStart"/>
+            <w:r>
+              <w:rPr>
+                <w:rFonts w:ascii="Arial" w:hAnsi="Arial" w:cs="Arial"/>
+              </w:rPr>
               <w:t>200F</w:t>
             </w:r>
+            <w:proofErr w:type="spellEnd"/>
           </w:p>
         </w:tc>
         <w:bookmarkStart w:id="40" w:name="_MCCTEMPBM_CRPT01490043___7"/>
@@ -8878,8 +9510,21 @@
             <w:pPr>
               <w:pStyle w:val="TAL"/>
             </w:pPr>
-            <w:r>
-              <w:t>In the event that an MS receives a code where a symbol is not represented in the above table then the MS shall display the REPLACEMENT CHARACTER (U+FFFD).</w:t>
+            <w:proofErr w:type="gramStart"/>
+            <w:r>
+              <w:t>In the event that</w:t>
+            </w:r>
+            <w:proofErr w:type="gramEnd"/>
+            <w:r>
+              <w:t xml:space="preserve"> an MS receives a code where a symbol is not represented in the above table then the MS shall display the REPLACEMENT CHARACTER (</w:t>
+            </w:r>
+            <w:proofErr w:type="spellStart"/>
+            <w:r>
+              <w:t>U+FFFD</w:t>
+            </w:r>
+            <w:proofErr w:type="spellEnd"/>
+            <w:r>
+              <w:t>).</w:t>
             </w:r>
             <w:r>
               <w:t xml:space="preserve"> </w:t>
@@ -8906,10 +9551,18 @@
               <w:t xml:space="preserve"> for SMS/CBS: </w:t>
             </w:r>
             <w:r>
-              <w:t xml:space="preserve">Bidi AL must be handled as bidi R; all bidi EN and AN handled as L; all ET, ES, CS handled as ON </w:t>
-            </w:r>
-            <w:r>
-              <w:t>, and</w:t>
+              <w:t xml:space="preserve">Bidi AL must be handled as bidi R; all bidi EN and AN handled as L; all ET, ES, CS handled as </w:t>
+            </w:r>
+            <w:proofErr w:type="gramStart"/>
+            <w:r>
+              <w:t xml:space="preserve">ON </w:t>
+            </w:r>
+            <w:r>
+              <w:t>,</w:t>
+            </w:r>
+            <w:proofErr w:type="gramEnd"/>
+            <w:r>
+              <w:t xml:space="preserve"> and</w:t>
             </w:r>
             <w:r>
               <w:t xml:space="preserve"> </w:t>
@@ -8974,15 +9627,41 @@
             </w:r>
             <w:r>
               <w:br/>
-              <w:t>Note though that &lt;SS2,CR&gt; is actually CSI (se next table), and that “CR” is not a filler, nor LF.</w:t>
+              <w:t>Note though that &lt;</w:t>
+            </w:r>
+            <w:proofErr w:type="spellStart"/>
+            <w:r>
+              <w:t>SS</w:t>
+            </w:r>
+            <w:proofErr w:type="gramStart"/>
+            <w:r>
+              <w:t>2,CR</w:t>
+            </w:r>
+            <w:proofErr w:type="spellEnd"/>
+            <w:proofErr w:type="gramEnd"/>
+            <w:r>
+              <w:t xml:space="preserve">&gt; is </w:t>
+            </w:r>
+            <w:proofErr w:type="gramStart"/>
+            <w:r>
+              <w:t>actually CSI</w:t>
+            </w:r>
+            <w:proofErr w:type="gramEnd"/>
+            <w:r>
+              <w:t xml:space="preserve"> (se next table), and that “CR” is not a filler, nor LF.</w:t>
             </w:r>
           </w:p>
           <w:p>
             <w:pPr>
               <w:pStyle w:val="TAN"/>
             </w:pPr>
-            <w:r>
-              <w:t>SS2:</w:t>
+            <w:proofErr w:type="spellStart"/>
+            <w:r>
+              <w:t>SS2</w:t>
+            </w:r>
+            <w:proofErr w:type="spellEnd"/>
+            <w:r>
+              <w:t>:</w:t>
             </w:r>
             <w:r>
               <w:tab/>
@@ -8990,23 +9669,51 @@
             <w:r>
               <w:t xml:space="preserve">SINGLE SHIFT TWO; This code shifts the next 7-bit code unit to refer to an extension of this table (subclause </w:t>
             </w:r>
+            <w:proofErr w:type="spellStart"/>
             <w:r>
               <w:t>A.4.</w:t>
             </w:r>
             <w:r>
-              <w:t xml:space="preserve">11.2). </w:t>
-            </w:r>
-            <w:r>
-              <w:br/>
-              <w:t>When splitting a message text into submessages, there must be no cut right after an SS2.</w:t>
+              <w:t>11.2</w:t>
+            </w:r>
+            <w:proofErr w:type="spellEnd"/>
+            <w:r>
+              <w:t xml:space="preserve">). </w:t>
+            </w:r>
+            <w:r>
+              <w:br/>
+              <w:t xml:space="preserve">When splitting a message text into </w:t>
+            </w:r>
+            <w:proofErr w:type="spellStart"/>
+            <w:r>
+              <w:t>submessages</w:t>
+            </w:r>
+            <w:proofErr w:type="spellEnd"/>
+            <w:r>
+              <w:t xml:space="preserve">, there must be no cut right after an </w:t>
+            </w:r>
+            <w:proofErr w:type="spellStart"/>
+            <w:r>
+              <w:t>SS2</w:t>
+            </w:r>
+            <w:proofErr w:type="spellEnd"/>
+            <w:r>
+              <w:t>.</w:t>
             </w:r>
           </w:p>
           <w:p>
             <w:pPr>
               <w:pStyle w:val="TAN"/>
             </w:pPr>
-            <w:r>
-              <w:t xml:space="preserve">LRM,RLM These should only be used to get the desired ‘bidi directionality’ of initially ‘bidi neutral’ symbols </w:t>
+            <w:proofErr w:type="spellStart"/>
+            <w:proofErr w:type="gramStart"/>
+            <w:r>
+              <w:t>LRM,RLM</w:t>
+            </w:r>
+            <w:proofErr w:type="spellEnd"/>
+            <w:proofErr w:type="gramEnd"/>
+            <w:r>
+              <w:t xml:space="preserve"> These should only be used to get the desired ‘bidi directionality’ of initially ‘bidi neutral’ symbols </w:t>
             </w:r>
             <w:r>
               <w:t xml:space="preserve">in case of </w:t>
@@ -9055,6 +9762,7 @@
         <w:pStyle w:val="Rubrik4"/>
       </w:pPr>
       <w:bookmarkStart w:id="42" w:name="_Toc114820860"/>
+      <w:proofErr w:type="spellStart"/>
       <w:r>
         <w:lastRenderedPageBreak/>
         <w:t>A.4</w:t>
@@ -9071,6 +9779,7 @@
       <w:r>
         <w:t>2</w:t>
       </w:r>
+      <w:proofErr w:type="spellEnd"/>
       <w:r>
         <w:tab/>
         <w:t>SMS/CBS 7</w:t>
@@ -9085,13 +9794,26 @@
         <w:t>Hebrew</w:t>
       </w:r>
       <w:r>
-        <w:t xml:space="preserve"> Alphabet (0x1</w:t>
+        <w:t xml:space="preserve"> Alphabet (</w:t>
+      </w:r>
+      <w:proofErr w:type="spellStart"/>
+      <w:r>
+        <w:t>0x1</w:t>
       </w:r>
       <w:r>
         <w:t>2</w:t>
       </w:r>
+      <w:proofErr w:type="spellEnd"/>
       <w:r>
-        <w:t>) extension (SS2) table</w:t>
+        <w:t>) extension (</w:t>
+      </w:r>
+      <w:proofErr w:type="spellStart"/>
+      <w:r>
+        <w:t>SS2</w:t>
+      </w:r>
+      <w:proofErr w:type="spellEnd"/>
+      <w:r>
+        <w:t>) table</w:t>
       </w:r>
       <w:bookmarkEnd w:id="42"/>
     </w:p>
@@ -9106,19 +9828,19 @@
         <w:tblLook w:val="0000" w:firstRow="0" w:lastRow="0" w:firstColumn="0" w:lastColumn="0" w:noHBand="0" w:noVBand="0"/>
       </w:tblPr>
       <w:tblGrid>
-        <w:gridCol w:w="546"/>
         <w:gridCol w:w="547"/>
         <w:gridCol w:w="547"/>
         <w:gridCol w:w="547"/>
-        <w:gridCol w:w="547"/>
+        <w:gridCol w:w="546"/>
+        <w:gridCol w:w="546"/>
+        <w:gridCol w:w="784"/>
+        <w:gridCol w:w="811"/>
+        <w:gridCol w:w="811"/>
+        <w:gridCol w:w="811"/>
+        <w:gridCol w:w="772"/>
         <w:gridCol w:w="785"/>
-        <w:gridCol w:w="813"/>
-        <w:gridCol w:w="813"/>
-        <w:gridCol w:w="813"/>
-        <w:gridCol w:w="773"/>
-        <w:gridCol w:w="773"/>
-        <w:gridCol w:w="800"/>
-        <w:gridCol w:w="760"/>
+        <w:gridCol w:w="798"/>
+        <w:gridCol w:w="759"/>
       </w:tblGrid>
       <w:tr>
         <w:trPr>
@@ -9210,6 +9932,7 @@
                 <w:sz w:val="24"/>
               </w:rPr>
             </w:pPr>
+            <w:proofErr w:type="spellStart"/>
             <w:r>
               <w:rPr>
                 <w:rFonts w:ascii="Courier" w:hAnsi="Courier"/>
@@ -9221,6 +9944,7 @@
               </w:rPr>
               <w:t>b7</w:t>
             </w:r>
+            <w:proofErr w:type="spellEnd"/>
           </w:p>
         </w:tc>
         <w:tc>
@@ -9565,6 +10289,7 @@
                 <w:sz w:val="24"/>
               </w:rPr>
             </w:pPr>
+            <w:proofErr w:type="spellStart"/>
             <w:r>
               <w:rPr>
                 <w:rFonts w:ascii="Courier" w:hAnsi="Courier"/>
@@ -9576,6 +10301,7 @@
               </w:rPr>
               <w:t>b6</w:t>
             </w:r>
+            <w:proofErr w:type="spellEnd"/>
           </w:p>
         </w:tc>
         <w:tc>
@@ -9920,6 +10646,7 @@
                 <w:sz w:val="24"/>
               </w:rPr>
             </w:pPr>
+            <w:proofErr w:type="spellStart"/>
             <w:r>
               <w:rPr>
                 <w:rFonts w:ascii="Courier" w:hAnsi="Courier"/>
@@ -9931,6 +10658,7 @@
               </w:rPr>
               <w:t>b5</w:t>
             </w:r>
+            <w:proofErr w:type="spellEnd"/>
           </w:p>
         </w:tc>
         <w:tc>
@@ -10203,6 +10931,7 @@
             </w:pPr>
             <w:bookmarkStart w:id="49" w:name="_MCCTEMPBM_CRPT01490051___4" w:colFirst="0" w:colLast="11"/>
             <w:bookmarkEnd w:id="47"/>
+            <w:proofErr w:type="spellStart"/>
             <w:r>
               <w:rPr>
                 <w:rFonts w:ascii="Courier" w:hAnsi="Courier"/>
@@ -10214,28 +10943,30 @@
               </w:rPr>
               <w:t>b4</w:t>
             </w:r>
-          </w:p>
-        </w:tc>
-        <w:tc>
-          <w:tcPr>
-            <w:tcW w:w="0" w:type="auto"/>
-            <w:tcBorders>
-              <w:top w:val="single" w:sz="6" w:space="0" w:color="auto"/>
-              <w:left w:val="single" w:sz="6" w:space="0" w:color="auto"/>
-              <w:bottom w:val="single" w:sz="6" w:space="0" w:color="auto"/>
-              <w:right w:val="single" w:sz="6" w:space="0" w:color="auto"/>
-            </w:tcBorders>
-          </w:tcPr>
-          <w:p>
-            <w:pPr>
-              <w:keepNext/>
-              <w:spacing w:before="120" w:line="240" w:lineRule="exact"/>
-              <w:jc w:val="center"/>
-              <w:rPr>
-                <w:rFonts w:ascii="Courier" w:hAnsi="Courier"/>
-                <w:sz w:val="24"/>
-              </w:rPr>
-            </w:pPr>
+            <w:proofErr w:type="spellEnd"/>
+          </w:p>
+        </w:tc>
+        <w:tc>
+          <w:tcPr>
+            <w:tcW w:w="0" w:type="auto"/>
+            <w:tcBorders>
+              <w:top w:val="single" w:sz="6" w:space="0" w:color="auto"/>
+              <w:left w:val="single" w:sz="6" w:space="0" w:color="auto"/>
+              <w:bottom w:val="single" w:sz="6" w:space="0" w:color="auto"/>
+              <w:right w:val="single" w:sz="6" w:space="0" w:color="auto"/>
+            </w:tcBorders>
+          </w:tcPr>
+          <w:p>
+            <w:pPr>
+              <w:keepNext/>
+              <w:spacing w:before="120" w:line="240" w:lineRule="exact"/>
+              <w:jc w:val="center"/>
+              <w:rPr>
+                <w:rFonts w:ascii="Courier" w:hAnsi="Courier"/>
+                <w:sz w:val="24"/>
+              </w:rPr>
+            </w:pPr>
+            <w:proofErr w:type="spellStart"/>
             <w:r>
               <w:rPr>
                 <w:rFonts w:ascii="Courier" w:hAnsi="Courier"/>
@@ -10247,28 +10978,30 @@
               </w:rPr>
               <w:t>b3</w:t>
             </w:r>
-          </w:p>
-        </w:tc>
-        <w:tc>
-          <w:tcPr>
-            <w:tcW w:w="0" w:type="auto"/>
-            <w:tcBorders>
-              <w:top w:val="single" w:sz="6" w:space="0" w:color="auto"/>
-              <w:left w:val="single" w:sz="6" w:space="0" w:color="auto"/>
-              <w:bottom w:val="single" w:sz="6" w:space="0" w:color="auto"/>
-              <w:right w:val="single" w:sz="6" w:space="0" w:color="auto"/>
-            </w:tcBorders>
-          </w:tcPr>
-          <w:p>
-            <w:pPr>
-              <w:keepNext/>
-              <w:spacing w:before="120" w:line="240" w:lineRule="exact"/>
-              <w:jc w:val="center"/>
-              <w:rPr>
-                <w:rFonts w:ascii="Courier" w:hAnsi="Courier"/>
-                <w:sz w:val="24"/>
-              </w:rPr>
-            </w:pPr>
+            <w:proofErr w:type="spellEnd"/>
+          </w:p>
+        </w:tc>
+        <w:tc>
+          <w:tcPr>
+            <w:tcW w:w="0" w:type="auto"/>
+            <w:tcBorders>
+              <w:top w:val="single" w:sz="6" w:space="0" w:color="auto"/>
+              <w:left w:val="single" w:sz="6" w:space="0" w:color="auto"/>
+              <w:bottom w:val="single" w:sz="6" w:space="0" w:color="auto"/>
+              <w:right w:val="single" w:sz="6" w:space="0" w:color="auto"/>
+            </w:tcBorders>
+          </w:tcPr>
+          <w:p>
+            <w:pPr>
+              <w:keepNext/>
+              <w:spacing w:before="120" w:line="240" w:lineRule="exact"/>
+              <w:jc w:val="center"/>
+              <w:rPr>
+                <w:rFonts w:ascii="Courier" w:hAnsi="Courier"/>
+                <w:sz w:val="24"/>
+              </w:rPr>
+            </w:pPr>
+            <w:proofErr w:type="spellStart"/>
             <w:r>
               <w:rPr>
                 <w:rFonts w:ascii="Courier" w:hAnsi="Courier"/>
@@ -10280,28 +11013,30 @@
               </w:rPr>
               <w:t>b2</w:t>
             </w:r>
-          </w:p>
-        </w:tc>
-        <w:tc>
-          <w:tcPr>
-            <w:tcW w:w="0" w:type="auto"/>
-            <w:tcBorders>
-              <w:top w:val="single" w:sz="6" w:space="0" w:color="auto"/>
-              <w:left w:val="single" w:sz="6" w:space="0" w:color="auto"/>
-              <w:bottom w:val="single" w:sz="6" w:space="0" w:color="auto"/>
-              <w:right w:val="single" w:sz="6" w:space="0" w:color="auto"/>
-            </w:tcBorders>
-          </w:tcPr>
-          <w:p>
-            <w:pPr>
-              <w:keepNext/>
-              <w:spacing w:before="120" w:line="240" w:lineRule="exact"/>
-              <w:jc w:val="center"/>
-              <w:rPr>
-                <w:rFonts w:ascii="Courier" w:hAnsi="Courier"/>
-                <w:sz w:val="24"/>
-              </w:rPr>
-            </w:pPr>
+            <w:proofErr w:type="spellEnd"/>
+          </w:p>
+        </w:tc>
+        <w:tc>
+          <w:tcPr>
+            <w:tcW w:w="0" w:type="auto"/>
+            <w:tcBorders>
+              <w:top w:val="single" w:sz="6" w:space="0" w:color="auto"/>
+              <w:left w:val="single" w:sz="6" w:space="0" w:color="auto"/>
+              <w:bottom w:val="single" w:sz="6" w:space="0" w:color="auto"/>
+              <w:right w:val="single" w:sz="6" w:space="0" w:color="auto"/>
+            </w:tcBorders>
+          </w:tcPr>
+          <w:p>
+            <w:pPr>
+              <w:keepNext/>
+              <w:spacing w:before="120" w:line="240" w:lineRule="exact"/>
+              <w:jc w:val="center"/>
+              <w:rPr>
+                <w:rFonts w:ascii="Courier" w:hAnsi="Courier"/>
+                <w:sz w:val="24"/>
+              </w:rPr>
+            </w:pPr>
+            <w:proofErr w:type="spellStart"/>
             <w:r>
               <w:rPr>
                 <w:rFonts w:ascii="Courier" w:hAnsi="Courier"/>
@@ -10313,6 +11048,7 @@
               </w:rPr>
               <w:t>b1</w:t>
             </w:r>
+            <w:proofErr w:type="spellEnd"/>
           </w:p>
         </w:tc>
         <w:tc>
@@ -10336,6 +11072,7 @@
                 <w:sz w:val="24"/>
               </w:rPr>
             </w:pPr>
+            <w:proofErr w:type="spellStart"/>
             <w:r>
               <w:rPr>
                 <w:rFonts w:ascii="Courier" w:hAnsi="Courier"/>
@@ -10345,6 +11082,7 @@
               </w:rPr>
               <w:t>1B</w:t>
             </w:r>
+            <w:proofErr w:type="spellEnd"/>
           </w:p>
         </w:tc>
         <w:tc>
@@ -10792,8 +11530,15 @@
                 <w:rFonts w:ascii="Arial" w:hAnsi="Arial" w:cs="Arial"/>
               </w:rPr>
               <w:br/>
+            </w:r>
+            <w:proofErr w:type="spellStart"/>
+            <w:r>
+              <w:rPr>
+                <w:rFonts w:ascii="Arial" w:hAnsi="Arial" w:cs="Arial"/>
+              </w:rPr>
               <w:t>FB21</w:t>
             </w:r>
+            <w:proofErr w:type="spellEnd"/>
           </w:p>
         </w:tc>
         <w:tc>
@@ -10828,8 +11573,15 @@
                 <w:rFonts w:ascii="Arial" w:hAnsi="Arial" w:cs="Arial"/>
               </w:rPr>
               <w:br/>
+            </w:r>
+            <w:proofErr w:type="spellStart"/>
+            <w:r>
+              <w:rPr>
+                <w:rFonts w:ascii="Arial" w:hAnsi="Arial" w:cs="Arial"/>
+              </w:rPr>
               <w:t>FB2A</w:t>
             </w:r>
+            <w:proofErr w:type="spellEnd"/>
           </w:p>
         </w:tc>
         <w:tc>
@@ -10864,8 +11616,15 @@
                 <w:rFonts w:ascii="Arial" w:hAnsi="Arial" w:cs="Arial"/>
               </w:rPr>
               <w:br/>
+            </w:r>
+            <w:proofErr w:type="spellStart"/>
+            <w:r>
+              <w:rPr>
+                <w:rFonts w:ascii="Arial" w:hAnsi="Arial" w:cs="Arial"/>
+              </w:rPr>
               <w:t>FB39</w:t>
             </w:r>
+            <w:proofErr w:type="spellEnd"/>
           </w:p>
         </w:tc>
         <w:tc>
@@ -10900,8 +11659,15 @@
                 <w:rFonts w:ascii="Arial" w:hAnsi="Arial" w:cs="Arial"/>
               </w:rPr>
               <w:br/>
+            </w:r>
+            <w:proofErr w:type="spellStart"/>
+            <w:r>
+              <w:rPr>
+                <w:rFonts w:ascii="Arial" w:hAnsi="Arial" w:cs="Arial"/>
+              </w:rPr>
               <w:t>FB44</w:t>
             </w:r>
+            <w:proofErr w:type="spellEnd"/>
           </w:p>
         </w:tc>
         <w:tc>
@@ -10936,8 +11702,15 @@
                 <w:rFonts w:ascii="Arial" w:hAnsi="Arial" w:cs="Arial"/>
               </w:rPr>
               <w:br/>
+            </w:r>
+            <w:proofErr w:type="spellStart"/>
+            <w:r>
+              <w:rPr>
+                <w:rFonts w:ascii="Arial" w:hAnsi="Arial" w:cs="Arial"/>
+              </w:rPr>
               <w:t>007C</w:t>
             </w:r>
+            <w:proofErr w:type="spellEnd"/>
           </w:p>
         </w:tc>
         <w:tc>
@@ -11008,8 +11781,15 @@
                 <w:rFonts w:ascii="Arial" w:hAnsi="Arial" w:cs="Arial"/>
               </w:rPr>
               <w:br/>
+            </w:r>
+            <w:proofErr w:type="spellStart"/>
+            <w:r>
+              <w:rPr>
+                <w:rFonts w:ascii="Arial" w:hAnsi="Arial" w:cs="Arial"/>
+              </w:rPr>
               <w:t>00BC</w:t>
             </w:r>
+            <w:proofErr w:type="spellEnd"/>
           </w:p>
         </w:tc>
         <w:tc>
@@ -11245,8 +12025,15 @@
                 <w:rFonts w:ascii="Arial" w:hAnsi="Arial" w:cs="Arial"/>
               </w:rPr>
               <w:br/>
+            </w:r>
+            <w:proofErr w:type="spellStart"/>
+            <w:r>
+              <w:rPr>
+                <w:rFonts w:ascii="Arial" w:hAnsi="Arial" w:cs="Arial"/>
+              </w:rPr>
               <w:t>FB22</w:t>
             </w:r>
+            <w:proofErr w:type="spellEnd"/>
           </w:p>
         </w:tc>
         <w:tc>
@@ -11281,8 +12068,15 @@
                 <w:rFonts w:ascii="Arial" w:hAnsi="Arial" w:cs="Arial"/>
               </w:rPr>
               <w:br/>
+            </w:r>
+            <w:proofErr w:type="spellStart"/>
+            <w:r>
+              <w:rPr>
+                <w:rFonts w:ascii="Arial" w:hAnsi="Arial" w:cs="Arial"/>
+              </w:rPr>
               <w:t>FB2B</w:t>
             </w:r>
+            <w:proofErr w:type="spellEnd"/>
           </w:p>
         </w:tc>
         <w:tc>
@@ -11317,8 +12111,15 @@
                 <w:rFonts w:ascii="Arial" w:hAnsi="Arial" w:cs="Arial"/>
               </w:rPr>
               <w:br/>
+            </w:r>
+            <w:proofErr w:type="spellStart"/>
+            <w:r>
+              <w:rPr>
+                <w:rFonts w:ascii="Arial" w:hAnsi="Arial" w:cs="Arial"/>
+              </w:rPr>
               <w:t>FB3A</w:t>
             </w:r>
+            <w:proofErr w:type="spellEnd"/>
           </w:p>
         </w:tc>
         <w:tc>
@@ -11353,8 +12154,15 @@
                 <w:rFonts w:ascii="Arial" w:hAnsi="Arial" w:cs="Arial"/>
               </w:rPr>
               <w:br/>
+            </w:r>
+            <w:proofErr w:type="spellStart"/>
+            <w:r>
+              <w:rPr>
+                <w:rFonts w:ascii="Arial" w:hAnsi="Arial" w:cs="Arial"/>
+              </w:rPr>
               <w:t>FB46</w:t>
             </w:r>
+            <w:proofErr w:type="spellEnd"/>
           </w:p>
         </w:tc>
         <w:tc>
@@ -11461,8 +12269,15 @@
                 <w:rFonts w:ascii="Arial" w:hAnsi="Arial" w:cs="Arial"/>
               </w:rPr>
               <w:br/>
+            </w:r>
+            <w:proofErr w:type="spellStart"/>
+            <w:r>
+              <w:rPr>
+                <w:rFonts w:ascii="Arial" w:hAnsi="Arial" w:cs="Arial"/>
+              </w:rPr>
               <w:t>00BD</w:t>
             </w:r>
+            <w:proofErr w:type="spellEnd"/>
           </w:p>
         </w:tc>
         <w:tc>
@@ -11497,8 +12312,15 @@
                 <w:rFonts w:ascii="Arial" w:hAnsi="Arial" w:cs="Arial"/>
               </w:rPr>
               <w:br/>
+            </w:r>
+            <w:proofErr w:type="spellStart"/>
+            <w:r>
+              <w:rPr>
+                <w:rFonts w:ascii="Arial" w:hAnsi="Arial" w:cs="Arial"/>
+              </w:rPr>
               <w:t>221E</w:t>
             </w:r>
+            <w:proofErr w:type="spellEnd"/>
           </w:p>
         </w:tc>
         <w:bookmarkStart w:id="54" w:name="_MCCTEMPBM_CRPT01490056___7"/>
@@ -11703,8 +12525,15 @@
                 <w:rFonts w:ascii="Arial" w:hAnsi="Arial" w:cs="Arial"/>
               </w:rPr>
               <w:br/>
+            </w:r>
+            <w:proofErr w:type="spellStart"/>
+            <w:r>
+              <w:rPr>
+                <w:rFonts w:ascii="Arial" w:hAnsi="Arial" w:cs="Arial"/>
+              </w:rPr>
               <w:t>FB23</w:t>
             </w:r>
+            <w:proofErr w:type="spellEnd"/>
           </w:p>
         </w:tc>
         <w:tc>
@@ -11739,8 +12568,15 @@
                 <w:rFonts w:ascii="Arial" w:hAnsi="Arial" w:cs="Arial"/>
               </w:rPr>
               <w:br/>
+            </w:r>
+            <w:proofErr w:type="spellStart"/>
+            <w:r>
+              <w:rPr>
+                <w:rFonts w:ascii="Arial" w:hAnsi="Arial" w:cs="Arial"/>
+              </w:rPr>
               <w:t>FB2C</w:t>
             </w:r>
+            <w:proofErr w:type="spellEnd"/>
           </w:p>
         </w:tc>
         <w:tc>
@@ -11775,8 +12611,15 @@
                 <w:rFonts w:ascii="Arial" w:hAnsi="Arial" w:cs="Arial"/>
               </w:rPr>
               <w:br/>
+            </w:r>
+            <w:proofErr w:type="spellStart"/>
+            <w:r>
+              <w:rPr>
+                <w:rFonts w:ascii="Arial" w:hAnsi="Arial" w:cs="Arial"/>
+              </w:rPr>
               <w:t>FB3B</w:t>
             </w:r>
+            <w:proofErr w:type="spellEnd"/>
           </w:p>
         </w:tc>
         <w:tc>
@@ -11811,8 +12654,15 @@
                 <w:rFonts w:ascii="Arial" w:hAnsi="Arial" w:cs="Arial"/>
               </w:rPr>
               <w:br/>
+            </w:r>
+            <w:proofErr w:type="spellStart"/>
+            <w:r>
+              <w:rPr>
+                <w:rFonts w:ascii="Arial" w:hAnsi="Arial" w:cs="Arial"/>
+              </w:rPr>
               <w:t>FB47</w:t>
             </w:r>
+            <w:proofErr w:type="spellEnd"/>
           </w:p>
         </w:tc>
         <w:tc>
@@ -11919,8 +12769,15 @@
                 <w:rFonts w:ascii="Arial" w:hAnsi="Arial" w:cs="Arial"/>
               </w:rPr>
               <w:br/>
+            </w:r>
+            <w:proofErr w:type="spellStart"/>
+            <w:r>
+              <w:rPr>
+                <w:rFonts w:ascii="Arial" w:hAnsi="Arial" w:cs="Arial"/>
+              </w:rPr>
               <w:t>00BE</w:t>
             </w:r>
+            <w:proofErr w:type="spellEnd"/>
           </w:p>
         </w:tc>
         <w:tc>
@@ -11955,8 +12812,15 @@
                 <w:rFonts w:ascii="Arial" w:hAnsi="Arial" w:cs="Arial"/>
               </w:rPr>
               <w:br/>
+            </w:r>
+            <w:proofErr w:type="spellStart"/>
+            <w:r>
+              <w:rPr>
+                <w:rFonts w:ascii="Arial" w:hAnsi="Arial" w:cs="Arial"/>
+              </w:rPr>
               <w:t>00B2</w:t>
             </w:r>
+            <w:proofErr w:type="spellEnd"/>
           </w:p>
         </w:tc>
         <w:bookmarkStart w:id="56" w:name="_MCCTEMPBM_CRPT01490058___7"/>
@@ -12156,8 +13020,15 @@
                 <w:rFonts w:ascii="Arial" w:hAnsi="Arial" w:cs="Arial"/>
               </w:rPr>
               <w:br/>
+            </w:r>
+            <w:proofErr w:type="spellStart"/>
+            <w:r>
+              <w:rPr>
+                <w:rFonts w:ascii="Arial" w:hAnsi="Arial" w:cs="Arial"/>
+              </w:rPr>
               <w:t>FB24</w:t>
             </w:r>
+            <w:proofErr w:type="spellEnd"/>
           </w:p>
         </w:tc>
         <w:tc>
@@ -12192,8 +13063,15 @@
                 <w:rFonts w:ascii="Arial" w:hAnsi="Arial" w:cs="Arial"/>
               </w:rPr>
               <w:br/>
+            </w:r>
+            <w:proofErr w:type="spellStart"/>
+            <w:r>
+              <w:rPr>
+                <w:rFonts w:ascii="Arial" w:hAnsi="Arial" w:cs="Arial"/>
+              </w:rPr>
               <w:t>FB2D</w:t>
             </w:r>
+            <w:proofErr w:type="spellEnd"/>
           </w:p>
         </w:tc>
         <w:tc>
@@ -12228,8 +13106,15 @@
                 <w:rFonts w:ascii="Arial" w:hAnsi="Arial" w:cs="Arial"/>
               </w:rPr>
               <w:br/>
+            </w:r>
+            <w:proofErr w:type="spellStart"/>
+            <w:r>
+              <w:rPr>
+                <w:rFonts w:ascii="Arial" w:hAnsi="Arial" w:cs="Arial"/>
+              </w:rPr>
               <w:t>FB3C</w:t>
             </w:r>
+            <w:proofErr w:type="spellEnd"/>
           </w:p>
         </w:tc>
         <w:tc>
@@ -12264,8 +13149,15 @@
                 <w:rFonts w:ascii="Arial" w:hAnsi="Arial" w:cs="Arial"/>
               </w:rPr>
               <w:br/>
+            </w:r>
+            <w:proofErr w:type="spellStart"/>
+            <w:r>
+              <w:rPr>
+                <w:rFonts w:ascii="Arial" w:hAnsi="Arial" w:cs="Arial"/>
+              </w:rPr>
               <w:t>FB48</w:t>
             </w:r>
+            <w:proofErr w:type="spellEnd"/>
           </w:p>
         </w:tc>
         <w:tc>
@@ -12372,8 +13264,15 @@
                 <w:rFonts w:ascii="Arial" w:hAnsi="Arial" w:cs="Arial"/>
               </w:rPr>
               <w:br/>
+            </w:r>
+            <w:proofErr w:type="spellStart"/>
+            <w:r>
+              <w:rPr>
+                <w:rFonts w:ascii="Arial" w:hAnsi="Arial" w:cs="Arial"/>
+              </w:rPr>
               <w:t>201C</w:t>
             </w:r>
+            <w:proofErr w:type="spellEnd"/>
           </w:p>
         </w:tc>
         <w:tc>
@@ -12408,8 +13307,15 @@
                 <w:rFonts w:ascii="Arial" w:hAnsi="Arial" w:cs="Arial"/>
               </w:rPr>
               <w:br/>
+            </w:r>
+            <w:proofErr w:type="spellStart"/>
+            <w:r>
+              <w:rPr>
+                <w:rFonts w:ascii="Arial" w:hAnsi="Arial" w:cs="Arial"/>
+              </w:rPr>
               <w:t>00B3</w:t>
             </w:r>
+            <w:proofErr w:type="spellEnd"/>
           </w:p>
         </w:tc>
         <w:bookmarkStart w:id="58" w:name="_MCCTEMPBM_CRPT01490060___7"/>
@@ -12614,8 +13520,15 @@
                 <w:rFonts w:ascii="Arial" w:hAnsi="Arial" w:cs="Arial"/>
               </w:rPr>
               <w:br/>
+            </w:r>
+            <w:proofErr w:type="spellStart"/>
+            <w:r>
+              <w:rPr>
+                <w:rFonts w:ascii="Arial" w:hAnsi="Arial" w:cs="Arial"/>
+              </w:rPr>
               <w:t>FB25</w:t>
             </w:r>
+            <w:proofErr w:type="spellEnd"/>
           </w:p>
         </w:tc>
         <w:tc>
@@ -12650,8 +13563,15 @@
                 <w:rFonts w:ascii="Arial" w:hAnsi="Arial" w:cs="Arial"/>
               </w:rPr>
               <w:br/>
+            </w:r>
+            <w:proofErr w:type="spellStart"/>
+            <w:r>
+              <w:rPr>
+                <w:rFonts w:ascii="Arial" w:hAnsi="Arial" w:cs="Arial"/>
+              </w:rPr>
               <w:t>005E</w:t>
             </w:r>
+            <w:proofErr w:type="spellEnd"/>
           </w:p>
         </w:tc>
         <w:tc>
@@ -12686,8 +13606,15 @@
                 <w:rFonts w:ascii="Arial" w:hAnsi="Arial" w:cs="Arial"/>
               </w:rPr>
               <w:br/>
+            </w:r>
+            <w:proofErr w:type="spellStart"/>
+            <w:r>
+              <w:rPr>
+                <w:rFonts w:ascii="Arial" w:hAnsi="Arial" w:cs="Arial"/>
+              </w:rPr>
               <w:t>FB3E</w:t>
             </w:r>
+            <w:proofErr w:type="spellEnd"/>
           </w:p>
         </w:tc>
         <w:tc>
@@ -12722,8 +13649,15 @@
                 <w:rFonts w:ascii="Arial" w:hAnsi="Arial" w:cs="Arial"/>
               </w:rPr>
               <w:br/>
+            </w:r>
+            <w:proofErr w:type="spellStart"/>
+            <w:r>
+              <w:rPr>
+                <w:rFonts w:ascii="Arial" w:hAnsi="Arial" w:cs="Arial"/>
+              </w:rPr>
               <w:t>FB49</w:t>
             </w:r>
+            <w:proofErr w:type="spellEnd"/>
           </w:p>
         </w:tc>
         <w:tc>
@@ -12830,8 +13764,15 @@
                 <w:rFonts w:ascii="Arial" w:hAnsi="Arial" w:cs="Arial"/>
               </w:rPr>
               <w:br/>
+            </w:r>
+            <w:proofErr w:type="spellStart"/>
+            <w:r>
+              <w:rPr>
+                <w:rFonts w:ascii="Arial" w:hAnsi="Arial" w:cs="Arial"/>
+              </w:rPr>
               <w:t>201D</w:t>
             </w:r>
+            <w:proofErr w:type="spellEnd"/>
           </w:p>
         </w:tc>
         <w:tc>
@@ -13066,8 +14007,15 @@
                 <w:rFonts w:ascii="Arial" w:hAnsi="Arial" w:cs="Arial"/>
               </w:rPr>
               <w:br/>
+            </w:r>
+            <w:proofErr w:type="spellStart"/>
+            <w:r>
+              <w:rPr>
+                <w:rFonts w:ascii="Arial" w:hAnsi="Arial" w:cs="Arial"/>
+              </w:rPr>
               <w:t>FB26</w:t>
             </w:r>
+            <w:proofErr w:type="spellEnd"/>
           </w:p>
         </w:tc>
         <w:tc>
@@ -13102,8 +14050,15 @@
                 <w:rFonts w:ascii="Arial" w:hAnsi="Arial" w:cs="Arial"/>
               </w:rPr>
               <w:br/>
+            </w:r>
+            <w:proofErr w:type="spellStart"/>
+            <w:r>
+              <w:rPr>
+                <w:rFonts w:ascii="Arial" w:hAnsi="Arial" w:cs="Arial"/>
+              </w:rPr>
               <w:t>FB2E</w:t>
             </w:r>
+            <w:proofErr w:type="spellEnd"/>
           </w:p>
         </w:tc>
         <w:tc>
@@ -13138,8 +14093,15 @@
                 <w:rFonts w:ascii="Arial" w:hAnsi="Arial" w:cs="Arial"/>
               </w:rPr>
               <w:br/>
+            </w:r>
+            <w:proofErr w:type="spellStart"/>
+            <w:r>
+              <w:rPr>
+                <w:rFonts w:ascii="Arial" w:hAnsi="Arial" w:cs="Arial"/>
+              </w:rPr>
               <w:t>FB40</w:t>
             </w:r>
+            <w:proofErr w:type="spellEnd"/>
           </w:p>
         </w:tc>
         <w:tc>
@@ -13174,8 +14136,15 @@
                 <w:rFonts w:ascii="Arial" w:hAnsi="Arial" w:cs="Arial"/>
               </w:rPr>
               <w:br/>
+            </w:r>
+            <w:proofErr w:type="spellStart"/>
+            <w:r>
+              <w:rPr>
+                <w:rFonts w:ascii="Arial" w:hAnsi="Arial" w:cs="Arial"/>
+              </w:rPr>
               <w:t>FB4A</w:t>
             </w:r>
+            <w:proofErr w:type="spellEnd"/>
           </w:p>
         </w:tc>
         <w:tc>
@@ -13282,8 +14251,15 @@
                 <w:rFonts w:ascii="Arial" w:hAnsi="Arial" w:cs="Arial"/>
               </w:rPr>
               <w:br/>
+            </w:r>
+            <w:proofErr w:type="spellStart"/>
+            <w:r>
+              <w:rPr>
+                <w:rFonts w:ascii="Arial" w:hAnsi="Arial" w:cs="Arial"/>
+              </w:rPr>
               <w:t>00A4</w:t>
             </w:r>
+            <w:proofErr w:type="spellEnd"/>
           </w:p>
         </w:tc>
         <w:tc>
@@ -13518,8 +14494,15 @@
                 <w:rFonts w:ascii="Arial" w:hAnsi="Arial" w:cs="Arial"/>
               </w:rPr>
               <w:br/>
+            </w:r>
+            <w:proofErr w:type="spellStart"/>
+            <w:r>
+              <w:rPr>
+                <w:rFonts w:ascii="Arial" w:hAnsi="Arial" w:cs="Arial"/>
+              </w:rPr>
               <w:t>FB27</w:t>
             </w:r>
+            <w:proofErr w:type="spellEnd"/>
           </w:p>
         </w:tc>
         <w:tc>
@@ -13554,8 +14537,15 @@
                 <w:rFonts w:ascii="Arial" w:hAnsi="Arial" w:cs="Arial"/>
               </w:rPr>
               <w:br/>
+            </w:r>
+            <w:proofErr w:type="spellStart"/>
+            <w:r>
+              <w:rPr>
+                <w:rFonts w:ascii="Arial" w:hAnsi="Arial" w:cs="Arial"/>
+              </w:rPr>
               <w:t>FB2F</w:t>
             </w:r>
+            <w:proofErr w:type="spellEnd"/>
           </w:p>
         </w:tc>
         <w:tc>
@@ -13590,8 +14580,15 @@
                 <w:rFonts w:ascii="Arial" w:hAnsi="Arial" w:cs="Arial"/>
               </w:rPr>
               <w:br/>
+            </w:r>
+            <w:proofErr w:type="spellStart"/>
+            <w:r>
+              <w:rPr>
+                <w:rFonts w:ascii="Arial" w:hAnsi="Arial" w:cs="Arial"/>
+              </w:rPr>
               <w:t>FB41</w:t>
             </w:r>
+            <w:proofErr w:type="spellEnd"/>
           </w:p>
         </w:tc>
         <w:tc>
@@ -13626,8 +14623,15 @@
                 <w:rFonts w:ascii="Arial" w:hAnsi="Arial" w:cs="Arial"/>
               </w:rPr>
               <w:br/>
+            </w:r>
+            <w:proofErr w:type="spellStart"/>
+            <w:r>
+              <w:rPr>
+                <w:rFonts w:ascii="Arial" w:hAnsi="Arial" w:cs="Arial"/>
+              </w:rPr>
               <w:t>FB4B</w:t>
             </w:r>
+            <w:proofErr w:type="spellEnd"/>
           </w:p>
         </w:tc>
         <w:tc>
@@ -13734,8 +14738,15 @@
                 <w:rFonts w:ascii="Arial" w:hAnsi="Arial" w:cs="Arial"/>
               </w:rPr>
               <w:br/>
+            </w:r>
+            <w:proofErr w:type="spellStart"/>
+            <w:r>
+              <w:rPr>
+                <w:rFonts w:ascii="Arial" w:hAnsi="Arial" w:cs="Arial"/>
+              </w:rPr>
               <w:t>03A9</w:t>
             </w:r>
+            <w:proofErr w:type="spellEnd"/>
           </w:p>
         </w:tc>
         <w:tc>
@@ -13965,8 +14976,15 @@
                 <w:rFonts w:ascii="Arial" w:hAnsi="Arial" w:cs="Arial"/>
               </w:rPr>
               <w:br/>
+            </w:r>
+            <w:proofErr w:type="spellStart"/>
+            <w:r>
+              <w:rPr>
+                <w:rFonts w:ascii="Arial" w:hAnsi="Arial" w:cs="Arial"/>
+              </w:rPr>
               <w:t>FB28</w:t>
             </w:r>
+            <w:proofErr w:type="spellEnd"/>
           </w:p>
         </w:tc>
         <w:tc>
@@ -14001,8 +15019,15 @@
                 <w:rFonts w:ascii="Arial" w:hAnsi="Arial" w:cs="Arial"/>
               </w:rPr>
               <w:br/>
+            </w:r>
+            <w:proofErr w:type="spellStart"/>
+            <w:r>
+              <w:rPr>
+                <w:rFonts w:ascii="Arial" w:hAnsi="Arial" w:cs="Arial"/>
+              </w:rPr>
               <w:t>FB30</w:t>
             </w:r>
+            <w:proofErr w:type="spellEnd"/>
           </w:p>
         </w:tc>
         <w:tc>
@@ -14037,8 +15062,15 @@
                 <w:rFonts w:ascii="Arial" w:hAnsi="Arial" w:cs="Arial"/>
               </w:rPr>
               <w:br/>
+            </w:r>
+            <w:proofErr w:type="spellStart"/>
+            <w:r>
+              <w:rPr>
+                <w:rFonts w:ascii="Arial" w:hAnsi="Arial" w:cs="Arial"/>
+              </w:rPr>
               <w:t>FB43</w:t>
             </w:r>
+            <w:proofErr w:type="spellEnd"/>
           </w:p>
         </w:tc>
         <w:tc>
@@ -14073,8 +15105,15 @@
                 <w:rFonts w:ascii="Arial" w:hAnsi="Arial" w:cs="Arial"/>
               </w:rPr>
               <w:br/>
+            </w:r>
+            <w:proofErr w:type="spellStart"/>
+            <w:r>
+              <w:rPr>
+                <w:rFonts w:ascii="Arial" w:hAnsi="Arial" w:cs="Arial"/>
+              </w:rPr>
               <w:t>FB4C</w:t>
             </w:r>
+            <w:proofErr w:type="spellEnd"/>
           </w:p>
         </w:tc>
         <w:tc>
@@ -14181,8 +15220,15 @@
                 <w:rFonts w:ascii="Arial" w:hAnsi="Arial" w:cs="Arial"/>
               </w:rPr>
               <w:br/>
+            </w:r>
+            <w:proofErr w:type="spellStart"/>
+            <w:r>
+              <w:rPr>
+                <w:rFonts w:ascii="Arial" w:hAnsi="Arial" w:cs="Arial"/>
+              </w:rPr>
               <w:t>03BC</w:t>
             </w:r>
+            <w:proofErr w:type="spellEnd"/>
           </w:p>
         </w:tc>
         <w:tc>
@@ -14412,8 +15458,15 @@
                 <w:rFonts w:ascii="Arial" w:hAnsi="Arial" w:cs="Arial"/>
               </w:rPr>
               <w:br/>
+            </w:r>
+            <w:proofErr w:type="spellStart"/>
+            <w:r>
+              <w:rPr>
+                <w:rFonts w:ascii="Arial" w:hAnsi="Arial" w:cs="Arial"/>
+              </w:rPr>
               <w:t>FB4F</w:t>
             </w:r>
+            <w:proofErr w:type="spellEnd"/>
           </w:p>
         </w:tc>
         <w:tc>
@@ -14448,8 +15501,15 @@
                 <w:rFonts w:ascii="Arial" w:hAnsi="Arial" w:cs="Arial"/>
               </w:rPr>
               <w:br/>
+            </w:r>
+            <w:proofErr w:type="spellStart"/>
+            <w:r>
+              <w:rPr>
+                <w:rFonts w:ascii="Arial" w:hAnsi="Arial" w:cs="Arial"/>
+              </w:rPr>
               <w:t>FB31</w:t>
             </w:r>
+            <w:proofErr w:type="spellEnd"/>
           </w:p>
         </w:tc>
         <w:tc>
@@ -14484,8 +15544,15 @@
                 <w:rFonts w:ascii="Arial" w:hAnsi="Arial" w:cs="Arial"/>
               </w:rPr>
               <w:br/>
+            </w:r>
+            <w:proofErr w:type="spellStart"/>
+            <w:r>
+              <w:rPr>
+                <w:rFonts w:ascii="Arial" w:hAnsi="Arial" w:cs="Arial"/>
+              </w:rPr>
               <w:t>007B</w:t>
             </w:r>
+            <w:proofErr w:type="spellEnd"/>
           </w:p>
         </w:tc>
         <w:tc>
@@ -14520,8 +15587,15 @@
                 <w:rFonts w:ascii="Arial" w:hAnsi="Arial" w:cs="Arial"/>
               </w:rPr>
               <w:br/>
+            </w:r>
+            <w:proofErr w:type="spellStart"/>
+            <w:r>
+              <w:rPr>
+                <w:rFonts w:ascii="Arial" w:hAnsi="Arial" w:cs="Arial"/>
+              </w:rPr>
               <w:t>FB4D</w:t>
             </w:r>
+            <w:proofErr w:type="spellEnd"/>
           </w:p>
         </w:tc>
         <w:tc>
@@ -14628,8 +15702,15 @@
                 <w:rFonts w:ascii="Arial" w:hAnsi="Arial" w:cs="Arial"/>
               </w:rPr>
               <w:br/>
+            </w:r>
+            <w:proofErr w:type="spellStart"/>
+            <w:r>
+              <w:rPr>
+                <w:rFonts w:ascii="Arial" w:hAnsi="Arial" w:cs="Arial"/>
+              </w:rPr>
               <w:t>00B0</w:t>
             </w:r>
+            <w:proofErr w:type="spellEnd"/>
           </w:p>
         </w:tc>
         <w:tc>
@@ -14836,7 +15917,6 @@
               <w:bottom w:val="single" w:sz="12" w:space="0" w:color="000000"/>
               <w:right w:val="single" w:sz="12" w:space="0" w:color="000000"/>
             </w:tcBorders>
-            <w:shd w:val="clear" w:color="auto" w:fill="DDA0DD"/>
             <w:vAlign w:val="center"/>
           </w:tcPr>
           <w:p>
@@ -14853,8 +15933,22 @@
               <w:rPr>
                 <w:rFonts w:ascii="Arial" w:hAnsi="Arial" w:cs="Arial"/>
               </w:rPr>
-              <w:t> </w:t>
-            </w:r>
+              <w:t>ׯ</w:t>
+            </w:r>
+            <w:r>
+              <w:rPr>
+                <w:rFonts w:ascii="Arial" w:hAnsi="Arial" w:cs="Arial"/>
+              </w:rPr>
+              <w:br/>
+            </w:r>
+            <w:proofErr w:type="spellStart"/>
+            <w:r>
+              <w:rPr>
+                <w:rFonts w:ascii="Arial" w:hAnsi="Arial" w:cs="Arial"/>
+              </w:rPr>
+              <w:t>05EF</w:t>
+            </w:r>
+            <w:proofErr w:type="spellEnd"/>
           </w:p>
         </w:tc>
         <w:tc>
@@ -14889,8 +15983,15 @@
                 <w:rFonts w:ascii="Arial" w:hAnsi="Arial" w:cs="Arial"/>
               </w:rPr>
               <w:br/>
+            </w:r>
+            <w:proofErr w:type="spellStart"/>
+            <w:r>
+              <w:rPr>
+                <w:rFonts w:ascii="Arial" w:hAnsi="Arial" w:cs="Arial"/>
+              </w:rPr>
               <w:t>FB32</w:t>
             </w:r>
+            <w:proofErr w:type="spellEnd"/>
           </w:p>
         </w:tc>
         <w:tc>
@@ -14925,8 +16026,15 @@
                 <w:rFonts w:ascii="Arial" w:hAnsi="Arial" w:cs="Arial"/>
               </w:rPr>
               <w:br/>
+            </w:r>
+            <w:proofErr w:type="spellStart"/>
+            <w:r>
+              <w:rPr>
+                <w:rFonts w:ascii="Arial" w:hAnsi="Arial" w:cs="Arial"/>
+              </w:rPr>
               <w:t>007D</w:t>
             </w:r>
+            <w:proofErr w:type="spellEnd"/>
           </w:p>
         </w:tc>
         <w:tc>
@@ -14961,8 +16069,15 @@
                 <w:rFonts w:ascii="Arial" w:hAnsi="Arial" w:cs="Arial"/>
               </w:rPr>
               <w:br/>
+            </w:r>
+            <w:proofErr w:type="spellStart"/>
+            <w:r>
+              <w:rPr>
+                <w:rFonts w:ascii="Arial" w:hAnsi="Arial" w:cs="Arial"/>
+              </w:rPr>
               <w:t>FB4E</w:t>
             </w:r>
+            <w:proofErr w:type="spellEnd"/>
           </w:p>
         </w:tc>
         <w:tc>
@@ -15069,8 +16184,15 @@
                 <w:rFonts w:ascii="Arial" w:hAnsi="Arial" w:cs="Arial"/>
               </w:rPr>
               <w:br/>
+            </w:r>
+            <w:proofErr w:type="spellStart"/>
+            <w:r>
+              <w:rPr>
+                <w:rFonts w:ascii="Arial" w:hAnsi="Arial" w:cs="Arial"/>
+              </w:rPr>
               <w:t>00D7</w:t>
             </w:r>
+            <w:proofErr w:type="spellEnd"/>
           </w:p>
         </w:tc>
         <w:tc>
@@ -15303,8 +16425,15 @@
                 <w:rFonts w:ascii="Arial" w:hAnsi="Arial" w:cs="Arial"/>
               </w:rPr>
               <w:br/>
+            </w:r>
+            <w:proofErr w:type="spellStart"/>
+            <w:r>
+              <w:rPr>
+                <w:rFonts w:ascii="Arial" w:hAnsi="Arial" w:cs="Arial"/>
+              </w:rPr>
               <w:t>000C</w:t>
             </w:r>
+            <w:proofErr w:type="spellEnd"/>
           </w:p>
         </w:tc>
         <w:tc>
@@ -15339,19 +16468,27 @@
                 <w:rFonts w:ascii="Arial" w:hAnsi="Arial" w:cs="Arial"/>
               </w:rPr>
               <w:br/>
+            </w:r>
+            <w:proofErr w:type="spellStart"/>
+            <w:r>
+              <w:rPr>
+                <w:rFonts w:ascii="Arial" w:hAnsi="Arial" w:cs="Arial"/>
+              </w:rPr>
               <w:t>FB33</w:t>
             </w:r>
-          </w:p>
-        </w:tc>
-        <w:tc>
-          <w:tcPr>
-            <w:tcW w:w="0" w:type="auto"/>
-            <w:tcBorders>
-              <w:top w:val="single" w:sz="12" w:space="0" w:color="000000"/>
-              <w:left w:val="single" w:sz="12" w:space="0" w:color="000000"/>
-              <w:bottom w:val="single" w:sz="12" w:space="0" w:color="000000"/>
-              <w:right w:val="single" w:sz="12" w:space="0" w:color="000000"/>
-            </w:tcBorders>
+            <w:proofErr w:type="spellEnd"/>
+          </w:p>
+        </w:tc>
+        <w:tc>
+          <w:tcPr>
+            <w:tcW w:w="0" w:type="auto"/>
+            <w:tcBorders>
+              <w:top w:val="single" w:sz="12" w:space="0" w:color="000000"/>
+              <w:left w:val="single" w:sz="12" w:space="0" w:color="000000"/>
+              <w:bottom w:val="single" w:sz="12" w:space="0" w:color="000000"/>
+              <w:right w:val="single" w:sz="12" w:space="0" w:color="000000"/>
+            </w:tcBorders>
+            <w:shd w:val="clear" w:color="auto" w:fill="DDA0DD"/>
             <w:vAlign w:val="center"/>
           </w:tcPr>
           <w:p>
@@ -15368,14 +16505,7 @@
               <w:rPr>
                 <w:rFonts w:ascii="Arial" w:hAnsi="Arial" w:cs="Arial"/>
               </w:rPr>
-              <w:t>﬩</w:t>
-            </w:r>
-            <w:r>
-              <w:rPr>
-                <w:rFonts w:ascii="Arial" w:hAnsi="Arial" w:cs="Arial"/>
-              </w:rPr>
-              <w:br/>
-              <w:t>FB29</w:t>
+              <w:t> </w:t>
             </w:r>
           </w:p>
         </w:tc>
@@ -15447,8 +16577,15 @@
                 <w:rFonts w:ascii="Arial" w:hAnsi="Arial" w:cs="Arial"/>
               </w:rPr>
               <w:br/>
+            </w:r>
+            <w:proofErr w:type="spellStart"/>
+            <w:r>
+              <w:rPr>
+                <w:rFonts w:ascii="Arial" w:hAnsi="Arial" w:cs="Arial"/>
+              </w:rPr>
               <w:t>004A</w:t>
             </w:r>
+            <w:proofErr w:type="spellEnd"/>
           </w:p>
         </w:tc>
         <w:tc>
@@ -15483,8 +16620,15 @@
                 <w:rFonts w:ascii="Arial" w:hAnsi="Arial" w:cs="Arial"/>
               </w:rPr>
               <w:br/>
+            </w:r>
+            <w:proofErr w:type="spellStart"/>
+            <w:r>
+              <w:rPr>
+                <w:rFonts w:ascii="Arial" w:hAnsi="Arial" w:cs="Arial"/>
+              </w:rPr>
               <w:t>005A</w:t>
             </w:r>
+            <w:proofErr w:type="spellEnd"/>
           </w:p>
         </w:tc>
         <w:tc>
@@ -15519,8 +16663,15 @@
                 <w:rFonts w:ascii="Arial" w:hAnsi="Arial" w:cs="Arial"/>
               </w:rPr>
               <w:br/>
+            </w:r>
+            <w:proofErr w:type="spellStart"/>
+            <w:r>
+              <w:rPr>
+                <w:rFonts w:ascii="Arial" w:hAnsi="Arial" w:cs="Arial"/>
+              </w:rPr>
               <w:t>00F7</w:t>
             </w:r>
+            <w:proofErr w:type="spellEnd"/>
           </w:p>
         </w:tc>
         <w:tc>
@@ -15732,7 +16883,6 @@
               <w:bottom w:val="single" w:sz="12" w:space="0" w:color="000000"/>
               <w:right w:val="single" w:sz="12" w:space="0" w:color="000000"/>
             </w:tcBorders>
-            <w:shd w:val="clear" w:color="auto" w:fill="DDA0DD"/>
             <w:vAlign w:val="center"/>
           </w:tcPr>
           <w:p>
@@ -15749,8 +16899,22 @@
               <w:rPr>
                 <w:rFonts w:ascii="Arial" w:hAnsi="Arial" w:cs="Arial"/>
               </w:rPr>
-              <w:t> </w:t>
-            </w:r>
+              <w:t>׃</w:t>
+            </w:r>
+            <w:r>
+              <w:rPr>
+                <w:rFonts w:ascii="Arial" w:hAnsi="Arial" w:cs="Arial"/>
+              </w:rPr>
+              <w:br/>
+            </w:r>
+            <w:proofErr w:type="spellStart"/>
+            <w:r>
+              <w:rPr>
+                <w:rFonts w:ascii="Arial" w:hAnsi="Arial" w:cs="Arial"/>
+              </w:rPr>
+              <w:t>05C3</w:t>
+            </w:r>
+            <w:proofErr w:type="spellEnd"/>
           </w:p>
         </w:tc>
         <w:tc>
@@ -15775,6 +16939,7 @@
                 <w:sz w:val="24"/>
               </w:rPr>
             </w:pPr>
+            <w:proofErr w:type="spellStart"/>
             <w:r>
               <w:rPr>
                 <w:rFonts w:ascii="Arial" w:hAnsi="Arial" w:cs="Arial"/>
@@ -15783,6 +16948,7 @@
               </w:rPr>
               <w:t>SS3</w:t>
             </w:r>
+            <w:proofErr w:type="spellEnd"/>
             <w:r>
               <w:rPr>
                 <w:rFonts w:ascii="Arial" w:hAnsi="Arial" w:cs="Arial"/>
@@ -15890,20 +17056,26 @@
                 <w:rFonts w:ascii="Arial" w:hAnsi="Arial" w:cs="Arial"/>
               </w:rPr>
               <w:br/>
+            </w:r>
+            <w:proofErr w:type="spellStart"/>
+            <w:r>
+              <w:rPr>
+                <w:rFonts w:ascii="Arial" w:hAnsi="Arial" w:cs="Arial"/>
+              </w:rPr>
               <w:t>004B</w:t>
             </w:r>
-          </w:p>
-        </w:tc>
-        <w:tc>
-          <w:tcPr>
-            <w:tcW w:w="0" w:type="auto"/>
-            <w:tcBorders>
-              <w:top w:val="single" w:sz="12" w:space="0" w:color="000000"/>
-              <w:left w:val="single" w:sz="12" w:space="0" w:color="000000"/>
-              <w:bottom w:val="single" w:sz="12" w:space="0" w:color="000000"/>
-              <w:right w:val="single" w:sz="12" w:space="0" w:color="000000"/>
-            </w:tcBorders>
-            <w:shd w:val="clear" w:color="auto" w:fill="DDA0DD"/>
+            <w:proofErr w:type="spellEnd"/>
+          </w:p>
+        </w:tc>
+        <w:tc>
+          <w:tcPr>
+            <w:tcW w:w="0" w:type="auto"/>
+            <w:tcBorders>
+              <w:top w:val="single" w:sz="12" w:space="0" w:color="000000"/>
+              <w:left w:val="single" w:sz="12" w:space="0" w:color="000000"/>
+              <w:bottom w:val="single" w:sz="12" w:space="0" w:color="000000"/>
+              <w:right w:val="single" w:sz="12" w:space="0" w:color="000000"/>
+            </w:tcBorders>
             <w:vAlign w:val="center"/>
           </w:tcPr>
           <w:p>
@@ -15918,10 +17090,24 @@
             </w:pPr>
             <w:r>
               <w:rPr>
-                <w:rFonts w:ascii="Arial" w:hAnsi="Arial" w:cs="Arial"/>
-              </w:rPr>
-              <w:t> </w:t>
-            </w:r>
+                <w:rFonts w:ascii="Segoe UI Symbol" w:hAnsi="Segoe UI Symbol" w:cs="Segoe UI Symbol"/>
+              </w:rPr>
+              <w:t>⸵</w:t>
+            </w:r>
+            <w:r>
+              <w:rPr>
+                <w:rFonts w:ascii="Arial" w:hAnsi="Arial" w:cs="Arial"/>
+              </w:rPr>
+              <w:br/>
+            </w:r>
+            <w:proofErr w:type="spellStart"/>
+            <w:r>
+              <w:rPr>
+                <w:rFonts w:ascii="Arial" w:hAnsi="Arial" w:cs="Arial"/>
+              </w:rPr>
+              <w:t>2E35</w:t>
+            </w:r>
+            <w:proofErr w:type="spellEnd"/>
           </w:p>
         </w:tc>
         <w:tc>
@@ -15956,8 +17142,15 @@
                 <w:rFonts w:ascii="Arial" w:hAnsi="Arial" w:cs="Arial"/>
               </w:rPr>
               <w:br/>
+            </w:r>
+            <w:proofErr w:type="spellStart"/>
+            <w:r>
+              <w:rPr>
+                <w:rFonts w:ascii="Arial" w:hAnsi="Arial" w:cs="Arial"/>
+              </w:rPr>
               <w:t>00B1</w:t>
             </w:r>
+            <w:proofErr w:type="spellEnd"/>
           </w:p>
         </w:tc>
         <w:tc>
@@ -16164,6 +17357,92 @@
               <w:bottom w:val="single" w:sz="12" w:space="0" w:color="000000"/>
               <w:right w:val="single" w:sz="12" w:space="0" w:color="000000"/>
             </w:tcBorders>
+            <w:vAlign w:val="center"/>
+          </w:tcPr>
+          <w:p>
+            <w:pPr>
+              <w:keepNext/>
+              <w:spacing w:after="0" w:line="240" w:lineRule="exact"/>
+              <w:jc w:val="center"/>
+              <w:rPr>
+                <w:rFonts w:ascii="Courier" w:hAnsi="Courier"/>
+                <w:sz w:val="24"/>
+              </w:rPr>
+            </w:pPr>
+            <w:r>
+              <w:rPr>
+                <w:rFonts w:ascii="Arial" w:hAnsi="Arial" w:cs="Arial"/>
+              </w:rPr>
+              <w:t>׀</w:t>
+            </w:r>
+            <w:r>
+              <w:rPr>
+                <w:rFonts w:ascii="Arial" w:hAnsi="Arial" w:cs="Arial"/>
+              </w:rPr>
+              <w:br/>
+            </w:r>
+            <w:proofErr w:type="spellStart"/>
+            <w:r>
+              <w:rPr>
+                <w:rFonts w:ascii="Arial" w:hAnsi="Arial" w:cs="Arial"/>
+              </w:rPr>
+              <w:t>05C0</w:t>
+            </w:r>
+            <w:proofErr w:type="spellEnd"/>
+          </w:p>
+        </w:tc>
+        <w:tc>
+          <w:tcPr>
+            <w:tcW w:w="0" w:type="auto"/>
+            <w:tcBorders>
+              <w:top w:val="single" w:sz="12" w:space="0" w:color="000000"/>
+              <w:left w:val="single" w:sz="12" w:space="0" w:color="000000"/>
+              <w:bottom w:val="single" w:sz="12" w:space="0" w:color="000000"/>
+              <w:right w:val="single" w:sz="12" w:space="0" w:color="000000"/>
+            </w:tcBorders>
+            <w:vAlign w:val="center"/>
+          </w:tcPr>
+          <w:p>
+            <w:pPr>
+              <w:keepNext/>
+              <w:spacing w:after="0" w:line="240" w:lineRule="exact"/>
+              <w:jc w:val="center"/>
+              <w:rPr>
+                <w:rFonts w:ascii="Courier" w:hAnsi="Courier"/>
+                <w:sz w:val="24"/>
+              </w:rPr>
+            </w:pPr>
+            <w:r>
+              <w:rPr>
+                <w:rFonts w:ascii="Arial" w:hAnsi="Arial" w:cs="Arial"/>
+              </w:rPr>
+              <w:t>הּ</w:t>
+            </w:r>
+            <w:r>
+              <w:rPr>
+                <w:rFonts w:ascii="Arial" w:hAnsi="Arial" w:cs="Arial"/>
+              </w:rPr>
+              <w:br/>
+            </w:r>
+            <w:proofErr w:type="spellStart"/>
+            <w:r>
+              <w:rPr>
+                <w:rFonts w:ascii="Arial" w:hAnsi="Arial" w:cs="Arial"/>
+              </w:rPr>
+              <w:t>FB34</w:t>
+            </w:r>
+            <w:proofErr w:type="spellEnd"/>
+          </w:p>
+        </w:tc>
+        <w:tc>
+          <w:tcPr>
+            <w:tcW w:w="0" w:type="auto"/>
+            <w:tcBorders>
+              <w:top w:val="single" w:sz="12" w:space="0" w:color="000000"/>
+              <w:left w:val="single" w:sz="12" w:space="0" w:color="000000"/>
+              <w:bottom w:val="single" w:sz="12" w:space="0" w:color="000000"/>
+              <w:right w:val="single" w:sz="12" w:space="0" w:color="000000"/>
+            </w:tcBorders>
             <w:shd w:val="clear" w:color="auto" w:fill="DDA0DD"/>
             <w:vAlign w:val="center"/>
           </w:tcPr>
@@ -16210,27 +17489,33 @@
               <w:rPr>
                 <w:rFonts w:ascii="Arial" w:hAnsi="Arial" w:cs="Arial"/>
               </w:rPr>
-              <w:t>הּ</w:t>
-            </w:r>
-            <w:r>
-              <w:rPr>
-                <w:rFonts w:ascii="Arial" w:hAnsi="Arial" w:cs="Arial"/>
-              </w:rPr>
-              <w:br/>
-              <w:t>FB34</w:t>
-            </w:r>
-          </w:p>
-        </w:tc>
-        <w:tc>
-          <w:tcPr>
-            <w:tcW w:w="0" w:type="auto"/>
-            <w:tcBorders>
-              <w:top w:val="single" w:sz="12" w:space="0" w:color="000000"/>
-              <w:left w:val="single" w:sz="12" w:space="0" w:color="000000"/>
-              <w:bottom w:val="single" w:sz="12" w:space="0" w:color="000000"/>
-              <w:right w:val="single" w:sz="12" w:space="0" w:color="000000"/>
-            </w:tcBorders>
-            <w:shd w:val="clear" w:color="auto" w:fill="DDA0DD"/>
+              <w:t>[</w:t>
+            </w:r>
+            <w:r>
+              <w:rPr>
+                <w:rFonts w:ascii="Arial" w:hAnsi="Arial" w:cs="Arial"/>
+              </w:rPr>
+              <w:br/>
+            </w:r>
+            <w:proofErr w:type="spellStart"/>
+            <w:r>
+              <w:rPr>
+                <w:rFonts w:ascii="Arial" w:hAnsi="Arial" w:cs="Arial"/>
+              </w:rPr>
+              <w:t>005B</w:t>
+            </w:r>
+            <w:proofErr w:type="spellEnd"/>
+          </w:p>
+        </w:tc>
+        <w:tc>
+          <w:tcPr>
+            <w:tcW w:w="0" w:type="auto"/>
+            <w:tcBorders>
+              <w:top w:val="single" w:sz="12" w:space="0" w:color="000000"/>
+              <w:left w:val="single" w:sz="12" w:space="0" w:color="000000"/>
+              <w:bottom w:val="single" w:sz="12" w:space="0" w:color="000000"/>
+              <w:right w:val="single" w:sz="12" w:space="0" w:color="000000"/>
+            </w:tcBorders>
             <w:vAlign w:val="center"/>
           </w:tcPr>
           <w:p>
@@ -16247,8 +17532,22 @@
               <w:rPr>
                 <w:rFonts w:ascii="Arial" w:hAnsi="Arial" w:cs="Arial"/>
               </w:rPr>
-              <w:t> </w:t>
-            </w:r>
+              <w:t>L</w:t>
+            </w:r>
+            <w:r>
+              <w:rPr>
+                <w:rFonts w:ascii="Arial" w:hAnsi="Arial" w:cs="Arial"/>
+              </w:rPr>
+              <w:br/>
+            </w:r>
+            <w:proofErr w:type="spellStart"/>
+            <w:r>
+              <w:rPr>
+                <w:rFonts w:ascii="Arial" w:hAnsi="Arial" w:cs="Arial"/>
+              </w:rPr>
+              <w:t>004C</w:t>
+            </w:r>
+            <w:proofErr w:type="spellEnd"/>
           </w:p>
         </w:tc>
         <w:tc>
@@ -16274,83 +17573,24 @@
             </w:pPr>
             <w:r>
               <w:rPr>
-                <w:rFonts w:ascii="Arial" w:hAnsi="Arial" w:cs="Arial"/>
-              </w:rPr>
-              <w:t>[</w:t>
-            </w:r>
-            <w:r>
-              <w:rPr>
-                <w:rFonts w:ascii="Arial" w:hAnsi="Arial" w:cs="Arial"/>
-              </w:rPr>
-              <w:br/>
-              <w:t>005B</w:t>
-            </w:r>
-          </w:p>
-        </w:tc>
-        <w:tc>
-          <w:tcPr>
-            <w:tcW w:w="0" w:type="auto"/>
-            <w:tcBorders>
-              <w:top w:val="single" w:sz="12" w:space="0" w:color="000000"/>
-              <w:left w:val="single" w:sz="12" w:space="0" w:color="000000"/>
-              <w:bottom w:val="single" w:sz="12" w:space="0" w:color="000000"/>
-              <w:right w:val="single" w:sz="12" w:space="0" w:color="000000"/>
-            </w:tcBorders>
-            <w:vAlign w:val="center"/>
-          </w:tcPr>
-          <w:p>
-            <w:pPr>
-              <w:keepNext/>
-              <w:spacing w:after="0" w:line="240" w:lineRule="exact"/>
-              <w:jc w:val="center"/>
-              <w:rPr>
-                <w:rFonts w:ascii="Courier" w:hAnsi="Courier"/>
-                <w:sz w:val="24"/>
-              </w:rPr>
-            </w:pPr>
-            <w:r>
-              <w:rPr>
-                <w:rFonts w:ascii="Arial" w:hAnsi="Arial" w:cs="Arial"/>
-              </w:rPr>
-              <w:t>L</w:t>
-            </w:r>
-            <w:r>
-              <w:rPr>
-                <w:rFonts w:ascii="Arial" w:hAnsi="Arial" w:cs="Arial"/>
-              </w:rPr>
-              <w:br/>
-              <w:t>004C</w:t>
-            </w:r>
-          </w:p>
-        </w:tc>
-        <w:tc>
-          <w:tcPr>
-            <w:tcW w:w="0" w:type="auto"/>
-            <w:tcBorders>
-              <w:top w:val="single" w:sz="12" w:space="0" w:color="000000"/>
-              <w:left w:val="single" w:sz="12" w:space="0" w:color="000000"/>
-              <w:bottom w:val="single" w:sz="12" w:space="0" w:color="000000"/>
-              <w:right w:val="single" w:sz="12" w:space="0" w:color="000000"/>
-            </w:tcBorders>
-            <w:shd w:val="clear" w:color="auto" w:fill="DDA0DD"/>
-            <w:vAlign w:val="center"/>
-          </w:tcPr>
-          <w:p>
-            <w:pPr>
-              <w:keepNext/>
-              <w:spacing w:after="0" w:line="240" w:lineRule="exact"/>
-              <w:jc w:val="center"/>
-              <w:rPr>
-                <w:rFonts w:ascii="Courier" w:hAnsi="Courier"/>
-                <w:sz w:val="24"/>
-              </w:rPr>
-            </w:pPr>
-            <w:r>
-              <w:rPr>
-                <w:rFonts w:ascii="Arial" w:hAnsi="Arial" w:cs="Arial"/>
-              </w:rPr>
-              <w:t> </w:t>
-            </w:r>
+                <w:rFonts w:ascii="Segoe UI Symbol" w:hAnsi="Segoe UI Symbol" w:cs="Segoe UI Symbol"/>
+              </w:rPr>
+              <w:t>⸮</w:t>
+            </w:r>
+            <w:r>
+              <w:rPr>
+                <w:rFonts w:ascii="Arial" w:hAnsi="Arial" w:cs="Arial"/>
+              </w:rPr>
+              <w:br/>
+            </w:r>
+            <w:proofErr w:type="spellStart"/>
+            <w:r>
+              <w:rPr>
+                <w:rFonts w:ascii="Arial" w:hAnsi="Arial" w:cs="Arial"/>
+              </w:rPr>
+              <w:t>2E2E</w:t>
+            </w:r>
+            <w:proofErr w:type="spellEnd"/>
           </w:p>
         </w:tc>
         <w:tc>
@@ -16619,8 +17859,15 @@
                 <w:rFonts w:ascii="Arial" w:hAnsi="Arial" w:cs="Arial"/>
               </w:rPr>
               <w:br/>
+            </w:r>
+            <w:proofErr w:type="spellStart"/>
+            <w:r>
+              <w:rPr>
+                <w:rFonts w:ascii="Arial" w:hAnsi="Arial" w:cs="Arial"/>
+              </w:rPr>
               <w:t>009B</w:t>
             </w:r>
+            <w:proofErr w:type="spellEnd"/>
           </w:p>
         </w:tc>
         <w:tc>
@@ -16655,8 +17902,15 @@
                 <w:rFonts w:ascii="Arial" w:hAnsi="Arial" w:cs="Arial"/>
               </w:rPr>
               <w:br/>
+            </w:r>
+            <w:proofErr w:type="spellStart"/>
+            <w:r>
+              <w:rPr>
+                <w:rFonts w:ascii="Arial" w:hAnsi="Arial" w:cs="Arial"/>
+              </w:rPr>
               <w:t>FB35</w:t>
             </w:r>
+            <w:proofErr w:type="spellEnd"/>
           </w:p>
         </w:tc>
         <w:tc>
@@ -16691,8 +17945,15 @@
                 <w:rFonts w:ascii="Arial" w:hAnsi="Arial" w:cs="Arial"/>
               </w:rPr>
               <w:br/>
+            </w:r>
+            <w:proofErr w:type="spellStart"/>
+            <w:r>
+              <w:rPr>
+                <w:rFonts w:ascii="Arial" w:hAnsi="Arial" w:cs="Arial"/>
+              </w:rPr>
               <w:t>2A7D</w:t>
             </w:r>
+            <w:proofErr w:type="spellEnd"/>
           </w:p>
         </w:tc>
         <w:tc>
@@ -16763,8 +18024,15 @@
                 <w:rFonts w:ascii="Arial" w:hAnsi="Arial" w:cs="Arial"/>
               </w:rPr>
               <w:br/>
+            </w:r>
+            <w:proofErr w:type="spellStart"/>
+            <w:r>
+              <w:rPr>
+                <w:rFonts w:ascii="Arial" w:hAnsi="Arial" w:cs="Arial"/>
+              </w:rPr>
               <w:t>004D</w:t>
             </w:r>
+            <w:proofErr w:type="spellEnd"/>
           </w:p>
         </w:tc>
         <w:tc>
@@ -16790,17 +18058,24 @@
             </w:pPr>
             <w:r>
               <w:rPr>
-                <w:rFonts w:ascii="Arial" w:hAnsi="Arial" w:cs="Arial"/>
-              </w:rPr>
-              <w:t>׃</w:t>
-            </w:r>
-            <w:r>
-              <w:rPr>
-                <w:rFonts w:ascii="Arial" w:hAnsi="Arial" w:cs="Arial"/>
-              </w:rPr>
-              <w:br/>
-              <w:t>05C3</w:t>
-            </w:r>
+                <w:rFonts w:ascii="Segoe UI Symbol" w:hAnsi="Segoe UI Symbol" w:cs="Segoe UI Symbol"/>
+              </w:rPr>
+              <w:t>⁏</w:t>
+            </w:r>
+            <w:r>
+              <w:rPr>
+                <w:rFonts w:ascii="Arial" w:hAnsi="Arial" w:cs="Arial"/>
+              </w:rPr>
+              <w:br/>
+            </w:r>
+            <w:proofErr w:type="spellStart"/>
+            <w:r>
+              <w:rPr>
+                <w:rFonts w:ascii="Arial" w:hAnsi="Arial" w:cs="Arial"/>
+              </w:rPr>
+              <w:t>204F</w:t>
+            </w:r>
+            <w:proofErr w:type="spellEnd"/>
           </w:p>
         </w:tc>
         <w:tc>
@@ -16835,8 +18110,15 @@
                 <w:rFonts w:ascii="Arial" w:hAnsi="Arial" w:cs="Arial"/>
               </w:rPr>
               <w:br/>
+            </w:r>
+            <w:proofErr w:type="spellStart"/>
+            <w:r>
+              <w:rPr>
+                <w:rFonts w:ascii="Arial" w:hAnsi="Arial" w:cs="Arial"/>
+              </w:rPr>
               <w:t>00AB</w:t>
             </w:r>
+            <w:proofErr w:type="spellEnd"/>
           </w:p>
         </w:tc>
         <w:tc>
@@ -17059,15 +18341,22 @@
               <w:rPr>
                 <w:rFonts w:ascii="Arial" w:hAnsi="Arial" w:cs="Arial"/>
               </w:rPr>
-              <w:t>ׯ</w:t>
-            </w:r>
-            <w:r>
-              <w:rPr>
-                <w:rFonts w:ascii="Arial" w:hAnsi="Arial" w:cs="Arial"/>
-              </w:rPr>
-              <w:br/>
-              <w:t>05EF</w:t>
-            </w:r>
+              <w:t>׆</w:t>
+            </w:r>
+            <w:r>
+              <w:rPr>
+                <w:rFonts w:ascii="Arial" w:hAnsi="Arial" w:cs="Arial"/>
+              </w:rPr>
+              <w:br/>
+            </w:r>
+            <w:proofErr w:type="spellStart"/>
+            <w:r>
+              <w:rPr>
+                <w:rFonts w:ascii="Arial" w:hAnsi="Arial" w:cs="Arial"/>
+              </w:rPr>
+              <w:t>05C6</w:t>
+            </w:r>
+            <w:proofErr w:type="spellEnd"/>
           </w:p>
         </w:tc>
         <w:tc>
@@ -17102,8 +18391,15 @@
                 <w:rFonts w:ascii="Arial" w:hAnsi="Arial" w:cs="Arial"/>
               </w:rPr>
               <w:br/>
+            </w:r>
+            <w:proofErr w:type="spellStart"/>
+            <w:r>
+              <w:rPr>
+                <w:rFonts w:ascii="Arial" w:hAnsi="Arial" w:cs="Arial"/>
+              </w:rPr>
               <w:t>FB36</w:t>
             </w:r>
+            <w:proofErr w:type="spellEnd"/>
           </w:p>
         </w:tc>
         <w:tc>
@@ -17138,8 +18434,15 @@
                 <w:rFonts w:ascii="Arial" w:hAnsi="Arial" w:cs="Arial"/>
               </w:rPr>
               <w:br/>
+            </w:r>
+            <w:proofErr w:type="spellStart"/>
+            <w:r>
+              <w:rPr>
+                <w:rFonts w:ascii="Arial" w:hAnsi="Arial" w:cs="Arial"/>
+              </w:rPr>
               <w:t>2A7E</w:t>
             </w:r>
+            <w:proofErr w:type="spellEnd"/>
           </w:p>
         </w:tc>
         <w:tc>
@@ -17174,8 +18477,15 @@
                 <w:rFonts w:ascii="Arial" w:hAnsi="Arial" w:cs="Arial"/>
               </w:rPr>
               <w:br/>
+            </w:r>
+            <w:proofErr w:type="spellStart"/>
+            <w:r>
+              <w:rPr>
+                <w:rFonts w:ascii="Arial" w:hAnsi="Arial" w:cs="Arial"/>
+              </w:rPr>
               <w:t>005D</w:t>
             </w:r>
+            <w:proofErr w:type="spellEnd"/>
           </w:p>
         </w:tc>
         <w:tc>
@@ -17210,19 +18520,27 @@
                 <w:rFonts w:ascii="Arial" w:hAnsi="Arial" w:cs="Arial"/>
               </w:rPr>
               <w:br/>
+            </w:r>
+            <w:proofErr w:type="spellStart"/>
+            <w:r>
+              <w:rPr>
+                <w:rFonts w:ascii="Arial" w:hAnsi="Arial" w:cs="Arial"/>
+              </w:rPr>
               <w:t>004E</w:t>
             </w:r>
-          </w:p>
-        </w:tc>
-        <w:tc>
-          <w:tcPr>
-            <w:tcW w:w="0" w:type="auto"/>
-            <w:tcBorders>
-              <w:top w:val="single" w:sz="12" w:space="0" w:color="000000"/>
-              <w:left w:val="single" w:sz="12" w:space="0" w:color="000000"/>
-              <w:bottom w:val="single" w:sz="12" w:space="0" w:color="000000"/>
-              <w:right w:val="single" w:sz="12" w:space="0" w:color="000000"/>
-            </w:tcBorders>
+            <w:proofErr w:type="spellEnd"/>
+          </w:p>
+        </w:tc>
+        <w:tc>
+          <w:tcPr>
+            <w:tcW w:w="0" w:type="auto"/>
+            <w:tcBorders>
+              <w:top w:val="single" w:sz="12" w:space="0" w:color="000000"/>
+              <w:left w:val="single" w:sz="12" w:space="0" w:color="000000"/>
+              <w:bottom w:val="single" w:sz="12" w:space="0" w:color="000000"/>
+              <w:right w:val="single" w:sz="12" w:space="0" w:color="000000"/>
+            </w:tcBorders>
+            <w:shd w:val="clear" w:color="auto" w:fill="DDA0DD"/>
             <w:vAlign w:val="center"/>
           </w:tcPr>
           <w:p>
@@ -17239,14 +18557,7 @@
               <w:rPr>
                 <w:rFonts w:ascii="Arial" w:hAnsi="Arial" w:cs="Arial"/>
               </w:rPr>
-              <w:t>׀</w:t>
-            </w:r>
-            <w:r>
-              <w:rPr>
-                <w:rFonts w:ascii="Arial" w:hAnsi="Arial" w:cs="Arial"/>
-              </w:rPr>
-              <w:br/>
-              <w:t>05C0</w:t>
+              <w:t> </w:t>
             </w:r>
           </w:p>
         </w:tc>
@@ -17282,8 +18593,15 @@
                 <w:rFonts w:ascii="Arial" w:hAnsi="Arial" w:cs="Arial"/>
               </w:rPr>
               <w:br/>
+            </w:r>
+            <w:proofErr w:type="spellStart"/>
+            <w:r>
+              <w:rPr>
+                <w:rFonts w:ascii="Arial" w:hAnsi="Arial" w:cs="Arial"/>
+              </w:rPr>
               <w:t>00BB</w:t>
             </w:r>
+            <w:proofErr w:type="spellEnd"/>
           </w:p>
         </w:tc>
         <w:tc>
@@ -17490,6 +18808,221 @@
               <w:bottom w:val="single" w:sz="12" w:space="0" w:color="000000"/>
               <w:right w:val="single" w:sz="12" w:space="0" w:color="000000"/>
             </w:tcBorders>
+            <w:vAlign w:val="center"/>
+          </w:tcPr>
+          <w:p>
+            <w:pPr>
+              <w:keepNext/>
+              <w:spacing w:after="0" w:line="240" w:lineRule="exact"/>
+              <w:jc w:val="center"/>
+              <w:rPr>
+                <w:rFonts w:ascii="Courier" w:hAnsi="Courier"/>
+                <w:sz w:val="24"/>
+              </w:rPr>
+            </w:pPr>
+            <w:r>
+              <w:rPr>
+                <w:rFonts w:ascii="Arial" w:hAnsi="Arial" w:cs="Arial"/>
+              </w:rPr>
+              <w:t>﬩</w:t>
+            </w:r>
+            <w:r>
+              <w:rPr>
+                <w:rFonts w:ascii="Arial" w:hAnsi="Arial" w:cs="Arial"/>
+              </w:rPr>
+              <w:br/>
+            </w:r>
+            <w:proofErr w:type="spellStart"/>
+            <w:r>
+              <w:rPr>
+                <w:rFonts w:ascii="Arial" w:hAnsi="Arial" w:cs="Arial"/>
+              </w:rPr>
+              <w:t>FB29</w:t>
+            </w:r>
+            <w:proofErr w:type="spellEnd"/>
+          </w:p>
+        </w:tc>
+        <w:tc>
+          <w:tcPr>
+            <w:tcW w:w="0" w:type="auto"/>
+            <w:tcBorders>
+              <w:top w:val="single" w:sz="12" w:space="0" w:color="000000"/>
+              <w:left w:val="single" w:sz="12" w:space="0" w:color="000000"/>
+              <w:bottom w:val="single" w:sz="12" w:space="0" w:color="000000"/>
+              <w:right w:val="single" w:sz="12" w:space="0" w:color="000000"/>
+            </w:tcBorders>
+            <w:vAlign w:val="center"/>
+          </w:tcPr>
+          <w:p>
+            <w:pPr>
+              <w:keepNext/>
+              <w:spacing w:after="0" w:line="240" w:lineRule="exact"/>
+              <w:jc w:val="center"/>
+              <w:rPr>
+                <w:rFonts w:ascii="Courier" w:hAnsi="Courier"/>
+                <w:sz w:val="24"/>
+              </w:rPr>
+            </w:pPr>
+            <w:r>
+              <w:rPr>
+                <w:rFonts w:ascii="Arial" w:hAnsi="Arial" w:cs="Arial"/>
+              </w:rPr>
+              <w:t>טּ</w:t>
+            </w:r>
+            <w:r>
+              <w:rPr>
+                <w:rFonts w:ascii="Arial" w:hAnsi="Arial" w:cs="Arial"/>
+              </w:rPr>
+              <w:br/>
+            </w:r>
+            <w:proofErr w:type="spellStart"/>
+            <w:r>
+              <w:rPr>
+                <w:rFonts w:ascii="Arial" w:hAnsi="Arial" w:cs="Arial"/>
+              </w:rPr>
+              <w:t>FB38</w:t>
+            </w:r>
+            <w:proofErr w:type="spellEnd"/>
+          </w:p>
+        </w:tc>
+        <w:tc>
+          <w:tcPr>
+            <w:tcW w:w="0" w:type="auto"/>
+            <w:tcBorders>
+              <w:top w:val="single" w:sz="12" w:space="0" w:color="000000"/>
+              <w:left w:val="single" w:sz="12" w:space="0" w:color="000000"/>
+              <w:bottom w:val="single" w:sz="12" w:space="0" w:color="000000"/>
+              <w:right w:val="single" w:sz="12" w:space="0" w:color="000000"/>
+            </w:tcBorders>
+            <w:vAlign w:val="center"/>
+          </w:tcPr>
+          <w:p>
+            <w:pPr>
+              <w:keepNext/>
+              <w:spacing w:after="0" w:line="240" w:lineRule="exact"/>
+              <w:jc w:val="center"/>
+              <w:rPr>
+                <w:rFonts w:ascii="Courier" w:hAnsi="Courier"/>
+                <w:sz w:val="24"/>
+              </w:rPr>
+            </w:pPr>
+            <w:r>
+              <w:rPr>
+                <w:rFonts w:ascii="Arial" w:hAnsi="Arial" w:cs="Arial"/>
+              </w:rPr>
+              <w:t>\</w:t>
+            </w:r>
+            <w:r>
+              <w:rPr>
+                <w:rFonts w:ascii="Arial" w:hAnsi="Arial" w:cs="Arial"/>
+              </w:rPr>
+              <w:br/>
+            </w:r>
+            <w:proofErr w:type="spellStart"/>
+            <w:r>
+              <w:rPr>
+                <w:rFonts w:ascii="Arial" w:hAnsi="Arial" w:cs="Arial"/>
+              </w:rPr>
+              <w:t>005C</w:t>
+            </w:r>
+            <w:proofErr w:type="spellEnd"/>
+          </w:p>
+        </w:tc>
+        <w:tc>
+          <w:tcPr>
+            <w:tcW w:w="0" w:type="auto"/>
+            <w:tcBorders>
+              <w:top w:val="single" w:sz="12" w:space="0" w:color="000000"/>
+              <w:left w:val="single" w:sz="12" w:space="0" w:color="000000"/>
+              <w:bottom w:val="single" w:sz="12" w:space="0" w:color="000000"/>
+              <w:right w:val="single" w:sz="12" w:space="0" w:color="000000"/>
+            </w:tcBorders>
+            <w:vAlign w:val="center"/>
+          </w:tcPr>
+          <w:p>
+            <w:pPr>
+              <w:keepNext/>
+              <w:spacing w:after="0" w:line="240" w:lineRule="exact"/>
+              <w:jc w:val="center"/>
+              <w:rPr>
+                <w:rFonts w:ascii="Courier" w:hAnsi="Courier"/>
+                <w:sz w:val="24"/>
+              </w:rPr>
+            </w:pPr>
+            <w:r>
+              <w:rPr>
+                <w:rFonts w:ascii="Arial" w:hAnsi="Arial" w:cs="Arial"/>
+              </w:rPr>
+              <w:t>·</w:t>
+            </w:r>
+            <w:r>
+              <w:rPr>
+                <w:rFonts w:ascii="Arial" w:hAnsi="Arial" w:cs="Arial"/>
+              </w:rPr>
+              <w:br/>
+            </w:r>
+            <w:proofErr w:type="spellStart"/>
+            <w:r>
+              <w:rPr>
+                <w:rFonts w:ascii="Arial" w:hAnsi="Arial" w:cs="Arial"/>
+              </w:rPr>
+              <w:t>00B7</w:t>
+            </w:r>
+            <w:proofErr w:type="spellEnd"/>
+          </w:p>
+        </w:tc>
+        <w:tc>
+          <w:tcPr>
+            <w:tcW w:w="0" w:type="auto"/>
+            <w:tcBorders>
+              <w:top w:val="single" w:sz="12" w:space="0" w:color="000000"/>
+              <w:left w:val="single" w:sz="12" w:space="0" w:color="000000"/>
+              <w:bottom w:val="single" w:sz="12" w:space="0" w:color="000000"/>
+              <w:right w:val="single" w:sz="12" w:space="0" w:color="000000"/>
+            </w:tcBorders>
+            <w:vAlign w:val="center"/>
+          </w:tcPr>
+          <w:p>
+            <w:pPr>
+              <w:keepNext/>
+              <w:spacing w:after="0" w:line="240" w:lineRule="exact"/>
+              <w:jc w:val="center"/>
+              <w:rPr>
+                <w:rFonts w:ascii="Courier" w:hAnsi="Courier"/>
+                <w:sz w:val="24"/>
+              </w:rPr>
+            </w:pPr>
+            <w:r>
+              <w:rPr>
+                <w:rFonts w:ascii="Arial" w:hAnsi="Arial" w:cs="Arial"/>
+              </w:rPr>
+              <w:t>O</w:t>
+            </w:r>
+            <w:r>
+              <w:rPr>
+                <w:rFonts w:ascii="Arial" w:hAnsi="Arial" w:cs="Arial"/>
+              </w:rPr>
+              <w:br/>
+            </w:r>
+            <w:proofErr w:type="spellStart"/>
+            <w:r>
+              <w:rPr>
+                <w:rFonts w:ascii="Arial" w:hAnsi="Arial" w:cs="Arial"/>
+              </w:rPr>
+              <w:t>004F</w:t>
+            </w:r>
+            <w:proofErr w:type="spellEnd"/>
+          </w:p>
+        </w:tc>
+        <w:tc>
+          <w:tcPr>
+            <w:tcW w:w="0" w:type="auto"/>
+            <w:tcBorders>
+              <w:top w:val="single" w:sz="12" w:space="0" w:color="000000"/>
+              <w:left w:val="single" w:sz="12" w:space="0" w:color="000000"/>
+              <w:bottom w:val="single" w:sz="12" w:space="0" w:color="000000"/>
+              <w:right w:val="single" w:sz="12" w:space="0" w:color="000000"/>
+            </w:tcBorders>
             <w:shd w:val="clear" w:color="auto" w:fill="DDA0DD"/>
             <w:vAlign w:val="center"/>
           </w:tcPr>
@@ -17508,186 +19041,6 @@
                 <w:rFonts w:ascii="Arial" w:hAnsi="Arial" w:cs="Arial"/>
               </w:rPr>
               <w:t> </w:t>
-            </w:r>
-          </w:p>
-        </w:tc>
-        <w:tc>
-          <w:tcPr>
-            <w:tcW w:w="0" w:type="auto"/>
-            <w:tcBorders>
-              <w:top w:val="single" w:sz="12" w:space="0" w:color="000000"/>
-              <w:left w:val="single" w:sz="12" w:space="0" w:color="000000"/>
-              <w:bottom w:val="single" w:sz="12" w:space="0" w:color="000000"/>
-              <w:right w:val="single" w:sz="12" w:space="0" w:color="000000"/>
-            </w:tcBorders>
-            <w:vAlign w:val="center"/>
-          </w:tcPr>
-          <w:p>
-            <w:pPr>
-              <w:keepNext/>
-              <w:spacing w:after="0" w:line="240" w:lineRule="exact"/>
-              <w:jc w:val="center"/>
-              <w:rPr>
-                <w:rFonts w:ascii="Courier" w:hAnsi="Courier"/>
-                <w:sz w:val="24"/>
-              </w:rPr>
-            </w:pPr>
-            <w:r>
-              <w:rPr>
-                <w:rFonts w:ascii="Arial" w:hAnsi="Arial" w:cs="Arial"/>
-              </w:rPr>
-              <w:t>טּ</w:t>
-            </w:r>
-            <w:r>
-              <w:rPr>
-                <w:rFonts w:ascii="Arial" w:hAnsi="Arial" w:cs="Arial"/>
-              </w:rPr>
-              <w:br/>
-              <w:t>FB38</w:t>
-            </w:r>
-          </w:p>
-        </w:tc>
-        <w:tc>
-          <w:tcPr>
-            <w:tcW w:w="0" w:type="auto"/>
-            <w:tcBorders>
-              <w:top w:val="single" w:sz="12" w:space="0" w:color="000000"/>
-              <w:left w:val="single" w:sz="12" w:space="0" w:color="000000"/>
-              <w:bottom w:val="single" w:sz="12" w:space="0" w:color="000000"/>
-              <w:right w:val="single" w:sz="12" w:space="0" w:color="000000"/>
-            </w:tcBorders>
-            <w:vAlign w:val="center"/>
-          </w:tcPr>
-          <w:p>
-            <w:pPr>
-              <w:keepNext/>
-              <w:spacing w:after="0" w:line="240" w:lineRule="exact"/>
-              <w:jc w:val="center"/>
-              <w:rPr>
-                <w:rFonts w:ascii="Courier" w:hAnsi="Courier"/>
-                <w:sz w:val="24"/>
-              </w:rPr>
-            </w:pPr>
-            <w:r>
-              <w:rPr>
-                <w:rFonts w:ascii="Arial" w:hAnsi="Arial" w:cs="Arial"/>
-              </w:rPr>
-              <w:t>\</w:t>
-            </w:r>
-            <w:r>
-              <w:rPr>
-                <w:rFonts w:ascii="Arial" w:hAnsi="Arial" w:cs="Arial"/>
-              </w:rPr>
-              <w:br/>
-              <w:t>005C</w:t>
-            </w:r>
-          </w:p>
-        </w:tc>
-        <w:tc>
-          <w:tcPr>
-            <w:tcW w:w="0" w:type="auto"/>
-            <w:tcBorders>
-              <w:top w:val="single" w:sz="12" w:space="0" w:color="000000"/>
-              <w:left w:val="single" w:sz="12" w:space="0" w:color="000000"/>
-              <w:bottom w:val="single" w:sz="12" w:space="0" w:color="000000"/>
-              <w:right w:val="single" w:sz="12" w:space="0" w:color="000000"/>
-            </w:tcBorders>
-            <w:vAlign w:val="center"/>
-          </w:tcPr>
-          <w:p>
-            <w:pPr>
-              <w:keepNext/>
-              <w:spacing w:after="0" w:line="240" w:lineRule="exact"/>
-              <w:jc w:val="center"/>
-              <w:rPr>
-                <w:rFonts w:ascii="Courier" w:hAnsi="Courier"/>
-                <w:sz w:val="24"/>
-              </w:rPr>
-            </w:pPr>
-            <w:r>
-              <w:rPr>
-                <w:rFonts w:ascii="Arial" w:hAnsi="Arial" w:cs="Arial"/>
-              </w:rPr>
-              <w:t>·</w:t>
-            </w:r>
-            <w:r>
-              <w:rPr>
-                <w:rFonts w:ascii="Arial" w:hAnsi="Arial" w:cs="Arial"/>
-              </w:rPr>
-              <w:br/>
-              <w:t>00B7</w:t>
-            </w:r>
-          </w:p>
-        </w:tc>
-        <w:tc>
-          <w:tcPr>
-            <w:tcW w:w="0" w:type="auto"/>
-            <w:tcBorders>
-              <w:top w:val="single" w:sz="12" w:space="0" w:color="000000"/>
-              <w:left w:val="single" w:sz="12" w:space="0" w:color="000000"/>
-              <w:bottom w:val="single" w:sz="12" w:space="0" w:color="000000"/>
-              <w:right w:val="single" w:sz="12" w:space="0" w:color="000000"/>
-            </w:tcBorders>
-            <w:vAlign w:val="center"/>
-          </w:tcPr>
-          <w:p>
-            <w:pPr>
-              <w:keepNext/>
-              <w:spacing w:after="0" w:line="240" w:lineRule="exact"/>
-              <w:jc w:val="center"/>
-              <w:rPr>
-                <w:rFonts w:ascii="Courier" w:hAnsi="Courier"/>
-                <w:sz w:val="24"/>
-              </w:rPr>
-            </w:pPr>
-            <w:r>
-              <w:rPr>
-                <w:rFonts w:ascii="Arial" w:hAnsi="Arial" w:cs="Arial"/>
-              </w:rPr>
-              <w:t>O</w:t>
-            </w:r>
-            <w:r>
-              <w:rPr>
-                <w:rFonts w:ascii="Arial" w:hAnsi="Arial" w:cs="Arial"/>
-              </w:rPr>
-              <w:br/>
-              <w:t>004F</w:t>
-            </w:r>
-          </w:p>
-        </w:tc>
-        <w:tc>
-          <w:tcPr>
-            <w:tcW w:w="0" w:type="auto"/>
-            <w:tcBorders>
-              <w:top w:val="single" w:sz="12" w:space="0" w:color="000000"/>
-              <w:left w:val="single" w:sz="12" w:space="0" w:color="000000"/>
-              <w:bottom w:val="single" w:sz="12" w:space="0" w:color="000000"/>
-              <w:right w:val="single" w:sz="12" w:space="0" w:color="000000"/>
-            </w:tcBorders>
-            <w:vAlign w:val="center"/>
-          </w:tcPr>
-          <w:p>
-            <w:pPr>
-              <w:keepNext/>
-              <w:spacing w:after="0" w:line="240" w:lineRule="exact"/>
-              <w:jc w:val="center"/>
-              <w:rPr>
-                <w:rFonts w:ascii="Courier" w:hAnsi="Courier"/>
-                <w:sz w:val="24"/>
-              </w:rPr>
-            </w:pPr>
-            <w:r>
-              <w:rPr>
-                <w:rFonts w:ascii="Arial" w:hAnsi="Arial" w:cs="Arial"/>
-              </w:rPr>
-              <w:t>׆</w:t>
-            </w:r>
-            <w:r>
-              <w:rPr>
-                <w:rFonts w:ascii="Arial" w:hAnsi="Arial" w:cs="Arial"/>
-              </w:rPr>
-              <w:br/>
-              <w:t>05C6</w:t>
             </w:r>
           </w:p>
         </w:tc>
@@ -17781,14 +19134,35 @@
             <w:pPr>
               <w:pStyle w:val="TAL"/>
             </w:pPr>
-            <w:r>
-              <w:t>In the event that an MS receives a code where a symbol is not represented in the above table then the MS shall display the REPLACEMENT CHARACTER (U+FFFD).</w:t>
+            <w:proofErr w:type="gramStart"/>
+            <w:r>
+              <w:t>In the event that</w:t>
+            </w:r>
+            <w:proofErr w:type="gramEnd"/>
+            <w:r>
+              <w:t xml:space="preserve"> an MS receives a code where a symbol is not represented in the above table then the MS shall display the REPLACEMENT CHARACTER (</w:t>
+            </w:r>
+            <w:proofErr w:type="spellStart"/>
+            <w:r>
+              <w:t>U+FFFD</w:t>
+            </w:r>
+            <w:proofErr w:type="spellEnd"/>
+            <w:r>
+              <w:t>).</w:t>
             </w:r>
             <w:r>
               <w:t xml:space="preserve"> </w:t>
             </w:r>
             <w:r>
-              <w:t>The precomposed letter with vowel are included here not just for Yiddish, but because the Unicode normalisation NFC will create them from the decomposed form.</w:t>
+              <w:t xml:space="preserve">The precomposed letter with vowel </w:t>
+            </w:r>
+            <w:proofErr w:type="gramStart"/>
+            <w:r>
+              <w:t>are</w:t>
+            </w:r>
+            <w:proofErr w:type="gramEnd"/>
+            <w:r>
+              <w:t xml:space="preserve"> included here not just for Yiddish, but because the Unicode normalisation NFC will create them from the decomposed form.</w:t>
             </w:r>
           </w:p>
           <w:p>
@@ -17831,15 +19205,36 @@
             <w:pPr>
               <w:pStyle w:val="TAN"/>
             </w:pPr>
-            <w:r>
-              <w:t>SS3:</w:t>
+            <w:proofErr w:type="spellStart"/>
+            <w:r>
+              <w:t>SS3</w:t>
+            </w:r>
+            <w:proofErr w:type="spellEnd"/>
+            <w:r>
+              <w:t>:</w:t>
             </w:r>
             <w:r>
               <w:tab/>
               <w:t xml:space="preserve">SINGLE SHIFT THREE; This code is reserved for the extension to another extension table. </w:t>
             </w:r>
             <w:r>
-              <w:t>When splitting a message text into submessages, there must be no cut right after an SS3.</w:t>
+              <w:t xml:space="preserve">When splitting a message text into </w:t>
+            </w:r>
+            <w:proofErr w:type="spellStart"/>
+            <w:r>
+              <w:t>submessages</w:t>
+            </w:r>
+            <w:proofErr w:type="spellEnd"/>
+            <w:r>
+              <w:t xml:space="preserve">, there must be no cut right after an </w:t>
+            </w:r>
+            <w:proofErr w:type="spellStart"/>
+            <w:r>
+              <w:t>SS3</w:t>
+            </w:r>
+            <w:proofErr w:type="spellEnd"/>
+            <w:r>
+              <w:t>.</w:t>
             </w:r>
           </w:p>
         </w:tc>

--- a/A.4.12.docx
+++ b/A.4.12.docx
@@ -73,19 +73,19 @@
         <w:tblLook w:val="0000" w:firstRow="0" w:lastRow="0" w:firstColumn="0" w:lastColumn="0" w:noHBand="0" w:noVBand="0"/>
       </w:tblPr>
       <w:tblGrid>
+        <w:gridCol w:w="577"/>
         <w:gridCol w:w="576"/>
         <w:gridCol w:w="576"/>
-        <w:gridCol w:w="575"/>
-        <w:gridCol w:w="575"/>
-        <w:gridCol w:w="575"/>
-        <w:gridCol w:w="780"/>
-        <w:gridCol w:w="780"/>
-        <w:gridCol w:w="780"/>
-        <w:gridCol w:w="755"/>
-        <w:gridCol w:w="792"/>
+        <w:gridCol w:w="576"/>
+        <w:gridCol w:w="576"/>
+        <w:gridCol w:w="768"/>
+        <w:gridCol w:w="781"/>
+        <w:gridCol w:w="781"/>
+        <w:gridCol w:w="756"/>
+        <w:gridCol w:w="794"/>
+        <w:gridCol w:w="768"/>
         <w:gridCol w:w="767"/>
-        <w:gridCol w:w="766"/>
-        <w:gridCol w:w="767"/>
+        <w:gridCol w:w="768"/>
       </w:tblGrid>
       <w:tr>
         <w:trPr>
@@ -3224,7 +3224,7 @@
               <w:rPr>
                 <w:rFonts w:ascii="Arial" w:hAnsi="Arial" w:cs="Arial"/>
               </w:rPr>
-              <w:t>ֹ</w:t>
+              <w:t>ָ</w:t>
             </w:r>
             <w:r>
               <w:rPr>
@@ -3237,7 +3237,7 @@
               <w:rPr>
                 <w:rFonts w:ascii="Arial" w:hAnsi="Arial" w:cs="Arial"/>
               </w:rPr>
-              <w:t>05B9</w:t>
+              <w:t>05B8</w:t>
             </w:r>
             <w:proofErr w:type="spellEnd"/>
           </w:p>
@@ -3714,7 +3714,7 @@
               <w:rPr>
                 <w:rFonts w:ascii="Arial" w:hAnsi="Arial" w:cs="Arial"/>
               </w:rPr>
-              <w:t>ֺ</w:t>
+              <w:t>ׇ</w:t>
             </w:r>
             <w:r>
               <w:rPr>
@@ -3727,7 +3727,7 @@
               <w:rPr>
                 <w:rFonts w:ascii="Arial" w:hAnsi="Arial" w:cs="Arial"/>
               </w:rPr>
-              <w:t>05BA</w:t>
+              <w:t>05C7</w:t>
             </w:r>
             <w:proofErr w:type="spellEnd"/>
           </w:p>
@@ -4216,7 +4216,7 @@
               <w:rPr>
                 <w:rFonts w:ascii="Arial" w:hAnsi="Arial" w:cs="Arial"/>
               </w:rPr>
-              <w:t>ּ</w:t>
+              <w:t>ֳ</w:t>
             </w:r>
             <w:r>
               <w:rPr>
@@ -4229,7 +4229,7 @@
               <w:rPr>
                 <w:rFonts w:ascii="Arial" w:hAnsi="Arial" w:cs="Arial"/>
               </w:rPr>
-              <w:t>05BC</w:t>
+              <w:t>05B3</w:t>
             </w:r>
             <w:proofErr w:type="spellEnd"/>
           </w:p>
@@ -4668,7 +4668,7 @@
               <w:rPr>
                 <w:rFonts w:ascii="Arial" w:hAnsi="Arial" w:cs="Arial"/>
               </w:rPr>
-              <w:t>ֽ</w:t>
+              <w:t>ֻ</w:t>
             </w:r>
             <w:r>
               <w:rPr>
@@ -4681,7 +4681,7 @@
               <w:rPr>
                 <w:rFonts w:ascii="Arial" w:hAnsi="Arial" w:cs="Arial"/>
               </w:rPr>
-              <w:t>05BD</w:t>
+              <w:t>05BB</w:t>
             </w:r>
             <w:proofErr w:type="spellEnd"/>
           </w:p>
@@ -4713,7 +4713,7 @@
               <w:rPr>
                 <w:rFonts w:ascii="Arial" w:hAnsi="Arial" w:cs="Arial"/>
               </w:rPr>
-              <w:t>ׁ</w:t>
+              <w:t>ֹ</w:t>
             </w:r>
             <w:r>
               <w:rPr>
@@ -4726,7 +4726,7 @@
               <w:rPr>
                 <w:rFonts w:ascii="Arial" w:hAnsi="Arial" w:cs="Arial"/>
               </w:rPr>
-              <w:t>05C1</w:t>
+              <w:t>05B9</w:t>
             </w:r>
             <w:proofErr w:type="spellEnd"/>
           </w:p>
@@ -5195,7 +5195,7 @@
               <w:rPr>
                 <w:rFonts w:ascii="Arial" w:hAnsi="Arial" w:cs="Arial"/>
               </w:rPr>
-              <w:t>ׂ</w:t>
+              <w:t>ֺ</w:t>
             </w:r>
             <w:r>
               <w:rPr>
@@ -5208,7 +5208,7 @@
               <w:rPr>
                 <w:rFonts w:ascii="Arial" w:hAnsi="Arial" w:cs="Arial"/>
               </w:rPr>
-              <w:t>05C2</w:t>
+              <w:t>05BA</w:t>
             </w:r>
             <w:proofErr w:type="spellEnd"/>
           </w:p>
@@ -5630,7 +5630,7 @@
               <w:rPr>
                 <w:rFonts w:ascii="Arial" w:hAnsi="Arial" w:cs="Arial"/>
               </w:rPr>
-              <w:t>ֵ</w:t>
+              <w:t>׈</w:t>
             </w:r>
             <w:r>
               <w:rPr>
@@ -5643,7 +5643,7 @@
               <w:rPr>
                 <w:rFonts w:ascii="Arial" w:hAnsi="Arial" w:cs="Arial"/>
               </w:rPr>
-              <w:t>05B5</w:t>
+              <w:t>05C8</w:t>
             </w:r>
             <w:proofErr w:type="spellEnd"/>
           </w:p>
@@ -5674,7 +5674,7 @@
               <w:rPr>
                 <w:rFonts w:ascii="Arial" w:hAnsi="Arial" w:cs="Arial"/>
               </w:rPr>
-              <w:t>ַ</w:t>
+              <w:t>ֽ</w:t>
             </w:r>
             <w:r>
               <w:rPr>
@@ -5687,7 +5687,7 @@
               <w:rPr>
                 <w:rFonts w:ascii="Arial" w:hAnsi="Arial" w:cs="Arial"/>
               </w:rPr>
-              <w:t>05B7</w:t>
+              <w:t>05BD</w:t>
             </w:r>
             <w:proofErr w:type="spellEnd"/>
           </w:p>
@@ -6109,7 +6109,7 @@
               <w:rPr>
                 <w:rFonts w:ascii="Arial" w:hAnsi="Arial" w:cs="Arial"/>
               </w:rPr>
-              <w:t>ֻ</w:t>
+              <w:t>ֵ</w:t>
             </w:r>
             <w:r>
               <w:rPr>
@@ -6122,7 +6122,7 @@
               <w:rPr>
                 <w:rFonts w:ascii="Arial" w:hAnsi="Arial" w:cs="Arial"/>
               </w:rPr>
-              <w:t>05BB</w:t>
+              <w:t>05B5</w:t>
             </w:r>
             <w:proofErr w:type="spellEnd"/>
           </w:p>
@@ -6153,7 +6153,7 @@
               <w:rPr>
                 <w:rFonts w:ascii="Arial" w:hAnsi="Arial" w:cs="Arial"/>
               </w:rPr>
-              <w:t>ֿ</w:t>
+              <w:t>ּ</w:t>
             </w:r>
             <w:r>
               <w:rPr>
@@ -6166,7 +6166,7 @@
               <w:rPr>
                 <w:rFonts w:ascii="Arial" w:hAnsi="Arial" w:cs="Arial"/>
               </w:rPr>
-              <w:t>05BF</w:t>
+              <w:t>05BC</w:t>
             </w:r>
             <w:proofErr w:type="spellEnd"/>
           </w:p>
@@ -6639,7 +6639,7 @@
               <w:rPr>
                 <w:rFonts w:ascii="Arial" w:hAnsi="Arial" w:cs="Arial"/>
               </w:rPr>
-              <w:t>ﬞ</w:t>
+              <w:t>׉</w:t>
             </w:r>
             <w:r>
               <w:rPr>
@@ -6652,7 +6652,7 @@
               <w:rPr>
                 <w:rFonts w:ascii="Arial" w:hAnsi="Arial" w:cs="Arial"/>
               </w:rPr>
-              <w:t>FB1E</w:t>
+              <w:t>05C9</w:t>
             </w:r>
             <w:proofErr w:type="spellEnd"/>
           </w:p>
@@ -7663,7 +7663,7 @@
               <w:rPr>
                 <w:rFonts w:ascii="Arial" w:hAnsi="Arial" w:cs="Arial"/>
               </w:rPr>
-              <w:t>ָ</w:t>
+              <w:t>ׁ</w:t>
             </w:r>
             <w:r>
               <w:rPr>
@@ -7676,7 +7676,7 @@
               <w:rPr>
                 <w:rFonts w:ascii="Arial" w:hAnsi="Arial" w:cs="Arial"/>
               </w:rPr>
-              <w:t>05B8</w:t>
+              <w:t>05C1</w:t>
             </w:r>
             <w:proofErr w:type="spellEnd"/>
           </w:p>
@@ -8172,7 +8172,7 @@
               <w:rPr>
                 <w:rFonts w:ascii="Arial" w:hAnsi="Arial" w:cs="Arial"/>
               </w:rPr>
-              <w:t>ׇ</w:t>
+              <w:t>ׂ</w:t>
             </w:r>
             <w:r>
               <w:rPr>
@@ -8185,7 +8185,7 @@
               <w:rPr>
                 <w:rFonts w:ascii="Arial" w:hAnsi="Arial" w:cs="Arial"/>
               </w:rPr>
-              <w:t>05C7</w:t>
+              <w:t>05C2</w:t>
             </w:r>
             <w:proofErr w:type="spellEnd"/>
           </w:p>
@@ -9706,12 +9706,10 @@
               <w:pStyle w:val="TAN"/>
             </w:pPr>
             <w:proofErr w:type="spellStart"/>
-            <w:proofErr w:type="gramStart"/>
             <w:r>
               <w:t>LRM,RLM</w:t>
             </w:r>
             <w:proofErr w:type="spellEnd"/>
-            <w:proofErr w:type="gramEnd"/>
             <w:r>
               <w:t xml:space="preserve"> These should only be used to get the desired ‘bidi directionality’ of initially ‘bidi neutral’ symbols </w:t>
             </w:r>
@@ -9828,19 +9826,19 @@
         <w:tblLook w:val="0000" w:firstRow="0" w:lastRow="0" w:firstColumn="0" w:lastColumn="0" w:noHBand="0" w:noVBand="0"/>
       </w:tblPr>
       <w:tblGrid>
-        <w:gridCol w:w="547"/>
-        <w:gridCol w:w="547"/>
-        <w:gridCol w:w="547"/>
         <w:gridCol w:w="546"/>
         <w:gridCol w:w="546"/>
-        <w:gridCol w:w="784"/>
-        <w:gridCol w:w="811"/>
-        <w:gridCol w:w="811"/>
-        <w:gridCol w:w="811"/>
-        <w:gridCol w:w="772"/>
-        <w:gridCol w:w="785"/>
-        <w:gridCol w:w="798"/>
-        <w:gridCol w:w="759"/>
+        <w:gridCol w:w="546"/>
+        <w:gridCol w:w="545"/>
+        <w:gridCol w:w="545"/>
+        <w:gridCol w:w="783"/>
+        <w:gridCol w:w="810"/>
+        <w:gridCol w:w="810"/>
+        <w:gridCol w:w="810"/>
+        <w:gridCol w:w="771"/>
+        <w:gridCol w:w="797"/>
+        <w:gridCol w:w="797"/>
+        <w:gridCol w:w="758"/>
       </w:tblGrid>
       <w:tr>
         <w:trPr>
@@ -18540,7 +18538,7 @@
               <w:bottom w:val="single" w:sz="12" w:space="0" w:color="000000"/>
               <w:right w:val="single" w:sz="12" w:space="0" w:color="000000"/>
             </w:tcBorders>
-            <w:shd w:val="clear" w:color="auto" w:fill="DDA0DD"/>
+            <w:shd w:val="clear" w:color="auto" w:fill="FFFACD"/>
             <w:vAlign w:val="center"/>
           </w:tcPr>
           <w:p>
@@ -18557,8 +18555,22 @@
               <w:rPr>
                 <w:rFonts w:ascii="Arial" w:hAnsi="Arial" w:cs="Arial"/>
               </w:rPr>
-              <w:t> </w:t>
-            </w:r>
+              <w:t>ֿ</w:t>
+            </w:r>
+            <w:r>
+              <w:rPr>
+                <w:rFonts w:ascii="Arial" w:hAnsi="Arial" w:cs="Arial"/>
+              </w:rPr>
+              <w:br/>
+            </w:r>
+            <w:proofErr w:type="spellStart"/>
+            <w:r>
+              <w:rPr>
+                <w:rFonts w:ascii="Arial" w:hAnsi="Arial" w:cs="Arial"/>
+              </w:rPr>
+              <w:t>05BF</w:t>
+            </w:r>
+            <w:proofErr w:type="spellEnd"/>
           </w:p>
         </w:tc>
         <w:tc>
@@ -19023,7 +19035,7 @@
               <w:bottom w:val="single" w:sz="12" w:space="0" w:color="000000"/>
               <w:right w:val="single" w:sz="12" w:space="0" w:color="000000"/>
             </w:tcBorders>
-            <w:shd w:val="clear" w:color="auto" w:fill="DDA0DD"/>
+            <w:shd w:val="clear" w:color="auto" w:fill="FFFACD"/>
             <w:vAlign w:val="center"/>
           </w:tcPr>
           <w:p>
@@ -19040,8 +19052,22 @@
               <w:rPr>
                 <w:rFonts w:ascii="Arial" w:hAnsi="Arial" w:cs="Arial"/>
               </w:rPr>
-              <w:t> </w:t>
-            </w:r>
+              <w:t>ﬞ</w:t>
+            </w:r>
+            <w:r>
+              <w:rPr>
+                <w:rFonts w:ascii="Arial" w:hAnsi="Arial" w:cs="Arial"/>
+              </w:rPr>
+              <w:br/>
+            </w:r>
+            <w:proofErr w:type="spellStart"/>
+            <w:r>
+              <w:rPr>
+                <w:rFonts w:ascii="Arial" w:hAnsi="Arial" w:cs="Arial"/>
+              </w:rPr>
+              <w:t>FB1E</w:t>
+            </w:r>
+            <w:proofErr w:type="spellEnd"/>
           </w:p>
         </w:tc>
         <w:tc>

--- a/A.4.12.docx
+++ b/A.4.12.docx
@@ -7,7 +7,6 @@
         <w:pStyle w:val="Rubrik3"/>
       </w:pPr>
       <w:bookmarkStart w:id="0" w:name="_Toc114820859"/>
-      <w:proofErr w:type="spellStart"/>
       <w:r>
         <w:t>A.4</w:t>
       </w:r>
@@ -17,7 +16,6 @@
       <w:r>
         <w:t>2</w:t>
       </w:r>
-      <w:proofErr w:type="spellEnd"/>
       <w:r>
         <w:tab/>
         <w:t xml:space="preserve">SMS/CBS 7-bit </w:t>
@@ -30,16 +28,11 @@
       </w:r>
       <w:bookmarkEnd w:id="0"/>
       <w:r>
-        <w:t xml:space="preserve"> (</w:t>
-      </w:r>
-      <w:proofErr w:type="spellStart"/>
-      <w:r>
-        <w:t>0x1</w:t>
+        <w:t xml:space="preserve"> (0x1</w:t>
       </w:r>
       <w:r>
         <w:t>2</w:t>
       </w:r>
-      <w:proofErr w:type="spellEnd"/>
       <w:r>
         <w:t>)</w:t>
       </w:r>
@@ -48,22 +41,12 @@
       <w:pPr>
         <w:pStyle w:val="Rubrik4"/>
       </w:pPr>
-      <w:proofErr w:type="spellStart"/>
       <w:r>
         <w:t>A.4.12.1</w:t>
       </w:r>
-      <w:proofErr w:type="spellEnd"/>
       <w:r>
         <w:tab/>
-        <w:t>SMS/CBS 7-bit Hebrew Alphabet (</w:t>
-      </w:r>
-      <w:proofErr w:type="spellStart"/>
-      <w:r>
-        <w:t>0x12</w:t>
-      </w:r>
-      <w:proofErr w:type="spellEnd"/>
-      <w:r>
-        <w:t>) base table</w:t>
+        <w:t>SMS/CBS 7-bit Hebrew Alphabet (0x12) base table</w:t>
       </w:r>
     </w:p>
     <w:tbl>
@@ -178,7 +161,6 @@
                 <w:sz w:val="24"/>
               </w:rPr>
             </w:pPr>
-            <w:proofErr w:type="spellStart"/>
             <w:r>
               <w:rPr>
                 <w:rFonts w:ascii="Courier" w:hAnsi="Courier"/>
@@ -190,7 +172,6 @@
               </w:rPr>
               <w:t>b7</w:t>
             </w:r>
-            <w:proofErr w:type="spellEnd"/>
           </w:p>
         </w:tc>
         <w:tc>
@@ -536,7 +517,6 @@
                 <w:sz w:val="24"/>
               </w:rPr>
             </w:pPr>
-            <w:proofErr w:type="spellStart"/>
             <w:r>
               <w:rPr>
                 <w:rFonts w:ascii="Courier" w:hAnsi="Courier"/>
@@ -548,7 +528,6 @@
               </w:rPr>
               <w:t>b6</w:t>
             </w:r>
-            <w:proofErr w:type="spellEnd"/>
           </w:p>
         </w:tc>
         <w:tc>
@@ -894,7 +873,6 @@
                 <w:sz w:val="24"/>
               </w:rPr>
             </w:pPr>
-            <w:proofErr w:type="spellStart"/>
             <w:r>
               <w:rPr>
                 <w:rFonts w:ascii="Courier" w:hAnsi="Courier"/>
@@ -906,7 +884,6 @@
               </w:rPr>
               <w:t>b5</w:t>
             </w:r>
-            <w:proofErr w:type="spellEnd"/>
           </w:p>
         </w:tc>
         <w:tc>
@@ -1179,7 +1156,6 @@
             </w:pPr>
             <w:bookmarkStart w:id="7" w:name="_MCCTEMPBM_CRPT01490010___4" w:colFirst="0" w:colLast="11"/>
             <w:bookmarkEnd w:id="5"/>
-            <w:proofErr w:type="spellStart"/>
             <w:r>
               <w:rPr>
                 <w:rFonts w:ascii="Courier" w:hAnsi="Courier"/>
@@ -1191,29 +1167,27 @@
               </w:rPr>
               <w:t>b4</w:t>
             </w:r>
-            <w:proofErr w:type="spellEnd"/>
-          </w:p>
-        </w:tc>
-        <w:tc>
-          <w:tcPr>
-            <w:tcW w:w="0" w:type="auto"/>
-            <w:tcBorders>
-              <w:top w:val="single" w:sz="6" w:space="0" w:color="auto"/>
-              <w:left w:val="single" w:sz="6" w:space="0" w:color="auto"/>
-              <w:bottom w:val="single" w:sz="6" w:space="0" w:color="auto"/>
-              <w:right w:val="single" w:sz="6" w:space="0" w:color="auto"/>
-            </w:tcBorders>
-          </w:tcPr>
-          <w:p>
-            <w:pPr>
-              <w:spacing w:before="120" w:line="240" w:lineRule="exact"/>
-              <w:jc w:val="center"/>
-              <w:rPr>
-                <w:rFonts w:ascii="Courier" w:hAnsi="Courier"/>
-                <w:sz w:val="24"/>
-              </w:rPr>
-            </w:pPr>
-            <w:proofErr w:type="spellStart"/>
+          </w:p>
+        </w:tc>
+        <w:tc>
+          <w:tcPr>
+            <w:tcW w:w="0" w:type="auto"/>
+            <w:tcBorders>
+              <w:top w:val="single" w:sz="6" w:space="0" w:color="auto"/>
+              <w:left w:val="single" w:sz="6" w:space="0" w:color="auto"/>
+              <w:bottom w:val="single" w:sz="6" w:space="0" w:color="auto"/>
+              <w:right w:val="single" w:sz="6" w:space="0" w:color="auto"/>
+            </w:tcBorders>
+          </w:tcPr>
+          <w:p>
+            <w:pPr>
+              <w:spacing w:before="120" w:line="240" w:lineRule="exact"/>
+              <w:jc w:val="center"/>
+              <w:rPr>
+                <w:rFonts w:ascii="Courier" w:hAnsi="Courier"/>
+                <w:sz w:val="24"/>
+              </w:rPr>
+            </w:pPr>
             <w:r>
               <w:rPr>
                 <w:rFonts w:ascii="Courier" w:hAnsi="Courier"/>
@@ -1225,29 +1199,27 @@
               </w:rPr>
               <w:t>b3</w:t>
             </w:r>
-            <w:proofErr w:type="spellEnd"/>
-          </w:p>
-        </w:tc>
-        <w:tc>
-          <w:tcPr>
-            <w:tcW w:w="0" w:type="auto"/>
-            <w:tcBorders>
-              <w:top w:val="single" w:sz="6" w:space="0" w:color="auto"/>
-              <w:left w:val="single" w:sz="6" w:space="0" w:color="auto"/>
-              <w:bottom w:val="single" w:sz="6" w:space="0" w:color="auto"/>
-              <w:right w:val="single" w:sz="6" w:space="0" w:color="auto"/>
-            </w:tcBorders>
-          </w:tcPr>
-          <w:p>
-            <w:pPr>
-              <w:spacing w:before="120" w:line="240" w:lineRule="exact"/>
-              <w:jc w:val="center"/>
-              <w:rPr>
-                <w:rFonts w:ascii="Courier" w:hAnsi="Courier"/>
-                <w:sz w:val="24"/>
-              </w:rPr>
-            </w:pPr>
-            <w:proofErr w:type="spellStart"/>
+          </w:p>
+        </w:tc>
+        <w:tc>
+          <w:tcPr>
+            <w:tcW w:w="0" w:type="auto"/>
+            <w:tcBorders>
+              <w:top w:val="single" w:sz="6" w:space="0" w:color="auto"/>
+              <w:left w:val="single" w:sz="6" w:space="0" w:color="auto"/>
+              <w:bottom w:val="single" w:sz="6" w:space="0" w:color="auto"/>
+              <w:right w:val="single" w:sz="6" w:space="0" w:color="auto"/>
+            </w:tcBorders>
+          </w:tcPr>
+          <w:p>
+            <w:pPr>
+              <w:spacing w:before="120" w:line="240" w:lineRule="exact"/>
+              <w:jc w:val="center"/>
+              <w:rPr>
+                <w:rFonts w:ascii="Courier" w:hAnsi="Courier"/>
+                <w:sz w:val="24"/>
+              </w:rPr>
+            </w:pPr>
             <w:r>
               <w:rPr>
                 <w:rFonts w:ascii="Courier" w:hAnsi="Courier"/>
@@ -1259,29 +1231,27 @@
               </w:rPr>
               <w:t>b2</w:t>
             </w:r>
-            <w:proofErr w:type="spellEnd"/>
-          </w:p>
-        </w:tc>
-        <w:tc>
-          <w:tcPr>
-            <w:tcW w:w="0" w:type="auto"/>
-            <w:tcBorders>
-              <w:top w:val="single" w:sz="6" w:space="0" w:color="auto"/>
-              <w:left w:val="single" w:sz="6" w:space="0" w:color="auto"/>
-              <w:bottom w:val="single" w:sz="6" w:space="0" w:color="auto"/>
-              <w:right w:val="single" w:sz="6" w:space="0" w:color="auto"/>
-            </w:tcBorders>
-          </w:tcPr>
-          <w:p>
-            <w:pPr>
-              <w:spacing w:before="120" w:line="240" w:lineRule="exact"/>
-              <w:jc w:val="center"/>
-              <w:rPr>
-                <w:rFonts w:ascii="Courier" w:hAnsi="Courier"/>
-                <w:sz w:val="24"/>
-              </w:rPr>
-            </w:pPr>
-            <w:proofErr w:type="spellStart"/>
+          </w:p>
+        </w:tc>
+        <w:tc>
+          <w:tcPr>
+            <w:tcW w:w="0" w:type="auto"/>
+            <w:tcBorders>
+              <w:top w:val="single" w:sz="6" w:space="0" w:color="auto"/>
+              <w:left w:val="single" w:sz="6" w:space="0" w:color="auto"/>
+              <w:bottom w:val="single" w:sz="6" w:space="0" w:color="auto"/>
+              <w:right w:val="single" w:sz="6" w:space="0" w:color="auto"/>
+            </w:tcBorders>
+          </w:tcPr>
+          <w:p>
+            <w:pPr>
+              <w:spacing w:before="120" w:line="240" w:lineRule="exact"/>
+              <w:jc w:val="center"/>
+              <w:rPr>
+                <w:rFonts w:ascii="Courier" w:hAnsi="Courier"/>
+                <w:sz w:val="24"/>
+              </w:rPr>
+            </w:pPr>
             <w:r>
               <w:rPr>
                 <w:rFonts w:ascii="Courier" w:hAnsi="Courier"/>
@@ -1293,7 +1263,6 @@
               </w:rPr>
               <w:t>b1</w:t>
             </w:r>
-            <w:proofErr w:type="spellEnd"/>
           </w:p>
         </w:tc>
         <w:tc>
@@ -1896,15 +1865,8 @@
                 <w:rFonts w:ascii="Arial" w:hAnsi="Arial" w:cs="Arial"/>
               </w:rPr>
               <w:br/>
-            </w:r>
-            <w:proofErr w:type="spellStart"/>
-            <w:r>
-              <w:rPr>
-                <w:rFonts w:ascii="Arial" w:hAnsi="Arial" w:cs="Arial"/>
-              </w:rPr>
               <w:t>FB1D</w:t>
             </w:r>
-            <w:proofErr w:type="spellEnd"/>
           </w:p>
         </w:tc>
         <w:tc>
@@ -1939,15 +1901,8 @@
                 <w:rFonts w:ascii="Arial" w:hAnsi="Arial" w:cs="Arial"/>
               </w:rPr>
               <w:br/>
-            </w:r>
-            <w:proofErr w:type="spellStart"/>
-            <w:r>
-              <w:rPr>
-                <w:rFonts w:ascii="Arial" w:hAnsi="Arial" w:cs="Arial"/>
-              </w:rPr>
               <w:t>05DF</w:t>
             </w:r>
-            <w:proofErr w:type="spellEnd"/>
           </w:p>
         </w:tc>
         <w:tc>
@@ -1982,15 +1937,8 @@
                 <w:rFonts w:ascii="Arial" w:hAnsi="Arial" w:cs="Arial"/>
               </w:rPr>
               <w:br/>
-            </w:r>
-            <w:proofErr w:type="spellStart"/>
-            <w:r>
-              <w:rPr>
-                <w:rFonts w:ascii="Arial" w:hAnsi="Arial" w:cs="Arial"/>
-              </w:rPr>
               <w:t>FB1F</w:t>
             </w:r>
-            <w:proofErr w:type="spellEnd"/>
           </w:p>
         </w:tc>
         <w:tc>
@@ -2222,15 +2170,8 @@
                 <w:rFonts w:ascii="Arial" w:hAnsi="Arial" w:cs="Arial"/>
               </w:rPr>
               <w:br/>
-            </w:r>
-            <w:proofErr w:type="spellStart"/>
-            <w:r>
-              <w:rPr>
-                <w:rFonts w:ascii="Arial" w:hAnsi="Arial" w:cs="Arial"/>
-              </w:rPr>
               <w:t>00A3</w:t>
             </w:r>
-            <w:proofErr w:type="spellEnd"/>
           </w:p>
         </w:tc>
         <w:tc>
@@ -2265,15 +2206,8 @@
                 <w:rFonts w:ascii="Arial" w:hAnsi="Arial" w:cs="Arial"/>
               </w:rPr>
               <w:br/>
-            </w:r>
-            <w:proofErr w:type="spellStart"/>
-            <w:r>
-              <w:rPr>
-                <w:rFonts w:ascii="Arial" w:hAnsi="Arial" w:cs="Arial"/>
-              </w:rPr>
               <w:t>005F</w:t>
             </w:r>
-            <w:proofErr w:type="spellEnd"/>
           </w:p>
         </w:tc>
         <w:tc>
@@ -2380,15 +2314,8 @@
                 <w:rFonts w:ascii="Arial" w:hAnsi="Arial" w:cs="Arial"/>
               </w:rPr>
               <w:br/>
-            </w:r>
-            <w:proofErr w:type="spellStart"/>
-            <w:r>
-              <w:rPr>
-                <w:rFonts w:ascii="Arial" w:hAnsi="Arial" w:cs="Arial"/>
-              </w:rPr>
               <w:t>05D0</w:t>
             </w:r>
-            <w:proofErr w:type="spellEnd"/>
           </w:p>
         </w:tc>
         <w:tc>
@@ -2423,15 +2350,8 @@
                 <w:rFonts w:ascii="Arial" w:hAnsi="Arial" w:cs="Arial"/>
               </w:rPr>
               <w:br/>
-            </w:r>
-            <w:proofErr w:type="spellStart"/>
-            <w:r>
-              <w:rPr>
-                <w:rFonts w:ascii="Arial" w:hAnsi="Arial" w:cs="Arial"/>
-              </w:rPr>
               <w:t>05E0</w:t>
             </w:r>
-            <w:proofErr w:type="spellEnd"/>
           </w:p>
         </w:tc>
         <w:tc>
@@ -2749,15 +2669,8 @@
                 <w:rFonts w:ascii="Arial" w:hAnsi="Arial" w:cs="Arial"/>
               </w:rPr>
               <w:br/>
-            </w:r>
-            <w:proofErr w:type="spellStart"/>
-            <w:r>
-              <w:rPr>
-                <w:rFonts w:ascii="Arial" w:hAnsi="Arial" w:cs="Arial"/>
-              </w:rPr>
               <w:t>05B4</w:t>
             </w:r>
-            <w:proofErr w:type="spellEnd"/>
           </w:p>
         </w:tc>
         <w:tc>
@@ -2867,15 +2780,8 @@
                 <w:rFonts w:ascii="Arial" w:hAnsi="Arial" w:cs="Arial"/>
               </w:rPr>
               <w:br/>
-            </w:r>
-            <w:proofErr w:type="spellStart"/>
-            <w:r>
-              <w:rPr>
-                <w:rFonts w:ascii="Arial" w:hAnsi="Arial" w:cs="Arial"/>
-              </w:rPr>
               <w:t>05D1</w:t>
             </w:r>
-            <w:proofErr w:type="spellEnd"/>
           </w:p>
         </w:tc>
         <w:tc>
@@ -2911,15 +2817,8 @@
                 <w:rFonts w:ascii="Arial" w:hAnsi="Arial" w:cs="Arial"/>
               </w:rPr>
               <w:br/>
-            </w:r>
-            <w:proofErr w:type="spellStart"/>
-            <w:r>
-              <w:rPr>
-                <w:rFonts w:ascii="Arial" w:hAnsi="Arial" w:cs="Arial"/>
-              </w:rPr>
               <w:t>05E1</w:t>
             </w:r>
-            <w:proofErr w:type="spellEnd"/>
           </w:p>
         </w:tc>
         <w:tc>
@@ -3187,15 +3086,8 @@
                 <w:rFonts w:ascii="Arial" w:hAnsi="Arial" w:cs="Arial"/>
               </w:rPr>
               <w:br/>
-            </w:r>
-            <w:proofErr w:type="spellStart"/>
-            <w:r>
-              <w:rPr>
-                <w:rFonts w:ascii="Arial" w:hAnsi="Arial" w:cs="Arial"/>
-              </w:rPr>
               <w:t>00A5</w:t>
             </w:r>
-            <w:proofErr w:type="spellEnd"/>
           </w:p>
         </w:tc>
         <w:tc>
@@ -3231,15 +3123,8 @@
                 <w:rFonts w:ascii="Arial" w:hAnsi="Arial" w:cs="Arial"/>
               </w:rPr>
               <w:br/>
-            </w:r>
-            <w:proofErr w:type="spellStart"/>
-            <w:r>
-              <w:rPr>
-                <w:rFonts w:ascii="Arial" w:hAnsi="Arial" w:cs="Arial"/>
-              </w:rPr>
               <w:t>05B8</w:t>
             </w:r>
-            <w:proofErr w:type="spellEnd"/>
           </w:p>
         </w:tc>
         <w:tc>
@@ -3346,15 +3231,8 @@
                 <w:rFonts w:ascii="Arial" w:hAnsi="Arial" w:cs="Arial"/>
               </w:rPr>
               <w:br/>
-            </w:r>
-            <w:proofErr w:type="spellStart"/>
-            <w:r>
-              <w:rPr>
-                <w:rFonts w:ascii="Arial" w:hAnsi="Arial" w:cs="Arial"/>
-              </w:rPr>
               <w:t>05D2</w:t>
             </w:r>
-            <w:proofErr w:type="spellEnd"/>
           </w:p>
         </w:tc>
         <w:tc>
@@ -3389,15 +3267,8 @@
                 <w:rFonts w:ascii="Arial" w:hAnsi="Arial" w:cs="Arial"/>
               </w:rPr>
               <w:br/>
-            </w:r>
-            <w:proofErr w:type="spellStart"/>
-            <w:r>
-              <w:rPr>
-                <w:rFonts w:ascii="Arial" w:hAnsi="Arial" w:cs="Arial"/>
-              </w:rPr>
               <w:t>05E2</w:t>
             </w:r>
-            <w:proofErr w:type="spellEnd"/>
           </w:p>
         </w:tc>
         <w:tc>
@@ -3676,15 +3547,8 @@
                 <w:rFonts w:ascii="Arial" w:hAnsi="Arial" w:cs="Arial"/>
               </w:rPr>
               <w:br/>
-            </w:r>
-            <w:proofErr w:type="spellStart"/>
-            <w:r>
-              <w:rPr>
-                <w:rFonts w:ascii="Arial" w:hAnsi="Arial" w:cs="Arial"/>
-              </w:rPr>
               <w:t>00A7</w:t>
             </w:r>
-            <w:proofErr w:type="spellEnd"/>
           </w:p>
         </w:tc>
         <w:tc>
@@ -3721,15 +3585,8 @@
                 <w:rFonts w:ascii="Arial" w:hAnsi="Arial" w:cs="Arial"/>
               </w:rPr>
               <w:br/>
-            </w:r>
-            <w:proofErr w:type="spellStart"/>
-            <w:r>
-              <w:rPr>
-                <w:rFonts w:ascii="Arial" w:hAnsi="Arial" w:cs="Arial"/>
-              </w:rPr>
               <w:t>05C7</w:t>
             </w:r>
-            <w:proofErr w:type="spellEnd"/>
           </w:p>
         </w:tc>
         <w:tc>
@@ -3765,15 +3622,8 @@
                 <w:rFonts w:ascii="Arial" w:hAnsi="Arial" w:cs="Arial"/>
               </w:rPr>
               <w:br/>
-            </w:r>
-            <w:proofErr w:type="spellStart"/>
-            <w:r>
-              <w:rPr>
-                <w:rFonts w:ascii="Arial" w:hAnsi="Arial" w:cs="Arial"/>
-              </w:rPr>
               <w:t>20AC</w:t>
             </w:r>
-            <w:proofErr w:type="spellEnd"/>
           </w:p>
         </w:tc>
         <w:tc>
@@ -3846,15 +3696,8 @@
                 <w:rFonts w:ascii="Arial" w:hAnsi="Arial" w:cs="Arial"/>
               </w:rPr>
               <w:br/>
-            </w:r>
-            <w:proofErr w:type="spellStart"/>
-            <w:r>
-              <w:rPr>
-                <w:rFonts w:ascii="Arial" w:hAnsi="Arial" w:cs="Arial"/>
-              </w:rPr>
               <w:t>05D3</w:t>
             </w:r>
-            <w:proofErr w:type="spellEnd"/>
           </w:p>
         </w:tc>
         <w:tc>
@@ -3890,15 +3733,8 @@
                 <w:rFonts w:ascii="Arial" w:hAnsi="Arial" w:cs="Arial"/>
               </w:rPr>
               <w:br/>
-            </w:r>
-            <w:proofErr w:type="spellStart"/>
-            <w:r>
-              <w:rPr>
-                <w:rFonts w:ascii="Arial" w:hAnsi="Arial" w:cs="Arial"/>
-              </w:rPr>
               <w:t>FB20</w:t>
             </w:r>
-            <w:proofErr w:type="spellEnd"/>
           </w:p>
         </w:tc>
         <w:tc>
@@ -4179,15 +4015,8 @@
                 <w:rFonts w:ascii="Arial" w:hAnsi="Arial" w:cs="Arial"/>
               </w:rPr>
               <w:br/>
-            </w:r>
-            <w:proofErr w:type="spellStart"/>
-            <w:r>
-              <w:rPr>
-                <w:rFonts w:ascii="Arial" w:hAnsi="Arial" w:cs="Arial"/>
-              </w:rPr>
               <w:t>20AA</w:t>
             </w:r>
-            <w:proofErr w:type="spellEnd"/>
           </w:p>
         </w:tc>
         <w:tc>
@@ -4223,15 +4052,8 @@
                 <w:rFonts w:ascii="Arial" w:hAnsi="Arial" w:cs="Arial"/>
               </w:rPr>
               <w:br/>
-            </w:r>
-            <w:proofErr w:type="spellStart"/>
-            <w:r>
-              <w:rPr>
-                <w:rFonts w:ascii="Arial" w:hAnsi="Arial" w:cs="Arial"/>
-              </w:rPr>
               <w:t>05B3</w:t>
             </w:r>
-            <w:proofErr w:type="spellEnd"/>
           </w:p>
         </w:tc>
         <w:tc>
@@ -4341,15 +4163,8 @@
                 <w:rFonts w:ascii="Arial" w:hAnsi="Arial" w:cs="Arial"/>
               </w:rPr>
               <w:br/>
-            </w:r>
-            <w:proofErr w:type="spellStart"/>
-            <w:r>
-              <w:rPr>
-                <w:rFonts w:ascii="Arial" w:hAnsi="Arial" w:cs="Arial"/>
-              </w:rPr>
               <w:t>05D4</w:t>
             </w:r>
-            <w:proofErr w:type="spellEnd"/>
           </w:p>
         </w:tc>
         <w:tc>
@@ -4385,15 +4200,8 @@
                 <w:rFonts w:ascii="Arial" w:hAnsi="Arial" w:cs="Arial"/>
               </w:rPr>
               <w:br/>
-            </w:r>
-            <w:proofErr w:type="spellStart"/>
-            <w:r>
-              <w:rPr>
-                <w:rFonts w:ascii="Arial" w:hAnsi="Arial" w:cs="Arial"/>
-              </w:rPr>
               <w:t>05E3</w:t>
             </w:r>
-            <w:proofErr w:type="spellEnd"/>
           </w:p>
         </w:tc>
         <w:tc>
@@ -4675,15 +4483,8 @@
                 <w:rFonts w:ascii="Arial" w:hAnsi="Arial" w:cs="Arial"/>
               </w:rPr>
               <w:br/>
-            </w:r>
-            <w:proofErr w:type="spellStart"/>
-            <w:r>
-              <w:rPr>
-                <w:rFonts w:ascii="Arial" w:hAnsi="Arial" w:cs="Arial"/>
-              </w:rPr>
               <w:t>05BB</w:t>
             </w:r>
-            <w:proofErr w:type="spellEnd"/>
           </w:p>
         </w:tc>
         <w:tc>
@@ -4720,15 +4521,8 @@
                 <w:rFonts w:ascii="Arial" w:hAnsi="Arial" w:cs="Arial"/>
               </w:rPr>
               <w:br/>
-            </w:r>
-            <w:proofErr w:type="spellStart"/>
-            <w:r>
-              <w:rPr>
-                <w:rFonts w:ascii="Arial" w:hAnsi="Arial" w:cs="Arial"/>
-              </w:rPr>
               <w:t>05B9</w:t>
             </w:r>
-            <w:proofErr w:type="spellEnd"/>
           </w:p>
         </w:tc>
         <w:tc>
@@ -4838,15 +4632,8 @@
                 <w:rFonts w:ascii="Arial" w:hAnsi="Arial" w:cs="Arial"/>
               </w:rPr>
               <w:br/>
-            </w:r>
-            <w:proofErr w:type="spellStart"/>
-            <w:r>
-              <w:rPr>
-                <w:rFonts w:ascii="Arial" w:hAnsi="Arial" w:cs="Arial"/>
-              </w:rPr>
               <w:t>05D5</w:t>
             </w:r>
-            <w:proofErr w:type="spellEnd"/>
           </w:p>
         </w:tc>
         <w:tc>
@@ -4881,15 +4668,8 @@
                 <w:rFonts w:ascii="Arial" w:hAnsi="Arial" w:cs="Arial"/>
               </w:rPr>
               <w:br/>
-            </w:r>
-            <w:proofErr w:type="spellStart"/>
-            <w:r>
-              <w:rPr>
-                <w:rFonts w:ascii="Arial" w:hAnsi="Arial" w:cs="Arial"/>
-              </w:rPr>
               <w:t>05E4</w:t>
             </w:r>
-            <w:proofErr w:type="spellEnd"/>
           </w:p>
         </w:tc>
         <w:tc>
@@ -5158,15 +4938,8 @@
                 <w:rFonts w:ascii="Arial" w:hAnsi="Arial" w:cs="Arial"/>
               </w:rPr>
               <w:br/>
-            </w:r>
-            <w:proofErr w:type="spellStart"/>
-            <w:r>
-              <w:rPr>
-                <w:rFonts w:ascii="Arial" w:hAnsi="Arial" w:cs="Arial"/>
-              </w:rPr>
               <w:t>05B0</w:t>
             </w:r>
-            <w:proofErr w:type="spellEnd"/>
           </w:p>
         </w:tc>
         <w:tc>
@@ -5202,15 +4975,8 @@
                 <w:rFonts w:ascii="Arial" w:hAnsi="Arial" w:cs="Arial"/>
               </w:rPr>
               <w:br/>
-            </w:r>
-            <w:proofErr w:type="spellStart"/>
-            <w:r>
-              <w:rPr>
-                <w:rFonts w:ascii="Arial" w:hAnsi="Arial" w:cs="Arial"/>
-              </w:rPr>
               <w:t>05BA</w:t>
             </w:r>
-            <w:proofErr w:type="spellEnd"/>
           </w:p>
         </w:tc>
         <w:tc>
@@ -5317,15 +5083,8 @@
                 <w:rFonts w:ascii="Arial" w:hAnsi="Arial" w:cs="Arial"/>
               </w:rPr>
               <w:br/>
-            </w:r>
-            <w:proofErr w:type="spellStart"/>
-            <w:r>
-              <w:rPr>
-                <w:rFonts w:ascii="Arial" w:hAnsi="Arial" w:cs="Arial"/>
-              </w:rPr>
               <w:t>05D6</w:t>
             </w:r>
-            <w:proofErr w:type="spellEnd"/>
           </w:p>
         </w:tc>
         <w:tc>
@@ -5360,15 +5119,8 @@
                 <w:rFonts w:ascii="Arial" w:hAnsi="Arial" w:cs="Arial"/>
               </w:rPr>
               <w:br/>
-            </w:r>
-            <w:proofErr w:type="spellStart"/>
-            <w:r>
-              <w:rPr>
-                <w:rFonts w:ascii="Arial" w:hAnsi="Arial" w:cs="Arial"/>
-              </w:rPr>
               <w:t>05E5</w:t>
             </w:r>
-            <w:proofErr w:type="spellEnd"/>
           </w:p>
         </w:tc>
         <w:tc>
@@ -5637,15 +5389,8 @@
                 <w:rFonts w:ascii="Arial" w:hAnsi="Arial" w:cs="Arial"/>
               </w:rPr>
               <w:br/>
-            </w:r>
-            <w:proofErr w:type="spellStart"/>
-            <w:r>
-              <w:rPr>
-                <w:rFonts w:ascii="Arial" w:hAnsi="Arial" w:cs="Arial"/>
-              </w:rPr>
               <w:t>05C8</w:t>
             </w:r>
-            <w:proofErr w:type="spellEnd"/>
           </w:p>
         </w:tc>
         <w:tc>
@@ -5681,15 +5426,8 @@
                 <w:rFonts w:ascii="Arial" w:hAnsi="Arial" w:cs="Arial"/>
               </w:rPr>
               <w:br/>
-            </w:r>
-            <w:proofErr w:type="spellStart"/>
-            <w:r>
-              <w:rPr>
-                <w:rFonts w:ascii="Arial" w:hAnsi="Arial" w:cs="Arial"/>
-              </w:rPr>
               <w:t>05BD</w:t>
             </w:r>
-            <w:proofErr w:type="spellEnd"/>
           </w:p>
         </w:tc>
         <w:tc>
@@ -5796,15 +5534,8 @@
                 <w:rFonts w:ascii="Arial" w:hAnsi="Arial" w:cs="Arial"/>
               </w:rPr>
               <w:br/>
-            </w:r>
-            <w:proofErr w:type="spellStart"/>
-            <w:r>
-              <w:rPr>
-                <w:rFonts w:ascii="Arial" w:hAnsi="Arial" w:cs="Arial"/>
-              </w:rPr>
               <w:t>05D7</w:t>
             </w:r>
-            <w:proofErr w:type="spellEnd"/>
           </w:p>
         </w:tc>
         <w:tc>
@@ -5839,15 +5570,8 @@
                 <w:rFonts w:ascii="Arial" w:hAnsi="Arial" w:cs="Arial"/>
               </w:rPr>
               <w:br/>
-            </w:r>
-            <w:proofErr w:type="spellStart"/>
-            <w:r>
-              <w:rPr>
-                <w:rFonts w:ascii="Arial" w:hAnsi="Arial" w:cs="Arial"/>
-              </w:rPr>
               <w:t>05E6</w:t>
             </w:r>
-            <w:proofErr w:type="spellEnd"/>
           </w:p>
         </w:tc>
         <w:tc>
@@ -6116,15 +5840,8 @@
                 <w:rFonts w:ascii="Arial" w:hAnsi="Arial" w:cs="Arial"/>
               </w:rPr>
               <w:br/>
-            </w:r>
-            <w:proofErr w:type="spellStart"/>
-            <w:r>
-              <w:rPr>
-                <w:rFonts w:ascii="Arial" w:hAnsi="Arial" w:cs="Arial"/>
-              </w:rPr>
               <w:t>05B5</w:t>
             </w:r>
-            <w:proofErr w:type="spellEnd"/>
           </w:p>
         </w:tc>
         <w:tc>
@@ -6160,15 +5877,8 @@
                 <w:rFonts w:ascii="Arial" w:hAnsi="Arial" w:cs="Arial"/>
               </w:rPr>
               <w:br/>
-            </w:r>
-            <w:proofErr w:type="spellStart"/>
-            <w:r>
-              <w:rPr>
-                <w:rFonts w:ascii="Arial" w:hAnsi="Arial" w:cs="Arial"/>
-              </w:rPr>
               <w:t>05BC</w:t>
             </w:r>
-            <w:proofErr w:type="spellEnd"/>
           </w:p>
         </w:tc>
         <w:tc>
@@ -6275,15 +5985,8 @@
                 <w:rFonts w:ascii="Arial" w:hAnsi="Arial" w:cs="Arial"/>
               </w:rPr>
               <w:br/>
-            </w:r>
-            <w:proofErr w:type="spellStart"/>
-            <w:r>
-              <w:rPr>
-                <w:rFonts w:ascii="Arial" w:hAnsi="Arial" w:cs="Arial"/>
-              </w:rPr>
               <w:t>05D8</w:t>
             </w:r>
-            <w:proofErr w:type="spellEnd"/>
           </w:p>
         </w:tc>
         <w:tc>
@@ -6319,15 +6022,8 @@
                 <w:rFonts w:ascii="Arial" w:hAnsi="Arial" w:cs="Arial"/>
               </w:rPr>
               <w:br/>
-            </w:r>
-            <w:proofErr w:type="spellStart"/>
-            <w:r>
-              <w:rPr>
-                <w:rFonts w:ascii="Arial" w:hAnsi="Arial" w:cs="Arial"/>
-              </w:rPr>
               <w:t>05E7</w:t>
             </w:r>
-            <w:proofErr w:type="spellEnd"/>
           </w:p>
         </w:tc>
         <w:tc>
@@ -6352,14 +6048,12 @@
                 <w:lang w:val="fr-FR"/>
               </w:rPr>
             </w:pPr>
-            <w:proofErr w:type="spellStart"/>
             <w:r>
               <w:rPr>
                 <w:rFonts w:ascii="Arial" w:hAnsi="Arial" w:cs="Arial"/>
               </w:rPr>
               <w:t>i</w:t>
             </w:r>
-            <w:proofErr w:type="spellEnd"/>
             <w:r>
               <w:rPr>
                 <w:rFonts w:ascii="Arial" w:hAnsi="Arial" w:cs="Arial"/>
@@ -6602,15 +6296,8 @@
                 <w:rFonts w:ascii="Arial" w:hAnsi="Arial" w:cs="Arial"/>
               </w:rPr>
               <w:br/>
-            </w:r>
-            <w:proofErr w:type="spellStart"/>
-            <w:r>
-              <w:rPr>
-                <w:rFonts w:ascii="Arial" w:hAnsi="Arial" w:cs="Arial"/>
-              </w:rPr>
               <w:t>000A</w:t>
             </w:r>
-            <w:proofErr w:type="spellEnd"/>
           </w:p>
         </w:tc>
         <w:tc>
@@ -6646,15 +6333,8 @@
                 <w:rFonts w:ascii="Arial" w:hAnsi="Arial" w:cs="Arial"/>
               </w:rPr>
               <w:br/>
-            </w:r>
-            <w:proofErr w:type="spellStart"/>
-            <w:r>
-              <w:rPr>
-                <w:rFonts w:ascii="Arial" w:hAnsi="Arial" w:cs="Arial"/>
-              </w:rPr>
               <w:t>05C9</w:t>
             </w:r>
-            <w:proofErr w:type="spellEnd"/>
           </w:p>
         </w:tc>
         <w:tc>
@@ -6689,15 +6369,8 @@
                 <w:rFonts w:ascii="Arial" w:hAnsi="Arial" w:cs="Arial"/>
               </w:rPr>
               <w:br/>
-            </w:r>
-            <w:proofErr w:type="spellStart"/>
-            <w:r>
-              <w:rPr>
-                <w:rFonts w:ascii="Arial" w:hAnsi="Arial" w:cs="Arial"/>
-              </w:rPr>
               <w:t>002A</w:t>
             </w:r>
-            <w:proofErr w:type="spellEnd"/>
           </w:p>
         </w:tc>
         <w:tc>
@@ -6732,15 +6405,8 @@
                 <w:rFonts w:ascii="Arial" w:hAnsi="Arial" w:cs="Arial"/>
               </w:rPr>
               <w:br/>
-            </w:r>
-            <w:proofErr w:type="spellStart"/>
-            <w:r>
-              <w:rPr>
-                <w:rFonts w:ascii="Arial" w:hAnsi="Arial" w:cs="Arial"/>
-              </w:rPr>
               <w:t>003A</w:t>
             </w:r>
-            <w:proofErr w:type="spellEnd"/>
           </w:p>
         </w:tc>
         <w:tc>
@@ -6775,15 +6441,8 @@
                 <w:rFonts w:ascii="Arial" w:hAnsi="Arial" w:cs="Arial"/>
               </w:rPr>
               <w:br/>
-            </w:r>
-            <w:proofErr w:type="spellStart"/>
-            <w:r>
-              <w:rPr>
-                <w:rFonts w:ascii="Arial" w:hAnsi="Arial" w:cs="Arial"/>
-              </w:rPr>
               <w:t>05D9</w:t>
             </w:r>
-            <w:proofErr w:type="spellEnd"/>
           </w:p>
         </w:tc>
         <w:tc>
@@ -6818,15 +6477,8 @@
                 <w:rFonts w:ascii="Arial" w:hAnsi="Arial" w:cs="Arial"/>
               </w:rPr>
               <w:br/>
-            </w:r>
-            <w:proofErr w:type="spellStart"/>
-            <w:r>
-              <w:rPr>
-                <w:rFonts w:ascii="Arial" w:hAnsi="Arial" w:cs="Arial"/>
-              </w:rPr>
               <w:t>05E8</w:t>
             </w:r>
-            <w:proofErr w:type="spellEnd"/>
           </w:p>
         </w:tc>
         <w:tc>
@@ -6862,15 +6514,8 @@
                 <w:rFonts w:ascii="Arial" w:hAnsi="Arial" w:cs="Arial"/>
               </w:rPr>
               <w:br/>
-            </w:r>
-            <w:proofErr w:type="spellStart"/>
-            <w:r>
-              <w:rPr>
-                <w:rFonts w:ascii="Arial" w:hAnsi="Arial" w:cs="Arial"/>
-              </w:rPr>
               <w:t>006A</w:t>
             </w:r>
-            <w:proofErr w:type="spellEnd"/>
           </w:p>
         </w:tc>
         <w:tc>
@@ -6906,15 +6551,8 @@
                 <w:rFonts w:ascii="Arial" w:hAnsi="Arial" w:cs="Arial"/>
               </w:rPr>
               <w:br/>
-            </w:r>
-            <w:proofErr w:type="spellStart"/>
-            <w:r>
-              <w:rPr>
-                <w:rFonts w:ascii="Arial" w:hAnsi="Arial" w:cs="Arial"/>
-              </w:rPr>
               <w:t>007A</w:t>
             </w:r>
-            <w:proofErr w:type="spellEnd"/>
           </w:p>
         </w:tc>
         <w:bookmarkStart w:id="30" w:name="_MCCTEMPBM_CRPT01490033___7"/>
@@ -7122,15 +6760,8 @@
                 <w:rFonts w:ascii="Arial" w:hAnsi="Arial" w:cs="Arial"/>
               </w:rPr>
               <w:br/>
-            </w:r>
-            <w:proofErr w:type="spellStart"/>
-            <w:r>
-              <w:rPr>
-                <w:rFonts w:ascii="Arial" w:hAnsi="Arial" w:cs="Arial"/>
-              </w:rPr>
               <w:t>05B6</w:t>
             </w:r>
-            <w:proofErr w:type="spellEnd"/>
           </w:p>
         </w:tc>
         <w:tc>
@@ -7155,7 +6786,6 @@
                 <w:sz w:val="24"/>
               </w:rPr>
             </w:pPr>
-            <w:proofErr w:type="spellStart"/>
             <w:r>
               <w:rPr>
                 <w:rFonts w:ascii="Arial" w:hAnsi="Arial" w:cs="Arial"/>
@@ -7164,7 +6794,6 @@
               </w:rPr>
               <w:t>SS2</w:t>
             </w:r>
-            <w:proofErr w:type="spellEnd"/>
             <w:r>
               <w:rPr>
                 <w:rFonts w:ascii="Arial" w:hAnsi="Arial" w:cs="Arial"/>
@@ -7206,15 +6835,8 @@
                 <w:rFonts w:ascii="Arial" w:hAnsi="Arial" w:cs="Arial"/>
               </w:rPr>
               <w:br/>
-            </w:r>
-            <w:proofErr w:type="spellStart"/>
-            <w:r>
-              <w:rPr>
-                <w:rFonts w:ascii="Arial" w:hAnsi="Arial" w:cs="Arial"/>
-              </w:rPr>
               <w:t>002B</w:t>
             </w:r>
-            <w:proofErr w:type="spellEnd"/>
           </w:p>
         </w:tc>
         <w:tc>
@@ -7249,15 +6871,8 @@
                 <w:rFonts w:ascii="Arial" w:hAnsi="Arial" w:cs="Arial"/>
               </w:rPr>
               <w:br/>
-            </w:r>
-            <w:proofErr w:type="spellStart"/>
-            <w:r>
-              <w:rPr>
-                <w:rFonts w:ascii="Arial" w:hAnsi="Arial" w:cs="Arial"/>
-              </w:rPr>
               <w:t>003B</w:t>
             </w:r>
-            <w:proofErr w:type="spellEnd"/>
           </w:p>
         </w:tc>
         <w:tc>
@@ -7292,15 +6907,8 @@
                 <w:rFonts w:ascii="Arial" w:hAnsi="Arial" w:cs="Arial"/>
               </w:rPr>
               <w:br/>
-            </w:r>
-            <w:proofErr w:type="spellStart"/>
-            <w:r>
-              <w:rPr>
-                <w:rFonts w:ascii="Arial" w:hAnsi="Arial" w:cs="Arial"/>
-              </w:rPr>
               <w:t>05DA</w:t>
             </w:r>
-            <w:proofErr w:type="spellEnd"/>
           </w:p>
         </w:tc>
         <w:tc>
@@ -7335,15 +6943,8 @@
                 <w:rFonts w:ascii="Arial" w:hAnsi="Arial" w:cs="Arial"/>
               </w:rPr>
               <w:br/>
-            </w:r>
-            <w:proofErr w:type="spellStart"/>
-            <w:r>
-              <w:rPr>
-                <w:rFonts w:ascii="Arial" w:hAnsi="Arial" w:cs="Arial"/>
-              </w:rPr>
               <w:t>05E9</w:t>
             </w:r>
-            <w:proofErr w:type="spellEnd"/>
           </w:p>
         </w:tc>
         <w:tc>
@@ -7378,15 +6979,8 @@
                 <w:rFonts w:ascii="Arial" w:hAnsi="Arial" w:cs="Arial"/>
               </w:rPr>
               <w:br/>
-            </w:r>
-            <w:proofErr w:type="spellStart"/>
-            <w:r>
-              <w:rPr>
-                <w:rFonts w:ascii="Arial" w:hAnsi="Arial" w:cs="Arial"/>
-              </w:rPr>
               <w:t>006B</w:t>
             </w:r>
-            <w:proofErr w:type="spellEnd"/>
           </w:p>
         </w:tc>
         <w:tc>
@@ -7421,15 +7015,8 @@
                 <w:rFonts w:ascii="Arial" w:hAnsi="Arial" w:cs="Arial"/>
               </w:rPr>
               <w:br/>
-            </w:r>
-            <w:proofErr w:type="spellStart"/>
-            <w:r>
-              <w:rPr>
-                <w:rFonts w:ascii="Arial" w:hAnsi="Arial" w:cs="Arial"/>
-              </w:rPr>
               <w:t>2E41</w:t>
             </w:r>
-            <w:proofErr w:type="spellEnd"/>
           </w:p>
         </w:tc>
         <w:bookmarkStart w:id="32" w:name="_MCCTEMPBM_CRPT01490035___7"/>
@@ -7626,15 +7213,8 @@
                 <w:rFonts w:ascii="Arial" w:hAnsi="Arial" w:cs="Arial"/>
               </w:rPr>
               <w:br/>
-            </w:r>
-            <w:proofErr w:type="spellStart"/>
-            <w:r>
-              <w:rPr>
-                <w:rFonts w:ascii="Arial" w:hAnsi="Arial" w:cs="Arial"/>
-              </w:rPr>
               <w:t>05B1</w:t>
             </w:r>
-            <w:proofErr w:type="spellEnd"/>
           </w:p>
         </w:tc>
         <w:tc>
@@ -7670,15 +7250,8 @@
                 <w:rFonts w:ascii="Arial" w:hAnsi="Arial" w:cs="Arial"/>
               </w:rPr>
               <w:br/>
-            </w:r>
-            <w:proofErr w:type="spellStart"/>
-            <w:r>
-              <w:rPr>
-                <w:rFonts w:ascii="Arial" w:hAnsi="Arial" w:cs="Arial"/>
-              </w:rPr>
               <w:t>05C1</w:t>
             </w:r>
-            <w:proofErr w:type="spellEnd"/>
           </w:p>
         </w:tc>
         <w:tc>
@@ -7713,15 +7286,8 @@
                 <w:rFonts w:ascii="Arial" w:hAnsi="Arial" w:cs="Arial"/>
               </w:rPr>
               <w:br/>
-            </w:r>
-            <w:proofErr w:type="spellStart"/>
-            <w:r>
-              <w:rPr>
-                <w:rFonts w:ascii="Arial" w:hAnsi="Arial" w:cs="Arial"/>
-              </w:rPr>
               <w:t>002C</w:t>
             </w:r>
-            <w:proofErr w:type="spellEnd"/>
           </w:p>
         </w:tc>
         <w:tc>
@@ -7756,15 +7322,8 @@
                 <w:rFonts w:ascii="Arial" w:hAnsi="Arial" w:cs="Arial"/>
               </w:rPr>
               <w:br/>
-            </w:r>
-            <w:proofErr w:type="spellStart"/>
-            <w:r>
-              <w:rPr>
-                <w:rFonts w:ascii="Arial" w:hAnsi="Arial" w:cs="Arial"/>
-              </w:rPr>
               <w:t>003C</w:t>
             </w:r>
-            <w:proofErr w:type="spellEnd"/>
           </w:p>
         </w:tc>
         <w:tc>
@@ -7799,15 +7358,8 @@
                 <w:rFonts w:ascii="Arial" w:hAnsi="Arial" w:cs="Arial"/>
               </w:rPr>
               <w:br/>
-            </w:r>
-            <w:proofErr w:type="spellStart"/>
-            <w:r>
-              <w:rPr>
-                <w:rFonts w:ascii="Arial" w:hAnsi="Arial" w:cs="Arial"/>
-              </w:rPr>
               <w:t>05DB</w:t>
             </w:r>
-            <w:proofErr w:type="spellEnd"/>
           </w:p>
         </w:tc>
         <w:tc>
@@ -7842,15 +7394,8 @@
                 <w:rFonts w:ascii="Arial" w:hAnsi="Arial" w:cs="Arial"/>
               </w:rPr>
               <w:br/>
-            </w:r>
-            <w:proofErr w:type="spellStart"/>
-            <w:r>
-              <w:rPr>
-                <w:rFonts w:ascii="Arial" w:hAnsi="Arial" w:cs="Arial"/>
-              </w:rPr>
               <w:t>05EA</w:t>
             </w:r>
-            <w:proofErr w:type="spellEnd"/>
           </w:p>
         </w:tc>
         <w:tc>
@@ -7885,15 +7430,8 @@
                 <w:rFonts w:ascii="Arial" w:hAnsi="Arial" w:cs="Arial"/>
               </w:rPr>
               <w:br/>
-            </w:r>
-            <w:proofErr w:type="spellStart"/>
-            <w:r>
-              <w:rPr>
-                <w:rFonts w:ascii="Arial" w:hAnsi="Arial" w:cs="Arial"/>
-              </w:rPr>
               <w:t>006C</w:t>
             </w:r>
-            <w:proofErr w:type="spellEnd"/>
           </w:p>
         </w:tc>
         <w:tc>
@@ -7928,15 +7466,8 @@
                 <w:rFonts w:ascii="Arial" w:hAnsi="Arial" w:cs="Arial"/>
               </w:rPr>
               <w:br/>
-            </w:r>
-            <w:proofErr w:type="spellStart"/>
-            <w:r>
-              <w:rPr>
-                <w:rFonts w:ascii="Arial" w:hAnsi="Arial" w:cs="Arial"/>
-              </w:rPr>
               <w:t>2E32</w:t>
             </w:r>
-            <w:proofErr w:type="spellEnd"/>
           </w:p>
         </w:tc>
         <w:bookmarkStart w:id="34" w:name="_MCCTEMPBM_CRPT01490037___7"/>
@@ -8135,15 +7666,8 @@
                 <w:rFonts w:ascii="Arial" w:hAnsi="Arial" w:cs="Arial"/>
               </w:rPr>
               <w:br/>
-            </w:r>
-            <w:proofErr w:type="spellStart"/>
-            <w:r>
-              <w:rPr>
-                <w:rFonts w:ascii="Arial" w:hAnsi="Arial" w:cs="Arial"/>
-              </w:rPr>
               <w:t>000D</w:t>
             </w:r>
-            <w:proofErr w:type="spellEnd"/>
           </w:p>
         </w:tc>
         <w:tc>
@@ -8179,15 +7703,8 @@
                 <w:rFonts w:ascii="Arial" w:hAnsi="Arial" w:cs="Arial"/>
               </w:rPr>
               <w:br/>
-            </w:r>
-            <w:proofErr w:type="spellStart"/>
-            <w:r>
-              <w:rPr>
-                <w:rFonts w:ascii="Arial" w:hAnsi="Arial" w:cs="Arial"/>
-              </w:rPr>
               <w:t>05C2</w:t>
             </w:r>
-            <w:proofErr w:type="spellEnd"/>
           </w:p>
         </w:tc>
         <w:tc>
@@ -8222,15 +7739,8 @@
                 <w:rFonts w:ascii="Arial" w:hAnsi="Arial" w:cs="Arial"/>
               </w:rPr>
               <w:br/>
-            </w:r>
-            <w:proofErr w:type="spellStart"/>
-            <w:r>
-              <w:rPr>
-                <w:rFonts w:ascii="Arial" w:hAnsi="Arial" w:cs="Arial"/>
-              </w:rPr>
               <w:t>002D</w:t>
             </w:r>
-            <w:proofErr w:type="spellEnd"/>
           </w:p>
         </w:tc>
         <w:tc>
@@ -8265,15 +7775,8 @@
                 <w:rFonts w:ascii="Arial" w:hAnsi="Arial" w:cs="Arial"/>
               </w:rPr>
               <w:br/>
-            </w:r>
-            <w:proofErr w:type="spellStart"/>
-            <w:r>
-              <w:rPr>
-                <w:rFonts w:ascii="Arial" w:hAnsi="Arial" w:cs="Arial"/>
-              </w:rPr>
               <w:t>003D</w:t>
             </w:r>
-            <w:proofErr w:type="spellEnd"/>
           </w:p>
         </w:tc>
         <w:tc>
@@ -8308,15 +7811,8 @@
                 <w:rFonts w:ascii="Arial" w:hAnsi="Arial" w:cs="Arial"/>
               </w:rPr>
               <w:br/>
-            </w:r>
-            <w:proofErr w:type="spellStart"/>
-            <w:r>
-              <w:rPr>
-                <w:rFonts w:ascii="Arial" w:hAnsi="Arial" w:cs="Arial"/>
-              </w:rPr>
               <w:t>05DC</w:t>
             </w:r>
-            <w:proofErr w:type="spellEnd"/>
           </w:p>
         </w:tc>
         <w:tc>
@@ -8351,15 +7847,8 @@
                 <w:rFonts w:ascii="Arial" w:hAnsi="Arial" w:cs="Arial"/>
               </w:rPr>
               <w:br/>
-            </w:r>
-            <w:proofErr w:type="spellStart"/>
-            <w:r>
-              <w:rPr>
-                <w:rFonts w:ascii="Arial" w:hAnsi="Arial" w:cs="Arial"/>
-              </w:rPr>
               <w:t>05F0</w:t>
             </w:r>
-            <w:proofErr w:type="spellEnd"/>
           </w:p>
         </w:tc>
         <w:tc>
@@ -8394,15 +7883,8 @@
                 <w:rFonts w:ascii="Arial" w:hAnsi="Arial" w:cs="Arial"/>
               </w:rPr>
               <w:br/>
-            </w:r>
-            <w:proofErr w:type="spellStart"/>
-            <w:r>
-              <w:rPr>
-                <w:rFonts w:ascii="Arial" w:hAnsi="Arial" w:cs="Arial"/>
-              </w:rPr>
               <w:t>006D</w:t>
             </w:r>
-            <w:proofErr w:type="spellEnd"/>
           </w:p>
         </w:tc>
         <w:tc>
@@ -8437,15 +7919,8 @@
                 <w:rFonts w:ascii="Arial" w:hAnsi="Arial" w:cs="Arial"/>
               </w:rPr>
               <w:br/>
-            </w:r>
-            <w:proofErr w:type="spellStart"/>
-            <w:r>
-              <w:rPr>
-                <w:rFonts w:ascii="Arial" w:hAnsi="Arial" w:cs="Arial"/>
-              </w:rPr>
               <w:t>05BE</w:t>
             </w:r>
-            <w:proofErr w:type="spellEnd"/>
           </w:p>
         </w:tc>
         <w:bookmarkStart w:id="36" w:name="_MCCTEMPBM_CRPT01490039___7"/>
@@ -8642,15 +8117,8 @@
                 <w:rFonts w:ascii="Arial" w:hAnsi="Arial" w:cs="Arial"/>
               </w:rPr>
               <w:br/>
-            </w:r>
-            <w:proofErr w:type="spellStart"/>
-            <w:r>
-              <w:rPr>
-                <w:rFonts w:ascii="Arial" w:hAnsi="Arial" w:cs="Arial"/>
-              </w:rPr>
               <w:t>05B2</w:t>
             </w:r>
-            <w:proofErr w:type="spellEnd"/>
           </w:p>
         </w:tc>
         <w:tc>
@@ -8685,15 +8153,8 @@
                 <w:rFonts w:ascii="Arial" w:hAnsi="Arial" w:cs="Arial"/>
               </w:rPr>
               <w:br/>
-            </w:r>
-            <w:proofErr w:type="spellStart"/>
-            <w:r>
-              <w:rPr>
-                <w:rFonts w:ascii="Arial" w:hAnsi="Arial" w:cs="Arial"/>
-              </w:rPr>
               <w:t>05F3</w:t>
             </w:r>
-            <w:proofErr w:type="spellEnd"/>
           </w:p>
         </w:tc>
         <w:tc>
@@ -8728,15 +8189,8 @@
                 <w:rFonts w:ascii="Arial" w:hAnsi="Arial" w:cs="Arial"/>
               </w:rPr>
               <w:br/>
-            </w:r>
-            <w:proofErr w:type="spellStart"/>
-            <w:r>
-              <w:rPr>
-                <w:rFonts w:ascii="Arial" w:hAnsi="Arial" w:cs="Arial"/>
-              </w:rPr>
               <w:t>002E</w:t>
             </w:r>
-            <w:proofErr w:type="spellEnd"/>
           </w:p>
         </w:tc>
         <w:tc>
@@ -8771,15 +8225,8 @@
                 <w:rFonts w:ascii="Arial" w:hAnsi="Arial" w:cs="Arial"/>
               </w:rPr>
               <w:br/>
-            </w:r>
-            <w:proofErr w:type="spellStart"/>
-            <w:r>
-              <w:rPr>
-                <w:rFonts w:ascii="Arial" w:hAnsi="Arial" w:cs="Arial"/>
-              </w:rPr>
               <w:t>003E</w:t>
             </w:r>
-            <w:proofErr w:type="spellEnd"/>
           </w:p>
         </w:tc>
         <w:tc>
@@ -8814,15 +8261,8 @@
                 <w:rFonts w:ascii="Arial" w:hAnsi="Arial" w:cs="Arial"/>
               </w:rPr>
               <w:br/>
-            </w:r>
-            <w:proofErr w:type="spellStart"/>
-            <w:r>
-              <w:rPr>
-                <w:rFonts w:ascii="Arial" w:hAnsi="Arial" w:cs="Arial"/>
-              </w:rPr>
               <w:t>05DD</w:t>
             </w:r>
-            <w:proofErr w:type="spellEnd"/>
           </w:p>
         </w:tc>
         <w:tc>
@@ -8857,15 +8297,8 @@
                 <w:rFonts w:ascii="Arial" w:hAnsi="Arial" w:cs="Arial"/>
               </w:rPr>
               <w:br/>
-            </w:r>
-            <w:proofErr w:type="spellStart"/>
-            <w:r>
-              <w:rPr>
-                <w:rFonts w:ascii="Arial" w:hAnsi="Arial" w:cs="Arial"/>
-              </w:rPr>
               <w:t>05F1</w:t>
             </w:r>
-            <w:proofErr w:type="spellEnd"/>
           </w:p>
         </w:tc>
         <w:tc>
@@ -8900,15 +8333,8 @@
                 <w:rFonts w:ascii="Arial" w:hAnsi="Arial" w:cs="Arial"/>
               </w:rPr>
               <w:br/>
-            </w:r>
-            <w:proofErr w:type="spellStart"/>
-            <w:r>
-              <w:rPr>
-                <w:rFonts w:ascii="Arial" w:hAnsi="Arial" w:cs="Arial"/>
-              </w:rPr>
               <w:t>006E</w:t>
             </w:r>
-            <w:proofErr w:type="spellEnd"/>
           </w:p>
         </w:tc>
         <w:tc>
@@ -8939,7 +8365,6 @@
               </w:rPr>
               <w:t>‎</w:t>
             </w:r>
-            <w:proofErr w:type="spellStart"/>
             <w:r>
               <w:rPr>
                 <w:rFonts w:ascii="Arial" w:hAnsi="Arial" w:cs="Arial"/>
@@ -8948,21 +8373,13 @@
               </w:rPr>
               <w:t>LRM</w:t>
             </w:r>
-            <w:proofErr w:type="spellEnd"/>
-            <w:r>
-              <w:rPr>
-                <w:rFonts w:ascii="Arial" w:hAnsi="Arial" w:cs="Arial"/>
-              </w:rPr>
-              <w:br/>
-            </w:r>
-            <w:proofErr w:type="spellStart"/>
-            <w:r>
-              <w:rPr>
-                <w:rFonts w:ascii="Arial" w:hAnsi="Arial" w:cs="Arial"/>
-              </w:rPr>
+            <w:r>
+              <w:rPr>
+                <w:rFonts w:ascii="Arial" w:hAnsi="Arial" w:cs="Arial"/>
+              </w:rPr>
+              <w:br/>
               <w:t>200E</w:t>
             </w:r>
-            <w:proofErr w:type="spellEnd"/>
           </w:p>
         </w:tc>
         <w:bookmarkStart w:id="38" w:name="_MCCTEMPBM_CRPT01490041___7"/>
@@ -9159,15 +8576,8 @@
                 <w:rFonts w:ascii="Arial" w:hAnsi="Arial" w:cs="Arial"/>
               </w:rPr>
               <w:br/>
-            </w:r>
-            <w:proofErr w:type="spellStart"/>
-            <w:r>
-              <w:rPr>
-                <w:rFonts w:ascii="Arial" w:hAnsi="Arial" w:cs="Arial"/>
-              </w:rPr>
               <w:t>05B3</w:t>
             </w:r>
-            <w:proofErr w:type="spellEnd"/>
           </w:p>
         </w:tc>
         <w:tc>
@@ -9203,15 +8613,8 @@
                 <w:rFonts w:ascii="Arial" w:hAnsi="Arial" w:cs="Arial"/>
               </w:rPr>
               <w:br/>
-            </w:r>
-            <w:proofErr w:type="spellStart"/>
-            <w:r>
-              <w:rPr>
-                <w:rFonts w:ascii="Arial" w:hAnsi="Arial" w:cs="Arial"/>
-              </w:rPr>
               <w:t>05F4</w:t>
             </w:r>
-            <w:proofErr w:type="spellEnd"/>
           </w:p>
         </w:tc>
         <w:tc>
@@ -9247,15 +8650,8 @@
                 <w:rFonts w:ascii="Arial" w:hAnsi="Arial" w:cs="Arial"/>
               </w:rPr>
               <w:br/>
-            </w:r>
-            <w:proofErr w:type="spellStart"/>
-            <w:r>
-              <w:rPr>
-                <w:rFonts w:ascii="Arial" w:hAnsi="Arial" w:cs="Arial"/>
-              </w:rPr>
               <w:t>002F</w:t>
             </w:r>
-            <w:proofErr w:type="spellEnd"/>
           </w:p>
         </w:tc>
         <w:tc>
@@ -9291,15 +8687,8 @@
                 <w:rFonts w:ascii="Arial" w:hAnsi="Arial" w:cs="Arial"/>
               </w:rPr>
               <w:br/>
-            </w:r>
-            <w:proofErr w:type="spellStart"/>
-            <w:r>
-              <w:rPr>
-                <w:rFonts w:ascii="Arial" w:hAnsi="Arial" w:cs="Arial"/>
-              </w:rPr>
               <w:t>003F</w:t>
             </w:r>
-            <w:proofErr w:type="spellEnd"/>
           </w:p>
         </w:tc>
         <w:tc>
@@ -9335,15 +8724,8 @@
                 <w:rFonts w:ascii="Arial" w:hAnsi="Arial" w:cs="Arial"/>
               </w:rPr>
               <w:br/>
-            </w:r>
-            <w:proofErr w:type="spellStart"/>
-            <w:r>
-              <w:rPr>
-                <w:rFonts w:ascii="Arial" w:hAnsi="Arial" w:cs="Arial"/>
-              </w:rPr>
               <w:t>05DE</w:t>
             </w:r>
-            <w:proofErr w:type="spellEnd"/>
           </w:p>
         </w:tc>
         <w:tc>
@@ -9379,15 +8761,8 @@
                 <w:rFonts w:ascii="Arial" w:hAnsi="Arial" w:cs="Arial"/>
               </w:rPr>
               <w:br/>
-            </w:r>
-            <w:proofErr w:type="spellStart"/>
-            <w:r>
-              <w:rPr>
-                <w:rFonts w:ascii="Arial" w:hAnsi="Arial" w:cs="Arial"/>
-              </w:rPr>
               <w:t>05F2</w:t>
             </w:r>
-            <w:proofErr w:type="spellEnd"/>
           </w:p>
         </w:tc>
         <w:tc>
@@ -9423,15 +8798,8 @@
                 <w:rFonts w:ascii="Arial" w:hAnsi="Arial" w:cs="Arial"/>
               </w:rPr>
               <w:br/>
-            </w:r>
-            <w:proofErr w:type="spellStart"/>
-            <w:r>
-              <w:rPr>
-                <w:rFonts w:ascii="Arial" w:hAnsi="Arial" w:cs="Arial"/>
-              </w:rPr>
               <w:t>006F</w:t>
             </w:r>
-            <w:proofErr w:type="spellEnd"/>
           </w:p>
         </w:tc>
         <w:tc>
@@ -9475,15 +8843,8 @@
                 <w:rFonts w:ascii="Arial" w:hAnsi="Arial" w:cs="Arial"/>
               </w:rPr>
               <w:br/>
-            </w:r>
-            <w:proofErr w:type="spellStart"/>
-            <w:r>
-              <w:rPr>
-                <w:rFonts w:ascii="Arial" w:hAnsi="Arial" w:cs="Arial"/>
-              </w:rPr>
               <w:t>200F</w:t>
             </w:r>
-            <w:proofErr w:type="spellEnd"/>
           </w:p>
         </w:tc>
         <w:bookmarkStart w:id="40" w:name="_MCCTEMPBM_CRPT01490043___7"/>
@@ -9510,21 +8871,8 @@
             <w:pPr>
               <w:pStyle w:val="TAL"/>
             </w:pPr>
-            <w:proofErr w:type="gramStart"/>
-            <w:r>
-              <w:t>In the event that</w:t>
-            </w:r>
-            <w:proofErr w:type="gramEnd"/>
-            <w:r>
-              <w:t xml:space="preserve"> an MS receives a code where a symbol is not represented in the above table then the MS shall display the REPLACEMENT CHARACTER (</w:t>
-            </w:r>
-            <w:proofErr w:type="spellStart"/>
-            <w:r>
-              <w:t>U+FFFD</w:t>
-            </w:r>
-            <w:proofErr w:type="spellEnd"/>
-            <w:r>
-              <w:t>).</w:t>
+            <w:r>
+              <w:t>In the event that an MS receives a code where a symbol is not represented in the above table then the MS shall display the REPLACEMENT CHARACTER (U+FFFD).</w:t>
             </w:r>
             <w:r>
               <w:t xml:space="preserve"> </w:t>
@@ -9551,18 +8899,10 @@
               <w:t xml:space="preserve"> for SMS/CBS: </w:t>
             </w:r>
             <w:r>
-              <w:t xml:space="preserve">Bidi AL must be handled as bidi R; all bidi EN and AN handled as L; all ET, ES, CS handled as </w:t>
-            </w:r>
-            <w:proofErr w:type="gramStart"/>
-            <w:r>
-              <w:t xml:space="preserve">ON </w:t>
-            </w:r>
-            <w:r>
-              <w:t>,</w:t>
-            </w:r>
-            <w:proofErr w:type="gramEnd"/>
-            <w:r>
-              <w:t xml:space="preserve"> and</w:t>
+              <w:t>Bidi AL must be handled as bidi R; all bidi EN and AN handled as L; all ET, ES, CS handled as ON</w:t>
+            </w:r>
+            <w:r>
+              <w:t>, and</w:t>
             </w:r>
             <w:r>
               <w:t xml:space="preserve"> </w:t>
@@ -9627,41 +8967,15 @@
             </w:r>
             <w:r>
               <w:br/>
-              <w:t>Note though that &lt;</w:t>
-            </w:r>
-            <w:proofErr w:type="spellStart"/>
-            <w:r>
-              <w:t>SS</w:t>
-            </w:r>
-            <w:proofErr w:type="gramStart"/>
-            <w:r>
-              <w:t>2,CR</w:t>
-            </w:r>
-            <w:proofErr w:type="spellEnd"/>
-            <w:proofErr w:type="gramEnd"/>
-            <w:r>
-              <w:t xml:space="preserve">&gt; is </w:t>
-            </w:r>
-            <w:proofErr w:type="gramStart"/>
-            <w:r>
-              <w:t>actually CSI</w:t>
-            </w:r>
-            <w:proofErr w:type="gramEnd"/>
-            <w:r>
-              <w:t xml:space="preserve"> (se next table), and that “CR” is not a filler, nor LF.</w:t>
+              <w:t>Note though that &lt;SS2,CR&gt; is actually CSI (se next table), and that “CR” is not a filler, nor LF.</w:t>
             </w:r>
           </w:p>
           <w:p>
             <w:pPr>
               <w:pStyle w:val="TAN"/>
             </w:pPr>
-            <w:proofErr w:type="spellStart"/>
-            <w:r>
-              <w:t>SS2</w:t>
-            </w:r>
-            <w:proofErr w:type="spellEnd"/>
-            <w:r>
-              <w:t>:</w:t>
+            <w:r>
+              <w:t>SS2:</w:t>
             </w:r>
             <w:r>
               <w:tab/>
@@ -9669,49 +8983,23 @@
             <w:r>
               <w:t xml:space="preserve">SINGLE SHIFT TWO; This code shifts the next 7-bit code unit to refer to an extension of this table (subclause </w:t>
             </w:r>
-            <w:proofErr w:type="spellStart"/>
             <w:r>
               <w:t>A.4.</w:t>
             </w:r>
             <w:r>
-              <w:t>11.2</w:t>
-            </w:r>
-            <w:proofErr w:type="spellEnd"/>
-            <w:r>
-              <w:t xml:space="preserve">). </w:t>
-            </w:r>
-            <w:r>
-              <w:br/>
-              <w:t xml:space="preserve">When splitting a message text into </w:t>
-            </w:r>
-            <w:proofErr w:type="spellStart"/>
-            <w:r>
-              <w:t>submessages</w:t>
-            </w:r>
-            <w:proofErr w:type="spellEnd"/>
-            <w:r>
-              <w:t xml:space="preserve">, there must be no cut right after an </w:t>
-            </w:r>
-            <w:proofErr w:type="spellStart"/>
-            <w:r>
-              <w:t>SS2</w:t>
-            </w:r>
-            <w:proofErr w:type="spellEnd"/>
-            <w:r>
-              <w:t>.</w:t>
+              <w:t xml:space="preserve">11.2). </w:t>
+            </w:r>
+            <w:r>
+              <w:br/>
+              <w:t>When splitting a message text into submessages, there must be no cut right after an SS2.</w:t>
             </w:r>
           </w:p>
           <w:p>
             <w:pPr>
               <w:pStyle w:val="TAN"/>
             </w:pPr>
-            <w:proofErr w:type="spellStart"/>
-            <w:r>
-              <w:t>LRM,RLM</w:t>
-            </w:r>
-            <w:proofErr w:type="spellEnd"/>
-            <w:r>
-              <w:t xml:space="preserve"> These should only be used to get the desired ‘bidi directionality’ of initially ‘bidi neutral’ symbols </w:t>
+            <w:r>
+              <w:t xml:space="preserve">LRM,RLM These should only be used to get the desired ‘bidi directionality’ of initially ‘bidi neutral’ symbols </w:t>
             </w:r>
             <w:r>
               <w:t xml:space="preserve">in case of </w:t>
@@ -9760,7 +9048,6 @@
         <w:pStyle w:val="Rubrik4"/>
       </w:pPr>
       <w:bookmarkStart w:id="42" w:name="_Toc114820860"/>
-      <w:proofErr w:type="spellStart"/>
       <w:r>
         <w:lastRenderedPageBreak/>
         <w:t>A.4</w:t>
@@ -9777,7 +9064,6 @@
       <w:r>
         <w:t>2</w:t>
       </w:r>
-      <w:proofErr w:type="spellEnd"/>
       <w:r>
         <w:tab/>
         <w:t>SMS/CBS 7</w:t>
@@ -9792,26 +9078,13 @@
         <w:t>Hebrew</w:t>
       </w:r>
       <w:r>
-        <w:t xml:space="preserve"> Alphabet (</w:t>
-      </w:r>
-      <w:proofErr w:type="spellStart"/>
-      <w:r>
-        <w:t>0x1</w:t>
+        <w:t xml:space="preserve"> Alphabet (0x1</w:t>
       </w:r>
       <w:r>
         <w:t>2</w:t>
       </w:r>
-      <w:proofErr w:type="spellEnd"/>
       <w:r>
-        <w:t>) extension (</w:t>
-      </w:r>
-      <w:proofErr w:type="spellStart"/>
-      <w:r>
-        <w:t>SS2</w:t>
-      </w:r>
-      <w:proofErr w:type="spellEnd"/>
-      <w:r>
-        <w:t>) table</w:t>
+        <w:t>) extension (SS2) table</w:t>
       </w:r>
       <w:bookmarkEnd w:id="42"/>
     </w:p>
@@ -9930,7 +9203,6 @@
                 <w:sz w:val="24"/>
               </w:rPr>
             </w:pPr>
-            <w:proofErr w:type="spellStart"/>
             <w:r>
               <w:rPr>
                 <w:rFonts w:ascii="Courier" w:hAnsi="Courier"/>
@@ -9942,7 +9214,6 @@
               </w:rPr>
               <w:t>b7</w:t>
             </w:r>
-            <w:proofErr w:type="spellEnd"/>
           </w:p>
         </w:tc>
         <w:tc>
@@ -10287,7 +9558,6 @@
                 <w:sz w:val="24"/>
               </w:rPr>
             </w:pPr>
-            <w:proofErr w:type="spellStart"/>
             <w:r>
               <w:rPr>
                 <w:rFonts w:ascii="Courier" w:hAnsi="Courier"/>
@@ -10299,7 +9569,6 @@
               </w:rPr>
               <w:t>b6</w:t>
             </w:r>
-            <w:proofErr w:type="spellEnd"/>
           </w:p>
         </w:tc>
         <w:tc>
@@ -10644,7 +9913,6 @@
                 <w:sz w:val="24"/>
               </w:rPr>
             </w:pPr>
-            <w:proofErr w:type="spellStart"/>
             <w:r>
               <w:rPr>
                 <w:rFonts w:ascii="Courier" w:hAnsi="Courier"/>
@@ -10656,7 +9924,6 @@
               </w:rPr>
               <w:t>b5</w:t>
             </w:r>
-            <w:proofErr w:type="spellEnd"/>
           </w:p>
         </w:tc>
         <w:tc>
@@ -10929,7 +10196,6 @@
             </w:pPr>
             <w:bookmarkStart w:id="49" w:name="_MCCTEMPBM_CRPT01490051___4" w:colFirst="0" w:colLast="11"/>
             <w:bookmarkEnd w:id="47"/>
-            <w:proofErr w:type="spellStart"/>
             <w:r>
               <w:rPr>
                 <w:rFonts w:ascii="Courier" w:hAnsi="Courier"/>
@@ -10941,30 +10207,28 @@
               </w:rPr>
               <w:t>b4</w:t>
             </w:r>
-            <w:proofErr w:type="spellEnd"/>
-          </w:p>
-        </w:tc>
-        <w:tc>
-          <w:tcPr>
-            <w:tcW w:w="0" w:type="auto"/>
-            <w:tcBorders>
-              <w:top w:val="single" w:sz="6" w:space="0" w:color="auto"/>
-              <w:left w:val="single" w:sz="6" w:space="0" w:color="auto"/>
-              <w:bottom w:val="single" w:sz="6" w:space="0" w:color="auto"/>
-              <w:right w:val="single" w:sz="6" w:space="0" w:color="auto"/>
-            </w:tcBorders>
-          </w:tcPr>
-          <w:p>
-            <w:pPr>
-              <w:keepNext/>
-              <w:spacing w:before="120" w:line="240" w:lineRule="exact"/>
-              <w:jc w:val="center"/>
-              <w:rPr>
-                <w:rFonts w:ascii="Courier" w:hAnsi="Courier"/>
-                <w:sz w:val="24"/>
-              </w:rPr>
-            </w:pPr>
-            <w:proofErr w:type="spellStart"/>
+          </w:p>
+        </w:tc>
+        <w:tc>
+          <w:tcPr>
+            <w:tcW w:w="0" w:type="auto"/>
+            <w:tcBorders>
+              <w:top w:val="single" w:sz="6" w:space="0" w:color="auto"/>
+              <w:left w:val="single" w:sz="6" w:space="0" w:color="auto"/>
+              <w:bottom w:val="single" w:sz="6" w:space="0" w:color="auto"/>
+              <w:right w:val="single" w:sz="6" w:space="0" w:color="auto"/>
+            </w:tcBorders>
+          </w:tcPr>
+          <w:p>
+            <w:pPr>
+              <w:keepNext/>
+              <w:spacing w:before="120" w:line="240" w:lineRule="exact"/>
+              <w:jc w:val="center"/>
+              <w:rPr>
+                <w:rFonts w:ascii="Courier" w:hAnsi="Courier"/>
+                <w:sz w:val="24"/>
+              </w:rPr>
+            </w:pPr>
             <w:r>
               <w:rPr>
                 <w:rFonts w:ascii="Courier" w:hAnsi="Courier"/>
@@ -10976,30 +10240,28 @@
               </w:rPr>
               <w:t>b3</w:t>
             </w:r>
-            <w:proofErr w:type="spellEnd"/>
-          </w:p>
-        </w:tc>
-        <w:tc>
-          <w:tcPr>
-            <w:tcW w:w="0" w:type="auto"/>
-            <w:tcBorders>
-              <w:top w:val="single" w:sz="6" w:space="0" w:color="auto"/>
-              <w:left w:val="single" w:sz="6" w:space="0" w:color="auto"/>
-              <w:bottom w:val="single" w:sz="6" w:space="0" w:color="auto"/>
-              <w:right w:val="single" w:sz="6" w:space="0" w:color="auto"/>
-            </w:tcBorders>
-          </w:tcPr>
-          <w:p>
-            <w:pPr>
-              <w:keepNext/>
-              <w:spacing w:before="120" w:line="240" w:lineRule="exact"/>
-              <w:jc w:val="center"/>
-              <w:rPr>
-                <w:rFonts w:ascii="Courier" w:hAnsi="Courier"/>
-                <w:sz w:val="24"/>
-              </w:rPr>
-            </w:pPr>
-            <w:proofErr w:type="spellStart"/>
+          </w:p>
+        </w:tc>
+        <w:tc>
+          <w:tcPr>
+            <w:tcW w:w="0" w:type="auto"/>
+            <w:tcBorders>
+              <w:top w:val="single" w:sz="6" w:space="0" w:color="auto"/>
+              <w:left w:val="single" w:sz="6" w:space="0" w:color="auto"/>
+              <w:bottom w:val="single" w:sz="6" w:space="0" w:color="auto"/>
+              <w:right w:val="single" w:sz="6" w:space="0" w:color="auto"/>
+            </w:tcBorders>
+          </w:tcPr>
+          <w:p>
+            <w:pPr>
+              <w:keepNext/>
+              <w:spacing w:before="120" w:line="240" w:lineRule="exact"/>
+              <w:jc w:val="center"/>
+              <w:rPr>
+                <w:rFonts w:ascii="Courier" w:hAnsi="Courier"/>
+                <w:sz w:val="24"/>
+              </w:rPr>
+            </w:pPr>
             <w:r>
               <w:rPr>
                 <w:rFonts w:ascii="Courier" w:hAnsi="Courier"/>
@@ -11011,30 +10273,28 @@
               </w:rPr>
               <w:t>b2</w:t>
             </w:r>
-            <w:proofErr w:type="spellEnd"/>
-          </w:p>
-        </w:tc>
-        <w:tc>
-          <w:tcPr>
-            <w:tcW w:w="0" w:type="auto"/>
-            <w:tcBorders>
-              <w:top w:val="single" w:sz="6" w:space="0" w:color="auto"/>
-              <w:left w:val="single" w:sz="6" w:space="0" w:color="auto"/>
-              <w:bottom w:val="single" w:sz="6" w:space="0" w:color="auto"/>
-              <w:right w:val="single" w:sz="6" w:space="0" w:color="auto"/>
-            </w:tcBorders>
-          </w:tcPr>
-          <w:p>
-            <w:pPr>
-              <w:keepNext/>
-              <w:spacing w:before="120" w:line="240" w:lineRule="exact"/>
-              <w:jc w:val="center"/>
-              <w:rPr>
-                <w:rFonts w:ascii="Courier" w:hAnsi="Courier"/>
-                <w:sz w:val="24"/>
-              </w:rPr>
-            </w:pPr>
-            <w:proofErr w:type="spellStart"/>
+          </w:p>
+        </w:tc>
+        <w:tc>
+          <w:tcPr>
+            <w:tcW w:w="0" w:type="auto"/>
+            <w:tcBorders>
+              <w:top w:val="single" w:sz="6" w:space="0" w:color="auto"/>
+              <w:left w:val="single" w:sz="6" w:space="0" w:color="auto"/>
+              <w:bottom w:val="single" w:sz="6" w:space="0" w:color="auto"/>
+              <w:right w:val="single" w:sz="6" w:space="0" w:color="auto"/>
+            </w:tcBorders>
+          </w:tcPr>
+          <w:p>
+            <w:pPr>
+              <w:keepNext/>
+              <w:spacing w:before="120" w:line="240" w:lineRule="exact"/>
+              <w:jc w:val="center"/>
+              <w:rPr>
+                <w:rFonts w:ascii="Courier" w:hAnsi="Courier"/>
+                <w:sz w:val="24"/>
+              </w:rPr>
+            </w:pPr>
             <w:r>
               <w:rPr>
                 <w:rFonts w:ascii="Courier" w:hAnsi="Courier"/>
@@ -11046,7 +10306,6 @@
               </w:rPr>
               <w:t>b1</w:t>
             </w:r>
-            <w:proofErr w:type="spellEnd"/>
           </w:p>
         </w:tc>
         <w:tc>
@@ -11070,7 +10329,6 @@
                 <w:sz w:val="24"/>
               </w:rPr>
             </w:pPr>
-            <w:proofErr w:type="spellStart"/>
             <w:r>
               <w:rPr>
                 <w:rFonts w:ascii="Courier" w:hAnsi="Courier"/>
@@ -11080,7 +10338,6 @@
               </w:rPr>
               <w:t>1B</w:t>
             </w:r>
-            <w:proofErr w:type="spellEnd"/>
           </w:p>
         </w:tc>
         <w:tc>
@@ -11528,15 +10785,8 @@
                 <w:rFonts w:ascii="Arial" w:hAnsi="Arial" w:cs="Arial"/>
               </w:rPr>
               <w:br/>
-            </w:r>
-            <w:proofErr w:type="spellStart"/>
-            <w:r>
-              <w:rPr>
-                <w:rFonts w:ascii="Arial" w:hAnsi="Arial" w:cs="Arial"/>
-              </w:rPr>
               <w:t>FB21</w:t>
             </w:r>
-            <w:proofErr w:type="spellEnd"/>
           </w:p>
         </w:tc>
         <w:tc>
@@ -11571,15 +10821,8 @@
                 <w:rFonts w:ascii="Arial" w:hAnsi="Arial" w:cs="Arial"/>
               </w:rPr>
               <w:br/>
-            </w:r>
-            <w:proofErr w:type="spellStart"/>
-            <w:r>
-              <w:rPr>
-                <w:rFonts w:ascii="Arial" w:hAnsi="Arial" w:cs="Arial"/>
-              </w:rPr>
               <w:t>FB2A</w:t>
             </w:r>
-            <w:proofErr w:type="spellEnd"/>
           </w:p>
         </w:tc>
         <w:tc>
@@ -11614,15 +10857,8 @@
                 <w:rFonts w:ascii="Arial" w:hAnsi="Arial" w:cs="Arial"/>
               </w:rPr>
               <w:br/>
-            </w:r>
-            <w:proofErr w:type="spellStart"/>
-            <w:r>
-              <w:rPr>
-                <w:rFonts w:ascii="Arial" w:hAnsi="Arial" w:cs="Arial"/>
-              </w:rPr>
               <w:t>FB39</w:t>
             </w:r>
-            <w:proofErr w:type="spellEnd"/>
           </w:p>
         </w:tc>
         <w:tc>
@@ -11657,15 +10893,8 @@
                 <w:rFonts w:ascii="Arial" w:hAnsi="Arial" w:cs="Arial"/>
               </w:rPr>
               <w:br/>
-            </w:r>
-            <w:proofErr w:type="spellStart"/>
-            <w:r>
-              <w:rPr>
-                <w:rFonts w:ascii="Arial" w:hAnsi="Arial" w:cs="Arial"/>
-              </w:rPr>
               <w:t>FB44</w:t>
             </w:r>
-            <w:proofErr w:type="spellEnd"/>
           </w:p>
         </w:tc>
         <w:tc>
@@ -11700,15 +10929,8 @@
                 <w:rFonts w:ascii="Arial" w:hAnsi="Arial" w:cs="Arial"/>
               </w:rPr>
               <w:br/>
-            </w:r>
-            <w:proofErr w:type="spellStart"/>
-            <w:r>
-              <w:rPr>
-                <w:rFonts w:ascii="Arial" w:hAnsi="Arial" w:cs="Arial"/>
-              </w:rPr>
               <w:t>007C</w:t>
             </w:r>
-            <w:proofErr w:type="spellEnd"/>
           </w:p>
         </w:tc>
         <w:tc>
@@ -11779,15 +11001,8 @@
                 <w:rFonts w:ascii="Arial" w:hAnsi="Arial" w:cs="Arial"/>
               </w:rPr>
               <w:br/>
-            </w:r>
-            <w:proofErr w:type="spellStart"/>
-            <w:r>
-              <w:rPr>
-                <w:rFonts w:ascii="Arial" w:hAnsi="Arial" w:cs="Arial"/>
-              </w:rPr>
               <w:t>00BC</w:t>
             </w:r>
-            <w:proofErr w:type="spellEnd"/>
           </w:p>
         </w:tc>
         <w:tc>
@@ -12023,15 +11238,8 @@
                 <w:rFonts w:ascii="Arial" w:hAnsi="Arial" w:cs="Arial"/>
               </w:rPr>
               <w:br/>
-            </w:r>
-            <w:proofErr w:type="spellStart"/>
-            <w:r>
-              <w:rPr>
-                <w:rFonts w:ascii="Arial" w:hAnsi="Arial" w:cs="Arial"/>
-              </w:rPr>
               <w:t>FB22</w:t>
             </w:r>
-            <w:proofErr w:type="spellEnd"/>
           </w:p>
         </w:tc>
         <w:tc>
@@ -12066,15 +11274,8 @@
                 <w:rFonts w:ascii="Arial" w:hAnsi="Arial" w:cs="Arial"/>
               </w:rPr>
               <w:br/>
-            </w:r>
-            <w:proofErr w:type="spellStart"/>
-            <w:r>
-              <w:rPr>
-                <w:rFonts w:ascii="Arial" w:hAnsi="Arial" w:cs="Arial"/>
-              </w:rPr>
               <w:t>FB2B</w:t>
             </w:r>
-            <w:proofErr w:type="spellEnd"/>
           </w:p>
         </w:tc>
         <w:tc>
@@ -12109,15 +11310,8 @@
                 <w:rFonts w:ascii="Arial" w:hAnsi="Arial" w:cs="Arial"/>
               </w:rPr>
               <w:br/>
-            </w:r>
-            <w:proofErr w:type="spellStart"/>
-            <w:r>
-              <w:rPr>
-                <w:rFonts w:ascii="Arial" w:hAnsi="Arial" w:cs="Arial"/>
-              </w:rPr>
               <w:t>FB3A</w:t>
             </w:r>
-            <w:proofErr w:type="spellEnd"/>
           </w:p>
         </w:tc>
         <w:tc>
@@ -12152,15 +11346,8 @@
                 <w:rFonts w:ascii="Arial" w:hAnsi="Arial" w:cs="Arial"/>
               </w:rPr>
               <w:br/>
-            </w:r>
-            <w:proofErr w:type="spellStart"/>
-            <w:r>
-              <w:rPr>
-                <w:rFonts w:ascii="Arial" w:hAnsi="Arial" w:cs="Arial"/>
-              </w:rPr>
               <w:t>FB46</w:t>
             </w:r>
-            <w:proofErr w:type="spellEnd"/>
           </w:p>
         </w:tc>
         <w:tc>
@@ -12267,15 +11454,8 @@
                 <w:rFonts w:ascii="Arial" w:hAnsi="Arial" w:cs="Arial"/>
               </w:rPr>
               <w:br/>
-            </w:r>
-            <w:proofErr w:type="spellStart"/>
-            <w:r>
-              <w:rPr>
-                <w:rFonts w:ascii="Arial" w:hAnsi="Arial" w:cs="Arial"/>
-              </w:rPr>
               <w:t>00BD</w:t>
             </w:r>
-            <w:proofErr w:type="spellEnd"/>
           </w:p>
         </w:tc>
         <w:tc>
@@ -12310,15 +11490,8 @@
                 <w:rFonts w:ascii="Arial" w:hAnsi="Arial" w:cs="Arial"/>
               </w:rPr>
               <w:br/>
-            </w:r>
-            <w:proofErr w:type="spellStart"/>
-            <w:r>
-              <w:rPr>
-                <w:rFonts w:ascii="Arial" w:hAnsi="Arial" w:cs="Arial"/>
-              </w:rPr>
               <w:t>221E</w:t>
             </w:r>
-            <w:proofErr w:type="spellEnd"/>
           </w:p>
         </w:tc>
         <w:bookmarkStart w:id="54" w:name="_MCCTEMPBM_CRPT01490056___7"/>
@@ -12523,15 +11696,8 @@
                 <w:rFonts w:ascii="Arial" w:hAnsi="Arial" w:cs="Arial"/>
               </w:rPr>
               <w:br/>
-            </w:r>
-            <w:proofErr w:type="spellStart"/>
-            <w:r>
-              <w:rPr>
-                <w:rFonts w:ascii="Arial" w:hAnsi="Arial" w:cs="Arial"/>
-              </w:rPr>
               <w:t>FB23</w:t>
             </w:r>
-            <w:proofErr w:type="spellEnd"/>
           </w:p>
         </w:tc>
         <w:tc>
@@ -12566,15 +11732,8 @@
                 <w:rFonts w:ascii="Arial" w:hAnsi="Arial" w:cs="Arial"/>
               </w:rPr>
               <w:br/>
-            </w:r>
-            <w:proofErr w:type="spellStart"/>
-            <w:r>
-              <w:rPr>
-                <w:rFonts w:ascii="Arial" w:hAnsi="Arial" w:cs="Arial"/>
-              </w:rPr>
               <w:t>FB2C</w:t>
             </w:r>
-            <w:proofErr w:type="spellEnd"/>
           </w:p>
         </w:tc>
         <w:tc>
@@ -12609,15 +11768,8 @@
                 <w:rFonts w:ascii="Arial" w:hAnsi="Arial" w:cs="Arial"/>
               </w:rPr>
               <w:br/>
-            </w:r>
-            <w:proofErr w:type="spellStart"/>
-            <w:r>
-              <w:rPr>
-                <w:rFonts w:ascii="Arial" w:hAnsi="Arial" w:cs="Arial"/>
-              </w:rPr>
               <w:t>FB3B</w:t>
             </w:r>
-            <w:proofErr w:type="spellEnd"/>
           </w:p>
         </w:tc>
         <w:tc>
@@ -12652,15 +11804,8 @@
                 <w:rFonts w:ascii="Arial" w:hAnsi="Arial" w:cs="Arial"/>
               </w:rPr>
               <w:br/>
-            </w:r>
-            <w:proofErr w:type="spellStart"/>
-            <w:r>
-              <w:rPr>
-                <w:rFonts w:ascii="Arial" w:hAnsi="Arial" w:cs="Arial"/>
-              </w:rPr>
               <w:t>FB47</w:t>
             </w:r>
-            <w:proofErr w:type="spellEnd"/>
           </w:p>
         </w:tc>
         <w:tc>
@@ -12767,15 +11912,8 @@
                 <w:rFonts w:ascii="Arial" w:hAnsi="Arial" w:cs="Arial"/>
               </w:rPr>
               <w:br/>
-            </w:r>
-            <w:proofErr w:type="spellStart"/>
-            <w:r>
-              <w:rPr>
-                <w:rFonts w:ascii="Arial" w:hAnsi="Arial" w:cs="Arial"/>
-              </w:rPr>
               <w:t>00BE</w:t>
             </w:r>
-            <w:proofErr w:type="spellEnd"/>
           </w:p>
         </w:tc>
         <w:tc>
@@ -12810,15 +11948,8 @@
                 <w:rFonts w:ascii="Arial" w:hAnsi="Arial" w:cs="Arial"/>
               </w:rPr>
               <w:br/>
-            </w:r>
-            <w:proofErr w:type="spellStart"/>
-            <w:r>
-              <w:rPr>
-                <w:rFonts w:ascii="Arial" w:hAnsi="Arial" w:cs="Arial"/>
-              </w:rPr>
               <w:t>00B2</w:t>
             </w:r>
-            <w:proofErr w:type="spellEnd"/>
           </w:p>
         </w:tc>
         <w:bookmarkStart w:id="56" w:name="_MCCTEMPBM_CRPT01490058___7"/>
@@ -13018,15 +12149,8 @@
                 <w:rFonts w:ascii="Arial" w:hAnsi="Arial" w:cs="Arial"/>
               </w:rPr>
               <w:br/>
-            </w:r>
-            <w:proofErr w:type="spellStart"/>
-            <w:r>
-              <w:rPr>
-                <w:rFonts w:ascii="Arial" w:hAnsi="Arial" w:cs="Arial"/>
-              </w:rPr>
               <w:t>FB24</w:t>
             </w:r>
-            <w:proofErr w:type="spellEnd"/>
           </w:p>
         </w:tc>
         <w:tc>
@@ -13061,15 +12185,8 @@
                 <w:rFonts w:ascii="Arial" w:hAnsi="Arial" w:cs="Arial"/>
               </w:rPr>
               <w:br/>
-            </w:r>
-            <w:proofErr w:type="spellStart"/>
-            <w:r>
-              <w:rPr>
-                <w:rFonts w:ascii="Arial" w:hAnsi="Arial" w:cs="Arial"/>
-              </w:rPr>
               <w:t>FB2D</w:t>
             </w:r>
-            <w:proofErr w:type="spellEnd"/>
           </w:p>
         </w:tc>
         <w:tc>
@@ -13104,15 +12221,8 @@
                 <w:rFonts w:ascii="Arial" w:hAnsi="Arial" w:cs="Arial"/>
               </w:rPr>
               <w:br/>
-            </w:r>
-            <w:proofErr w:type="spellStart"/>
-            <w:r>
-              <w:rPr>
-                <w:rFonts w:ascii="Arial" w:hAnsi="Arial" w:cs="Arial"/>
-              </w:rPr>
               <w:t>FB3C</w:t>
             </w:r>
-            <w:proofErr w:type="spellEnd"/>
           </w:p>
         </w:tc>
         <w:tc>
@@ -13147,15 +12257,8 @@
                 <w:rFonts w:ascii="Arial" w:hAnsi="Arial" w:cs="Arial"/>
               </w:rPr>
               <w:br/>
-            </w:r>
-            <w:proofErr w:type="spellStart"/>
-            <w:r>
-              <w:rPr>
-                <w:rFonts w:ascii="Arial" w:hAnsi="Arial" w:cs="Arial"/>
-              </w:rPr>
               <w:t>FB48</w:t>
             </w:r>
-            <w:proofErr w:type="spellEnd"/>
           </w:p>
         </w:tc>
         <w:tc>
@@ -13262,15 +12365,8 @@
                 <w:rFonts w:ascii="Arial" w:hAnsi="Arial" w:cs="Arial"/>
               </w:rPr>
               <w:br/>
-            </w:r>
-            <w:proofErr w:type="spellStart"/>
-            <w:r>
-              <w:rPr>
-                <w:rFonts w:ascii="Arial" w:hAnsi="Arial" w:cs="Arial"/>
-              </w:rPr>
               <w:t>201C</w:t>
             </w:r>
-            <w:proofErr w:type="spellEnd"/>
           </w:p>
         </w:tc>
         <w:tc>
@@ -13305,15 +12401,8 @@
                 <w:rFonts w:ascii="Arial" w:hAnsi="Arial" w:cs="Arial"/>
               </w:rPr>
               <w:br/>
-            </w:r>
-            <w:proofErr w:type="spellStart"/>
-            <w:r>
-              <w:rPr>
-                <w:rFonts w:ascii="Arial" w:hAnsi="Arial" w:cs="Arial"/>
-              </w:rPr>
               <w:t>00B3</w:t>
             </w:r>
-            <w:proofErr w:type="spellEnd"/>
           </w:p>
         </w:tc>
         <w:bookmarkStart w:id="58" w:name="_MCCTEMPBM_CRPT01490060___7"/>
@@ -13518,15 +12607,8 @@
                 <w:rFonts w:ascii="Arial" w:hAnsi="Arial" w:cs="Arial"/>
               </w:rPr>
               <w:br/>
-            </w:r>
-            <w:proofErr w:type="spellStart"/>
-            <w:r>
-              <w:rPr>
-                <w:rFonts w:ascii="Arial" w:hAnsi="Arial" w:cs="Arial"/>
-              </w:rPr>
               <w:t>FB25</w:t>
             </w:r>
-            <w:proofErr w:type="spellEnd"/>
           </w:p>
         </w:tc>
         <w:tc>
@@ -13561,15 +12643,8 @@
                 <w:rFonts w:ascii="Arial" w:hAnsi="Arial" w:cs="Arial"/>
               </w:rPr>
               <w:br/>
-            </w:r>
-            <w:proofErr w:type="spellStart"/>
-            <w:r>
-              <w:rPr>
-                <w:rFonts w:ascii="Arial" w:hAnsi="Arial" w:cs="Arial"/>
-              </w:rPr>
               <w:t>005E</w:t>
             </w:r>
-            <w:proofErr w:type="spellEnd"/>
           </w:p>
         </w:tc>
         <w:tc>
@@ -13604,15 +12679,8 @@
                 <w:rFonts w:ascii="Arial" w:hAnsi="Arial" w:cs="Arial"/>
               </w:rPr>
               <w:br/>
-            </w:r>
-            <w:proofErr w:type="spellStart"/>
-            <w:r>
-              <w:rPr>
-                <w:rFonts w:ascii="Arial" w:hAnsi="Arial" w:cs="Arial"/>
-              </w:rPr>
               <w:t>FB3E</w:t>
             </w:r>
-            <w:proofErr w:type="spellEnd"/>
           </w:p>
         </w:tc>
         <w:tc>
@@ -13647,15 +12715,8 @@
                 <w:rFonts w:ascii="Arial" w:hAnsi="Arial" w:cs="Arial"/>
               </w:rPr>
               <w:br/>
-            </w:r>
-            <w:proofErr w:type="spellStart"/>
-            <w:r>
-              <w:rPr>
-                <w:rFonts w:ascii="Arial" w:hAnsi="Arial" w:cs="Arial"/>
-              </w:rPr>
               <w:t>FB49</w:t>
             </w:r>
-            <w:proofErr w:type="spellEnd"/>
           </w:p>
         </w:tc>
         <w:tc>
@@ -13762,15 +12823,8 @@
                 <w:rFonts w:ascii="Arial" w:hAnsi="Arial" w:cs="Arial"/>
               </w:rPr>
               <w:br/>
-            </w:r>
-            <w:proofErr w:type="spellStart"/>
-            <w:r>
-              <w:rPr>
-                <w:rFonts w:ascii="Arial" w:hAnsi="Arial" w:cs="Arial"/>
-              </w:rPr>
               <w:t>201D</w:t>
             </w:r>
-            <w:proofErr w:type="spellEnd"/>
           </w:p>
         </w:tc>
         <w:tc>
@@ -14005,15 +13059,8 @@
                 <w:rFonts w:ascii="Arial" w:hAnsi="Arial" w:cs="Arial"/>
               </w:rPr>
               <w:br/>
-            </w:r>
-            <w:proofErr w:type="spellStart"/>
-            <w:r>
-              <w:rPr>
-                <w:rFonts w:ascii="Arial" w:hAnsi="Arial" w:cs="Arial"/>
-              </w:rPr>
               <w:t>FB26</w:t>
             </w:r>
-            <w:proofErr w:type="spellEnd"/>
           </w:p>
         </w:tc>
         <w:tc>
@@ -14048,15 +13095,8 @@
                 <w:rFonts w:ascii="Arial" w:hAnsi="Arial" w:cs="Arial"/>
               </w:rPr>
               <w:br/>
-            </w:r>
-            <w:proofErr w:type="spellStart"/>
-            <w:r>
-              <w:rPr>
-                <w:rFonts w:ascii="Arial" w:hAnsi="Arial" w:cs="Arial"/>
-              </w:rPr>
               <w:t>FB2E</w:t>
             </w:r>
-            <w:proofErr w:type="spellEnd"/>
           </w:p>
         </w:tc>
         <w:tc>
@@ -14091,15 +13131,8 @@
                 <w:rFonts w:ascii="Arial" w:hAnsi="Arial" w:cs="Arial"/>
               </w:rPr>
               <w:br/>
-            </w:r>
-            <w:proofErr w:type="spellStart"/>
-            <w:r>
-              <w:rPr>
-                <w:rFonts w:ascii="Arial" w:hAnsi="Arial" w:cs="Arial"/>
-              </w:rPr>
               <w:t>FB40</w:t>
             </w:r>
-            <w:proofErr w:type="spellEnd"/>
           </w:p>
         </w:tc>
         <w:tc>
@@ -14134,15 +13167,8 @@
                 <w:rFonts w:ascii="Arial" w:hAnsi="Arial" w:cs="Arial"/>
               </w:rPr>
               <w:br/>
-            </w:r>
-            <w:proofErr w:type="spellStart"/>
-            <w:r>
-              <w:rPr>
-                <w:rFonts w:ascii="Arial" w:hAnsi="Arial" w:cs="Arial"/>
-              </w:rPr>
               <w:t>FB4A</w:t>
             </w:r>
-            <w:proofErr w:type="spellEnd"/>
           </w:p>
         </w:tc>
         <w:tc>
@@ -14249,15 +13275,8 @@
                 <w:rFonts w:ascii="Arial" w:hAnsi="Arial" w:cs="Arial"/>
               </w:rPr>
               <w:br/>
-            </w:r>
-            <w:proofErr w:type="spellStart"/>
-            <w:r>
-              <w:rPr>
-                <w:rFonts w:ascii="Arial" w:hAnsi="Arial" w:cs="Arial"/>
-              </w:rPr>
               <w:t>00A4</w:t>
             </w:r>
-            <w:proofErr w:type="spellEnd"/>
           </w:p>
         </w:tc>
         <w:tc>
@@ -14492,15 +13511,8 @@
                 <w:rFonts w:ascii="Arial" w:hAnsi="Arial" w:cs="Arial"/>
               </w:rPr>
               <w:br/>
-            </w:r>
-            <w:proofErr w:type="spellStart"/>
-            <w:r>
-              <w:rPr>
-                <w:rFonts w:ascii="Arial" w:hAnsi="Arial" w:cs="Arial"/>
-              </w:rPr>
               <w:t>FB27</w:t>
             </w:r>
-            <w:proofErr w:type="spellEnd"/>
           </w:p>
         </w:tc>
         <w:tc>
@@ -14535,15 +13547,8 @@
                 <w:rFonts w:ascii="Arial" w:hAnsi="Arial" w:cs="Arial"/>
               </w:rPr>
               <w:br/>
-            </w:r>
-            <w:proofErr w:type="spellStart"/>
-            <w:r>
-              <w:rPr>
-                <w:rFonts w:ascii="Arial" w:hAnsi="Arial" w:cs="Arial"/>
-              </w:rPr>
               <w:t>FB2F</w:t>
             </w:r>
-            <w:proofErr w:type="spellEnd"/>
           </w:p>
         </w:tc>
         <w:tc>
@@ -14578,15 +13583,8 @@
                 <w:rFonts w:ascii="Arial" w:hAnsi="Arial" w:cs="Arial"/>
               </w:rPr>
               <w:br/>
-            </w:r>
-            <w:proofErr w:type="spellStart"/>
-            <w:r>
-              <w:rPr>
-                <w:rFonts w:ascii="Arial" w:hAnsi="Arial" w:cs="Arial"/>
-              </w:rPr>
               <w:t>FB41</w:t>
             </w:r>
-            <w:proofErr w:type="spellEnd"/>
           </w:p>
         </w:tc>
         <w:tc>
@@ -14621,15 +13619,8 @@
                 <w:rFonts w:ascii="Arial" w:hAnsi="Arial" w:cs="Arial"/>
               </w:rPr>
               <w:br/>
-            </w:r>
-            <w:proofErr w:type="spellStart"/>
-            <w:r>
-              <w:rPr>
-                <w:rFonts w:ascii="Arial" w:hAnsi="Arial" w:cs="Arial"/>
-              </w:rPr>
               <w:t>FB4B</w:t>
             </w:r>
-            <w:proofErr w:type="spellEnd"/>
           </w:p>
         </w:tc>
         <w:tc>
@@ -14736,15 +13727,8 @@
                 <w:rFonts w:ascii="Arial" w:hAnsi="Arial" w:cs="Arial"/>
               </w:rPr>
               <w:br/>
-            </w:r>
-            <w:proofErr w:type="spellStart"/>
-            <w:r>
-              <w:rPr>
-                <w:rFonts w:ascii="Arial" w:hAnsi="Arial" w:cs="Arial"/>
-              </w:rPr>
               <w:t>03A9</w:t>
             </w:r>
-            <w:proofErr w:type="spellEnd"/>
           </w:p>
         </w:tc>
         <w:tc>
@@ -14974,15 +13958,8 @@
                 <w:rFonts w:ascii="Arial" w:hAnsi="Arial" w:cs="Arial"/>
               </w:rPr>
               <w:br/>
-            </w:r>
-            <w:proofErr w:type="spellStart"/>
-            <w:r>
-              <w:rPr>
-                <w:rFonts w:ascii="Arial" w:hAnsi="Arial" w:cs="Arial"/>
-              </w:rPr>
               <w:t>FB28</w:t>
             </w:r>
-            <w:proofErr w:type="spellEnd"/>
           </w:p>
         </w:tc>
         <w:tc>
@@ -15017,15 +13994,8 @@
                 <w:rFonts w:ascii="Arial" w:hAnsi="Arial" w:cs="Arial"/>
               </w:rPr>
               <w:br/>
-            </w:r>
-            <w:proofErr w:type="spellStart"/>
-            <w:r>
-              <w:rPr>
-                <w:rFonts w:ascii="Arial" w:hAnsi="Arial" w:cs="Arial"/>
-              </w:rPr>
               <w:t>FB30</w:t>
             </w:r>
-            <w:proofErr w:type="spellEnd"/>
           </w:p>
         </w:tc>
         <w:tc>
@@ -15060,15 +14030,8 @@
                 <w:rFonts w:ascii="Arial" w:hAnsi="Arial" w:cs="Arial"/>
               </w:rPr>
               <w:br/>
-            </w:r>
-            <w:proofErr w:type="spellStart"/>
-            <w:r>
-              <w:rPr>
-                <w:rFonts w:ascii="Arial" w:hAnsi="Arial" w:cs="Arial"/>
-              </w:rPr>
               <w:t>FB43</w:t>
             </w:r>
-            <w:proofErr w:type="spellEnd"/>
           </w:p>
         </w:tc>
         <w:tc>
@@ -15103,15 +14066,8 @@
                 <w:rFonts w:ascii="Arial" w:hAnsi="Arial" w:cs="Arial"/>
               </w:rPr>
               <w:br/>
-            </w:r>
-            <w:proofErr w:type="spellStart"/>
-            <w:r>
-              <w:rPr>
-                <w:rFonts w:ascii="Arial" w:hAnsi="Arial" w:cs="Arial"/>
-              </w:rPr>
               <w:t>FB4C</w:t>
             </w:r>
-            <w:proofErr w:type="spellEnd"/>
           </w:p>
         </w:tc>
         <w:tc>
@@ -15218,15 +14174,8 @@
                 <w:rFonts w:ascii="Arial" w:hAnsi="Arial" w:cs="Arial"/>
               </w:rPr>
               <w:br/>
-            </w:r>
-            <w:proofErr w:type="spellStart"/>
-            <w:r>
-              <w:rPr>
-                <w:rFonts w:ascii="Arial" w:hAnsi="Arial" w:cs="Arial"/>
-              </w:rPr>
               <w:t>03BC</w:t>
             </w:r>
-            <w:proofErr w:type="spellEnd"/>
           </w:p>
         </w:tc>
         <w:tc>
@@ -15456,15 +14405,8 @@
                 <w:rFonts w:ascii="Arial" w:hAnsi="Arial" w:cs="Arial"/>
               </w:rPr>
               <w:br/>
-            </w:r>
-            <w:proofErr w:type="spellStart"/>
-            <w:r>
-              <w:rPr>
-                <w:rFonts w:ascii="Arial" w:hAnsi="Arial" w:cs="Arial"/>
-              </w:rPr>
               <w:t>FB4F</w:t>
             </w:r>
-            <w:proofErr w:type="spellEnd"/>
           </w:p>
         </w:tc>
         <w:tc>
@@ -15499,15 +14441,8 @@
                 <w:rFonts w:ascii="Arial" w:hAnsi="Arial" w:cs="Arial"/>
               </w:rPr>
               <w:br/>
-            </w:r>
-            <w:proofErr w:type="spellStart"/>
-            <w:r>
-              <w:rPr>
-                <w:rFonts w:ascii="Arial" w:hAnsi="Arial" w:cs="Arial"/>
-              </w:rPr>
               <w:t>FB31</w:t>
             </w:r>
-            <w:proofErr w:type="spellEnd"/>
           </w:p>
         </w:tc>
         <w:tc>
@@ -15542,15 +14477,8 @@
                 <w:rFonts w:ascii="Arial" w:hAnsi="Arial" w:cs="Arial"/>
               </w:rPr>
               <w:br/>
-            </w:r>
-            <w:proofErr w:type="spellStart"/>
-            <w:r>
-              <w:rPr>
-                <w:rFonts w:ascii="Arial" w:hAnsi="Arial" w:cs="Arial"/>
-              </w:rPr>
               <w:t>007B</w:t>
             </w:r>
-            <w:proofErr w:type="spellEnd"/>
           </w:p>
         </w:tc>
         <w:tc>
@@ -15585,15 +14513,8 @@
                 <w:rFonts w:ascii="Arial" w:hAnsi="Arial" w:cs="Arial"/>
               </w:rPr>
               <w:br/>
-            </w:r>
-            <w:proofErr w:type="spellStart"/>
-            <w:r>
-              <w:rPr>
-                <w:rFonts w:ascii="Arial" w:hAnsi="Arial" w:cs="Arial"/>
-              </w:rPr>
               <w:t>FB4D</w:t>
             </w:r>
-            <w:proofErr w:type="spellEnd"/>
           </w:p>
         </w:tc>
         <w:tc>
@@ -15700,15 +14621,8 @@
                 <w:rFonts w:ascii="Arial" w:hAnsi="Arial" w:cs="Arial"/>
               </w:rPr>
               <w:br/>
-            </w:r>
-            <w:proofErr w:type="spellStart"/>
-            <w:r>
-              <w:rPr>
-                <w:rFonts w:ascii="Arial" w:hAnsi="Arial" w:cs="Arial"/>
-              </w:rPr>
               <w:t>00B0</w:t>
             </w:r>
-            <w:proofErr w:type="spellEnd"/>
           </w:p>
         </w:tc>
         <w:tc>
@@ -15938,15 +14852,8 @@
                 <w:rFonts w:ascii="Arial" w:hAnsi="Arial" w:cs="Arial"/>
               </w:rPr>
               <w:br/>
-            </w:r>
-            <w:proofErr w:type="spellStart"/>
-            <w:r>
-              <w:rPr>
-                <w:rFonts w:ascii="Arial" w:hAnsi="Arial" w:cs="Arial"/>
-              </w:rPr>
               <w:t>05EF</w:t>
             </w:r>
-            <w:proofErr w:type="spellEnd"/>
           </w:p>
         </w:tc>
         <w:tc>
@@ -15981,15 +14888,8 @@
                 <w:rFonts w:ascii="Arial" w:hAnsi="Arial" w:cs="Arial"/>
               </w:rPr>
               <w:br/>
-            </w:r>
-            <w:proofErr w:type="spellStart"/>
-            <w:r>
-              <w:rPr>
-                <w:rFonts w:ascii="Arial" w:hAnsi="Arial" w:cs="Arial"/>
-              </w:rPr>
               <w:t>FB32</w:t>
             </w:r>
-            <w:proofErr w:type="spellEnd"/>
           </w:p>
         </w:tc>
         <w:tc>
@@ -16024,15 +14924,8 @@
                 <w:rFonts w:ascii="Arial" w:hAnsi="Arial" w:cs="Arial"/>
               </w:rPr>
               <w:br/>
-            </w:r>
-            <w:proofErr w:type="spellStart"/>
-            <w:r>
-              <w:rPr>
-                <w:rFonts w:ascii="Arial" w:hAnsi="Arial" w:cs="Arial"/>
-              </w:rPr>
               <w:t>007D</w:t>
             </w:r>
-            <w:proofErr w:type="spellEnd"/>
           </w:p>
         </w:tc>
         <w:tc>
@@ -16067,15 +14960,8 @@
                 <w:rFonts w:ascii="Arial" w:hAnsi="Arial" w:cs="Arial"/>
               </w:rPr>
               <w:br/>
-            </w:r>
-            <w:proofErr w:type="spellStart"/>
-            <w:r>
-              <w:rPr>
-                <w:rFonts w:ascii="Arial" w:hAnsi="Arial" w:cs="Arial"/>
-              </w:rPr>
               <w:t>FB4E</w:t>
             </w:r>
-            <w:proofErr w:type="spellEnd"/>
           </w:p>
         </w:tc>
         <w:tc>
@@ -16182,15 +15068,8 @@
                 <w:rFonts w:ascii="Arial" w:hAnsi="Arial" w:cs="Arial"/>
               </w:rPr>
               <w:br/>
-            </w:r>
-            <w:proofErr w:type="spellStart"/>
-            <w:r>
-              <w:rPr>
-                <w:rFonts w:ascii="Arial" w:hAnsi="Arial" w:cs="Arial"/>
-              </w:rPr>
               <w:t>00D7</w:t>
             </w:r>
-            <w:proofErr w:type="spellEnd"/>
           </w:p>
         </w:tc>
         <w:tc>
@@ -16423,15 +15302,8 @@
                 <w:rFonts w:ascii="Arial" w:hAnsi="Arial" w:cs="Arial"/>
               </w:rPr>
               <w:br/>
-            </w:r>
-            <w:proofErr w:type="spellStart"/>
-            <w:r>
-              <w:rPr>
-                <w:rFonts w:ascii="Arial" w:hAnsi="Arial" w:cs="Arial"/>
-              </w:rPr>
               <w:t>000C</w:t>
             </w:r>
-            <w:proofErr w:type="spellEnd"/>
           </w:p>
         </w:tc>
         <w:tc>
@@ -16466,15 +15338,8 @@
                 <w:rFonts w:ascii="Arial" w:hAnsi="Arial" w:cs="Arial"/>
               </w:rPr>
               <w:br/>
-            </w:r>
-            <w:proofErr w:type="spellStart"/>
-            <w:r>
-              <w:rPr>
-                <w:rFonts w:ascii="Arial" w:hAnsi="Arial" w:cs="Arial"/>
-              </w:rPr>
               <w:t>FB33</w:t>
             </w:r>
-            <w:proofErr w:type="spellEnd"/>
           </w:p>
         </w:tc>
         <w:tc>
@@ -16575,15 +15440,8 @@
                 <w:rFonts w:ascii="Arial" w:hAnsi="Arial" w:cs="Arial"/>
               </w:rPr>
               <w:br/>
-            </w:r>
-            <w:proofErr w:type="spellStart"/>
-            <w:r>
-              <w:rPr>
-                <w:rFonts w:ascii="Arial" w:hAnsi="Arial" w:cs="Arial"/>
-              </w:rPr>
               <w:t>004A</w:t>
             </w:r>
-            <w:proofErr w:type="spellEnd"/>
           </w:p>
         </w:tc>
         <w:tc>
@@ -16618,15 +15476,8 @@
                 <w:rFonts w:ascii="Arial" w:hAnsi="Arial" w:cs="Arial"/>
               </w:rPr>
               <w:br/>
-            </w:r>
-            <w:proofErr w:type="spellStart"/>
-            <w:r>
-              <w:rPr>
-                <w:rFonts w:ascii="Arial" w:hAnsi="Arial" w:cs="Arial"/>
-              </w:rPr>
               <w:t>005A</w:t>
             </w:r>
-            <w:proofErr w:type="spellEnd"/>
           </w:p>
         </w:tc>
         <w:tc>
@@ -16661,15 +15512,8 @@
                 <w:rFonts w:ascii="Arial" w:hAnsi="Arial" w:cs="Arial"/>
               </w:rPr>
               <w:br/>
-            </w:r>
-            <w:proofErr w:type="spellStart"/>
-            <w:r>
-              <w:rPr>
-                <w:rFonts w:ascii="Arial" w:hAnsi="Arial" w:cs="Arial"/>
-              </w:rPr>
               <w:t>00F7</w:t>
             </w:r>
-            <w:proofErr w:type="spellEnd"/>
           </w:p>
         </w:tc>
         <w:tc>
@@ -16904,15 +15748,8 @@
                 <w:rFonts w:ascii="Arial" w:hAnsi="Arial" w:cs="Arial"/>
               </w:rPr>
               <w:br/>
-            </w:r>
-            <w:proofErr w:type="spellStart"/>
-            <w:r>
-              <w:rPr>
-                <w:rFonts w:ascii="Arial" w:hAnsi="Arial" w:cs="Arial"/>
-              </w:rPr>
               <w:t>05C3</w:t>
             </w:r>
-            <w:proofErr w:type="spellEnd"/>
           </w:p>
         </w:tc>
         <w:tc>
@@ -16937,7 +15774,6 @@
                 <w:sz w:val="24"/>
               </w:rPr>
             </w:pPr>
-            <w:proofErr w:type="spellStart"/>
             <w:r>
               <w:rPr>
                 <w:rFonts w:ascii="Arial" w:hAnsi="Arial" w:cs="Arial"/>
@@ -16946,7 +15782,6 @@
               </w:rPr>
               <w:t>SS3</w:t>
             </w:r>
-            <w:proofErr w:type="spellEnd"/>
             <w:r>
               <w:rPr>
                 <w:rFonts w:ascii="Arial" w:hAnsi="Arial" w:cs="Arial"/>
@@ -17054,15 +15889,8 @@
                 <w:rFonts w:ascii="Arial" w:hAnsi="Arial" w:cs="Arial"/>
               </w:rPr>
               <w:br/>
-            </w:r>
-            <w:proofErr w:type="spellStart"/>
-            <w:r>
-              <w:rPr>
-                <w:rFonts w:ascii="Arial" w:hAnsi="Arial" w:cs="Arial"/>
-              </w:rPr>
               <w:t>004B</w:t>
             </w:r>
-            <w:proofErr w:type="spellEnd"/>
           </w:p>
         </w:tc>
         <w:tc>
@@ -17097,15 +15925,8 @@
                 <w:rFonts w:ascii="Arial" w:hAnsi="Arial" w:cs="Arial"/>
               </w:rPr>
               <w:br/>
-            </w:r>
-            <w:proofErr w:type="spellStart"/>
-            <w:r>
-              <w:rPr>
-                <w:rFonts w:ascii="Arial" w:hAnsi="Arial" w:cs="Arial"/>
-              </w:rPr>
               <w:t>2E35</w:t>
             </w:r>
-            <w:proofErr w:type="spellEnd"/>
           </w:p>
         </w:tc>
         <w:tc>
@@ -17140,15 +15961,8 @@
                 <w:rFonts w:ascii="Arial" w:hAnsi="Arial" w:cs="Arial"/>
               </w:rPr>
               <w:br/>
-            </w:r>
-            <w:proofErr w:type="spellStart"/>
-            <w:r>
-              <w:rPr>
-                <w:rFonts w:ascii="Arial" w:hAnsi="Arial" w:cs="Arial"/>
-              </w:rPr>
               <w:t>00B1</w:t>
             </w:r>
-            <w:proofErr w:type="spellEnd"/>
           </w:p>
         </w:tc>
         <w:tc>
@@ -17378,15 +16192,8 @@
                 <w:rFonts w:ascii="Arial" w:hAnsi="Arial" w:cs="Arial"/>
               </w:rPr>
               <w:br/>
-            </w:r>
-            <w:proofErr w:type="spellStart"/>
-            <w:r>
-              <w:rPr>
-                <w:rFonts w:ascii="Arial" w:hAnsi="Arial" w:cs="Arial"/>
-              </w:rPr>
               <w:t>05C0</w:t>
             </w:r>
-            <w:proofErr w:type="spellEnd"/>
           </w:p>
         </w:tc>
         <w:tc>
@@ -17421,15 +16228,8 @@
                 <w:rFonts w:ascii="Arial" w:hAnsi="Arial" w:cs="Arial"/>
               </w:rPr>
               <w:br/>
-            </w:r>
-            <w:proofErr w:type="spellStart"/>
-            <w:r>
-              <w:rPr>
-                <w:rFonts w:ascii="Arial" w:hAnsi="Arial" w:cs="Arial"/>
-              </w:rPr>
               <w:t>FB34</w:t>
             </w:r>
-            <w:proofErr w:type="spellEnd"/>
           </w:p>
         </w:tc>
         <w:tc>
@@ -17494,15 +16294,8 @@
                 <w:rFonts w:ascii="Arial" w:hAnsi="Arial" w:cs="Arial"/>
               </w:rPr>
               <w:br/>
-            </w:r>
-            <w:proofErr w:type="spellStart"/>
-            <w:r>
-              <w:rPr>
-                <w:rFonts w:ascii="Arial" w:hAnsi="Arial" w:cs="Arial"/>
-              </w:rPr>
               <w:t>005B</w:t>
             </w:r>
-            <w:proofErr w:type="spellEnd"/>
           </w:p>
         </w:tc>
         <w:tc>
@@ -17537,15 +16330,8 @@
                 <w:rFonts w:ascii="Arial" w:hAnsi="Arial" w:cs="Arial"/>
               </w:rPr>
               <w:br/>
-            </w:r>
-            <w:proofErr w:type="spellStart"/>
-            <w:r>
-              <w:rPr>
-                <w:rFonts w:ascii="Arial" w:hAnsi="Arial" w:cs="Arial"/>
-              </w:rPr>
               <w:t>004C</w:t>
             </w:r>
-            <w:proofErr w:type="spellEnd"/>
           </w:p>
         </w:tc>
         <w:tc>
@@ -17580,15 +16366,8 @@
                 <w:rFonts w:ascii="Arial" w:hAnsi="Arial" w:cs="Arial"/>
               </w:rPr>
               <w:br/>
-            </w:r>
-            <w:proofErr w:type="spellStart"/>
-            <w:r>
-              <w:rPr>
-                <w:rFonts w:ascii="Arial" w:hAnsi="Arial" w:cs="Arial"/>
-              </w:rPr>
               <w:t>2E2E</w:t>
             </w:r>
-            <w:proofErr w:type="spellEnd"/>
           </w:p>
         </w:tc>
         <w:tc>
@@ -17857,15 +16636,8 @@
                 <w:rFonts w:ascii="Arial" w:hAnsi="Arial" w:cs="Arial"/>
               </w:rPr>
               <w:br/>
-            </w:r>
-            <w:proofErr w:type="spellStart"/>
-            <w:r>
-              <w:rPr>
-                <w:rFonts w:ascii="Arial" w:hAnsi="Arial" w:cs="Arial"/>
-              </w:rPr>
               <w:t>009B</w:t>
             </w:r>
-            <w:proofErr w:type="spellEnd"/>
           </w:p>
         </w:tc>
         <w:tc>
@@ -17900,15 +16672,8 @@
                 <w:rFonts w:ascii="Arial" w:hAnsi="Arial" w:cs="Arial"/>
               </w:rPr>
               <w:br/>
-            </w:r>
-            <w:proofErr w:type="spellStart"/>
-            <w:r>
-              <w:rPr>
-                <w:rFonts w:ascii="Arial" w:hAnsi="Arial" w:cs="Arial"/>
-              </w:rPr>
               <w:t>FB35</w:t>
             </w:r>
-            <w:proofErr w:type="spellEnd"/>
           </w:p>
         </w:tc>
         <w:tc>
@@ -17943,15 +16708,8 @@
                 <w:rFonts w:ascii="Arial" w:hAnsi="Arial" w:cs="Arial"/>
               </w:rPr>
               <w:br/>
-            </w:r>
-            <w:proofErr w:type="spellStart"/>
-            <w:r>
-              <w:rPr>
-                <w:rFonts w:ascii="Arial" w:hAnsi="Arial" w:cs="Arial"/>
-              </w:rPr>
               <w:t>2A7D</w:t>
             </w:r>
-            <w:proofErr w:type="spellEnd"/>
           </w:p>
         </w:tc>
         <w:tc>
@@ -18022,15 +16780,8 @@
                 <w:rFonts w:ascii="Arial" w:hAnsi="Arial" w:cs="Arial"/>
               </w:rPr>
               <w:br/>
-            </w:r>
-            <w:proofErr w:type="spellStart"/>
-            <w:r>
-              <w:rPr>
-                <w:rFonts w:ascii="Arial" w:hAnsi="Arial" w:cs="Arial"/>
-              </w:rPr>
               <w:t>004D</w:t>
             </w:r>
-            <w:proofErr w:type="spellEnd"/>
           </w:p>
         </w:tc>
         <w:tc>
@@ -18065,15 +16816,8 @@
                 <w:rFonts w:ascii="Arial" w:hAnsi="Arial" w:cs="Arial"/>
               </w:rPr>
               <w:br/>
-            </w:r>
-            <w:proofErr w:type="spellStart"/>
-            <w:r>
-              <w:rPr>
-                <w:rFonts w:ascii="Arial" w:hAnsi="Arial" w:cs="Arial"/>
-              </w:rPr>
               <w:t>204F</w:t>
             </w:r>
-            <w:proofErr w:type="spellEnd"/>
           </w:p>
         </w:tc>
         <w:tc>
@@ -18108,15 +16852,8 @@
                 <w:rFonts w:ascii="Arial" w:hAnsi="Arial" w:cs="Arial"/>
               </w:rPr>
               <w:br/>
-            </w:r>
-            <w:proofErr w:type="spellStart"/>
-            <w:r>
-              <w:rPr>
-                <w:rFonts w:ascii="Arial" w:hAnsi="Arial" w:cs="Arial"/>
-              </w:rPr>
               <w:t>00AB</w:t>
             </w:r>
-            <w:proofErr w:type="spellEnd"/>
           </w:p>
         </w:tc>
         <w:tc>
@@ -18346,15 +17083,8 @@
                 <w:rFonts w:ascii="Arial" w:hAnsi="Arial" w:cs="Arial"/>
               </w:rPr>
               <w:br/>
-            </w:r>
-            <w:proofErr w:type="spellStart"/>
-            <w:r>
-              <w:rPr>
-                <w:rFonts w:ascii="Arial" w:hAnsi="Arial" w:cs="Arial"/>
-              </w:rPr>
               <w:t>05C6</w:t>
             </w:r>
-            <w:proofErr w:type="spellEnd"/>
           </w:p>
         </w:tc>
         <w:tc>
@@ -18389,15 +17119,8 @@
                 <w:rFonts w:ascii="Arial" w:hAnsi="Arial" w:cs="Arial"/>
               </w:rPr>
               <w:br/>
-            </w:r>
-            <w:proofErr w:type="spellStart"/>
-            <w:r>
-              <w:rPr>
-                <w:rFonts w:ascii="Arial" w:hAnsi="Arial" w:cs="Arial"/>
-              </w:rPr>
               <w:t>FB36</w:t>
             </w:r>
-            <w:proofErr w:type="spellEnd"/>
           </w:p>
         </w:tc>
         <w:tc>
@@ -18432,15 +17155,8 @@
                 <w:rFonts w:ascii="Arial" w:hAnsi="Arial" w:cs="Arial"/>
               </w:rPr>
               <w:br/>
-            </w:r>
-            <w:proofErr w:type="spellStart"/>
-            <w:r>
-              <w:rPr>
-                <w:rFonts w:ascii="Arial" w:hAnsi="Arial" w:cs="Arial"/>
-              </w:rPr>
               <w:t>2A7E</w:t>
             </w:r>
-            <w:proofErr w:type="spellEnd"/>
           </w:p>
         </w:tc>
         <w:tc>
@@ -18475,15 +17191,8 @@
                 <w:rFonts w:ascii="Arial" w:hAnsi="Arial" w:cs="Arial"/>
               </w:rPr>
               <w:br/>
-            </w:r>
-            <w:proofErr w:type="spellStart"/>
-            <w:r>
-              <w:rPr>
-                <w:rFonts w:ascii="Arial" w:hAnsi="Arial" w:cs="Arial"/>
-              </w:rPr>
               <w:t>005D</w:t>
             </w:r>
-            <w:proofErr w:type="spellEnd"/>
           </w:p>
         </w:tc>
         <w:tc>
@@ -18518,15 +17227,8 @@
                 <w:rFonts w:ascii="Arial" w:hAnsi="Arial" w:cs="Arial"/>
               </w:rPr>
               <w:br/>
-            </w:r>
-            <w:proofErr w:type="spellStart"/>
-            <w:r>
-              <w:rPr>
-                <w:rFonts w:ascii="Arial" w:hAnsi="Arial" w:cs="Arial"/>
-              </w:rPr>
               <w:t>004E</w:t>
             </w:r>
-            <w:proofErr w:type="spellEnd"/>
           </w:p>
         </w:tc>
         <w:tc>
@@ -18562,15 +17264,8 @@
                 <w:rFonts w:ascii="Arial" w:hAnsi="Arial" w:cs="Arial"/>
               </w:rPr>
               <w:br/>
-            </w:r>
-            <w:proofErr w:type="spellStart"/>
-            <w:r>
-              <w:rPr>
-                <w:rFonts w:ascii="Arial" w:hAnsi="Arial" w:cs="Arial"/>
-              </w:rPr>
               <w:t>05BF</w:t>
             </w:r>
-            <w:proofErr w:type="spellEnd"/>
           </w:p>
         </w:tc>
         <w:tc>
@@ -18605,15 +17300,8 @@
                 <w:rFonts w:ascii="Arial" w:hAnsi="Arial" w:cs="Arial"/>
               </w:rPr>
               <w:br/>
-            </w:r>
-            <w:proofErr w:type="spellStart"/>
-            <w:r>
-              <w:rPr>
-                <w:rFonts w:ascii="Arial" w:hAnsi="Arial" w:cs="Arial"/>
-              </w:rPr>
               <w:t>00BB</w:t>
             </w:r>
-            <w:proofErr w:type="spellEnd"/>
           </w:p>
         </w:tc>
         <w:tc>
@@ -18843,15 +17531,8 @@
                 <w:rFonts w:ascii="Arial" w:hAnsi="Arial" w:cs="Arial"/>
               </w:rPr>
               <w:br/>
-            </w:r>
-            <w:proofErr w:type="spellStart"/>
-            <w:r>
-              <w:rPr>
-                <w:rFonts w:ascii="Arial" w:hAnsi="Arial" w:cs="Arial"/>
-              </w:rPr>
               <w:t>FB29</w:t>
             </w:r>
-            <w:proofErr w:type="spellEnd"/>
           </w:p>
         </w:tc>
         <w:tc>
@@ -18886,15 +17567,8 @@
                 <w:rFonts w:ascii="Arial" w:hAnsi="Arial" w:cs="Arial"/>
               </w:rPr>
               <w:br/>
-            </w:r>
-            <w:proofErr w:type="spellStart"/>
-            <w:r>
-              <w:rPr>
-                <w:rFonts w:ascii="Arial" w:hAnsi="Arial" w:cs="Arial"/>
-              </w:rPr>
               <w:t>FB38</w:t>
             </w:r>
-            <w:proofErr w:type="spellEnd"/>
           </w:p>
         </w:tc>
         <w:tc>
@@ -18929,15 +17603,8 @@
                 <w:rFonts w:ascii="Arial" w:hAnsi="Arial" w:cs="Arial"/>
               </w:rPr>
               <w:br/>
-            </w:r>
-            <w:proofErr w:type="spellStart"/>
-            <w:r>
-              <w:rPr>
-                <w:rFonts w:ascii="Arial" w:hAnsi="Arial" w:cs="Arial"/>
-              </w:rPr>
               <w:t>005C</w:t>
             </w:r>
-            <w:proofErr w:type="spellEnd"/>
           </w:p>
         </w:tc>
         <w:tc>
@@ -18972,15 +17639,8 @@
                 <w:rFonts w:ascii="Arial" w:hAnsi="Arial" w:cs="Arial"/>
               </w:rPr>
               <w:br/>
-            </w:r>
-            <w:proofErr w:type="spellStart"/>
-            <w:r>
-              <w:rPr>
-                <w:rFonts w:ascii="Arial" w:hAnsi="Arial" w:cs="Arial"/>
-              </w:rPr>
               <w:t>00B7</w:t>
             </w:r>
-            <w:proofErr w:type="spellEnd"/>
           </w:p>
         </w:tc>
         <w:tc>
@@ -19015,15 +17675,8 @@
                 <w:rFonts w:ascii="Arial" w:hAnsi="Arial" w:cs="Arial"/>
               </w:rPr>
               <w:br/>
-            </w:r>
-            <w:proofErr w:type="spellStart"/>
-            <w:r>
-              <w:rPr>
-                <w:rFonts w:ascii="Arial" w:hAnsi="Arial" w:cs="Arial"/>
-              </w:rPr>
               <w:t>004F</w:t>
             </w:r>
-            <w:proofErr w:type="spellEnd"/>
           </w:p>
         </w:tc>
         <w:tc>
@@ -19059,15 +17712,8 @@
                 <w:rFonts w:ascii="Arial" w:hAnsi="Arial" w:cs="Arial"/>
               </w:rPr>
               <w:br/>
-            </w:r>
-            <w:proofErr w:type="spellStart"/>
-            <w:r>
-              <w:rPr>
-                <w:rFonts w:ascii="Arial" w:hAnsi="Arial" w:cs="Arial"/>
-              </w:rPr>
               <w:t>FB1E</w:t>
             </w:r>
-            <w:proofErr w:type="spellEnd"/>
           </w:p>
         </w:tc>
         <w:tc>
@@ -19160,35 +17806,14 @@
             <w:pPr>
               <w:pStyle w:val="TAL"/>
             </w:pPr>
-            <w:proofErr w:type="gramStart"/>
-            <w:r>
-              <w:t>In the event that</w:t>
-            </w:r>
-            <w:proofErr w:type="gramEnd"/>
-            <w:r>
-              <w:t xml:space="preserve"> an MS receives a code where a symbol is not represented in the above table then the MS shall display the REPLACEMENT CHARACTER (</w:t>
-            </w:r>
-            <w:proofErr w:type="spellStart"/>
-            <w:r>
-              <w:t>U+FFFD</w:t>
-            </w:r>
-            <w:proofErr w:type="spellEnd"/>
-            <w:r>
-              <w:t>).</w:t>
+            <w:r>
+              <w:t>In the event that an MS receives a code where a symbol is not represented in the above table then the MS shall display the REPLACEMENT CHARACTER (U+FFFD).</w:t>
             </w:r>
             <w:r>
               <w:t xml:space="preserve"> </w:t>
             </w:r>
             <w:r>
-              <w:t xml:space="preserve">The precomposed letter with vowel </w:t>
-            </w:r>
-            <w:proofErr w:type="gramStart"/>
-            <w:r>
-              <w:t>are</w:t>
-            </w:r>
-            <w:proofErr w:type="gramEnd"/>
-            <w:r>
-              <w:t xml:space="preserve"> included here not just for Yiddish, but because the Unicode normalisation NFC will create them from the decomposed form.</w:t>
+              <w:t>The precomposed letter with vowel are included here not just for Yiddish, but because the Unicode normalisation NFC will create them from the decomposed form.</w:t>
             </w:r>
           </w:p>
           <w:p>
@@ -19231,36 +17856,15 @@
             <w:pPr>
               <w:pStyle w:val="TAN"/>
             </w:pPr>
-            <w:proofErr w:type="spellStart"/>
-            <w:r>
-              <w:t>SS3</w:t>
-            </w:r>
-            <w:proofErr w:type="spellEnd"/>
-            <w:r>
-              <w:t>:</w:t>
+            <w:r>
+              <w:t>SS3:</w:t>
             </w:r>
             <w:r>
               <w:tab/>
               <w:t xml:space="preserve">SINGLE SHIFT THREE; This code is reserved for the extension to another extension table. </w:t>
             </w:r>
             <w:r>
-              <w:t xml:space="preserve">When splitting a message text into </w:t>
-            </w:r>
-            <w:proofErr w:type="spellStart"/>
-            <w:r>
-              <w:t>submessages</w:t>
-            </w:r>
-            <w:proofErr w:type="spellEnd"/>
-            <w:r>
-              <w:t xml:space="preserve">, there must be no cut right after an </w:t>
-            </w:r>
-            <w:proofErr w:type="spellStart"/>
-            <w:r>
-              <w:t>SS3</w:t>
-            </w:r>
-            <w:proofErr w:type="spellEnd"/>
-            <w:r>
-              <w:t>.</w:t>
+              <w:t>When splitting a message text into submessages, there must be no cut right after an SS3.</w:t>
             </w:r>
           </w:p>
         </w:tc>
